--- a/print/uk.docx
+++ b/print/uk.docx
@@ -12,12 +12,12 @@
           <w:sz w:val="34"/>
           <w:szCs w:val="34"/>
         </w:rPr>
-        <w:t xml:space="preserve">英国九校 · 本科录取要求（一校一页）</w:t>
+        <w:t xml:space="preserve">英国九校 · 本科录取要求</w:t>
       </w:r>
     </w:p>
     <w:p>
       <w:pPr>
-        <w:spacing w:before="0" w:after="20"/>
+        <w:spacing w:before="0" w:after="140"/>
       </w:pPr>
       <w:r>
         <w:rPr>
@@ -26,19 +26,6 @@
           <w:szCs w:val="18"/>
         </w:rPr>
         <w:t xml:space="preserve">2027 年 9 月入学　·　9 所学校　·　数据核对 2026-09　·　完整可搜索版 https://mtennnn.cn</w:t>
-      </w:r>
-    </w:p>
-    <w:p>
-      <w:pPr>
-        <w:spacing w:before="0" w:after="140"/>
-      </w:pPr>
-      <w:r>
-        <w:rPr>
-          <w:color w:val="555555"/>
-          <w:sz w:val="17"/>
-          <w:szCs w:val="17"/>
-        </w:rPr>
-        <w:t xml:space="preserve">横版 A4。双面打印请在打印设置里选「长边翻页」，否则背面会上下倒过来。</w:t>
       </w:r>
     </w:p>
     <w:p>

--- a/print/uk.docx
+++ b/print/uk.docx
@@ -17,7 +17,7 @@
     </w:p>
     <w:p>
       <w:pPr>
-        <w:spacing w:before="0" w:after="140"/>
+        <w:spacing w:before="0" w:after="20"/>
       </w:pPr>
       <w:r>
         <w:rPr>
@@ -25,7 +25,23 @@
           <w:sz w:val="18"/>
           <w:szCs w:val="18"/>
         </w:rPr>
-        <w:t xml:space="preserve">2027 年 9 月入学　·　9 所学校　·　数据核对 2026-09　·　完整可搜索版 https://mtennnn.cn</w:t>
+        <w:t xml:space="preserve">2027 年 9 月入学　·　收录 239 个专业　·　9 所学校　·　数据核对 2026-09　·　完整可搜索版 https://mtennnn.cn</w:t>
+      </w:r>
+    </w:p>
+    <w:p>
+      <w:pPr>
+        <w:pBdr>
+          <w:top w:val="single" w:sz="4" w:space="3" w:color="CCCCCC"/>
+        </w:pBdr>
+        <w:spacing w:before="0" w:after="140"/>
+      </w:pPr>
+      <w:r>
+        <w:rPr>
+          <w:color w:val="555555"/>
+          <w:sz w:val="15"/>
+          <w:szCs w:val="15"/>
+        </w:rPr>
+        <w:t xml:space="preserve">本册为选编：收录各校在 10 个热门学科方向（生化医药 / 物理 / 工程 / 经管金融 / 计算机数据 / 统计数学 / 教育 / 人文语言 / 社科法律 / 传媒）的本科课程，不是完整的本科专业目录；各校全部课程请以官网为准。</w:t>
       </w:r>
     </w:p>
     <w:p>
@@ -190,7 +206,7 @@
                 <w:sz w:val="15"/>
                 <w:szCs w:val="15"/>
               </w:rPr>
-              <w:t xml:space="preserve">牛津 · 25 项 · 第 1 / 9 所学校　|　来源 mtennnn.cn　|　数据核对 2026-09</w:t>
+              <w:t xml:space="preserve">牛津 · 收录 25 项 · 第 1 / 9 所学校　|　来源 mtennnn.cn　|　数据核对 2026-09</w:t>
             </w:r>
           </w:p>
         </w:tc>
@@ -5336,7 +5352,7 @@
                 <w:sz w:val="15"/>
                 <w:szCs w:val="15"/>
               </w:rPr>
-              <w:t xml:space="preserve">剑桥 · 25 项 · 第 2 / 9 所学校　|　来源 mtennnn.cn　|　数据核对 2026-09</w:t>
+              <w:t xml:space="preserve">剑桥 · 收录 25 项 · 第 2 / 9 所学校　|　来源 mtennnn.cn　|　数据核对 2026-09</w:t>
             </w:r>
           </w:p>
         </w:tc>
@@ -10486,7 +10502,7 @@
                 <w:sz w:val="15"/>
                 <w:szCs w:val="15"/>
               </w:rPr>
-              <w:t xml:space="preserve">帝国理工 · 16 项 · 第 3 / 9 所学校　|　来源 mtennnn.cn　|　数据核对 2026-09</w:t>
+              <w:t xml:space="preserve">帝国理工 · 收录 16 项 · 第 3 / 9 所学校　|　来源 mtennnn.cn　|　数据核对 2026-09</w:t>
             </w:r>
           </w:p>
         </w:tc>
@@ -13901,7 +13917,7 @@
                 <w:sz w:val="15"/>
                 <w:szCs w:val="15"/>
               </w:rPr>
-              <w:t xml:space="preserve">LSE · 23 项 · 第 4 / 9 所学校　|　来源 mtennnn.cn　|　数据核对 2026-09</w:t>
+              <w:t xml:space="preserve">LSE · 收录 23 项 · 第 4 / 9 所学校　|　来源 mtennnn.cn　|　数据核对 2026-09</w:t>
             </w:r>
           </w:p>
         </w:tc>
@@ -18673,7 +18689,7 @@
                 <w:sz w:val="15"/>
                 <w:szCs w:val="15"/>
               </w:rPr>
-              <w:t xml:space="preserve">UCL · 33 项 · 第 5 / 9 所学校　|　来源 mtennnn.cn　|　数据核对 2026-09</w:t>
+              <w:t xml:space="preserve">UCL · 收录 33 项 · 第 5 / 9 所学校　|　来源 mtennnn.cn　|　数据核对 2026-09</w:t>
             </w:r>
           </w:p>
         </w:tc>
@@ -25360,7 +25376,7 @@
                 <w:sz w:val="15"/>
                 <w:szCs w:val="15"/>
               </w:rPr>
-              <w:t xml:space="preserve">KCL · 32 项 · 第 6 / 9 所学校　|　来源 mtennnn.cn　|　数据核对 2026-09</w:t>
+              <w:t xml:space="preserve">KCL · 收录 32 项 · 第 6 / 9 所学校　|　来源 mtennnn.cn　|　数据核对 2026-09</w:t>
             </w:r>
           </w:p>
         </w:tc>
@@ -31869,7 +31885,7 @@
                 <w:sz w:val="15"/>
                 <w:szCs w:val="15"/>
               </w:rPr>
-              <w:t xml:space="preserve">曼大 · 25 项 · 第 7 / 9 所学校　|　来源 mtennnn.cn　|　数据核对 2026-09</w:t>
+              <w:t xml:space="preserve">曼大 · 收录 25 项 · 第 7 / 9 所学校　|　来源 mtennnn.cn　|　数据核对 2026-09</w:t>
             </w:r>
           </w:p>
         </w:tc>
@@ -37037,7 +37053,7 @@
                 <w:sz w:val="15"/>
                 <w:szCs w:val="15"/>
               </w:rPr>
-              <w:t xml:space="preserve">爱丁堡 · 37 项 · 第 8 / 9 所学校　|　来源 mtennnn.cn　|　数据核对 2026-09</w:t>
+              <w:t xml:space="preserve">爱丁堡 · 收录 37 项 · 第 8 / 9 所学校　|　来源 mtennnn.cn　|　数据核对 2026-09</w:t>
             </w:r>
           </w:p>
         </w:tc>
@@ -44507,7 +44523,7 @@
                 <w:sz w:val="15"/>
                 <w:szCs w:val="15"/>
               </w:rPr>
-              <w:t xml:space="preserve">华威 · 23 项 · 第 9 / 9 所学校　|　来源 mtennnn.cn　|　数据核对 2026-09</w:t>
+              <w:t xml:space="preserve">华威 · 收录 23 项 · 第 9 / 9 所学校　|　来源 mtennnn.cn　|　数据核对 2026-09</w:t>
             </w:r>
           </w:p>
         </w:tc>

--- a/print/uk.docx
+++ b/print/uk.docx
@@ -52,6 +52,7 @@
       <w:r>
         <w:rPr>
           <w:b/>
+          <w:color w:val="7C0F28"/>
           <w:sz w:val="30"/>
           <w:szCs w:val="30"/>
         </w:rPr>
@@ -193,7 +194,7 @@
           <w:tcPr>
             <w:tcW w:w="15818" w:type="dxa"/>
             <w:gridSpan w:val="9"/>
-            <w:shd w:val="clear" w:color="auto" w:fill="F2F2F2"/>
+            <w:shd w:val="clear" w:color="auto" w:fill="F3E9EC"/>
             <w:vAlign w:val="top"/>
           </w:tcPr>
           <w:p>
@@ -218,7 +219,7 @@
         <w:tc>
           <w:tcPr>
             <w:tcW w:w="3164" w:type="dxa"/>
-            <w:shd w:val="clear" w:color="auto" w:fill="E4E4E4"/>
+            <w:shd w:val="clear" w:color="auto" w:fill="E7D4D8"/>
             <w:vAlign w:val="top"/>
           </w:tcPr>
           <w:p>
@@ -238,7 +239,7 @@
         <w:tc>
           <w:tcPr>
             <w:tcW w:w="1265" w:type="dxa"/>
-            <w:shd w:val="clear" w:color="auto" w:fill="E4E4E4"/>
+            <w:shd w:val="clear" w:color="auto" w:fill="E7D4D8"/>
             <w:vAlign w:val="top"/>
           </w:tcPr>
           <w:p>
@@ -258,7 +259,7 @@
         <w:tc>
           <w:tcPr>
             <w:tcW w:w="1107" w:type="dxa"/>
-            <w:shd w:val="clear" w:color="auto" w:fill="E4E4E4"/>
+            <w:shd w:val="clear" w:color="auto" w:fill="E7D4D8"/>
             <w:vAlign w:val="top"/>
           </w:tcPr>
           <w:p>
@@ -278,7 +279,7 @@
         <w:tc>
           <w:tcPr>
             <w:tcW w:w="2373" w:type="dxa"/>
-            <w:shd w:val="clear" w:color="auto" w:fill="E4E4E4"/>
+            <w:shd w:val="clear" w:color="auto" w:fill="E7D4D8"/>
             <w:vAlign w:val="top"/>
           </w:tcPr>
           <w:p>
@@ -298,7 +299,7 @@
         <w:tc>
           <w:tcPr>
             <w:tcW w:w="949" w:type="dxa"/>
-            <w:shd w:val="clear" w:color="auto" w:fill="E4E4E4"/>
+            <w:shd w:val="clear" w:color="auto" w:fill="E7D4D8"/>
             <w:vAlign w:val="top"/>
           </w:tcPr>
           <w:p>
@@ -318,7 +319,7 @@
         <w:tc>
           <w:tcPr>
             <w:tcW w:w="1107" w:type="dxa"/>
-            <w:shd w:val="clear" w:color="auto" w:fill="E4E4E4"/>
+            <w:shd w:val="clear" w:color="auto" w:fill="E7D4D8"/>
             <w:vAlign w:val="top"/>
           </w:tcPr>
           <w:p>
@@ -338,7 +339,7 @@
         <w:tc>
           <w:tcPr>
             <w:tcW w:w="2215" w:type="dxa"/>
-            <w:shd w:val="clear" w:color="auto" w:fill="E4E4E4"/>
+            <w:shd w:val="clear" w:color="auto" w:fill="E7D4D8"/>
             <w:vAlign w:val="top"/>
           </w:tcPr>
           <w:p>
@@ -358,7 +359,7 @@
         <w:tc>
           <w:tcPr>
             <w:tcW w:w="1740" w:type="dxa"/>
-            <w:shd w:val="clear" w:color="auto" w:fill="E4E4E4"/>
+            <w:shd w:val="clear" w:color="auto" w:fill="E7D4D8"/>
             <w:vAlign w:val="top"/>
           </w:tcPr>
           <w:p>
@@ -378,7 +379,7 @@
         <w:tc>
           <w:tcPr>
             <w:tcW w:w="1898" w:type="dxa"/>
-            <w:shd w:val="clear" w:color="auto" w:fill="E4E4E4"/>
+            <w:shd w:val="clear" w:color="auto" w:fill="E7D4D8"/>
             <w:vAlign w:val="top"/>
           </w:tcPr>
           <w:p>
@@ -549,6 +550,17 @@
               </w:rPr>
               <w:t xml:space="preserve">TOEFL 110 / —</w:t>
             </w:r>
+            <w:r>
+              <w:br/>
+            </w:r>
+            <w:r>
+              <w:rPr>
+                <w:color w:val="666666"/>
+                <w:sz w:val="13"/>
+                <w:szCs w:val="13"/>
+              </w:rPr>
+              <w:t xml:space="preserve">EFL B/6 · ESL 不接受</w:t>
+            </w:r>
           </w:p>
         </w:tc>
         <w:tc>
@@ -741,6 +753,17 @@
               </w:rPr>
               <w:t xml:space="preserve">TOEFL 110 / —</w:t>
             </w:r>
+            <w:r>
+              <w:br/>
+            </w:r>
+            <w:r>
+              <w:rPr>
+                <w:color w:val="666666"/>
+                <w:sz w:val="13"/>
+                <w:szCs w:val="13"/>
+              </w:rPr>
+              <w:t xml:space="preserve">EFL B/6 · ESL 不接受</w:t>
+            </w:r>
           </w:p>
         </w:tc>
         <w:tc>
@@ -932,6 +955,17 @@
               </w:rPr>
               <w:t xml:space="preserve">TOEFL 110 / —</w:t>
             </w:r>
+            <w:r>
+              <w:br/>
+            </w:r>
+            <w:r>
+              <w:rPr>
+                <w:color w:val="666666"/>
+                <w:sz w:val="13"/>
+                <w:szCs w:val="13"/>
+              </w:rPr>
+              <w:t xml:space="preserve">EFL B/6 · ESL 不接受</w:t>
+            </w:r>
           </w:p>
         </w:tc>
         <w:tc>
@@ -1124,6 +1158,17 @@
               </w:rPr>
               <w:t xml:space="preserve">TOEFL 110 / —</w:t>
             </w:r>
+            <w:r>
+              <w:br/>
+            </w:r>
+            <w:r>
+              <w:rPr>
+                <w:color w:val="666666"/>
+                <w:sz w:val="13"/>
+                <w:szCs w:val="13"/>
+              </w:rPr>
+              <w:t xml:space="preserve">EFL B/6 · ESL 不接受</w:t>
+            </w:r>
           </w:p>
         </w:tc>
         <w:tc>
@@ -1315,6 +1360,17 @@
               </w:rPr>
               <w:t xml:space="preserve">TOEFL 110 / —</w:t>
             </w:r>
+            <w:r>
+              <w:br/>
+            </w:r>
+            <w:r>
+              <w:rPr>
+                <w:color w:val="666666"/>
+                <w:sz w:val="13"/>
+                <w:szCs w:val="13"/>
+              </w:rPr>
+              <w:t xml:space="preserve">EFL B/6 · ESL 不接受</w:t>
+            </w:r>
           </w:p>
         </w:tc>
         <w:tc>
@@ -1506,6 +1562,17 @@
               </w:rPr>
               <w:t xml:space="preserve">TOEFL 110 / —</w:t>
             </w:r>
+            <w:r>
+              <w:br/>
+            </w:r>
+            <w:r>
+              <w:rPr>
+                <w:color w:val="666666"/>
+                <w:sz w:val="13"/>
+                <w:szCs w:val="13"/>
+              </w:rPr>
+              <w:t xml:space="preserve">EFL B/6 · ESL 不接受</w:t>
+            </w:r>
           </w:p>
         </w:tc>
         <w:tc>
@@ -1697,6 +1764,17 @@
               </w:rPr>
               <w:t xml:space="preserve">TOEFL 110 / —</w:t>
             </w:r>
+            <w:r>
+              <w:br/>
+            </w:r>
+            <w:r>
+              <w:rPr>
+                <w:color w:val="666666"/>
+                <w:sz w:val="13"/>
+                <w:szCs w:val="13"/>
+              </w:rPr>
+              <w:t xml:space="preserve">EFL B/6 · ESL 不接受</w:t>
+            </w:r>
           </w:p>
         </w:tc>
         <w:tc>
@@ -1888,6 +1966,17 @@
               </w:rPr>
               <w:t xml:space="preserve">TOEFL 110 / —</w:t>
             </w:r>
+            <w:r>
+              <w:br/>
+            </w:r>
+            <w:r>
+              <w:rPr>
+                <w:color w:val="666666"/>
+                <w:sz w:val="13"/>
+                <w:szCs w:val="13"/>
+              </w:rPr>
+              <w:t xml:space="preserve">EFL B/6 · ESL 不接受</w:t>
+            </w:r>
           </w:p>
         </w:tc>
         <w:tc>
@@ -2079,6 +2168,17 @@
               </w:rPr>
               <w:t xml:space="preserve">TOEFL 110 / —</w:t>
             </w:r>
+            <w:r>
+              <w:br/>
+            </w:r>
+            <w:r>
+              <w:rPr>
+                <w:color w:val="666666"/>
+                <w:sz w:val="13"/>
+                <w:szCs w:val="13"/>
+              </w:rPr>
+              <w:t xml:space="preserve">EFL B/6 · ESL 不接受</w:t>
+            </w:r>
           </w:p>
         </w:tc>
         <w:tc>
@@ -2270,6 +2370,17 @@
               </w:rPr>
               <w:t xml:space="preserve">TOEFL 110 / —</w:t>
             </w:r>
+            <w:r>
+              <w:br/>
+            </w:r>
+            <w:r>
+              <w:rPr>
+                <w:color w:val="666666"/>
+                <w:sz w:val="13"/>
+                <w:szCs w:val="13"/>
+              </w:rPr>
+              <w:t xml:space="preserve">EFL B/6 · ESL 不接受</w:t>
+            </w:r>
           </w:p>
         </w:tc>
         <w:tc>
@@ -2461,6 +2572,17 @@
               </w:rPr>
               <w:t xml:space="preserve">TOEFL 110 / —</w:t>
             </w:r>
+            <w:r>
+              <w:br/>
+            </w:r>
+            <w:r>
+              <w:rPr>
+                <w:color w:val="666666"/>
+                <w:sz w:val="13"/>
+                <w:szCs w:val="13"/>
+              </w:rPr>
+              <w:t xml:space="preserve">EFL B/6 · ESL 不接受</w:t>
+            </w:r>
           </w:p>
         </w:tc>
         <w:tc>
@@ -2652,6 +2774,17 @@
               </w:rPr>
               <w:t xml:space="preserve">TOEFL 110 / —</w:t>
             </w:r>
+            <w:r>
+              <w:br/>
+            </w:r>
+            <w:r>
+              <w:rPr>
+                <w:color w:val="666666"/>
+                <w:sz w:val="13"/>
+                <w:szCs w:val="13"/>
+              </w:rPr>
+              <w:t xml:space="preserve">EFL B/6 · ESL 不接受</w:t>
+            </w:r>
           </w:p>
         </w:tc>
         <w:tc>
@@ -2843,6 +2976,17 @@
               </w:rPr>
               <w:t xml:space="preserve">TOEFL 110 / —</w:t>
             </w:r>
+            <w:r>
+              <w:br/>
+            </w:r>
+            <w:r>
+              <w:rPr>
+                <w:color w:val="666666"/>
+                <w:sz w:val="13"/>
+                <w:szCs w:val="13"/>
+              </w:rPr>
+              <w:t xml:space="preserve">EFL B/6 · ESL 不接受</w:t>
+            </w:r>
           </w:p>
         </w:tc>
         <w:tc>
@@ -3035,6 +3179,17 @@
               </w:rPr>
               <w:t xml:space="preserve">TOEFL 110 / —</w:t>
             </w:r>
+            <w:r>
+              <w:br/>
+            </w:r>
+            <w:r>
+              <w:rPr>
+                <w:color w:val="666666"/>
+                <w:sz w:val="13"/>
+                <w:szCs w:val="13"/>
+              </w:rPr>
+              <w:t xml:space="preserve">EFL B/6 · ESL 不接受</w:t>
+            </w:r>
           </w:p>
         </w:tc>
         <w:tc>
@@ -3226,6 +3381,17 @@
               </w:rPr>
               <w:t xml:space="preserve">TOEFL 110 / —</w:t>
             </w:r>
+            <w:r>
+              <w:br/>
+            </w:r>
+            <w:r>
+              <w:rPr>
+                <w:color w:val="666666"/>
+                <w:sz w:val="13"/>
+                <w:szCs w:val="13"/>
+              </w:rPr>
+              <w:t xml:space="preserve">EFL B/6 · ESL 不接受</w:t>
+            </w:r>
           </w:p>
         </w:tc>
         <w:tc>
@@ -3418,6 +3584,17 @@
               </w:rPr>
               <w:t xml:space="preserve">TOEFL 110 / —</w:t>
             </w:r>
+            <w:r>
+              <w:br/>
+            </w:r>
+            <w:r>
+              <w:rPr>
+                <w:color w:val="666666"/>
+                <w:sz w:val="13"/>
+                <w:szCs w:val="13"/>
+              </w:rPr>
+              <w:t xml:space="preserve">EFL B/6 · ESL 不接受</w:t>
+            </w:r>
           </w:p>
         </w:tc>
         <w:tc>
@@ -3610,6 +3787,17 @@
               </w:rPr>
               <w:t xml:space="preserve">TOEFL 110 / —</w:t>
             </w:r>
+            <w:r>
+              <w:br/>
+            </w:r>
+            <w:r>
+              <w:rPr>
+                <w:color w:val="666666"/>
+                <w:sz w:val="13"/>
+                <w:szCs w:val="13"/>
+              </w:rPr>
+              <w:t xml:space="preserve">EFL B/6 · ESL 不接受</w:t>
+            </w:r>
           </w:p>
         </w:tc>
         <w:tc>
@@ -3802,6 +3990,17 @@
               </w:rPr>
               <w:t xml:space="preserve">TOEFL 110 / —</w:t>
             </w:r>
+            <w:r>
+              <w:br/>
+            </w:r>
+            <w:r>
+              <w:rPr>
+                <w:color w:val="666666"/>
+                <w:sz w:val="13"/>
+                <w:szCs w:val="13"/>
+              </w:rPr>
+              <w:t xml:space="preserve">EFL B/6 · ESL 不接受</w:t>
+            </w:r>
           </w:p>
         </w:tc>
         <w:tc>
@@ -3995,6 +4194,17 @@
               </w:rPr>
               <w:t xml:space="preserve">TOEFL 110 / —</w:t>
             </w:r>
+            <w:r>
+              <w:br/>
+            </w:r>
+            <w:r>
+              <w:rPr>
+                <w:color w:val="666666"/>
+                <w:sz w:val="13"/>
+                <w:szCs w:val="13"/>
+              </w:rPr>
+              <w:t xml:space="preserve">EFL B/6 · ESL 不接受</w:t>
+            </w:r>
           </w:p>
         </w:tc>
         <w:tc>
@@ -4187,6 +4397,17 @@
               </w:rPr>
               <w:t xml:space="preserve">TOEFL 110 / —</w:t>
             </w:r>
+            <w:r>
+              <w:br/>
+            </w:r>
+            <w:r>
+              <w:rPr>
+                <w:color w:val="666666"/>
+                <w:sz w:val="13"/>
+                <w:szCs w:val="13"/>
+              </w:rPr>
+              <w:t xml:space="preserve">EFL B/6 · ESL 不接受</w:t>
+            </w:r>
           </w:p>
         </w:tc>
         <w:tc>
@@ -4379,6 +4600,17 @@
               </w:rPr>
               <w:t xml:space="preserve">TOEFL 110 / —</w:t>
             </w:r>
+            <w:r>
+              <w:br/>
+            </w:r>
+            <w:r>
+              <w:rPr>
+                <w:color w:val="666666"/>
+                <w:sz w:val="13"/>
+                <w:szCs w:val="13"/>
+              </w:rPr>
+              <w:t xml:space="preserve">EFL B/6 · ESL 不接受</w:t>
+            </w:r>
           </w:p>
         </w:tc>
         <w:tc>
@@ -4571,6 +4803,17 @@
               </w:rPr>
               <w:t xml:space="preserve">TOEFL 110 / —</w:t>
             </w:r>
+            <w:r>
+              <w:br/>
+            </w:r>
+            <w:r>
+              <w:rPr>
+                <w:color w:val="666666"/>
+                <w:sz w:val="13"/>
+                <w:szCs w:val="13"/>
+              </w:rPr>
+              <w:t xml:space="preserve">EFL B/6 · ESL 不接受</w:t>
+            </w:r>
           </w:p>
         </w:tc>
         <w:tc>
@@ -4763,6 +5006,17 @@
               </w:rPr>
               <w:t xml:space="preserve">TOEFL 110 / —</w:t>
             </w:r>
+            <w:r>
+              <w:br/>
+            </w:r>
+            <w:r>
+              <w:rPr>
+                <w:color w:val="666666"/>
+                <w:sz w:val="13"/>
+                <w:szCs w:val="13"/>
+              </w:rPr>
+              <w:t xml:space="preserve">EFL B/6 · ESL 不接受</w:t>
+            </w:r>
           </w:p>
         </w:tc>
         <w:tc>
@@ -4956,6 +5210,17 @@
               </w:rPr>
               <w:t xml:space="preserve">TOEFL 110 / —</w:t>
             </w:r>
+            <w:r>
+              <w:br/>
+            </w:r>
+            <w:r>
+              <w:rPr>
+                <w:color w:val="666666"/>
+                <w:sz w:val="13"/>
+                <w:szCs w:val="13"/>
+              </w:rPr>
+              <w:t xml:space="preserve">EFL B/6 · ESL 不接受</w:t>
+            </w:r>
           </w:p>
         </w:tc>
         <w:tc>
@@ -5146,6 +5411,17 @@
                 <w:szCs w:val="14"/>
               </w:rPr>
               <w:t xml:space="preserve">TOEFL 110 / —</w:t>
+            </w:r>
+            <w:r>
+              <w:br/>
+            </w:r>
+            <w:r>
+              <w:rPr>
+                <w:color w:val="666666"/>
+                <w:sz w:val="13"/>
+                <w:szCs w:val="13"/>
+              </w:rPr>
+              <w:t xml:space="preserve">EFL B/6 · ESL 不接受</w:t>
             </w:r>
           </w:p>
         </w:tc>
@@ -5198,6 +5474,7 @@
       <w:r>
         <w:rPr>
           <w:b/>
+          <w:color w:val="0F4C81"/>
           <w:sz w:val="30"/>
           <w:szCs w:val="30"/>
         </w:rPr>
@@ -5339,7 +5616,7 @@
           <w:tcPr>
             <w:tcW w:w="15818" w:type="dxa"/>
             <w:gridSpan w:val="9"/>
-            <w:shd w:val="clear" w:color="auto" w:fill="F2F2F2"/>
+            <w:shd w:val="clear" w:color="auto" w:fill="E9EFF4"/>
             <w:vAlign w:val="top"/>
           </w:tcPr>
           <w:p>
@@ -5364,7 +5641,7 @@
         <w:tc>
           <w:tcPr>
             <w:tcW w:w="3164" w:type="dxa"/>
-            <w:shd w:val="clear" w:color="auto" w:fill="E4E4E4"/>
+            <w:shd w:val="clear" w:color="auto" w:fill="D4DFE8"/>
             <w:vAlign w:val="top"/>
           </w:tcPr>
           <w:p>
@@ -5384,7 +5661,7 @@
         <w:tc>
           <w:tcPr>
             <w:tcW w:w="1265" w:type="dxa"/>
-            <w:shd w:val="clear" w:color="auto" w:fill="E4E4E4"/>
+            <w:shd w:val="clear" w:color="auto" w:fill="D4DFE8"/>
             <w:vAlign w:val="top"/>
           </w:tcPr>
           <w:p>
@@ -5404,7 +5681,7 @@
         <w:tc>
           <w:tcPr>
             <w:tcW w:w="1107" w:type="dxa"/>
-            <w:shd w:val="clear" w:color="auto" w:fill="E4E4E4"/>
+            <w:shd w:val="clear" w:color="auto" w:fill="D4DFE8"/>
             <w:vAlign w:val="top"/>
           </w:tcPr>
           <w:p>
@@ -5424,7 +5701,7 @@
         <w:tc>
           <w:tcPr>
             <w:tcW w:w="2373" w:type="dxa"/>
-            <w:shd w:val="clear" w:color="auto" w:fill="E4E4E4"/>
+            <w:shd w:val="clear" w:color="auto" w:fill="D4DFE8"/>
             <w:vAlign w:val="top"/>
           </w:tcPr>
           <w:p>
@@ -5444,7 +5721,7 @@
         <w:tc>
           <w:tcPr>
             <w:tcW w:w="949" w:type="dxa"/>
-            <w:shd w:val="clear" w:color="auto" w:fill="E4E4E4"/>
+            <w:shd w:val="clear" w:color="auto" w:fill="D4DFE8"/>
             <w:vAlign w:val="top"/>
           </w:tcPr>
           <w:p>
@@ -5464,7 +5741,7 @@
         <w:tc>
           <w:tcPr>
             <w:tcW w:w="1107" w:type="dxa"/>
-            <w:shd w:val="clear" w:color="auto" w:fill="E4E4E4"/>
+            <w:shd w:val="clear" w:color="auto" w:fill="D4DFE8"/>
             <w:vAlign w:val="top"/>
           </w:tcPr>
           <w:p>
@@ -5484,7 +5761,7 @@
         <w:tc>
           <w:tcPr>
             <w:tcW w:w="2215" w:type="dxa"/>
-            <w:shd w:val="clear" w:color="auto" w:fill="E4E4E4"/>
+            <w:shd w:val="clear" w:color="auto" w:fill="D4DFE8"/>
             <w:vAlign w:val="top"/>
           </w:tcPr>
           <w:p>
@@ -5504,7 +5781,7 @@
         <w:tc>
           <w:tcPr>
             <w:tcW w:w="1740" w:type="dxa"/>
-            <w:shd w:val="clear" w:color="auto" w:fill="E4E4E4"/>
+            <w:shd w:val="clear" w:color="auto" w:fill="D4DFE8"/>
             <w:vAlign w:val="top"/>
           </w:tcPr>
           <w:p>
@@ -5524,7 +5801,7 @@
         <w:tc>
           <w:tcPr>
             <w:tcW w:w="1898" w:type="dxa"/>
-            <w:shd w:val="clear" w:color="auto" w:fill="E4E4E4"/>
+            <w:shd w:val="clear" w:color="auto" w:fill="D4DFE8"/>
             <w:vAlign w:val="top"/>
           </w:tcPr>
           <w:p>
@@ -5694,6 +5971,17 @@
               </w:rPr>
               <w:t xml:space="preserve">TOEFL — / —</w:t>
             </w:r>
+            <w:r>
+              <w:br/>
+            </w:r>
+            <w:r>
+              <w:rPr>
+                <w:color w:val="666666"/>
+                <w:sz w:val="13"/>
+                <w:szCs w:val="13"/>
+              </w:rPr>
+              <w:t xml:space="preserve">EFL 未列 · ESL 未列</w:t>
+            </w:r>
           </w:p>
         </w:tc>
         <w:tc>
@@ -5885,6 +6173,17 @@
               </w:rPr>
               <w:t xml:space="preserve">TOEFL — / —</w:t>
             </w:r>
+            <w:r>
+              <w:br/>
+            </w:r>
+            <w:r>
+              <w:rPr>
+                <w:color w:val="666666"/>
+                <w:sz w:val="13"/>
+                <w:szCs w:val="13"/>
+              </w:rPr>
+              <w:t xml:space="preserve">EFL 未列 · ESL 未列</w:t>
+            </w:r>
           </w:p>
         </w:tc>
         <w:tc>
@@ -6076,6 +6375,17 @@
               </w:rPr>
               <w:t xml:space="preserve">TOEFL — / —</w:t>
             </w:r>
+            <w:r>
+              <w:br/>
+            </w:r>
+            <w:r>
+              <w:rPr>
+                <w:color w:val="666666"/>
+                <w:sz w:val="13"/>
+                <w:szCs w:val="13"/>
+              </w:rPr>
+              <w:t xml:space="preserve">EFL 未列 · ESL 未列</w:t>
+            </w:r>
           </w:p>
         </w:tc>
         <w:tc>
@@ -6267,6 +6577,17 @@
               </w:rPr>
               <w:t xml:space="preserve">TOEFL — / —</w:t>
             </w:r>
+            <w:r>
+              <w:br/>
+            </w:r>
+            <w:r>
+              <w:rPr>
+                <w:color w:val="666666"/>
+                <w:sz w:val="13"/>
+                <w:szCs w:val="13"/>
+              </w:rPr>
+              <w:t xml:space="preserve">EFL 未列 · ESL 未列</w:t>
+            </w:r>
           </w:p>
         </w:tc>
         <w:tc>
@@ -6458,6 +6779,17 @@
               </w:rPr>
               <w:t xml:space="preserve">TOEFL — / —</w:t>
             </w:r>
+            <w:r>
+              <w:br/>
+            </w:r>
+            <w:r>
+              <w:rPr>
+                <w:color w:val="666666"/>
+                <w:sz w:val="13"/>
+                <w:szCs w:val="13"/>
+              </w:rPr>
+              <w:t xml:space="preserve">EFL 未列 · ESL 未列</w:t>
+            </w:r>
           </w:p>
         </w:tc>
         <w:tc>
@@ -6649,6 +6981,17 @@
               </w:rPr>
               <w:t xml:space="preserve">TOEFL — / —</w:t>
             </w:r>
+            <w:r>
+              <w:br/>
+            </w:r>
+            <w:r>
+              <w:rPr>
+                <w:color w:val="666666"/>
+                <w:sz w:val="13"/>
+                <w:szCs w:val="13"/>
+              </w:rPr>
+              <w:t xml:space="preserve">EFL 未列 · ESL 未列</w:t>
+            </w:r>
           </w:p>
         </w:tc>
         <w:tc>
@@ -6840,6 +7183,17 @@
               </w:rPr>
               <w:t xml:space="preserve">TOEFL — / —</w:t>
             </w:r>
+            <w:r>
+              <w:br/>
+            </w:r>
+            <w:r>
+              <w:rPr>
+                <w:color w:val="666666"/>
+                <w:sz w:val="13"/>
+                <w:szCs w:val="13"/>
+              </w:rPr>
+              <w:t xml:space="preserve">EFL 未列 · ESL 未列</w:t>
+            </w:r>
           </w:p>
         </w:tc>
         <w:tc>
@@ -7032,6 +7386,17 @@
               </w:rPr>
               <w:t xml:space="preserve">TOEFL — / —</w:t>
             </w:r>
+            <w:r>
+              <w:br/>
+            </w:r>
+            <w:r>
+              <w:rPr>
+                <w:color w:val="666666"/>
+                <w:sz w:val="13"/>
+                <w:szCs w:val="13"/>
+              </w:rPr>
+              <w:t xml:space="preserve">EFL 未列 · ESL 未列</w:t>
+            </w:r>
           </w:p>
         </w:tc>
         <w:tc>
@@ -7223,6 +7588,17 @@
               </w:rPr>
               <w:t xml:space="preserve">TOEFL — / —</w:t>
             </w:r>
+            <w:r>
+              <w:br/>
+            </w:r>
+            <w:r>
+              <w:rPr>
+                <w:color w:val="666666"/>
+                <w:sz w:val="13"/>
+                <w:szCs w:val="13"/>
+              </w:rPr>
+              <w:t xml:space="preserve">EFL 未列 · ESL 未列</w:t>
+            </w:r>
           </w:p>
         </w:tc>
         <w:tc>
@@ -7415,6 +7791,17 @@
               </w:rPr>
               <w:t xml:space="preserve">TOEFL — / —</w:t>
             </w:r>
+            <w:r>
+              <w:br/>
+            </w:r>
+            <w:r>
+              <w:rPr>
+                <w:color w:val="666666"/>
+                <w:sz w:val="13"/>
+                <w:szCs w:val="13"/>
+              </w:rPr>
+              <w:t xml:space="preserve">EFL 未列 · ESL 未列</w:t>
+            </w:r>
           </w:p>
         </w:tc>
         <w:tc>
@@ -7607,6 +7994,17 @@
               </w:rPr>
               <w:t xml:space="preserve">TOEFL — / —</w:t>
             </w:r>
+            <w:r>
+              <w:br/>
+            </w:r>
+            <w:r>
+              <w:rPr>
+                <w:color w:val="666666"/>
+                <w:sz w:val="13"/>
+                <w:szCs w:val="13"/>
+              </w:rPr>
+              <w:t xml:space="preserve">EFL 未列 · ESL 未列</w:t>
+            </w:r>
           </w:p>
         </w:tc>
         <w:tc>
@@ -7799,6 +8197,17 @@
               </w:rPr>
               <w:t xml:space="preserve">TOEFL — / —</w:t>
             </w:r>
+            <w:r>
+              <w:br/>
+            </w:r>
+            <w:r>
+              <w:rPr>
+                <w:color w:val="666666"/>
+                <w:sz w:val="13"/>
+                <w:szCs w:val="13"/>
+              </w:rPr>
+              <w:t xml:space="preserve">EFL 未列 · ESL 未列</w:t>
+            </w:r>
           </w:p>
         </w:tc>
         <w:tc>
@@ -7991,6 +8400,17 @@
               </w:rPr>
               <w:t xml:space="preserve">TOEFL — / —</w:t>
             </w:r>
+            <w:r>
+              <w:br/>
+            </w:r>
+            <w:r>
+              <w:rPr>
+                <w:color w:val="666666"/>
+                <w:sz w:val="13"/>
+                <w:szCs w:val="13"/>
+              </w:rPr>
+              <w:t xml:space="preserve">EFL 未列 · ESL 未列</w:t>
+            </w:r>
           </w:p>
         </w:tc>
         <w:tc>
@@ -8183,6 +8603,17 @@
               </w:rPr>
               <w:t xml:space="preserve">TOEFL — / —</w:t>
             </w:r>
+            <w:r>
+              <w:br/>
+            </w:r>
+            <w:r>
+              <w:rPr>
+                <w:color w:val="666666"/>
+                <w:sz w:val="13"/>
+                <w:szCs w:val="13"/>
+              </w:rPr>
+              <w:t xml:space="preserve">EFL 未列 · ESL 未列</w:t>
+            </w:r>
           </w:p>
         </w:tc>
         <w:tc>
@@ -8375,6 +8806,17 @@
               </w:rPr>
               <w:t xml:space="preserve">TOEFL — / —</w:t>
             </w:r>
+            <w:r>
+              <w:br/>
+            </w:r>
+            <w:r>
+              <w:rPr>
+                <w:color w:val="666666"/>
+                <w:sz w:val="13"/>
+                <w:szCs w:val="13"/>
+              </w:rPr>
+              <w:t xml:space="preserve">EFL 未列 · ESL 未列</w:t>
+            </w:r>
           </w:p>
         </w:tc>
         <w:tc>
@@ -8567,6 +9009,17 @@
               </w:rPr>
               <w:t xml:space="preserve">TOEFL — / —</w:t>
             </w:r>
+            <w:r>
+              <w:br/>
+            </w:r>
+            <w:r>
+              <w:rPr>
+                <w:color w:val="666666"/>
+                <w:sz w:val="13"/>
+                <w:szCs w:val="13"/>
+              </w:rPr>
+              <w:t xml:space="preserve">EFL 未列 · ESL 未列</w:t>
+            </w:r>
           </w:p>
         </w:tc>
         <w:tc>
@@ -8759,6 +9212,17 @@
               </w:rPr>
               <w:t xml:space="preserve">TOEFL — / —</w:t>
             </w:r>
+            <w:r>
+              <w:br/>
+            </w:r>
+            <w:r>
+              <w:rPr>
+                <w:color w:val="666666"/>
+                <w:sz w:val="13"/>
+                <w:szCs w:val="13"/>
+              </w:rPr>
+              <w:t xml:space="preserve">EFL 未列 · ESL 未列</w:t>
+            </w:r>
           </w:p>
         </w:tc>
         <w:tc>
@@ -8952,6 +9416,17 @@
               </w:rPr>
               <w:t xml:space="preserve">TOEFL — / —</w:t>
             </w:r>
+            <w:r>
+              <w:br/>
+            </w:r>
+            <w:r>
+              <w:rPr>
+                <w:color w:val="666666"/>
+                <w:sz w:val="13"/>
+                <w:szCs w:val="13"/>
+              </w:rPr>
+              <w:t xml:space="preserve">EFL 未列 · ESL 未列</w:t>
+            </w:r>
           </w:p>
         </w:tc>
         <w:tc>
@@ -9145,6 +9620,17 @@
               </w:rPr>
               <w:t xml:space="preserve">TOEFL — / —</w:t>
             </w:r>
+            <w:r>
+              <w:br/>
+            </w:r>
+            <w:r>
+              <w:rPr>
+                <w:color w:val="666666"/>
+                <w:sz w:val="13"/>
+                <w:szCs w:val="13"/>
+              </w:rPr>
+              <w:t xml:space="preserve">EFL 未列 · ESL 未列</w:t>
+            </w:r>
           </w:p>
         </w:tc>
         <w:tc>
@@ -9337,6 +9823,17 @@
               </w:rPr>
               <w:t xml:space="preserve">TOEFL — / —</w:t>
             </w:r>
+            <w:r>
+              <w:br/>
+            </w:r>
+            <w:r>
+              <w:rPr>
+                <w:color w:val="666666"/>
+                <w:sz w:val="13"/>
+                <w:szCs w:val="13"/>
+              </w:rPr>
+              <w:t xml:space="preserve">EFL 未列 · ESL 未列</w:t>
+            </w:r>
           </w:p>
         </w:tc>
         <w:tc>
@@ -9529,6 +10026,17 @@
               </w:rPr>
               <w:t xml:space="preserve">TOEFL — / —</w:t>
             </w:r>
+            <w:r>
+              <w:br/>
+            </w:r>
+            <w:r>
+              <w:rPr>
+                <w:color w:val="666666"/>
+                <w:sz w:val="13"/>
+                <w:szCs w:val="13"/>
+              </w:rPr>
+              <w:t xml:space="preserve">EFL 未列 · ESL 未列</w:t>
+            </w:r>
           </w:p>
         </w:tc>
         <w:tc>
@@ -9721,6 +10229,17 @@
               </w:rPr>
               <w:t xml:space="preserve">TOEFL — / —</w:t>
             </w:r>
+            <w:r>
+              <w:br/>
+            </w:r>
+            <w:r>
+              <w:rPr>
+                <w:color w:val="666666"/>
+                <w:sz w:val="13"/>
+                <w:szCs w:val="13"/>
+              </w:rPr>
+              <w:t xml:space="preserve">EFL 未列 · ESL 未列</w:t>
+            </w:r>
           </w:p>
         </w:tc>
         <w:tc>
@@ -9913,6 +10432,17 @@
               </w:rPr>
               <w:t xml:space="preserve">TOEFL — / —</w:t>
             </w:r>
+            <w:r>
+              <w:br/>
+            </w:r>
+            <w:r>
+              <w:rPr>
+                <w:color w:val="666666"/>
+                <w:sz w:val="13"/>
+                <w:szCs w:val="13"/>
+              </w:rPr>
+              <w:t xml:space="preserve">EFL 未列 · ESL 未列</w:t>
+            </w:r>
           </w:p>
         </w:tc>
         <w:tc>
@@ -10105,6 +10635,17 @@
               </w:rPr>
               <w:t xml:space="preserve">TOEFL — / —</w:t>
             </w:r>
+            <w:r>
+              <w:br/>
+            </w:r>
+            <w:r>
+              <w:rPr>
+                <w:color w:val="666666"/>
+                <w:sz w:val="13"/>
+                <w:szCs w:val="13"/>
+              </w:rPr>
+              <w:t xml:space="preserve">EFL 未列 · ESL 未列</w:t>
+            </w:r>
           </w:p>
         </w:tc>
         <w:tc>
@@ -10296,6 +10837,17 @@
                 <w:szCs w:val="14"/>
               </w:rPr>
               <w:t xml:space="preserve">TOEFL — / —</w:t>
+            </w:r>
+            <w:r>
+              <w:br/>
+            </w:r>
+            <w:r>
+              <w:rPr>
+                <w:color w:val="666666"/>
+                <w:sz w:val="13"/>
+                <w:szCs w:val="13"/>
+              </w:rPr>
+              <w:t xml:space="preserve">EFL 未列 · ESL 未列</w:t>
             </w:r>
           </w:p>
         </w:tc>
@@ -10348,6 +10900,7 @@
       <w:r>
         <w:rPr>
           <w:b/>
+          <w:color w:val="162D5C"/>
           <w:sz w:val="30"/>
           <w:szCs w:val="30"/>
         </w:rPr>
@@ -10489,7 +11042,7 @@
           <w:tcPr>
             <w:tcW w:w="15818" w:type="dxa"/>
             <w:gridSpan w:val="9"/>
-            <w:shd w:val="clear" w:color="auto" w:fill="F2F2F2"/>
+            <w:shd w:val="clear" w:color="auto" w:fill="EAECF0"/>
             <w:vAlign w:val="top"/>
           </w:tcPr>
           <w:p>
@@ -10514,7 +11067,7 @@
         <w:tc>
           <w:tcPr>
             <w:tcW w:w="3164" w:type="dxa"/>
-            <w:shd w:val="clear" w:color="auto" w:fill="E4E4E4"/>
+            <w:shd w:val="clear" w:color="auto" w:fill="D5D9E2"/>
             <w:vAlign w:val="top"/>
           </w:tcPr>
           <w:p>
@@ -10534,7 +11087,7 @@
         <w:tc>
           <w:tcPr>
             <w:tcW w:w="1265" w:type="dxa"/>
-            <w:shd w:val="clear" w:color="auto" w:fill="E4E4E4"/>
+            <w:shd w:val="clear" w:color="auto" w:fill="D5D9E2"/>
             <w:vAlign w:val="top"/>
           </w:tcPr>
           <w:p>
@@ -10554,7 +11107,7 @@
         <w:tc>
           <w:tcPr>
             <w:tcW w:w="1107" w:type="dxa"/>
-            <w:shd w:val="clear" w:color="auto" w:fill="E4E4E4"/>
+            <w:shd w:val="clear" w:color="auto" w:fill="D5D9E2"/>
             <w:vAlign w:val="top"/>
           </w:tcPr>
           <w:p>
@@ -10574,7 +11127,7 @@
         <w:tc>
           <w:tcPr>
             <w:tcW w:w="2373" w:type="dxa"/>
-            <w:shd w:val="clear" w:color="auto" w:fill="E4E4E4"/>
+            <w:shd w:val="clear" w:color="auto" w:fill="D5D9E2"/>
             <w:vAlign w:val="top"/>
           </w:tcPr>
           <w:p>
@@ -10594,7 +11147,7 @@
         <w:tc>
           <w:tcPr>
             <w:tcW w:w="949" w:type="dxa"/>
-            <w:shd w:val="clear" w:color="auto" w:fill="E4E4E4"/>
+            <w:shd w:val="clear" w:color="auto" w:fill="D5D9E2"/>
             <w:vAlign w:val="top"/>
           </w:tcPr>
           <w:p>
@@ -10614,7 +11167,7 @@
         <w:tc>
           <w:tcPr>
             <w:tcW w:w="1107" w:type="dxa"/>
-            <w:shd w:val="clear" w:color="auto" w:fill="E4E4E4"/>
+            <w:shd w:val="clear" w:color="auto" w:fill="D5D9E2"/>
             <w:vAlign w:val="top"/>
           </w:tcPr>
           <w:p>
@@ -10634,7 +11187,7 @@
         <w:tc>
           <w:tcPr>
             <w:tcW w:w="2215" w:type="dxa"/>
-            <w:shd w:val="clear" w:color="auto" w:fill="E4E4E4"/>
+            <w:shd w:val="clear" w:color="auto" w:fill="D5D9E2"/>
             <w:vAlign w:val="top"/>
           </w:tcPr>
           <w:p>
@@ -10654,7 +11207,7 @@
         <w:tc>
           <w:tcPr>
             <w:tcW w:w="1740" w:type="dxa"/>
-            <w:shd w:val="clear" w:color="auto" w:fill="E4E4E4"/>
+            <w:shd w:val="clear" w:color="auto" w:fill="D5D9E2"/>
             <w:vAlign w:val="top"/>
           </w:tcPr>
           <w:p>
@@ -10674,7 +11227,7 @@
         <w:tc>
           <w:tcPr>
             <w:tcW w:w="1898" w:type="dxa"/>
-            <w:shd w:val="clear" w:color="auto" w:fill="E4E4E4"/>
+            <w:shd w:val="clear" w:color="auto" w:fill="D5D9E2"/>
             <w:vAlign w:val="top"/>
           </w:tcPr>
           <w:p>
@@ -10845,6 +11398,17 @@
               </w:rPr>
               <w:t xml:space="preserve">TOEFL 100 / 5.0</w:t>
             </w:r>
+            <w:r>
+              <w:br/>
+            </w:r>
+            <w:r>
+              <w:rPr>
+                <w:color w:val="666666"/>
+                <w:sz w:val="13"/>
+                <w:szCs w:val="13"/>
+              </w:rPr>
+              <w:t xml:space="preserve">EFL 6 · ESL 不接受</w:t>
+            </w:r>
           </w:p>
         </w:tc>
         <w:tc>
@@ -11036,6 +11600,17 @@
               </w:rPr>
               <w:t xml:space="preserve">TOEFL 100 / 5.0</w:t>
             </w:r>
+            <w:r>
+              <w:br/>
+            </w:r>
+            <w:r>
+              <w:rPr>
+                <w:color w:val="666666"/>
+                <w:sz w:val="13"/>
+                <w:szCs w:val="13"/>
+              </w:rPr>
+              <w:t xml:space="preserve">EFL 6 · ESL 不接受</w:t>
+            </w:r>
           </w:p>
         </w:tc>
         <w:tc>
@@ -11227,6 +11802,17 @@
               </w:rPr>
               <w:t xml:space="preserve">TOEFL 100 / 5.0</w:t>
             </w:r>
+            <w:r>
+              <w:br/>
+            </w:r>
+            <w:r>
+              <w:rPr>
+                <w:color w:val="666666"/>
+                <w:sz w:val="13"/>
+                <w:szCs w:val="13"/>
+              </w:rPr>
+              <w:t xml:space="preserve">EFL 6 · ESL 不接受</w:t>
+            </w:r>
           </w:p>
         </w:tc>
         <w:tc>
@@ -11419,6 +12005,17 @@
               </w:rPr>
               <w:t xml:space="preserve">TOEFL 100 / 5.0</w:t>
             </w:r>
+            <w:r>
+              <w:br/>
+            </w:r>
+            <w:r>
+              <w:rPr>
+                <w:color w:val="666666"/>
+                <w:sz w:val="13"/>
+                <w:szCs w:val="13"/>
+              </w:rPr>
+              <w:t xml:space="preserve">EFL 6 · ESL 不接受</w:t>
+            </w:r>
           </w:p>
         </w:tc>
         <w:tc>
@@ -11610,6 +12207,17 @@
               </w:rPr>
               <w:t xml:space="preserve">TOEFL 100 / 5.0</w:t>
             </w:r>
+            <w:r>
+              <w:br/>
+            </w:r>
+            <w:r>
+              <w:rPr>
+                <w:color w:val="666666"/>
+                <w:sz w:val="13"/>
+                <w:szCs w:val="13"/>
+              </w:rPr>
+              <w:t xml:space="preserve">EFL 6 · ESL 不接受</w:t>
+            </w:r>
           </w:p>
         </w:tc>
         <w:tc>
@@ -11801,6 +12409,17 @@
               </w:rPr>
               <w:t xml:space="preserve">TOEFL 92 / 4.5</w:t>
             </w:r>
+            <w:r>
+              <w:br/>
+            </w:r>
+            <w:r>
+              <w:rPr>
+                <w:color w:val="666666"/>
+                <w:sz w:val="13"/>
+                <w:szCs w:val="13"/>
+              </w:rPr>
+              <w:t xml:space="preserve">EFL 6 · ESL 不接受</w:t>
+            </w:r>
           </w:p>
         </w:tc>
         <w:tc>
@@ -11992,6 +12611,17 @@
               </w:rPr>
               <w:t xml:space="preserve">TOEFL 92 / 4.5</w:t>
             </w:r>
+            <w:r>
+              <w:br/>
+            </w:r>
+            <w:r>
+              <w:rPr>
+                <w:color w:val="666666"/>
+                <w:sz w:val="13"/>
+                <w:szCs w:val="13"/>
+              </w:rPr>
+              <w:t xml:space="preserve">EFL 6 · ESL 不接受</w:t>
+            </w:r>
           </w:p>
         </w:tc>
         <w:tc>
@@ -12183,6 +12813,17 @@
               </w:rPr>
               <w:t xml:space="preserve">TOEFL 100 / 5.0</w:t>
             </w:r>
+            <w:r>
+              <w:br/>
+            </w:r>
+            <w:r>
+              <w:rPr>
+                <w:color w:val="666666"/>
+                <w:sz w:val="13"/>
+                <w:szCs w:val="13"/>
+              </w:rPr>
+              <w:t xml:space="preserve">EFL 6 · ESL 不接受</w:t>
+            </w:r>
           </w:p>
         </w:tc>
         <w:tc>
@@ -12374,6 +13015,17 @@
               </w:rPr>
               <w:t xml:space="preserve">TOEFL 92 / 4.5</w:t>
             </w:r>
+            <w:r>
+              <w:br/>
+            </w:r>
+            <w:r>
+              <w:rPr>
+                <w:color w:val="666666"/>
+                <w:sz w:val="13"/>
+                <w:szCs w:val="13"/>
+              </w:rPr>
+              <w:t xml:space="preserve">EFL 6 · ESL 不接受</w:t>
+            </w:r>
           </w:p>
         </w:tc>
         <w:tc>
@@ -12565,6 +13217,17 @@
               </w:rPr>
               <w:t xml:space="preserve">TOEFL 92 / 4.5</w:t>
             </w:r>
+            <w:r>
+              <w:br/>
+            </w:r>
+            <w:r>
+              <w:rPr>
+                <w:color w:val="666666"/>
+                <w:sz w:val="13"/>
+                <w:szCs w:val="13"/>
+              </w:rPr>
+              <w:t xml:space="preserve">EFL 6 · ESL 不接受</w:t>
+            </w:r>
           </w:p>
         </w:tc>
         <w:tc>
@@ -12756,6 +13419,17 @@
               </w:rPr>
               <w:t xml:space="preserve">TOEFL 92 / 4.5</w:t>
             </w:r>
+            <w:r>
+              <w:br/>
+            </w:r>
+            <w:r>
+              <w:rPr>
+                <w:color w:val="666666"/>
+                <w:sz w:val="13"/>
+                <w:szCs w:val="13"/>
+              </w:rPr>
+              <w:t xml:space="preserve">EFL 6 · ESL 不接受</w:t>
+            </w:r>
           </w:p>
         </w:tc>
         <w:tc>
@@ -12948,6 +13622,17 @@
               </w:rPr>
               <w:t xml:space="preserve">TOEFL 100 / 5.0</w:t>
             </w:r>
+            <w:r>
+              <w:br/>
+            </w:r>
+            <w:r>
+              <w:rPr>
+                <w:color w:val="666666"/>
+                <w:sz w:val="13"/>
+                <w:szCs w:val="13"/>
+              </w:rPr>
+              <w:t xml:space="preserve">EFL 6 · ESL 不接受</w:t>
+            </w:r>
           </w:p>
         </w:tc>
         <w:tc>
@@ -13139,6 +13824,17 @@
               </w:rPr>
               <w:t xml:space="preserve">TOEFL 100 / 5.0</w:t>
             </w:r>
+            <w:r>
+              <w:br/>
+            </w:r>
+            <w:r>
+              <w:rPr>
+                <w:color w:val="666666"/>
+                <w:sz w:val="13"/>
+                <w:szCs w:val="13"/>
+              </w:rPr>
+              <w:t xml:space="preserve">EFL 6 · ESL 不接受</w:t>
+            </w:r>
           </w:p>
         </w:tc>
         <w:tc>
@@ -13330,6 +14026,17 @@
               </w:rPr>
               <w:t xml:space="preserve">TOEFL 92 / 4.5</w:t>
             </w:r>
+            <w:r>
+              <w:br/>
+            </w:r>
+            <w:r>
+              <w:rPr>
+                <w:color w:val="666666"/>
+                <w:sz w:val="13"/>
+                <w:szCs w:val="13"/>
+              </w:rPr>
+              <w:t xml:space="preserve">EFL 6 · ESL 不接受</w:t>
+            </w:r>
           </w:p>
         </w:tc>
         <w:tc>
@@ -13521,6 +14228,17 @@
               </w:rPr>
               <w:t xml:space="preserve">TOEFL 92 / 4.5</w:t>
             </w:r>
+            <w:r>
+              <w:br/>
+            </w:r>
+            <w:r>
+              <w:rPr>
+                <w:color w:val="666666"/>
+                <w:sz w:val="13"/>
+                <w:szCs w:val="13"/>
+              </w:rPr>
+              <w:t xml:space="preserve">EFL 6 · ESL 不接受</w:t>
+            </w:r>
           </w:p>
         </w:tc>
         <w:tc>
@@ -13711,6 +14429,17 @@
                 <w:szCs w:val="14"/>
               </w:rPr>
               <w:t xml:space="preserve">TOEFL 100 / 5.0</w:t>
+            </w:r>
+            <w:r>
+              <w:br/>
+            </w:r>
+            <w:r>
+              <w:rPr>
+                <w:color w:val="666666"/>
+                <w:sz w:val="13"/>
+                <w:szCs w:val="13"/>
+              </w:rPr>
+              <w:t xml:space="preserve">EFL 6 · ESL 不接受</w:t>
             </w:r>
           </w:p>
         </w:tc>
@@ -13763,6 +14492,7 @@
       <w:r>
         <w:rPr>
           <w:b/>
+          <w:color w:val="A61C5B"/>
           <w:sz w:val="30"/>
           <w:szCs w:val="30"/>
         </w:rPr>
@@ -13904,7 +14634,7 @@
           <w:tcPr>
             <w:tcW w:w="15818" w:type="dxa"/>
             <w:gridSpan w:val="9"/>
-            <w:shd w:val="clear" w:color="auto" w:fill="F2F2F2"/>
+            <w:shd w:val="clear" w:color="auto" w:fill="F7EBF0"/>
             <w:vAlign w:val="top"/>
           </w:tcPr>
           <w:p>
@@ -13929,7 +14659,7 @@
         <w:tc>
           <w:tcPr>
             <w:tcW w:w="3164" w:type="dxa"/>
-            <w:shd w:val="clear" w:color="auto" w:fill="E4E4E4"/>
+            <w:shd w:val="clear" w:color="auto" w:fill="EFD6E1"/>
             <w:vAlign w:val="top"/>
           </w:tcPr>
           <w:p>
@@ -13949,7 +14679,7 @@
         <w:tc>
           <w:tcPr>
             <w:tcW w:w="1265" w:type="dxa"/>
-            <w:shd w:val="clear" w:color="auto" w:fill="E4E4E4"/>
+            <w:shd w:val="clear" w:color="auto" w:fill="EFD6E1"/>
             <w:vAlign w:val="top"/>
           </w:tcPr>
           <w:p>
@@ -13969,7 +14699,7 @@
         <w:tc>
           <w:tcPr>
             <w:tcW w:w="1107" w:type="dxa"/>
-            <w:shd w:val="clear" w:color="auto" w:fill="E4E4E4"/>
+            <w:shd w:val="clear" w:color="auto" w:fill="EFD6E1"/>
             <w:vAlign w:val="top"/>
           </w:tcPr>
           <w:p>
@@ -13989,7 +14719,7 @@
         <w:tc>
           <w:tcPr>
             <w:tcW w:w="2373" w:type="dxa"/>
-            <w:shd w:val="clear" w:color="auto" w:fill="E4E4E4"/>
+            <w:shd w:val="clear" w:color="auto" w:fill="EFD6E1"/>
             <w:vAlign w:val="top"/>
           </w:tcPr>
           <w:p>
@@ -14009,7 +14739,7 @@
         <w:tc>
           <w:tcPr>
             <w:tcW w:w="949" w:type="dxa"/>
-            <w:shd w:val="clear" w:color="auto" w:fill="E4E4E4"/>
+            <w:shd w:val="clear" w:color="auto" w:fill="EFD6E1"/>
             <w:vAlign w:val="top"/>
           </w:tcPr>
           <w:p>
@@ -14029,7 +14759,7 @@
         <w:tc>
           <w:tcPr>
             <w:tcW w:w="1107" w:type="dxa"/>
-            <w:shd w:val="clear" w:color="auto" w:fill="E4E4E4"/>
+            <w:shd w:val="clear" w:color="auto" w:fill="EFD6E1"/>
             <w:vAlign w:val="top"/>
           </w:tcPr>
           <w:p>
@@ -14049,7 +14779,7 @@
         <w:tc>
           <w:tcPr>
             <w:tcW w:w="2215" w:type="dxa"/>
-            <w:shd w:val="clear" w:color="auto" w:fill="E4E4E4"/>
+            <w:shd w:val="clear" w:color="auto" w:fill="EFD6E1"/>
             <w:vAlign w:val="top"/>
           </w:tcPr>
           <w:p>
@@ -14069,7 +14799,7 @@
         <w:tc>
           <w:tcPr>
             <w:tcW w:w="1740" w:type="dxa"/>
-            <w:shd w:val="clear" w:color="auto" w:fill="E4E4E4"/>
+            <w:shd w:val="clear" w:color="auto" w:fill="EFD6E1"/>
             <w:vAlign w:val="top"/>
           </w:tcPr>
           <w:p>
@@ -14089,7 +14819,7 @@
         <w:tc>
           <w:tcPr>
             <w:tcW w:w="1898" w:type="dxa"/>
-            <w:shd w:val="clear" w:color="auto" w:fill="E4E4E4"/>
+            <w:shd w:val="clear" w:color="auto" w:fill="EFD6E1"/>
             <w:vAlign w:val="top"/>
           </w:tcPr>
           <w:p>
@@ -14259,6 +14989,17 @@
               </w:rPr>
               <w:t xml:space="preserve">TOEFL 100 / 5.5</w:t>
             </w:r>
+            <w:r>
+              <w:br/>
+            </w:r>
+            <w:r>
+              <w:rPr>
+                <w:color w:val="666666"/>
+                <w:sz w:val="13"/>
+                <w:szCs w:val="13"/>
+              </w:rPr>
+              <w:t xml:space="preserve">EFL B/6 · ESL 不接受</w:t>
+            </w:r>
           </w:p>
         </w:tc>
         <w:tc>
@@ -14450,6 +15191,17 @@
               </w:rPr>
               <w:t xml:space="preserve">TOEFL 100 / 5.5</w:t>
             </w:r>
+            <w:r>
+              <w:br/>
+            </w:r>
+            <w:r>
+              <w:rPr>
+                <w:color w:val="666666"/>
+                <w:sz w:val="13"/>
+                <w:szCs w:val="13"/>
+              </w:rPr>
+              <w:t xml:space="preserve">EFL B/6 · ESL 不接受</w:t>
+            </w:r>
           </w:p>
         </w:tc>
         <w:tc>
@@ -14642,6 +15394,17 @@
               </w:rPr>
               <w:t xml:space="preserve">TOEFL 100 / 5.5</w:t>
             </w:r>
+            <w:r>
+              <w:br/>
+            </w:r>
+            <w:r>
+              <w:rPr>
+                <w:color w:val="666666"/>
+                <w:sz w:val="13"/>
+                <w:szCs w:val="13"/>
+              </w:rPr>
+              <w:t xml:space="preserve">EFL B/6 · ESL 不接受</w:t>
+            </w:r>
           </w:p>
         </w:tc>
         <w:tc>
@@ -14835,6 +15598,17 @@
               </w:rPr>
               <w:t xml:space="preserve">TOEFL 100 / 5.5</w:t>
             </w:r>
+            <w:r>
+              <w:br/>
+            </w:r>
+            <w:r>
+              <w:rPr>
+                <w:color w:val="666666"/>
+                <w:sz w:val="13"/>
+                <w:szCs w:val="13"/>
+              </w:rPr>
+              <w:t xml:space="preserve">EFL B/6 · ESL 不接受</w:t>
+            </w:r>
           </w:p>
         </w:tc>
         <w:tc>
@@ -15026,6 +15800,17 @@
               </w:rPr>
               <w:t xml:space="preserve">TOEFL 100 / 5.5</w:t>
             </w:r>
+            <w:r>
+              <w:br/>
+            </w:r>
+            <w:r>
+              <w:rPr>
+                <w:color w:val="666666"/>
+                <w:sz w:val="13"/>
+                <w:szCs w:val="13"/>
+              </w:rPr>
+              <w:t xml:space="preserve">EFL B/6 · ESL 不接受</w:t>
+            </w:r>
           </w:p>
         </w:tc>
         <w:tc>
@@ -15218,6 +16003,17 @@
               </w:rPr>
               <w:t xml:space="preserve">TOEFL 100 / 5.5</w:t>
             </w:r>
+            <w:r>
+              <w:br/>
+            </w:r>
+            <w:r>
+              <w:rPr>
+                <w:color w:val="666666"/>
+                <w:sz w:val="13"/>
+                <w:szCs w:val="13"/>
+              </w:rPr>
+              <w:t xml:space="preserve">EFL B/6 · ESL 不接受</w:t>
+            </w:r>
           </w:p>
         </w:tc>
         <w:tc>
@@ -15409,6 +16205,17 @@
               </w:rPr>
               <w:t xml:space="preserve">TOEFL 100 / 5.5</w:t>
             </w:r>
+            <w:r>
+              <w:br/>
+            </w:r>
+            <w:r>
+              <w:rPr>
+                <w:color w:val="666666"/>
+                <w:sz w:val="13"/>
+                <w:szCs w:val="13"/>
+              </w:rPr>
+              <w:t xml:space="preserve">EFL B/6 · ESL 不接受</w:t>
+            </w:r>
           </w:p>
         </w:tc>
         <w:tc>
@@ -15600,6 +16407,17 @@
               </w:rPr>
               <w:t xml:space="preserve">TOEFL 100 / 5.5</w:t>
             </w:r>
+            <w:r>
+              <w:br/>
+            </w:r>
+            <w:r>
+              <w:rPr>
+                <w:color w:val="666666"/>
+                <w:sz w:val="13"/>
+                <w:szCs w:val="13"/>
+              </w:rPr>
+              <w:t xml:space="preserve">EFL B/6 · ESL 不接受</w:t>
+            </w:r>
           </w:p>
         </w:tc>
         <w:tc>
@@ -15791,6 +16609,17 @@
               </w:rPr>
               <w:t xml:space="preserve">TOEFL 100 / 5.5</w:t>
             </w:r>
+            <w:r>
+              <w:br/>
+            </w:r>
+            <w:r>
+              <w:rPr>
+                <w:color w:val="666666"/>
+                <w:sz w:val="13"/>
+                <w:szCs w:val="13"/>
+              </w:rPr>
+              <w:t xml:space="preserve">EFL B/6 · ESL 不接受</w:t>
+            </w:r>
           </w:p>
         </w:tc>
         <w:tc>
@@ -15982,6 +16811,17 @@
               </w:rPr>
               <w:t xml:space="preserve">TOEFL 100 / 5.5</w:t>
             </w:r>
+            <w:r>
+              <w:br/>
+            </w:r>
+            <w:r>
+              <w:rPr>
+                <w:color w:val="666666"/>
+                <w:sz w:val="13"/>
+                <w:szCs w:val="13"/>
+              </w:rPr>
+              <w:t xml:space="preserve">EFL B/6 · ESL 不接受</w:t>
+            </w:r>
           </w:p>
         </w:tc>
         <w:tc>
@@ -16173,6 +17013,17 @@
               </w:rPr>
               <w:t xml:space="preserve">TOEFL 100 / 5.5</w:t>
             </w:r>
+            <w:r>
+              <w:br/>
+            </w:r>
+            <w:r>
+              <w:rPr>
+                <w:color w:val="666666"/>
+                <w:sz w:val="13"/>
+                <w:szCs w:val="13"/>
+              </w:rPr>
+              <w:t xml:space="preserve">EFL B/6 · ESL 不接受</w:t>
+            </w:r>
           </w:p>
         </w:tc>
         <w:tc>
@@ -16364,6 +17215,17 @@
               </w:rPr>
               <w:t xml:space="preserve">TOEFL 100 / 5.5</w:t>
             </w:r>
+            <w:r>
+              <w:br/>
+            </w:r>
+            <w:r>
+              <w:rPr>
+                <w:color w:val="666666"/>
+                <w:sz w:val="13"/>
+                <w:szCs w:val="13"/>
+              </w:rPr>
+              <w:t xml:space="preserve">EFL B/6 · ESL 不接受</w:t>
+            </w:r>
           </w:p>
         </w:tc>
         <w:tc>
@@ -16556,6 +17418,17 @@
               </w:rPr>
               <w:t xml:space="preserve">TOEFL 100 / 5.5</w:t>
             </w:r>
+            <w:r>
+              <w:br/>
+            </w:r>
+            <w:r>
+              <w:rPr>
+                <w:color w:val="666666"/>
+                <w:sz w:val="13"/>
+                <w:szCs w:val="13"/>
+              </w:rPr>
+              <w:t xml:space="preserve">EFL B/6 · ESL 不接受</w:t>
+            </w:r>
           </w:p>
         </w:tc>
         <w:tc>
@@ -16749,6 +17622,17 @@
               </w:rPr>
               <w:t xml:space="preserve">TOEFL 100 / 5.5</w:t>
             </w:r>
+            <w:r>
+              <w:br/>
+            </w:r>
+            <w:r>
+              <w:rPr>
+                <w:color w:val="666666"/>
+                <w:sz w:val="13"/>
+                <w:szCs w:val="13"/>
+              </w:rPr>
+              <w:t xml:space="preserve">EFL B/6 · ESL 不接受</w:t>
+            </w:r>
           </w:p>
         </w:tc>
         <w:tc>
@@ -16942,6 +17826,17 @@
               </w:rPr>
               <w:t xml:space="preserve">TOEFL 100 / 5.5</w:t>
             </w:r>
+            <w:r>
+              <w:br/>
+            </w:r>
+            <w:r>
+              <w:rPr>
+                <w:color w:val="666666"/>
+                <w:sz w:val="13"/>
+                <w:szCs w:val="13"/>
+              </w:rPr>
+              <w:t xml:space="preserve">EFL B/6 · ESL 不接受</w:t>
+            </w:r>
           </w:p>
         </w:tc>
         <w:tc>
@@ -17135,6 +18030,17 @@
               </w:rPr>
               <w:t xml:space="preserve">TOEFL 100 / 5.5</w:t>
             </w:r>
+            <w:r>
+              <w:br/>
+            </w:r>
+            <w:r>
+              <w:rPr>
+                <w:color w:val="666666"/>
+                <w:sz w:val="13"/>
+                <w:szCs w:val="13"/>
+              </w:rPr>
+              <w:t xml:space="preserve">EFL B/6 · ESL 不接受</w:t>
+            </w:r>
           </w:p>
         </w:tc>
         <w:tc>
@@ -17328,6 +18234,17 @@
               </w:rPr>
               <w:t xml:space="preserve">TOEFL 100 / 5.5</w:t>
             </w:r>
+            <w:r>
+              <w:br/>
+            </w:r>
+            <w:r>
+              <w:rPr>
+                <w:color w:val="666666"/>
+                <w:sz w:val="13"/>
+                <w:szCs w:val="13"/>
+              </w:rPr>
+              <w:t xml:space="preserve">EFL B/6 · ESL 不接受</w:t>
+            </w:r>
           </w:p>
         </w:tc>
         <w:tc>
@@ -17521,6 +18438,17 @@
               </w:rPr>
               <w:t xml:space="preserve">TOEFL 100 / 5.5</w:t>
             </w:r>
+            <w:r>
+              <w:br/>
+            </w:r>
+            <w:r>
+              <w:rPr>
+                <w:color w:val="666666"/>
+                <w:sz w:val="13"/>
+                <w:szCs w:val="13"/>
+              </w:rPr>
+              <w:t xml:space="preserve">EFL B/6 · ESL 不接受</w:t>
+            </w:r>
           </w:p>
         </w:tc>
         <w:tc>
@@ -17714,6 +18642,17 @@
               </w:rPr>
               <w:t xml:space="preserve">TOEFL 100 / 5.5</w:t>
             </w:r>
+            <w:r>
+              <w:br/>
+            </w:r>
+            <w:r>
+              <w:rPr>
+                <w:color w:val="666666"/>
+                <w:sz w:val="13"/>
+                <w:szCs w:val="13"/>
+              </w:rPr>
+              <w:t xml:space="preserve">EFL B/6 · ESL 不接受</w:t>
+            </w:r>
           </w:p>
         </w:tc>
         <w:tc>
@@ -17907,6 +18846,17 @@
               </w:rPr>
               <w:t xml:space="preserve">TOEFL 100 / 5.5</w:t>
             </w:r>
+            <w:r>
+              <w:br/>
+            </w:r>
+            <w:r>
+              <w:rPr>
+                <w:color w:val="666666"/>
+                <w:sz w:val="13"/>
+                <w:szCs w:val="13"/>
+              </w:rPr>
+              <w:t xml:space="preserve">EFL B/6 · ESL 不接受</w:t>
+            </w:r>
           </w:p>
         </w:tc>
         <w:tc>
@@ -18100,6 +19050,17 @@
               </w:rPr>
               <w:t xml:space="preserve">TOEFL 100 / 5.5</w:t>
             </w:r>
+            <w:r>
+              <w:br/>
+            </w:r>
+            <w:r>
+              <w:rPr>
+                <w:color w:val="666666"/>
+                <w:sz w:val="13"/>
+                <w:szCs w:val="13"/>
+              </w:rPr>
+              <w:t xml:space="preserve">EFL B/6 · ESL 不接受</w:t>
+            </w:r>
           </w:p>
         </w:tc>
         <w:tc>
@@ -18292,6 +19253,17 @@
               </w:rPr>
               <w:t xml:space="preserve">TOEFL 100 / 5.5</w:t>
             </w:r>
+            <w:r>
+              <w:br/>
+            </w:r>
+            <w:r>
+              <w:rPr>
+                <w:color w:val="666666"/>
+                <w:sz w:val="13"/>
+                <w:szCs w:val="13"/>
+              </w:rPr>
+              <w:t xml:space="preserve">EFL B/6 · ESL 不接受</w:t>
+            </w:r>
           </w:p>
         </w:tc>
         <w:tc>
@@ -18483,6 +19455,17 @@
                 <w:szCs w:val="14"/>
               </w:rPr>
               <w:t xml:space="preserve">TOEFL 100 / 5.5</w:t>
+            </w:r>
+            <w:r>
+              <w:br/>
+            </w:r>
+            <w:r>
+              <w:rPr>
+                <w:color w:val="666666"/>
+                <w:sz w:val="13"/>
+                <w:szCs w:val="13"/>
+              </w:rPr>
+              <w:t xml:space="preserve">EFL B/6 · ESL 不接受</w:t>
             </w:r>
           </w:p>
         </w:tc>
@@ -18535,6 +19518,7 @@
       <w:r>
         <w:rPr>
           <w:b/>
+          <w:color w:val="511C5C"/>
           <w:sz w:val="30"/>
           <w:szCs w:val="30"/>
         </w:rPr>
@@ -18676,7 +19660,7 @@
           <w:tcPr>
             <w:tcW w:w="15818" w:type="dxa"/>
             <w:gridSpan w:val="9"/>
-            <w:shd w:val="clear" w:color="auto" w:fill="F2F2F2"/>
+            <w:shd w:val="clear" w:color="auto" w:fill="EFEBF0"/>
             <w:vAlign w:val="top"/>
           </w:tcPr>
           <w:p>
@@ -18701,7 +19685,7 @@
         <w:tc>
           <w:tcPr>
             <w:tcW w:w="3164" w:type="dxa"/>
-            <w:shd w:val="clear" w:color="auto" w:fill="E4E4E4"/>
+            <w:shd w:val="clear" w:color="auto" w:fill="E0D6E2"/>
             <w:vAlign w:val="top"/>
           </w:tcPr>
           <w:p>
@@ -18721,7 +19705,7 @@
         <w:tc>
           <w:tcPr>
             <w:tcW w:w="1265" w:type="dxa"/>
-            <w:shd w:val="clear" w:color="auto" w:fill="E4E4E4"/>
+            <w:shd w:val="clear" w:color="auto" w:fill="E0D6E2"/>
             <w:vAlign w:val="top"/>
           </w:tcPr>
           <w:p>
@@ -18741,7 +19725,7 @@
         <w:tc>
           <w:tcPr>
             <w:tcW w:w="1107" w:type="dxa"/>
-            <w:shd w:val="clear" w:color="auto" w:fill="E4E4E4"/>
+            <w:shd w:val="clear" w:color="auto" w:fill="E0D6E2"/>
             <w:vAlign w:val="top"/>
           </w:tcPr>
           <w:p>
@@ -18761,7 +19745,7 @@
         <w:tc>
           <w:tcPr>
             <w:tcW w:w="2373" w:type="dxa"/>
-            <w:shd w:val="clear" w:color="auto" w:fill="E4E4E4"/>
+            <w:shd w:val="clear" w:color="auto" w:fill="E0D6E2"/>
             <w:vAlign w:val="top"/>
           </w:tcPr>
           <w:p>
@@ -18781,7 +19765,7 @@
         <w:tc>
           <w:tcPr>
             <w:tcW w:w="949" w:type="dxa"/>
-            <w:shd w:val="clear" w:color="auto" w:fill="E4E4E4"/>
+            <w:shd w:val="clear" w:color="auto" w:fill="E0D6E2"/>
             <w:vAlign w:val="top"/>
           </w:tcPr>
           <w:p>
@@ -18801,7 +19785,7 @@
         <w:tc>
           <w:tcPr>
             <w:tcW w:w="1107" w:type="dxa"/>
-            <w:shd w:val="clear" w:color="auto" w:fill="E4E4E4"/>
+            <w:shd w:val="clear" w:color="auto" w:fill="E0D6E2"/>
             <w:vAlign w:val="top"/>
           </w:tcPr>
           <w:p>
@@ -18821,7 +19805,7 @@
         <w:tc>
           <w:tcPr>
             <w:tcW w:w="2215" w:type="dxa"/>
-            <w:shd w:val="clear" w:color="auto" w:fill="E4E4E4"/>
+            <w:shd w:val="clear" w:color="auto" w:fill="E0D6E2"/>
             <w:vAlign w:val="top"/>
           </w:tcPr>
           <w:p>
@@ -18841,7 +19825,7 @@
         <w:tc>
           <w:tcPr>
             <w:tcW w:w="1740" w:type="dxa"/>
-            <w:shd w:val="clear" w:color="auto" w:fill="E4E4E4"/>
+            <w:shd w:val="clear" w:color="auto" w:fill="E0D6E2"/>
             <w:vAlign w:val="top"/>
           </w:tcPr>
           <w:p>
@@ -18861,7 +19845,7 @@
         <w:tc>
           <w:tcPr>
             <w:tcW w:w="1898" w:type="dxa"/>
-            <w:shd w:val="clear" w:color="auto" w:fill="E4E4E4"/>
+            <w:shd w:val="clear" w:color="auto" w:fill="E0D6E2"/>
             <w:vAlign w:val="top"/>
           </w:tcPr>
           <w:p>
@@ -19032,6 +20016,17 @@
               </w:rPr>
               <w:t xml:space="preserve">TOEFL 109 / 5.5</w:t>
             </w:r>
+            <w:r>
+              <w:br/>
+            </w:r>
+            <w:r>
+              <w:rPr>
+                <w:color w:val="666666"/>
+                <w:sz w:val="13"/>
+                <w:szCs w:val="13"/>
+              </w:rPr>
+              <w:t xml:space="preserve">EFL 6+Dist · ESL 不接受</w:t>
+            </w:r>
           </w:p>
         </w:tc>
         <w:tc>
@@ -19224,6 +20219,17 @@
               </w:rPr>
               <w:t xml:space="preserve">TOEFL 109 / 5.5</w:t>
             </w:r>
+            <w:r>
+              <w:br/>
+            </w:r>
+            <w:r>
+              <w:rPr>
+                <w:color w:val="666666"/>
+                <w:sz w:val="13"/>
+                <w:szCs w:val="13"/>
+              </w:rPr>
+              <w:t xml:space="preserve">EFL 6+Dist · ESL 不接受</w:t>
+            </w:r>
           </w:p>
         </w:tc>
         <w:tc>
@@ -19417,6 +20423,17 @@
               </w:rPr>
               <w:t xml:space="preserve">TOEFL 96 / 4.5</w:t>
             </w:r>
+            <w:r>
+              <w:br/>
+            </w:r>
+            <w:r>
+              <w:rPr>
+                <w:color w:val="666666"/>
+                <w:sz w:val="13"/>
+                <w:szCs w:val="13"/>
+              </w:rPr>
+              <w:t xml:space="preserve">EFL 4+Merit · ESL 4+Merit</w:t>
+            </w:r>
           </w:p>
         </w:tc>
         <w:tc>
@@ -19609,6 +20626,17 @@
               </w:rPr>
               <w:t xml:space="preserve">TOEFL 92 / 4.5</w:t>
             </w:r>
+            <w:r>
+              <w:br/>
+            </w:r>
+            <w:r>
+              <w:rPr>
+                <w:color w:val="666666"/>
+                <w:sz w:val="13"/>
+                <w:szCs w:val="13"/>
+              </w:rPr>
+              <w:t xml:space="preserve">EFL 4+Merit · ESL 4+Merit</w:t>
+            </w:r>
           </w:p>
         </w:tc>
         <w:tc>
@@ -19800,6 +20828,17 @@
               </w:rPr>
               <w:t xml:space="preserve">TOEFL 92 / 4.5</w:t>
             </w:r>
+            <w:r>
+              <w:br/>
+            </w:r>
+            <w:r>
+              <w:rPr>
+                <w:color w:val="666666"/>
+                <w:sz w:val="13"/>
+                <w:szCs w:val="13"/>
+              </w:rPr>
+              <w:t xml:space="preserve">EFL 4+Merit · ESL 4+Merit</w:t>
+            </w:r>
           </w:p>
         </w:tc>
         <w:tc>
@@ -19992,6 +21031,17 @@
               </w:rPr>
               <w:t xml:space="preserve">TOEFL 92 / 4.5</w:t>
             </w:r>
+            <w:r>
+              <w:br/>
+            </w:r>
+            <w:r>
+              <w:rPr>
+                <w:color w:val="666666"/>
+                <w:sz w:val="13"/>
+                <w:szCs w:val="13"/>
+              </w:rPr>
+              <w:t xml:space="preserve">EFL 4+Merit · ESL 4+Merit</w:t>
+            </w:r>
           </w:p>
         </w:tc>
         <w:tc>
@@ -20183,6 +21233,17 @@
               </w:rPr>
               <w:t xml:space="preserve">TOEFL 96 / 4.5</w:t>
             </w:r>
+            <w:r>
+              <w:br/>
+            </w:r>
+            <w:r>
+              <w:rPr>
+                <w:color w:val="666666"/>
+                <w:sz w:val="13"/>
+                <w:szCs w:val="13"/>
+              </w:rPr>
+              <w:t xml:space="preserve">EFL 4+Merit · ESL 4+Merit</w:t>
+            </w:r>
           </w:p>
         </w:tc>
         <w:tc>
@@ -20374,6 +21435,17 @@
               </w:rPr>
               <w:t xml:space="preserve">TOEFL 96 / 4.5</w:t>
             </w:r>
+            <w:r>
+              <w:br/>
+            </w:r>
+            <w:r>
+              <w:rPr>
+                <w:color w:val="666666"/>
+                <w:sz w:val="13"/>
+                <w:szCs w:val="13"/>
+              </w:rPr>
+              <w:t xml:space="preserve">EFL 4+Merit · ESL 4+Merit</w:t>
+            </w:r>
           </w:p>
         </w:tc>
         <w:tc>
@@ -20566,6 +21638,17 @@
               </w:rPr>
               <w:t xml:space="preserve">TOEFL 109 / 5.5</w:t>
             </w:r>
+            <w:r>
+              <w:br/>
+            </w:r>
+            <w:r>
+              <w:rPr>
+                <w:color w:val="666666"/>
+                <w:sz w:val="13"/>
+                <w:szCs w:val="13"/>
+              </w:rPr>
+              <w:t xml:space="preserve">EFL 6+Dist · ESL 不接受</w:t>
+            </w:r>
           </w:p>
         </w:tc>
         <w:tc>
@@ -20757,6 +21840,17 @@
               </w:rPr>
               <w:t xml:space="preserve">TOEFL 92 / 4.5</w:t>
             </w:r>
+            <w:r>
+              <w:br/>
+            </w:r>
+            <w:r>
+              <w:rPr>
+                <w:color w:val="666666"/>
+                <w:sz w:val="13"/>
+                <w:szCs w:val="13"/>
+              </w:rPr>
+              <w:t xml:space="preserve">EFL 4+Merit · ESL 4+Merit</w:t>
+            </w:r>
           </w:p>
         </w:tc>
         <w:tc>
@@ -20948,6 +22042,17 @@
               </w:rPr>
               <w:t xml:space="preserve">TOEFL 92 / 4.5</w:t>
             </w:r>
+            <w:r>
+              <w:br/>
+            </w:r>
+            <w:r>
+              <w:rPr>
+                <w:color w:val="666666"/>
+                <w:sz w:val="13"/>
+                <w:szCs w:val="13"/>
+              </w:rPr>
+              <w:t xml:space="preserve">EFL 4+Merit · ESL 4+Merit</w:t>
+            </w:r>
           </w:p>
         </w:tc>
         <w:tc>
@@ -21140,6 +22245,17 @@
               </w:rPr>
               <w:t xml:space="preserve">TOEFL 96 / 4.5</w:t>
             </w:r>
+            <w:r>
+              <w:br/>
+            </w:r>
+            <w:r>
+              <w:rPr>
+                <w:color w:val="666666"/>
+                <w:sz w:val="13"/>
+                <w:szCs w:val="13"/>
+              </w:rPr>
+              <w:t xml:space="preserve">EFL 4+Merit · ESL 4+Merit</w:t>
+            </w:r>
           </w:p>
         </w:tc>
         <w:tc>
@@ -21332,6 +22448,17 @@
               </w:rPr>
               <w:t xml:space="preserve">TOEFL 96 / 4.5</w:t>
             </w:r>
+            <w:r>
+              <w:br/>
+            </w:r>
+            <w:r>
+              <w:rPr>
+                <w:color w:val="666666"/>
+                <w:sz w:val="13"/>
+                <w:szCs w:val="13"/>
+              </w:rPr>
+              <w:t xml:space="preserve">EFL 4+Merit · ESL 4+Merit</w:t>
+            </w:r>
           </w:p>
         </w:tc>
         <w:tc>
@@ -21524,6 +22651,17 @@
               </w:rPr>
               <w:t xml:space="preserve">TOEFL 96 / 4.5</w:t>
             </w:r>
+            <w:r>
+              <w:br/>
+            </w:r>
+            <w:r>
+              <w:rPr>
+                <w:color w:val="666666"/>
+                <w:sz w:val="13"/>
+                <w:szCs w:val="13"/>
+              </w:rPr>
+              <w:t xml:space="preserve">EFL 4+Merit · ESL 4+Merit</w:t>
+            </w:r>
           </w:p>
         </w:tc>
         <w:tc>
@@ -21716,6 +22854,17 @@
               </w:rPr>
               <w:t xml:space="preserve">TOEFL 100 / 5.0</w:t>
             </w:r>
+            <w:r>
+              <w:br/>
+            </w:r>
+            <w:r>
+              <w:rPr>
+                <w:color w:val="666666"/>
+                <w:sz w:val="13"/>
+                <w:szCs w:val="13"/>
+              </w:rPr>
+              <w:t xml:space="preserve">EFL 6+Dist · ESL 不接受</w:t>
+            </w:r>
           </w:p>
         </w:tc>
         <w:tc>
@@ -21908,6 +23057,17 @@
               </w:rPr>
               <w:t xml:space="preserve">TOEFL 96 / 4.5</w:t>
             </w:r>
+            <w:r>
+              <w:br/>
+            </w:r>
+            <w:r>
+              <w:rPr>
+                <w:color w:val="666666"/>
+                <w:sz w:val="13"/>
+                <w:szCs w:val="13"/>
+              </w:rPr>
+              <w:t xml:space="preserve">EFL 4+Merit · ESL 4+Merit</w:t>
+            </w:r>
           </w:p>
         </w:tc>
         <w:tc>
@@ -22100,6 +23260,17 @@
               </w:rPr>
               <w:t xml:space="preserve">TOEFL 100 / 5.0</w:t>
             </w:r>
+            <w:r>
+              <w:br/>
+            </w:r>
+            <w:r>
+              <w:rPr>
+                <w:color w:val="666666"/>
+                <w:sz w:val="13"/>
+                <w:szCs w:val="13"/>
+              </w:rPr>
+              <w:t xml:space="preserve">EFL 6+Dist · ESL 不接受</w:t>
+            </w:r>
           </w:p>
         </w:tc>
         <w:tc>
@@ -22292,6 +23463,17 @@
               </w:rPr>
               <w:t xml:space="preserve">TOEFL 100 / 5.0</w:t>
             </w:r>
+            <w:r>
+              <w:br/>
+            </w:r>
+            <w:r>
+              <w:rPr>
+                <w:color w:val="666666"/>
+                <w:sz w:val="13"/>
+                <w:szCs w:val="13"/>
+              </w:rPr>
+              <w:t xml:space="preserve">EFL 6+Dist · ESL 不接受</w:t>
+            </w:r>
           </w:p>
         </w:tc>
         <w:tc>
@@ -22484,6 +23666,17 @@
               </w:rPr>
               <w:t xml:space="preserve">TOEFL 100 / 5.0</w:t>
             </w:r>
+            <w:r>
+              <w:br/>
+            </w:r>
+            <w:r>
+              <w:rPr>
+                <w:color w:val="666666"/>
+                <w:sz w:val="13"/>
+                <w:szCs w:val="13"/>
+              </w:rPr>
+              <w:t xml:space="preserve">EFL 6+Dist · ESL 不接受</w:t>
+            </w:r>
           </w:p>
         </w:tc>
         <w:tc>
@@ -22675,6 +23868,17 @@
               </w:rPr>
               <w:t xml:space="preserve">TOEFL 109 / 5.5</w:t>
             </w:r>
+            <w:r>
+              <w:br/>
+            </w:r>
+            <w:r>
+              <w:rPr>
+                <w:color w:val="666666"/>
+                <w:sz w:val="13"/>
+                <w:szCs w:val="13"/>
+              </w:rPr>
+              <w:t xml:space="preserve">EFL 6+Dist · ESL 不接受</w:t>
+            </w:r>
           </w:p>
         </w:tc>
         <w:tc>
@@ -22867,6 +24071,17 @@
               </w:rPr>
               <w:t xml:space="preserve">TOEFL 109 / 5.5</w:t>
             </w:r>
+            <w:r>
+              <w:br/>
+            </w:r>
+            <w:r>
+              <w:rPr>
+                <w:color w:val="666666"/>
+                <w:sz w:val="13"/>
+                <w:szCs w:val="13"/>
+              </w:rPr>
+              <w:t xml:space="preserve">EFL 6+Dist · ESL 不接受</w:t>
+            </w:r>
           </w:p>
         </w:tc>
         <w:tc>
@@ -23059,6 +24274,17 @@
               </w:rPr>
               <w:t xml:space="preserve">TOEFL 96 / 4.5</w:t>
             </w:r>
+            <w:r>
+              <w:br/>
+            </w:r>
+            <w:r>
+              <w:rPr>
+                <w:color w:val="666666"/>
+                <w:sz w:val="13"/>
+                <w:szCs w:val="13"/>
+              </w:rPr>
+              <w:t xml:space="preserve">EFL 4+Merit · ESL 4+Merit</w:t>
+            </w:r>
           </w:p>
         </w:tc>
         <w:tc>
@@ -23251,6 +24477,17 @@
               </w:rPr>
               <w:t xml:space="preserve">TOEFL 96 / 4.5</w:t>
             </w:r>
+            <w:r>
+              <w:br/>
+            </w:r>
+            <w:r>
+              <w:rPr>
+                <w:color w:val="666666"/>
+                <w:sz w:val="13"/>
+                <w:szCs w:val="13"/>
+              </w:rPr>
+              <w:t xml:space="preserve">EFL 4+Merit · ESL 4+Merit</w:t>
+            </w:r>
           </w:p>
         </w:tc>
         <w:tc>
@@ -23443,6 +24680,17 @@
               </w:rPr>
               <w:t xml:space="preserve">TOEFL 109 / 5.5</w:t>
             </w:r>
+            <w:r>
+              <w:br/>
+            </w:r>
+            <w:r>
+              <w:rPr>
+                <w:color w:val="666666"/>
+                <w:sz w:val="13"/>
+                <w:szCs w:val="13"/>
+              </w:rPr>
+              <w:t xml:space="preserve">EFL 6+Dist · ESL 不接受</w:t>
+            </w:r>
           </w:p>
         </w:tc>
         <w:tc>
@@ -23635,6 +24883,17 @@
               </w:rPr>
               <w:t xml:space="preserve">TOEFL 109 / 5.5</w:t>
             </w:r>
+            <w:r>
+              <w:br/>
+            </w:r>
+            <w:r>
+              <w:rPr>
+                <w:color w:val="666666"/>
+                <w:sz w:val="13"/>
+                <w:szCs w:val="13"/>
+              </w:rPr>
+              <w:t xml:space="preserve">EFL 6+Dist · ESL 不接受</w:t>
+            </w:r>
           </w:p>
         </w:tc>
         <w:tc>
@@ -23827,6 +25086,17 @@
               </w:rPr>
               <w:t xml:space="preserve">TOEFL 100 / 5.0</w:t>
             </w:r>
+            <w:r>
+              <w:br/>
+            </w:r>
+            <w:r>
+              <w:rPr>
+                <w:color w:val="666666"/>
+                <w:sz w:val="13"/>
+                <w:szCs w:val="13"/>
+              </w:rPr>
+              <w:t xml:space="preserve">EFL 6+Dist · ESL 不接受</w:t>
+            </w:r>
           </w:p>
         </w:tc>
         <w:tc>
@@ -24019,6 +25289,17 @@
               </w:rPr>
               <w:t xml:space="preserve">TOEFL 96 / 4.5</w:t>
             </w:r>
+            <w:r>
+              <w:br/>
+            </w:r>
+            <w:r>
+              <w:rPr>
+                <w:color w:val="666666"/>
+                <w:sz w:val="13"/>
+                <w:szCs w:val="13"/>
+              </w:rPr>
+              <w:t xml:space="preserve">EFL 4+Merit · ESL 4+Merit</w:t>
+            </w:r>
           </w:p>
         </w:tc>
         <w:tc>
@@ -24211,6 +25492,17 @@
               </w:rPr>
               <w:t xml:space="preserve">TOEFL 109 / 5.5</w:t>
             </w:r>
+            <w:r>
+              <w:br/>
+            </w:r>
+            <w:r>
+              <w:rPr>
+                <w:color w:val="666666"/>
+                <w:sz w:val="13"/>
+                <w:szCs w:val="13"/>
+              </w:rPr>
+              <w:t xml:space="preserve">EFL 6+Dist · ESL 不接受</w:t>
+            </w:r>
           </w:p>
         </w:tc>
         <w:tc>
@@ -24403,6 +25695,17 @@
               </w:rPr>
               <w:t xml:space="preserve">TOEFL 96 / 4.5</w:t>
             </w:r>
+            <w:r>
+              <w:br/>
+            </w:r>
+            <w:r>
+              <w:rPr>
+                <w:color w:val="666666"/>
+                <w:sz w:val="13"/>
+                <w:szCs w:val="13"/>
+              </w:rPr>
+              <w:t xml:space="preserve">EFL 4+Merit · ESL 4+Merit</w:t>
+            </w:r>
           </w:p>
         </w:tc>
         <w:tc>
@@ -24595,6 +25898,17 @@
               </w:rPr>
               <w:t xml:space="preserve">TOEFL 109 / 5.5</w:t>
             </w:r>
+            <w:r>
+              <w:br/>
+            </w:r>
+            <w:r>
+              <w:rPr>
+                <w:color w:val="666666"/>
+                <w:sz w:val="13"/>
+                <w:szCs w:val="13"/>
+              </w:rPr>
+              <w:t xml:space="preserve">EFL 6+Dist · ESL 不接受</w:t>
+            </w:r>
           </w:p>
         </w:tc>
         <w:tc>
@@ -24787,6 +26101,17 @@
               </w:rPr>
               <w:t xml:space="preserve">TOEFL 109 / 5.5</w:t>
             </w:r>
+            <w:r>
+              <w:br/>
+            </w:r>
+            <w:r>
+              <w:rPr>
+                <w:color w:val="666666"/>
+                <w:sz w:val="13"/>
+                <w:szCs w:val="13"/>
+              </w:rPr>
+              <w:t xml:space="preserve">EFL 6+Dist · ESL 不接受</w:t>
+            </w:r>
           </w:p>
         </w:tc>
         <w:tc>
@@ -24979,6 +26304,17 @@
               </w:rPr>
               <w:t xml:space="preserve">TOEFL 100 / 5.0</w:t>
             </w:r>
+            <w:r>
+              <w:br/>
+            </w:r>
+            <w:r>
+              <w:rPr>
+                <w:color w:val="666666"/>
+                <w:sz w:val="13"/>
+                <w:szCs w:val="13"/>
+              </w:rPr>
+              <w:t xml:space="preserve">EFL 6+Dist · ESL 不接受</w:t>
+            </w:r>
           </w:p>
         </w:tc>
         <w:tc>
@@ -25170,6 +26506,17 @@
                 <w:szCs w:val="14"/>
               </w:rPr>
               <w:t xml:space="preserve">TOEFL 96 / 4.5</w:t>
+            </w:r>
+            <w:r>
+              <w:br/>
+            </w:r>
+            <w:r>
+              <w:rPr>
+                <w:color w:val="666666"/>
+                <w:sz w:val="13"/>
+                <w:szCs w:val="13"/>
+              </w:rPr>
+              <w:t xml:space="preserve">EFL 4+Merit · ESL 4+Merit</w:t>
             </w:r>
           </w:p>
         </w:tc>
@@ -25222,6 +26569,7 @@
       <w:r>
         <w:rPr>
           <w:b/>
+          <w:color w:val="3A5DA8"/>
           <w:sz w:val="30"/>
           <w:szCs w:val="30"/>
         </w:rPr>
@@ -25363,7 +26711,7 @@
           <w:tcPr>
             <w:tcW w:w="15818" w:type="dxa"/>
             <w:gridSpan w:val="9"/>
-            <w:shd w:val="clear" w:color="auto" w:fill="F2F2F2"/>
+            <w:shd w:val="clear" w:color="auto" w:fill="EDF0F7"/>
             <w:vAlign w:val="top"/>
           </w:tcPr>
           <w:p>
@@ -25388,7 +26736,7 @@
         <w:tc>
           <w:tcPr>
             <w:tcW w:w="3164" w:type="dxa"/>
-            <w:shd w:val="clear" w:color="auto" w:fill="E4E4E4"/>
+            <w:shd w:val="clear" w:color="auto" w:fill="DCE2EF"/>
             <w:vAlign w:val="top"/>
           </w:tcPr>
           <w:p>
@@ -25408,7 +26756,7 @@
         <w:tc>
           <w:tcPr>
             <w:tcW w:w="1265" w:type="dxa"/>
-            <w:shd w:val="clear" w:color="auto" w:fill="E4E4E4"/>
+            <w:shd w:val="clear" w:color="auto" w:fill="DCE2EF"/>
             <w:vAlign w:val="top"/>
           </w:tcPr>
           <w:p>
@@ -25428,7 +26776,7 @@
         <w:tc>
           <w:tcPr>
             <w:tcW w:w="1107" w:type="dxa"/>
-            <w:shd w:val="clear" w:color="auto" w:fill="E4E4E4"/>
+            <w:shd w:val="clear" w:color="auto" w:fill="DCE2EF"/>
             <w:vAlign w:val="top"/>
           </w:tcPr>
           <w:p>
@@ -25448,7 +26796,7 @@
         <w:tc>
           <w:tcPr>
             <w:tcW w:w="2373" w:type="dxa"/>
-            <w:shd w:val="clear" w:color="auto" w:fill="E4E4E4"/>
+            <w:shd w:val="clear" w:color="auto" w:fill="DCE2EF"/>
             <w:vAlign w:val="top"/>
           </w:tcPr>
           <w:p>
@@ -25468,7 +26816,7 @@
         <w:tc>
           <w:tcPr>
             <w:tcW w:w="949" w:type="dxa"/>
-            <w:shd w:val="clear" w:color="auto" w:fill="E4E4E4"/>
+            <w:shd w:val="clear" w:color="auto" w:fill="DCE2EF"/>
             <w:vAlign w:val="top"/>
           </w:tcPr>
           <w:p>
@@ -25488,7 +26836,7 @@
         <w:tc>
           <w:tcPr>
             <w:tcW w:w="1107" w:type="dxa"/>
-            <w:shd w:val="clear" w:color="auto" w:fill="E4E4E4"/>
+            <w:shd w:val="clear" w:color="auto" w:fill="DCE2EF"/>
             <w:vAlign w:val="top"/>
           </w:tcPr>
           <w:p>
@@ -25508,7 +26856,7 @@
         <w:tc>
           <w:tcPr>
             <w:tcW w:w="2215" w:type="dxa"/>
-            <w:shd w:val="clear" w:color="auto" w:fill="E4E4E4"/>
+            <w:shd w:val="clear" w:color="auto" w:fill="DCE2EF"/>
             <w:vAlign w:val="top"/>
           </w:tcPr>
           <w:p>
@@ -25528,7 +26876,7 @@
         <w:tc>
           <w:tcPr>
             <w:tcW w:w="1740" w:type="dxa"/>
-            <w:shd w:val="clear" w:color="auto" w:fill="E4E4E4"/>
+            <w:shd w:val="clear" w:color="auto" w:fill="DCE2EF"/>
             <w:vAlign w:val="top"/>
           </w:tcPr>
           <w:p>
@@ -25548,7 +26896,7 @@
         <w:tc>
           <w:tcPr>
             <w:tcW w:w="1898" w:type="dxa"/>
-            <w:shd w:val="clear" w:color="auto" w:fill="E4E4E4"/>
+            <w:shd w:val="clear" w:color="auto" w:fill="DCE2EF"/>
             <w:vAlign w:val="top"/>
           </w:tcPr>
           <w:p>
@@ -25719,6 +27067,17 @@
               </w:rPr>
               <w:t xml:space="preserve">TOEFL 92 / 4.5</w:t>
             </w:r>
+            <w:r>
+              <w:br/>
+            </w:r>
+            <w:r>
+              <w:rPr>
+                <w:color w:val="666666"/>
+                <w:sz w:val="13"/>
+                <w:szCs w:val="13"/>
+              </w:rPr>
+              <w:t xml:space="preserve">EFL B/6 · ESL A/7</w:t>
+            </w:r>
           </w:p>
         </w:tc>
         <w:tc>
@@ -25912,6 +27271,17 @@
               </w:rPr>
               <w:t xml:space="preserve">TOEFL 92 / 4.5</w:t>
             </w:r>
+            <w:r>
+              <w:br/>
+            </w:r>
+            <w:r>
+              <w:rPr>
+                <w:color w:val="666666"/>
+                <w:sz w:val="13"/>
+                <w:szCs w:val="13"/>
+              </w:rPr>
+              <w:t xml:space="preserve">EFL B/6 · ESL A/7</w:t>
+            </w:r>
           </w:p>
         </w:tc>
         <w:tc>
@@ -26104,6 +27474,17 @@
               </w:rPr>
               <w:t xml:space="preserve">TOEFL 100 / 5.0</w:t>
             </w:r>
+            <w:r>
+              <w:br/>
+            </w:r>
+            <w:r>
+              <w:rPr>
+                <w:color w:val="666666"/>
+                <w:sz w:val="13"/>
+                <w:szCs w:val="13"/>
+              </w:rPr>
+              <w:t xml:space="preserve">EFL B/6 · ESL A/7</w:t>
+            </w:r>
           </w:p>
         </w:tc>
         <w:tc>
@@ -26297,6 +27678,17 @@
               </w:rPr>
               <w:t xml:space="preserve">TOEFL 92 / 4.5</w:t>
             </w:r>
+            <w:r>
+              <w:br/>
+            </w:r>
+            <w:r>
+              <w:rPr>
+                <w:color w:val="666666"/>
+                <w:sz w:val="13"/>
+                <w:szCs w:val="13"/>
+              </w:rPr>
+              <w:t xml:space="preserve">EFL B/6 · ESL A/7</w:t>
+            </w:r>
           </w:p>
         </w:tc>
         <w:tc>
@@ -26490,6 +27882,17 @@
               </w:rPr>
               <w:t xml:space="preserve">TOEFL 100 / 5.0</w:t>
             </w:r>
+            <w:r>
+              <w:br/>
+            </w:r>
+            <w:r>
+              <w:rPr>
+                <w:color w:val="666666"/>
+                <w:sz w:val="13"/>
+                <w:szCs w:val="13"/>
+              </w:rPr>
+              <w:t xml:space="preserve">EFL B/6 · ESL A/7</w:t>
+            </w:r>
           </w:p>
         </w:tc>
         <w:tc>
@@ -26682,6 +28085,17 @@
               </w:rPr>
               <w:t xml:space="preserve">TOEFL 100 / 5.0</w:t>
             </w:r>
+            <w:r>
+              <w:br/>
+            </w:r>
+            <w:r>
+              <w:rPr>
+                <w:color w:val="666666"/>
+                <w:sz w:val="13"/>
+                <w:szCs w:val="13"/>
+              </w:rPr>
+              <w:t xml:space="preserve">EFL B/6 · ESL A/7</w:t>
+            </w:r>
           </w:p>
         </w:tc>
         <w:tc>
@@ -26875,6 +28289,17 @@
               </w:rPr>
               <w:t xml:space="preserve">TOEFL 92 / 4.5</w:t>
             </w:r>
+            <w:r>
+              <w:br/>
+            </w:r>
+            <w:r>
+              <w:rPr>
+                <w:color w:val="666666"/>
+                <w:sz w:val="13"/>
+                <w:szCs w:val="13"/>
+              </w:rPr>
+              <w:t xml:space="preserve">EFL B/6 · ESL A/7</w:t>
+            </w:r>
           </w:p>
         </w:tc>
         <w:tc>
@@ -27068,6 +28493,17 @@
               </w:rPr>
               <w:t xml:space="preserve">TOEFL 100 / 5.0</w:t>
             </w:r>
+            <w:r>
+              <w:br/>
+            </w:r>
+            <w:r>
+              <w:rPr>
+                <w:color w:val="666666"/>
+                <w:sz w:val="13"/>
+                <w:szCs w:val="13"/>
+              </w:rPr>
+              <w:t xml:space="preserve">EFL B/6 · ESL A/7</w:t>
+            </w:r>
           </w:p>
         </w:tc>
         <w:tc>
@@ -27261,6 +28697,17 @@
               </w:rPr>
               <w:t xml:space="preserve">TOEFL 100 / 5.0</w:t>
             </w:r>
+            <w:r>
+              <w:br/>
+            </w:r>
+            <w:r>
+              <w:rPr>
+                <w:color w:val="666666"/>
+                <w:sz w:val="13"/>
+                <w:szCs w:val="13"/>
+              </w:rPr>
+              <w:t xml:space="preserve">EFL B/6 · ESL A/7</w:t>
+            </w:r>
           </w:p>
         </w:tc>
         <w:tc>
@@ -27454,6 +28901,17 @@
               </w:rPr>
               <w:t xml:space="preserve">TOEFL 100 / 5.0</w:t>
             </w:r>
+            <w:r>
+              <w:br/>
+            </w:r>
+            <w:r>
+              <w:rPr>
+                <w:color w:val="666666"/>
+                <w:sz w:val="13"/>
+                <w:szCs w:val="13"/>
+              </w:rPr>
+              <w:t xml:space="preserve">EFL B/6 · ESL A/7</w:t>
+            </w:r>
           </w:p>
         </w:tc>
         <w:tc>
@@ -27647,6 +29105,17 @@
               </w:rPr>
               <w:t xml:space="preserve">TOEFL 92 / 4.5</w:t>
             </w:r>
+            <w:r>
+              <w:br/>
+            </w:r>
+            <w:r>
+              <w:rPr>
+                <w:color w:val="666666"/>
+                <w:sz w:val="13"/>
+                <w:szCs w:val="13"/>
+              </w:rPr>
+              <w:t xml:space="preserve">EFL B/6 · ESL A/7</w:t>
+            </w:r>
           </w:p>
         </w:tc>
         <w:tc>
@@ -27840,6 +29309,17 @@
               </w:rPr>
               <w:t xml:space="preserve">TOEFL 92 / 4.5</w:t>
             </w:r>
+            <w:r>
+              <w:br/>
+            </w:r>
+            <w:r>
+              <w:rPr>
+                <w:color w:val="666666"/>
+                <w:sz w:val="13"/>
+                <w:szCs w:val="13"/>
+              </w:rPr>
+              <w:t xml:space="preserve">EFL B/6 · ESL A/7</w:t>
+            </w:r>
           </w:p>
         </w:tc>
         <w:tc>
@@ -28032,6 +29512,17 @@
               </w:rPr>
               <w:t xml:space="preserve">TOEFL 92 / 4.5</w:t>
             </w:r>
+            <w:r>
+              <w:br/>
+            </w:r>
+            <w:r>
+              <w:rPr>
+                <w:color w:val="666666"/>
+                <w:sz w:val="13"/>
+                <w:szCs w:val="13"/>
+              </w:rPr>
+              <w:t xml:space="preserve">EFL B/6 · ESL A/7</w:t>
+            </w:r>
           </w:p>
         </w:tc>
         <w:tc>
@@ -28225,6 +29716,17 @@
               </w:rPr>
               <w:t xml:space="preserve">TOEFL 92 / 4.5</w:t>
             </w:r>
+            <w:r>
+              <w:br/>
+            </w:r>
+            <w:r>
+              <w:rPr>
+                <w:color w:val="666666"/>
+                <w:sz w:val="13"/>
+                <w:szCs w:val="13"/>
+              </w:rPr>
+              <w:t xml:space="preserve">EFL B/6 · ESL A/7</w:t>
+            </w:r>
           </w:p>
         </w:tc>
         <w:tc>
@@ -28417,6 +29919,17 @@
               </w:rPr>
               <w:t xml:space="preserve">TOEFL 100 / 5.0</w:t>
             </w:r>
+            <w:r>
+              <w:br/>
+            </w:r>
+            <w:r>
+              <w:rPr>
+                <w:color w:val="666666"/>
+                <w:sz w:val="13"/>
+                <w:szCs w:val="13"/>
+              </w:rPr>
+              <w:t xml:space="preserve">EFL B/6 · ESL A/7</w:t>
+            </w:r>
           </w:p>
         </w:tc>
         <w:tc>
@@ -28609,6 +30122,17 @@
               </w:rPr>
               <w:t xml:space="preserve">TOEFL 100 / 5.0</w:t>
             </w:r>
+            <w:r>
+              <w:br/>
+            </w:r>
+            <w:r>
+              <w:rPr>
+                <w:color w:val="666666"/>
+                <w:sz w:val="13"/>
+                <w:szCs w:val="13"/>
+              </w:rPr>
+              <w:t xml:space="preserve">EFL B/6 · ESL A/7</w:t>
+            </w:r>
           </w:p>
         </w:tc>
         <w:tc>
@@ -28801,6 +30325,17 @@
               </w:rPr>
               <w:t xml:space="preserve">TOEFL 100 / 5.0</w:t>
             </w:r>
+            <w:r>
+              <w:br/>
+            </w:r>
+            <w:r>
+              <w:rPr>
+                <w:color w:val="666666"/>
+                <w:sz w:val="13"/>
+                <w:szCs w:val="13"/>
+              </w:rPr>
+              <w:t xml:space="preserve">EFL B/6 · ESL A/7</w:t>
+            </w:r>
           </w:p>
         </w:tc>
         <w:tc>
@@ -28993,6 +30528,17 @@
               </w:rPr>
               <w:t xml:space="preserve">TOEFL 100 / 5.0</w:t>
             </w:r>
+            <w:r>
+              <w:br/>
+            </w:r>
+            <w:r>
+              <w:rPr>
+                <w:color w:val="666666"/>
+                <w:sz w:val="13"/>
+                <w:szCs w:val="13"/>
+              </w:rPr>
+              <w:t xml:space="preserve">EFL B/6 · ESL A/7</w:t>
+            </w:r>
           </w:p>
         </w:tc>
         <w:tc>
@@ -29185,6 +30731,17 @@
               </w:rPr>
               <w:t xml:space="preserve">TOEFL 100 / 5.0</w:t>
             </w:r>
+            <w:r>
+              <w:br/>
+            </w:r>
+            <w:r>
+              <w:rPr>
+                <w:color w:val="666666"/>
+                <w:sz w:val="13"/>
+                <w:szCs w:val="13"/>
+              </w:rPr>
+              <w:t xml:space="preserve">EFL B/6 · ESL A/7</w:t>
+            </w:r>
           </w:p>
         </w:tc>
         <w:tc>
@@ -29377,6 +30934,17 @@
               </w:rPr>
               <w:t xml:space="preserve">TOEFL 100 / 5.0</w:t>
             </w:r>
+            <w:r>
+              <w:br/>
+            </w:r>
+            <w:r>
+              <w:rPr>
+                <w:color w:val="666666"/>
+                <w:sz w:val="13"/>
+                <w:szCs w:val="13"/>
+              </w:rPr>
+              <w:t xml:space="preserve">EFL B/6 · ESL A/7</w:t>
+            </w:r>
           </w:p>
         </w:tc>
         <w:tc>
@@ -29568,6 +31136,17 @@
               </w:rPr>
               <w:t xml:space="preserve">TOEFL 100 / 5.0</w:t>
             </w:r>
+            <w:r>
+              <w:br/>
+            </w:r>
+            <w:r>
+              <w:rPr>
+                <w:color w:val="666666"/>
+                <w:sz w:val="13"/>
+                <w:szCs w:val="13"/>
+              </w:rPr>
+              <w:t xml:space="preserve">EFL B/6 · ESL A/7</w:t>
+            </w:r>
           </w:p>
         </w:tc>
         <w:tc>
@@ -29760,6 +31339,17 @@
               </w:rPr>
               <w:t xml:space="preserve">TOEFL 100 / 5.0</w:t>
             </w:r>
+            <w:r>
+              <w:br/>
+            </w:r>
+            <w:r>
+              <w:rPr>
+                <w:color w:val="666666"/>
+                <w:sz w:val="13"/>
+                <w:szCs w:val="13"/>
+              </w:rPr>
+              <w:t xml:space="preserve">EFL B/6 · ESL A/7</w:t>
+            </w:r>
           </w:p>
         </w:tc>
         <w:tc>
@@ -29952,6 +31542,17 @@
               </w:rPr>
               <w:t xml:space="preserve">TOEFL 100 / 5.0</w:t>
             </w:r>
+            <w:r>
+              <w:br/>
+            </w:r>
+            <w:r>
+              <w:rPr>
+                <w:color w:val="666666"/>
+                <w:sz w:val="13"/>
+                <w:szCs w:val="13"/>
+              </w:rPr>
+              <w:t xml:space="preserve">EFL B/6 · ESL A/7</w:t>
+            </w:r>
           </w:p>
         </w:tc>
         <w:tc>
@@ -30144,6 +31745,17 @@
               </w:rPr>
               <w:t xml:space="preserve">TOEFL 100 / 5.0</w:t>
             </w:r>
+            <w:r>
+              <w:br/>
+            </w:r>
+            <w:r>
+              <w:rPr>
+                <w:color w:val="666666"/>
+                <w:sz w:val="13"/>
+                <w:szCs w:val="13"/>
+              </w:rPr>
+              <w:t xml:space="preserve">EFL B/6 · ESL A/7</w:t>
+            </w:r>
           </w:p>
         </w:tc>
         <w:tc>
@@ -30336,6 +31948,17 @@
               </w:rPr>
               <w:t xml:space="preserve">TOEFL 100 / 5.0</w:t>
             </w:r>
+            <w:r>
+              <w:br/>
+            </w:r>
+            <w:r>
+              <w:rPr>
+                <w:color w:val="666666"/>
+                <w:sz w:val="13"/>
+                <w:szCs w:val="13"/>
+              </w:rPr>
+              <w:t xml:space="preserve">EFL B/6 · ESL A/7</w:t>
+            </w:r>
           </w:p>
         </w:tc>
         <w:tc>
@@ -30528,6 +32151,17 @@
               </w:rPr>
               <w:t xml:space="preserve">TOEFL 100 / 5.0</w:t>
             </w:r>
+            <w:r>
+              <w:br/>
+            </w:r>
+            <w:r>
+              <w:rPr>
+                <w:color w:val="666666"/>
+                <w:sz w:val="13"/>
+                <w:szCs w:val="13"/>
+              </w:rPr>
+              <w:t xml:space="preserve">EFL B/6 · ESL A/7</w:t>
+            </w:r>
           </w:p>
         </w:tc>
         <w:tc>
@@ -30720,6 +32354,17 @@
               </w:rPr>
               <w:t xml:space="preserve">TOEFL 100 / 5.0</w:t>
             </w:r>
+            <w:r>
+              <w:br/>
+            </w:r>
+            <w:r>
+              <w:rPr>
+                <w:color w:val="666666"/>
+                <w:sz w:val="13"/>
+                <w:szCs w:val="13"/>
+              </w:rPr>
+              <w:t xml:space="preserve">EFL B/6 · ESL A/7</w:t>
+            </w:r>
           </w:p>
         </w:tc>
         <w:tc>
@@ -30912,6 +32557,17 @@
               </w:rPr>
               <w:t xml:space="preserve">TOEFL 100 / 5.0</w:t>
             </w:r>
+            <w:r>
+              <w:br/>
+            </w:r>
+            <w:r>
+              <w:rPr>
+                <w:color w:val="666666"/>
+                <w:sz w:val="13"/>
+                <w:szCs w:val="13"/>
+              </w:rPr>
+              <w:t xml:space="preserve">EFL B/6 · ESL A/7</w:t>
+            </w:r>
           </w:p>
         </w:tc>
         <w:tc>
@@ -31104,6 +32760,17 @@
               </w:rPr>
               <w:t xml:space="preserve">TOEFL 100 / 5.0</w:t>
             </w:r>
+            <w:r>
+              <w:br/>
+            </w:r>
+            <w:r>
+              <w:rPr>
+                <w:color w:val="666666"/>
+                <w:sz w:val="13"/>
+                <w:szCs w:val="13"/>
+              </w:rPr>
+              <w:t xml:space="preserve">EFL B/6 · ESL A/7</w:t>
+            </w:r>
           </w:p>
         </w:tc>
         <w:tc>
@@ -31296,6 +32963,17 @@
               </w:rPr>
               <w:t xml:space="preserve">TOEFL 100 / 5.0</w:t>
             </w:r>
+            <w:r>
+              <w:br/>
+            </w:r>
+            <w:r>
+              <w:rPr>
+                <w:color w:val="666666"/>
+                <w:sz w:val="13"/>
+                <w:szCs w:val="13"/>
+              </w:rPr>
+              <w:t xml:space="preserve">EFL B/6 · ESL A/7</w:t>
+            </w:r>
           </w:p>
         </w:tc>
         <w:tc>
@@ -31488,6 +33166,17 @@
               </w:rPr>
               <w:t xml:space="preserve">TOEFL 100 / 5.0</w:t>
             </w:r>
+            <w:r>
+              <w:br/>
+            </w:r>
+            <w:r>
+              <w:rPr>
+                <w:color w:val="666666"/>
+                <w:sz w:val="13"/>
+                <w:szCs w:val="13"/>
+              </w:rPr>
+              <w:t xml:space="preserve">EFL B/6 · ESL A/7</w:t>
+            </w:r>
           </w:p>
         </w:tc>
         <w:tc>
@@ -31679,6 +33368,17 @@
                 <w:szCs w:val="14"/>
               </w:rPr>
               <w:t xml:space="preserve">TOEFL 100 / 5.0</w:t>
+            </w:r>
+            <w:r>
+              <w:br/>
+            </w:r>
+            <w:r>
+              <w:rPr>
+                <w:color w:val="666666"/>
+                <w:sz w:val="13"/>
+                <w:szCs w:val="13"/>
+              </w:rPr>
+              <w:t xml:space="preserve">EFL B/6 · ESL A/7</w:t>
             </w:r>
           </w:p>
         </w:tc>
@@ -31731,6 +33431,7 @@
       <w:r>
         <w:rPr>
           <w:b/>
+          <w:color w:val="73172D"/>
           <w:sz w:val="30"/>
           <w:szCs w:val="30"/>
         </w:rPr>
@@ -31872,7 +33573,7 @@
           <w:tcPr>
             <w:tcW w:w="15818" w:type="dxa"/>
             <w:gridSpan w:val="9"/>
-            <w:shd w:val="clear" w:color="auto" w:fill="F2F2F2"/>
+            <w:shd w:val="clear" w:color="auto" w:fill="F2EAEC"/>
             <w:vAlign w:val="top"/>
           </w:tcPr>
           <w:p>
@@ -31897,7 +33598,7 @@
         <w:tc>
           <w:tcPr>
             <w:tcW w:w="3164" w:type="dxa"/>
-            <w:shd w:val="clear" w:color="auto" w:fill="E4E4E4"/>
+            <w:shd w:val="clear" w:color="auto" w:fill="E6D5D9"/>
             <w:vAlign w:val="top"/>
           </w:tcPr>
           <w:p>
@@ -31917,7 +33618,7 @@
         <w:tc>
           <w:tcPr>
             <w:tcW w:w="1265" w:type="dxa"/>
-            <w:shd w:val="clear" w:color="auto" w:fill="E4E4E4"/>
+            <w:shd w:val="clear" w:color="auto" w:fill="E6D5D9"/>
             <w:vAlign w:val="top"/>
           </w:tcPr>
           <w:p>
@@ -31937,7 +33638,7 @@
         <w:tc>
           <w:tcPr>
             <w:tcW w:w="1107" w:type="dxa"/>
-            <w:shd w:val="clear" w:color="auto" w:fill="E4E4E4"/>
+            <w:shd w:val="clear" w:color="auto" w:fill="E6D5D9"/>
             <w:vAlign w:val="top"/>
           </w:tcPr>
           <w:p>
@@ -31957,7 +33658,7 @@
         <w:tc>
           <w:tcPr>
             <w:tcW w:w="2373" w:type="dxa"/>
-            <w:shd w:val="clear" w:color="auto" w:fill="E4E4E4"/>
+            <w:shd w:val="clear" w:color="auto" w:fill="E6D5D9"/>
             <w:vAlign w:val="top"/>
           </w:tcPr>
           <w:p>
@@ -31977,7 +33678,7 @@
         <w:tc>
           <w:tcPr>
             <w:tcW w:w="949" w:type="dxa"/>
-            <w:shd w:val="clear" w:color="auto" w:fill="E4E4E4"/>
+            <w:shd w:val="clear" w:color="auto" w:fill="E6D5D9"/>
             <w:vAlign w:val="top"/>
           </w:tcPr>
           <w:p>
@@ -31997,7 +33698,7 @@
         <w:tc>
           <w:tcPr>
             <w:tcW w:w="1107" w:type="dxa"/>
-            <w:shd w:val="clear" w:color="auto" w:fill="E4E4E4"/>
+            <w:shd w:val="clear" w:color="auto" w:fill="E6D5D9"/>
             <w:vAlign w:val="top"/>
           </w:tcPr>
           <w:p>
@@ -32017,7 +33718,7 @@
         <w:tc>
           <w:tcPr>
             <w:tcW w:w="2215" w:type="dxa"/>
-            <w:shd w:val="clear" w:color="auto" w:fill="E4E4E4"/>
+            <w:shd w:val="clear" w:color="auto" w:fill="E6D5D9"/>
             <w:vAlign w:val="top"/>
           </w:tcPr>
           <w:p>
@@ -32037,7 +33738,7 @@
         <w:tc>
           <w:tcPr>
             <w:tcW w:w="1740" w:type="dxa"/>
-            <w:shd w:val="clear" w:color="auto" w:fill="E4E4E4"/>
+            <w:shd w:val="clear" w:color="auto" w:fill="E6D5D9"/>
             <w:vAlign w:val="top"/>
           </w:tcPr>
           <w:p>
@@ -32057,7 +33758,7 @@
         <w:tc>
           <w:tcPr>
             <w:tcW w:w="1898" w:type="dxa"/>
-            <w:shd w:val="clear" w:color="auto" w:fill="E4E4E4"/>
+            <w:shd w:val="clear" w:color="auto" w:fill="E6D5D9"/>
             <w:vAlign w:val="top"/>
           </w:tcPr>
           <w:p>
@@ -32228,6 +33929,17 @@
               </w:rPr>
               <w:t xml:space="preserve">TOEFL — / —</w:t>
             </w:r>
+            <w:r>
+              <w:br/>
+            </w:r>
+            <w:r>
+              <w:rPr>
+                <w:color w:val="666666"/>
+                <w:sz w:val="13"/>
+                <w:szCs w:val="13"/>
+              </w:rPr>
+              <w:t xml:space="preserve">EFL 4/C · ESL 未列</w:t>
+            </w:r>
           </w:p>
         </w:tc>
         <w:tc>
@@ -32421,6 +34133,17 @@
               </w:rPr>
               <w:t xml:space="preserve">TOEFL — / —</w:t>
             </w:r>
+            <w:r>
+              <w:br/>
+            </w:r>
+            <w:r>
+              <w:rPr>
+                <w:color w:val="666666"/>
+                <w:sz w:val="13"/>
+                <w:szCs w:val="13"/>
+              </w:rPr>
+              <w:t xml:space="preserve">EFL 4/C · ESL 未列</w:t>
+            </w:r>
           </w:p>
         </w:tc>
         <w:tc>
@@ -32614,6 +34337,17 @@
               </w:rPr>
               <w:t xml:space="preserve">TOEFL 90 / 4.5</w:t>
             </w:r>
+            <w:r>
+              <w:br/>
+            </w:r>
+            <w:r>
+              <w:rPr>
+                <w:color w:val="666666"/>
+                <w:sz w:val="13"/>
+                <w:szCs w:val="13"/>
+              </w:rPr>
+              <w:t xml:space="preserve">EFL 4/C · ESL 8</w:t>
+            </w:r>
           </w:p>
         </w:tc>
         <w:tc>
@@ -32807,6 +34541,17 @@
               </w:rPr>
               <w:t xml:space="preserve">TOEFL 100 / 5.0</w:t>
             </w:r>
+            <w:r>
+              <w:br/>
+            </w:r>
+            <w:r>
+              <w:rPr>
+                <w:color w:val="666666"/>
+                <w:sz w:val="13"/>
+                <w:szCs w:val="13"/>
+              </w:rPr>
+              <w:t xml:space="preserve">EFL B/6 · ESL 不接受</w:t>
+            </w:r>
           </w:p>
         </w:tc>
         <w:tc>
@@ -32999,6 +34744,17 @@
               </w:rPr>
               <w:t xml:space="preserve">TOEFL 90 / 4.5</w:t>
             </w:r>
+            <w:r>
+              <w:br/>
+            </w:r>
+            <w:r>
+              <w:rPr>
+                <w:color w:val="666666"/>
+                <w:sz w:val="13"/>
+                <w:szCs w:val="13"/>
+              </w:rPr>
+              <w:t xml:space="preserve">EFL 4/C · ESL 8</w:t>
+            </w:r>
           </w:p>
         </w:tc>
         <w:tc>
@@ -33192,6 +34948,17 @@
               </w:rPr>
               <w:t xml:space="preserve">TOEFL 90 / 4.5</w:t>
             </w:r>
+            <w:r>
+              <w:br/>
+            </w:r>
+            <w:r>
+              <w:rPr>
+                <w:color w:val="666666"/>
+                <w:sz w:val="13"/>
+                <w:szCs w:val="13"/>
+              </w:rPr>
+              <w:t xml:space="preserve">EFL 4/C · ESL 8</w:t>
+            </w:r>
           </w:p>
         </w:tc>
         <w:tc>
@@ -33385,6 +35152,17 @@
               </w:rPr>
               <w:t xml:space="preserve">TOEFL 90 / —</w:t>
             </w:r>
+            <w:r>
+              <w:br/>
+            </w:r>
+            <w:r>
+              <w:rPr>
+                <w:color w:val="666666"/>
+                <w:sz w:val="13"/>
+                <w:szCs w:val="13"/>
+              </w:rPr>
+              <w:t xml:space="preserve">EFL 4/C · ESL 8</w:t>
+            </w:r>
           </w:p>
         </w:tc>
         <w:tc>
@@ -33578,6 +35356,17 @@
               </w:rPr>
               <w:t xml:space="preserve">TOEFL 90 / —</w:t>
             </w:r>
+            <w:r>
+              <w:br/>
+            </w:r>
+            <w:r>
+              <w:rPr>
+                <w:color w:val="666666"/>
+                <w:sz w:val="13"/>
+                <w:szCs w:val="13"/>
+              </w:rPr>
+              <w:t xml:space="preserve">EFL C · ESL B</w:t>
+            </w:r>
           </w:p>
         </w:tc>
         <w:tc>
@@ -33770,6 +35559,17 @@
               </w:rPr>
               <w:t xml:space="preserve">TOEFL 90 / —</w:t>
             </w:r>
+            <w:r>
+              <w:br/>
+            </w:r>
+            <w:r>
+              <w:rPr>
+                <w:color w:val="666666"/>
+                <w:sz w:val="13"/>
+                <w:szCs w:val="13"/>
+              </w:rPr>
+              <w:t xml:space="preserve">EFL C · ESL B</w:t>
+            </w:r>
           </w:p>
         </w:tc>
         <w:tc>
@@ -33962,6 +35762,17 @@
               </w:rPr>
               <w:t xml:space="preserve">TOEFL — / —</w:t>
             </w:r>
+            <w:r>
+              <w:br/>
+            </w:r>
+            <w:r>
+              <w:rPr>
+                <w:color w:val="666666"/>
+                <w:sz w:val="13"/>
+                <w:szCs w:val="13"/>
+              </w:rPr>
+              <w:t xml:space="preserve">EFL B/6 · ESL 未列</w:t>
+            </w:r>
           </w:p>
         </w:tc>
         <w:tc>
@@ -34156,6 +35967,17 @@
               </w:rPr>
               <w:t xml:space="preserve">TOEFL — / —</w:t>
             </w:r>
+            <w:r>
+              <w:br/>
+            </w:r>
+            <w:r>
+              <w:rPr>
+                <w:color w:val="666666"/>
+                <w:sz w:val="13"/>
+                <w:szCs w:val="13"/>
+              </w:rPr>
+              <w:t xml:space="preserve">EFL B/6 · ESL 未列</w:t>
+            </w:r>
           </w:p>
         </w:tc>
         <w:tc>
@@ -34349,6 +36171,17 @@
               </w:rPr>
               <w:t xml:space="preserve">TOEFL 90 / 4.5</w:t>
             </w:r>
+            <w:r>
+              <w:br/>
+            </w:r>
+            <w:r>
+              <w:rPr>
+                <w:color w:val="666666"/>
+                <w:sz w:val="13"/>
+                <w:szCs w:val="13"/>
+              </w:rPr>
+              <w:t xml:space="preserve">EFL C/4 · ESL 8</w:t>
+            </w:r>
           </w:p>
         </w:tc>
         <w:tc>
@@ -34541,6 +36374,17 @@
               </w:rPr>
               <w:t xml:space="preserve">TOEFL 90 / —</w:t>
             </w:r>
+            <w:r>
+              <w:br/>
+            </w:r>
+            <w:r>
+              <w:rPr>
+                <w:color w:val="666666"/>
+                <w:sz w:val="13"/>
+                <w:szCs w:val="13"/>
+              </w:rPr>
+              <w:t xml:space="preserve">EFL C · ESL B</w:t>
+            </w:r>
           </w:p>
         </w:tc>
         <w:tc>
@@ -34734,6 +36578,17 @@
               </w:rPr>
               <w:t xml:space="preserve">TOEFL 90 / —</w:t>
             </w:r>
+            <w:r>
+              <w:br/>
+            </w:r>
+            <w:r>
+              <w:rPr>
+                <w:color w:val="666666"/>
+                <w:sz w:val="13"/>
+                <w:szCs w:val="13"/>
+              </w:rPr>
+              <w:t xml:space="preserve">EFL C/4 · ESL 8</w:t>
+            </w:r>
           </w:p>
         </w:tc>
         <w:tc>
@@ -34927,6 +36782,17 @@
               </w:rPr>
               <w:t xml:space="preserve">TOEFL 90 / —</w:t>
             </w:r>
+            <w:r>
+              <w:br/>
+            </w:r>
+            <w:r>
+              <w:rPr>
+                <w:color w:val="666666"/>
+                <w:sz w:val="13"/>
+                <w:szCs w:val="13"/>
+              </w:rPr>
+              <w:t xml:space="preserve">EFL C/4 · ESL 8</w:t>
+            </w:r>
           </w:p>
         </w:tc>
         <w:tc>
@@ -35120,6 +36986,17 @@
               </w:rPr>
               <w:t xml:space="preserve">TOEFL 90 / —</w:t>
             </w:r>
+            <w:r>
+              <w:br/>
+            </w:r>
+            <w:r>
+              <w:rPr>
+                <w:color w:val="666666"/>
+                <w:sz w:val="13"/>
+                <w:szCs w:val="13"/>
+              </w:rPr>
+              <w:t xml:space="preserve">EFL C/4 · ESL 见详情</w:t>
+            </w:r>
           </w:p>
         </w:tc>
         <w:tc>
@@ -35312,6 +37189,17 @@
               </w:rPr>
               <w:t xml:space="preserve">TOEFL 90 / —</w:t>
             </w:r>
+            <w:r>
+              <w:br/>
+            </w:r>
+            <w:r>
+              <w:rPr>
+                <w:color w:val="666666"/>
+                <w:sz w:val="13"/>
+                <w:szCs w:val="13"/>
+              </w:rPr>
+              <w:t xml:space="preserve">EFL C/4 · ESL 见详情</w:t>
+            </w:r>
           </w:p>
         </w:tc>
         <w:tc>
@@ -35504,6 +37392,17 @@
               </w:rPr>
               <w:t xml:space="preserve">TOEFL 90 / —</w:t>
             </w:r>
+            <w:r>
+              <w:br/>
+            </w:r>
+            <w:r>
+              <w:rPr>
+                <w:color w:val="666666"/>
+                <w:sz w:val="13"/>
+                <w:szCs w:val="13"/>
+              </w:rPr>
+              <w:t xml:space="preserve">EFL C/4 · ESL 见详情</w:t>
+            </w:r>
           </w:p>
         </w:tc>
         <w:tc>
@@ -35696,6 +37595,17 @@
               </w:rPr>
               <w:t xml:space="preserve">TOEFL — / —</w:t>
             </w:r>
+            <w:r>
+              <w:br/>
+            </w:r>
+            <w:r>
+              <w:rPr>
+                <w:color w:val="666666"/>
+                <w:sz w:val="13"/>
+                <w:szCs w:val="13"/>
+              </w:rPr>
+              <w:t xml:space="preserve">EFL C/4 · ESL C/4</w:t>
+            </w:r>
           </w:p>
         </w:tc>
         <w:tc>
@@ -35888,6 +37798,17 @@
               </w:rPr>
               <w:t xml:space="preserve">TOEFL — / —</w:t>
             </w:r>
+            <w:r>
+              <w:br/>
+            </w:r>
+            <w:r>
+              <w:rPr>
+                <w:color w:val="666666"/>
+                <w:sz w:val="13"/>
+                <w:szCs w:val="13"/>
+              </w:rPr>
+              <w:t xml:space="preserve">EFL B/6 · ESL B/6</w:t>
+            </w:r>
           </w:p>
         </w:tc>
         <w:tc>
@@ -36080,6 +38001,17 @@
               </w:rPr>
               <w:t xml:space="preserve">TOEFL — / —</w:t>
             </w:r>
+            <w:r>
+              <w:br/>
+            </w:r>
+            <w:r>
+              <w:rPr>
+                <w:color w:val="666666"/>
+                <w:sz w:val="13"/>
+                <w:szCs w:val="13"/>
+              </w:rPr>
+              <w:t xml:space="preserve">EFL C/4 · ESL C/4</w:t>
+            </w:r>
           </w:p>
         </w:tc>
         <w:tc>
@@ -36272,6 +38204,17 @@
               </w:rPr>
               <w:t xml:space="preserve">TOEFL 90 / —</w:t>
             </w:r>
+            <w:r>
+              <w:br/>
+            </w:r>
+            <w:r>
+              <w:rPr>
+                <w:color w:val="666666"/>
+                <w:sz w:val="13"/>
+                <w:szCs w:val="13"/>
+              </w:rPr>
+              <w:t xml:space="preserve">EFL C/4 · ESL 见详情</w:t>
+            </w:r>
           </w:p>
         </w:tc>
         <w:tc>
@@ -36464,6 +38407,17 @@
               </w:rPr>
               <w:t xml:space="preserve">TOEFL — / —</w:t>
             </w:r>
+            <w:r>
+              <w:br/>
+            </w:r>
+            <w:r>
+              <w:rPr>
+                <w:color w:val="666666"/>
+                <w:sz w:val="13"/>
+                <w:szCs w:val="13"/>
+              </w:rPr>
+              <w:t xml:space="preserve">EFL C/4 · ESL C/4</w:t>
+            </w:r>
           </w:p>
         </w:tc>
         <w:tc>
@@ -36656,6 +38610,17 @@
               </w:rPr>
               <w:t xml:space="preserve">TOEFL 100 / 5.0</w:t>
             </w:r>
+            <w:r>
+              <w:br/>
+            </w:r>
+            <w:r>
+              <w:rPr>
+                <w:color w:val="666666"/>
+                <w:sz w:val="13"/>
+                <w:szCs w:val="13"/>
+              </w:rPr>
+              <w:t xml:space="preserve">EFL B/6 · ESL B/6</w:t>
+            </w:r>
           </w:p>
         </w:tc>
         <w:tc>
@@ -36847,6 +38812,17 @@
                 <w:szCs w:val="14"/>
               </w:rPr>
               <w:t xml:space="preserve">TOEFL 100 / 5.0</w:t>
+            </w:r>
+            <w:r>
+              <w:br/>
+            </w:r>
+            <w:r>
+              <w:rPr>
+                <w:color w:val="666666"/>
+                <w:sz w:val="13"/>
+                <w:szCs w:val="13"/>
+              </w:rPr>
+              <w:t xml:space="preserve">EFL B/6 · ESL B/6</w:t>
             </w:r>
           </w:p>
         </w:tc>
@@ -36899,6 +38875,7 @@
       <w:r>
         <w:rPr>
           <w:b/>
+          <w:color w:val="1E2D3D"/>
           <w:sz w:val="30"/>
           <w:szCs w:val="30"/>
         </w:rPr>
@@ -37040,7 +39017,7 @@
           <w:tcPr>
             <w:tcW w:w="15818" w:type="dxa"/>
             <w:gridSpan w:val="9"/>
-            <w:shd w:val="clear" w:color="auto" w:fill="F2F2F2"/>
+            <w:shd w:val="clear" w:color="auto" w:fill="EBECEE"/>
             <w:vAlign w:val="top"/>
           </w:tcPr>
           <w:p>
@@ -37065,7 +39042,7 @@
         <w:tc>
           <w:tcPr>
             <w:tcW w:w="3164" w:type="dxa"/>
-            <w:shd w:val="clear" w:color="auto" w:fill="E4E4E4"/>
+            <w:shd w:val="clear" w:color="auto" w:fill="D7D9DC"/>
             <w:vAlign w:val="top"/>
           </w:tcPr>
           <w:p>
@@ -37085,7 +39062,7 @@
         <w:tc>
           <w:tcPr>
             <w:tcW w:w="1265" w:type="dxa"/>
-            <w:shd w:val="clear" w:color="auto" w:fill="E4E4E4"/>
+            <w:shd w:val="clear" w:color="auto" w:fill="D7D9DC"/>
             <w:vAlign w:val="top"/>
           </w:tcPr>
           <w:p>
@@ -37105,7 +39082,7 @@
         <w:tc>
           <w:tcPr>
             <w:tcW w:w="1107" w:type="dxa"/>
-            <w:shd w:val="clear" w:color="auto" w:fill="E4E4E4"/>
+            <w:shd w:val="clear" w:color="auto" w:fill="D7D9DC"/>
             <w:vAlign w:val="top"/>
           </w:tcPr>
           <w:p>
@@ -37125,7 +39102,7 @@
         <w:tc>
           <w:tcPr>
             <w:tcW w:w="2373" w:type="dxa"/>
-            <w:shd w:val="clear" w:color="auto" w:fill="E4E4E4"/>
+            <w:shd w:val="clear" w:color="auto" w:fill="D7D9DC"/>
             <w:vAlign w:val="top"/>
           </w:tcPr>
           <w:p>
@@ -37145,7 +39122,7 @@
         <w:tc>
           <w:tcPr>
             <w:tcW w:w="949" w:type="dxa"/>
-            <w:shd w:val="clear" w:color="auto" w:fill="E4E4E4"/>
+            <w:shd w:val="clear" w:color="auto" w:fill="D7D9DC"/>
             <w:vAlign w:val="top"/>
           </w:tcPr>
           <w:p>
@@ -37165,7 +39142,7 @@
         <w:tc>
           <w:tcPr>
             <w:tcW w:w="1107" w:type="dxa"/>
-            <w:shd w:val="clear" w:color="auto" w:fill="E4E4E4"/>
+            <w:shd w:val="clear" w:color="auto" w:fill="D7D9DC"/>
             <w:vAlign w:val="top"/>
           </w:tcPr>
           <w:p>
@@ -37185,7 +39162,7 @@
         <w:tc>
           <w:tcPr>
             <w:tcW w:w="2215" w:type="dxa"/>
-            <w:shd w:val="clear" w:color="auto" w:fill="E4E4E4"/>
+            <w:shd w:val="clear" w:color="auto" w:fill="D7D9DC"/>
             <w:vAlign w:val="top"/>
           </w:tcPr>
           <w:p>
@@ -37205,7 +39182,7 @@
         <w:tc>
           <w:tcPr>
             <w:tcW w:w="1740" w:type="dxa"/>
-            <w:shd w:val="clear" w:color="auto" w:fill="E4E4E4"/>
+            <w:shd w:val="clear" w:color="auto" w:fill="D7D9DC"/>
             <w:vAlign w:val="top"/>
           </w:tcPr>
           <w:p>
@@ -37225,7 +39202,7 @@
         <w:tc>
           <w:tcPr>
             <w:tcW w:w="1898" w:type="dxa"/>
-            <w:shd w:val="clear" w:color="auto" w:fill="E4E4E4"/>
+            <w:shd w:val="clear" w:color="auto" w:fill="D7D9DC"/>
             <w:vAlign w:val="top"/>
           </w:tcPr>
           <w:p>
@@ -37396,6 +39373,17 @@
               </w:rPr>
               <w:t xml:space="preserve">TOEFL 92 / 4.5</w:t>
             </w:r>
+            <w:r>
+              <w:br/>
+            </w:r>
+            <w:r>
+              <w:rPr>
+                <w:color w:val="666666"/>
+                <w:sz w:val="13"/>
+                <w:szCs w:val="13"/>
+              </w:rPr>
+              <w:t xml:space="preserve">EFL C/4 · ESL C/4</w:t>
+            </w:r>
           </w:p>
         </w:tc>
         <w:tc>
@@ -37589,6 +39577,17 @@
               </w:rPr>
               <w:t xml:space="preserve">TOEFL 92 / 4.5</w:t>
             </w:r>
+            <w:r>
+              <w:br/>
+            </w:r>
+            <w:r>
+              <w:rPr>
+                <w:color w:val="666666"/>
+                <w:sz w:val="13"/>
+                <w:szCs w:val="13"/>
+              </w:rPr>
+              <w:t xml:space="preserve">EFL C/4 · ESL C/4</w:t>
+            </w:r>
           </w:p>
         </w:tc>
         <w:tc>
@@ -37781,6 +39780,17 @@
               </w:rPr>
               <w:t xml:space="preserve">TOEFL 92 / 4.5</w:t>
             </w:r>
+            <w:r>
+              <w:br/>
+            </w:r>
+            <w:r>
+              <w:rPr>
+                <w:color w:val="666666"/>
+                <w:sz w:val="13"/>
+                <w:szCs w:val="13"/>
+              </w:rPr>
+              <w:t xml:space="preserve">EFL C/4 · ESL C/4</w:t>
+            </w:r>
           </w:p>
         </w:tc>
         <w:tc>
@@ -37974,6 +39984,17 @@
               </w:rPr>
               <w:t xml:space="preserve">TOEFL 92 / 4.5</w:t>
             </w:r>
+            <w:r>
+              <w:br/>
+            </w:r>
+            <w:r>
+              <w:rPr>
+                <w:color w:val="666666"/>
+                <w:sz w:val="13"/>
+                <w:szCs w:val="13"/>
+              </w:rPr>
+              <w:t xml:space="preserve">EFL C/4 · ESL C/4</w:t>
+            </w:r>
           </w:p>
         </w:tc>
         <w:tc>
@@ -38167,6 +40188,17 @@
               </w:rPr>
               <w:t xml:space="preserve">TOEFL 92 / 4.5</w:t>
             </w:r>
+            <w:r>
+              <w:br/>
+            </w:r>
+            <w:r>
+              <w:rPr>
+                <w:color w:val="666666"/>
+                <w:sz w:val="13"/>
+                <w:szCs w:val="13"/>
+              </w:rPr>
+              <w:t xml:space="preserve">EFL C/4 · ESL C/4</w:t>
+            </w:r>
           </w:p>
         </w:tc>
         <w:tc>
@@ -38360,6 +40392,17 @@
               </w:rPr>
               <w:t xml:space="preserve">TOEFL 92 / 4.5</w:t>
             </w:r>
+            <w:r>
+              <w:br/>
+            </w:r>
+            <w:r>
+              <w:rPr>
+                <w:color w:val="666666"/>
+                <w:sz w:val="13"/>
+                <w:szCs w:val="13"/>
+              </w:rPr>
+              <w:t xml:space="preserve">EFL C/4 · ESL C/4</w:t>
+            </w:r>
           </w:p>
         </w:tc>
         <w:tc>
@@ -38553,6 +40596,17 @@
               </w:rPr>
               <w:t xml:space="preserve">TOEFL 92 / 4.5</w:t>
             </w:r>
+            <w:r>
+              <w:br/>
+            </w:r>
+            <w:r>
+              <w:rPr>
+                <w:color w:val="666666"/>
+                <w:sz w:val="13"/>
+                <w:szCs w:val="13"/>
+              </w:rPr>
+              <w:t xml:space="preserve">EFL C/4 · ESL C/4</w:t>
+            </w:r>
           </w:p>
         </w:tc>
         <w:tc>
@@ -38745,6 +40799,17 @@
               </w:rPr>
               <w:t xml:space="preserve">TOEFL 92 / 4.5</w:t>
             </w:r>
+            <w:r>
+              <w:br/>
+            </w:r>
+            <w:r>
+              <w:rPr>
+                <w:color w:val="666666"/>
+                <w:sz w:val="13"/>
+                <w:szCs w:val="13"/>
+              </w:rPr>
+              <w:t xml:space="preserve">EFL C/4 · ESL C/4</w:t>
+            </w:r>
           </w:p>
         </w:tc>
         <w:tc>
@@ -38937,6 +41002,17 @@
               </w:rPr>
               <w:t xml:space="preserve">TOEFL 100 / 5.0</w:t>
             </w:r>
+            <w:r>
+              <w:br/>
+            </w:r>
+            <w:r>
+              <w:rPr>
+                <w:color w:val="666666"/>
+                <w:sz w:val="13"/>
+                <w:szCs w:val="13"/>
+              </w:rPr>
+              <w:t xml:space="preserve">EFL C/4 · ESL C/4</w:t>
+            </w:r>
           </w:p>
         </w:tc>
         <w:tc>
@@ -39129,6 +41205,17 @@
               </w:rPr>
               <w:t xml:space="preserve">TOEFL 100 / 5.0</w:t>
             </w:r>
+            <w:r>
+              <w:br/>
+            </w:r>
+            <w:r>
+              <w:rPr>
+                <w:color w:val="666666"/>
+                <w:sz w:val="13"/>
+                <w:szCs w:val="13"/>
+              </w:rPr>
+              <w:t xml:space="preserve">EFL C/4 · ESL C/4</w:t>
+            </w:r>
           </w:p>
         </w:tc>
         <w:tc>
@@ -39322,6 +41409,17 @@
               </w:rPr>
               <w:t xml:space="preserve">TOEFL 92 / 4.5</w:t>
             </w:r>
+            <w:r>
+              <w:br/>
+            </w:r>
+            <w:r>
+              <w:rPr>
+                <w:color w:val="666666"/>
+                <w:sz w:val="13"/>
+                <w:szCs w:val="13"/>
+              </w:rPr>
+              <w:t xml:space="preserve">EFL C/4 · ESL C/4</w:t>
+            </w:r>
           </w:p>
         </w:tc>
         <w:tc>
@@ -39514,6 +41612,17 @@
               </w:rPr>
               <w:t xml:space="preserve">TOEFL 92 / 4.5</w:t>
             </w:r>
+            <w:r>
+              <w:br/>
+            </w:r>
+            <w:r>
+              <w:rPr>
+                <w:color w:val="666666"/>
+                <w:sz w:val="13"/>
+                <w:szCs w:val="13"/>
+              </w:rPr>
+              <w:t xml:space="preserve">EFL C/4 · ESL C/4</w:t>
+            </w:r>
           </w:p>
         </w:tc>
         <w:tc>
@@ -39707,6 +41816,17 @@
               </w:rPr>
               <w:t xml:space="preserve">TOEFL 92 / 4.5</w:t>
             </w:r>
+            <w:r>
+              <w:br/>
+            </w:r>
+            <w:r>
+              <w:rPr>
+                <w:color w:val="666666"/>
+                <w:sz w:val="13"/>
+                <w:szCs w:val="13"/>
+              </w:rPr>
+              <w:t xml:space="preserve">EFL C/4 · ESL 不接受</w:t>
+            </w:r>
           </w:p>
         </w:tc>
         <w:tc>
@@ -39899,6 +42019,17 @@
               </w:rPr>
               <w:t xml:space="preserve">TOEFL 92 / 4.5</w:t>
             </w:r>
+            <w:r>
+              <w:br/>
+            </w:r>
+            <w:r>
+              <w:rPr>
+                <w:color w:val="666666"/>
+                <w:sz w:val="13"/>
+                <w:szCs w:val="13"/>
+              </w:rPr>
+              <w:t xml:space="preserve">EFL C/4 · ESL 不接受</w:t>
+            </w:r>
           </w:p>
         </w:tc>
         <w:tc>
@@ -40091,6 +42222,17 @@
               </w:rPr>
               <w:t xml:space="preserve">TOEFL 92 / 4.5</w:t>
             </w:r>
+            <w:r>
+              <w:br/>
+            </w:r>
+            <w:r>
+              <w:rPr>
+                <w:color w:val="666666"/>
+                <w:sz w:val="13"/>
+                <w:szCs w:val="13"/>
+              </w:rPr>
+              <w:t xml:space="preserve">EFL C/4 · ESL 不接受</w:t>
+            </w:r>
           </w:p>
         </w:tc>
         <w:tc>
@@ -40283,6 +42425,17 @@
               </w:rPr>
               <w:t xml:space="preserve">TOEFL 92 / 4.5</w:t>
             </w:r>
+            <w:r>
+              <w:br/>
+            </w:r>
+            <w:r>
+              <w:rPr>
+                <w:color w:val="666666"/>
+                <w:sz w:val="13"/>
+                <w:szCs w:val="13"/>
+              </w:rPr>
+              <w:t xml:space="preserve">EFL C/4 · ESL 不接受</w:t>
+            </w:r>
           </w:p>
         </w:tc>
         <w:tc>
@@ -40475,6 +42628,17 @@
               </w:rPr>
               <w:t xml:space="preserve">TOEFL 92 / 4.5</w:t>
             </w:r>
+            <w:r>
+              <w:br/>
+            </w:r>
+            <w:r>
+              <w:rPr>
+                <w:color w:val="666666"/>
+                <w:sz w:val="13"/>
+                <w:szCs w:val="13"/>
+              </w:rPr>
+              <w:t xml:space="preserve">EFL A/7 · ESL 不接受</w:t>
+            </w:r>
           </w:p>
         </w:tc>
         <w:tc>
@@ -40667,6 +42831,17 @@
               </w:rPr>
               <w:t xml:space="preserve">TOEFL 92 / 4.5</w:t>
             </w:r>
+            <w:r>
+              <w:br/>
+            </w:r>
+            <w:r>
+              <w:rPr>
+                <w:color w:val="666666"/>
+                <w:sz w:val="13"/>
+                <w:szCs w:val="13"/>
+              </w:rPr>
+              <w:t xml:space="preserve">EFL C/4 · ESL 不接受</w:t>
+            </w:r>
           </w:p>
         </w:tc>
         <w:tc>
@@ -40859,6 +43034,17 @@
               </w:rPr>
               <w:t xml:space="preserve">TOEFL 92 / 4.5</w:t>
             </w:r>
+            <w:r>
+              <w:br/>
+            </w:r>
+            <w:r>
+              <w:rPr>
+                <w:color w:val="666666"/>
+                <w:sz w:val="13"/>
+                <w:szCs w:val="13"/>
+              </w:rPr>
+              <w:t xml:space="preserve">EFL C/4 · ESL 不接受</w:t>
+            </w:r>
           </w:p>
         </w:tc>
         <w:tc>
@@ -41051,6 +43237,17 @@
               </w:rPr>
               <w:t xml:space="preserve">TOEFL 92 / 4.5</w:t>
             </w:r>
+            <w:r>
+              <w:br/>
+            </w:r>
+            <w:r>
+              <w:rPr>
+                <w:color w:val="666666"/>
+                <w:sz w:val="13"/>
+                <w:szCs w:val="13"/>
+              </w:rPr>
+              <w:t xml:space="preserve">EFL C/4 · ESL 不接受</w:t>
+            </w:r>
           </w:p>
         </w:tc>
         <w:tc>
@@ -41243,6 +43440,17 @@
               </w:rPr>
               <w:t xml:space="preserve">TOEFL 92 / 4.5</w:t>
             </w:r>
+            <w:r>
+              <w:br/>
+            </w:r>
+            <w:r>
+              <w:rPr>
+                <w:color w:val="666666"/>
+                <w:sz w:val="13"/>
+                <w:szCs w:val="13"/>
+              </w:rPr>
+              <w:t xml:space="preserve">EFL C/4 · ESL 不接受</w:t>
+            </w:r>
           </w:p>
         </w:tc>
         <w:tc>
@@ -41435,6 +43643,17 @@
               </w:rPr>
               <w:t xml:space="preserve">TOEFL 92 / 4.5</w:t>
             </w:r>
+            <w:r>
+              <w:br/>
+            </w:r>
+            <w:r>
+              <w:rPr>
+                <w:color w:val="666666"/>
+                <w:sz w:val="13"/>
+                <w:szCs w:val="13"/>
+              </w:rPr>
+              <w:t xml:space="preserve">EFL C/4 · ESL 不接受</w:t>
+            </w:r>
           </w:p>
         </w:tc>
         <w:tc>
@@ -41627,6 +43846,17 @@
               </w:rPr>
               <w:t xml:space="preserve">TOEFL 92 / 4.5</w:t>
             </w:r>
+            <w:r>
+              <w:br/>
+            </w:r>
+            <w:r>
+              <w:rPr>
+                <w:color w:val="666666"/>
+                <w:sz w:val="13"/>
+                <w:szCs w:val="13"/>
+              </w:rPr>
+              <w:t xml:space="preserve">EFL C/4 · ESL 不接受</w:t>
+            </w:r>
           </w:p>
         </w:tc>
         <w:tc>
@@ -41819,6 +44049,17 @@
               </w:rPr>
               <w:t xml:space="preserve">TOEFL 92 / 4.5</w:t>
             </w:r>
+            <w:r>
+              <w:br/>
+            </w:r>
+            <w:r>
+              <w:rPr>
+                <w:color w:val="666666"/>
+                <w:sz w:val="13"/>
+                <w:szCs w:val="13"/>
+              </w:rPr>
+              <w:t xml:space="preserve">EFL C/4 · ESL 不接受</w:t>
+            </w:r>
           </w:p>
         </w:tc>
         <w:tc>
@@ -42011,6 +44252,17 @@
               </w:rPr>
               <w:t xml:space="preserve">TOEFL 92 / 4.5</w:t>
             </w:r>
+            <w:r>
+              <w:br/>
+            </w:r>
+            <w:r>
+              <w:rPr>
+                <w:color w:val="666666"/>
+                <w:sz w:val="13"/>
+                <w:szCs w:val="13"/>
+              </w:rPr>
+              <w:t xml:space="preserve">EFL C/4 · ESL 不接受</w:t>
+            </w:r>
           </w:p>
         </w:tc>
         <w:tc>
@@ -42203,6 +44455,17 @@
               </w:rPr>
               <w:t xml:space="preserve">TOEFL 92 / 4.5</w:t>
             </w:r>
+            <w:r>
+              <w:br/>
+            </w:r>
+            <w:r>
+              <w:rPr>
+                <w:color w:val="666666"/>
+                <w:sz w:val="13"/>
+                <w:szCs w:val="13"/>
+              </w:rPr>
+              <w:t xml:space="preserve">EFL C/4 · ESL 不接受</w:t>
+            </w:r>
           </w:p>
         </w:tc>
         <w:tc>
@@ -42395,6 +44658,17 @@
               </w:rPr>
               <w:t xml:space="preserve">TOEFL 92 / 4.5</w:t>
             </w:r>
+            <w:r>
+              <w:br/>
+            </w:r>
+            <w:r>
+              <w:rPr>
+                <w:color w:val="666666"/>
+                <w:sz w:val="13"/>
+                <w:szCs w:val="13"/>
+              </w:rPr>
+              <w:t xml:space="preserve">EFL C/4 · ESL 不接受</w:t>
+            </w:r>
           </w:p>
         </w:tc>
         <w:tc>
@@ -42587,6 +44861,17 @@
               </w:rPr>
               <w:t xml:space="preserve">TOEFL 92 / 4.5</w:t>
             </w:r>
+            <w:r>
+              <w:br/>
+            </w:r>
+            <w:r>
+              <w:rPr>
+                <w:color w:val="666666"/>
+                <w:sz w:val="13"/>
+                <w:szCs w:val="13"/>
+              </w:rPr>
+              <w:t xml:space="preserve">EFL C/4 · ESL 不接受</w:t>
+            </w:r>
           </w:p>
         </w:tc>
         <w:tc>
@@ -42779,6 +45064,17 @@
               </w:rPr>
               <w:t xml:space="preserve">TOEFL 92 / 4.5</w:t>
             </w:r>
+            <w:r>
+              <w:br/>
+            </w:r>
+            <w:r>
+              <w:rPr>
+                <w:color w:val="666666"/>
+                <w:sz w:val="13"/>
+                <w:szCs w:val="13"/>
+              </w:rPr>
+              <w:t xml:space="preserve">EFL C/4 · ESL 不接受</w:t>
+            </w:r>
           </w:p>
         </w:tc>
         <w:tc>
@@ -42971,6 +45267,17 @@
               </w:rPr>
               <w:t xml:space="preserve">TOEFL 92 / 4.5</w:t>
             </w:r>
+            <w:r>
+              <w:br/>
+            </w:r>
+            <w:r>
+              <w:rPr>
+                <w:color w:val="666666"/>
+                <w:sz w:val="13"/>
+                <w:szCs w:val="13"/>
+              </w:rPr>
+              <w:t xml:space="preserve">EFL C/4 · ESL 不接受</w:t>
+            </w:r>
           </w:p>
         </w:tc>
         <w:tc>
@@ -43163,6 +45470,17 @@
               </w:rPr>
               <w:t xml:space="preserve">TOEFL 92 / 4.5</w:t>
             </w:r>
+            <w:r>
+              <w:br/>
+            </w:r>
+            <w:r>
+              <w:rPr>
+                <w:color w:val="666666"/>
+                <w:sz w:val="13"/>
+                <w:szCs w:val="13"/>
+              </w:rPr>
+              <w:t xml:space="preserve">EFL C/4 · ESL 不接受</w:t>
+            </w:r>
           </w:p>
         </w:tc>
         <w:tc>
@@ -43355,6 +45673,17 @@
               </w:rPr>
               <w:t xml:space="preserve">TOEFL 92 / 4.5</w:t>
             </w:r>
+            <w:r>
+              <w:br/>
+            </w:r>
+            <w:r>
+              <w:rPr>
+                <w:color w:val="666666"/>
+                <w:sz w:val="13"/>
+                <w:szCs w:val="13"/>
+              </w:rPr>
+              <w:t xml:space="preserve">EFL C/4 · ESL 不接受</w:t>
+            </w:r>
           </w:p>
         </w:tc>
         <w:tc>
@@ -43548,6 +45877,17 @@
               </w:rPr>
               <w:t xml:space="preserve">TOEFL 92 / 4.5</w:t>
             </w:r>
+            <w:r>
+              <w:br/>
+            </w:r>
+            <w:r>
+              <w:rPr>
+                <w:color w:val="666666"/>
+                <w:sz w:val="13"/>
+                <w:szCs w:val="13"/>
+              </w:rPr>
+              <w:t xml:space="preserve">EFL C/4 · ESL 不接受</w:t>
+            </w:r>
           </w:p>
         </w:tc>
         <w:tc>
@@ -43740,6 +46080,17 @@
               </w:rPr>
               <w:t xml:space="preserve">TOEFL 92 / 4.5</w:t>
             </w:r>
+            <w:r>
+              <w:br/>
+            </w:r>
+            <w:r>
+              <w:rPr>
+                <w:color w:val="666666"/>
+                <w:sz w:val="13"/>
+                <w:szCs w:val="13"/>
+              </w:rPr>
+              <w:t xml:space="preserve">EFL C/4 · ESL 不接受</w:t>
+            </w:r>
           </w:p>
         </w:tc>
         <w:tc>
@@ -43933,6 +46284,17 @@
               </w:rPr>
               <w:t xml:space="preserve">TOEFL 92 / 4.5</w:t>
             </w:r>
+            <w:r>
+              <w:br/>
+            </w:r>
+            <w:r>
+              <w:rPr>
+                <w:color w:val="666666"/>
+                <w:sz w:val="13"/>
+                <w:szCs w:val="13"/>
+              </w:rPr>
+              <w:t xml:space="preserve">EFL C/4 · ESL 不接受</w:t>
+            </w:r>
           </w:p>
         </w:tc>
         <w:tc>
@@ -44125,6 +46487,17 @@
               </w:rPr>
               <w:t xml:space="preserve">TOEFL 92 / 4.5</w:t>
             </w:r>
+            <w:r>
+              <w:br/>
+            </w:r>
+            <w:r>
+              <w:rPr>
+                <w:color w:val="666666"/>
+                <w:sz w:val="13"/>
+                <w:szCs w:val="13"/>
+              </w:rPr>
+              <w:t xml:space="preserve">EFL C/4 · ESL 不接受</w:t>
+            </w:r>
           </w:p>
         </w:tc>
         <w:tc>
@@ -44317,6 +46690,17 @@
                 <w:szCs w:val="14"/>
               </w:rPr>
               <w:t xml:space="preserve">TOEFL 92 / 4.5</w:t>
+            </w:r>
+            <w:r>
+              <w:br/>
+            </w:r>
+            <w:r>
+              <w:rPr>
+                <w:color w:val="666666"/>
+                <w:sz w:val="13"/>
+                <w:szCs w:val="13"/>
+              </w:rPr>
+              <w:t xml:space="preserve">EFL C/4 · ESL 不接受</w:t>
             </w:r>
           </w:p>
         </w:tc>
@@ -44369,6 +46753,7 @@
       <w:r>
         <w:rPr>
           <w:b/>
+          <w:color w:val="4B1E64"/>
           <w:sz w:val="30"/>
           <w:szCs w:val="30"/>
         </w:rPr>
@@ -44510,7 +46895,7 @@
           <w:tcPr>
             <w:tcW w:w="15818" w:type="dxa"/>
             <w:gridSpan w:val="9"/>
-            <w:shd w:val="clear" w:color="auto" w:fill="F2F2F2"/>
+            <w:shd w:val="clear" w:color="auto" w:fill="EFEBF1"/>
             <w:vAlign w:val="top"/>
           </w:tcPr>
           <w:p>
@@ -44535,7 +46920,7 @@
         <w:tc>
           <w:tcPr>
             <w:tcW w:w="3164" w:type="dxa"/>
-            <w:shd w:val="clear" w:color="auto" w:fill="E4E4E4"/>
+            <w:shd w:val="clear" w:color="auto" w:fill="DFD7E3"/>
             <w:vAlign w:val="top"/>
           </w:tcPr>
           <w:p>
@@ -44555,7 +46940,7 @@
         <w:tc>
           <w:tcPr>
             <w:tcW w:w="1265" w:type="dxa"/>
-            <w:shd w:val="clear" w:color="auto" w:fill="E4E4E4"/>
+            <w:shd w:val="clear" w:color="auto" w:fill="DFD7E3"/>
             <w:vAlign w:val="top"/>
           </w:tcPr>
           <w:p>
@@ -44575,7 +46960,7 @@
         <w:tc>
           <w:tcPr>
             <w:tcW w:w="1107" w:type="dxa"/>
-            <w:shd w:val="clear" w:color="auto" w:fill="E4E4E4"/>
+            <w:shd w:val="clear" w:color="auto" w:fill="DFD7E3"/>
             <w:vAlign w:val="top"/>
           </w:tcPr>
           <w:p>
@@ -44595,7 +46980,7 @@
         <w:tc>
           <w:tcPr>
             <w:tcW w:w="2373" w:type="dxa"/>
-            <w:shd w:val="clear" w:color="auto" w:fill="E4E4E4"/>
+            <w:shd w:val="clear" w:color="auto" w:fill="DFD7E3"/>
             <w:vAlign w:val="top"/>
           </w:tcPr>
           <w:p>
@@ -44615,7 +47000,7 @@
         <w:tc>
           <w:tcPr>
             <w:tcW w:w="949" w:type="dxa"/>
-            <w:shd w:val="clear" w:color="auto" w:fill="E4E4E4"/>
+            <w:shd w:val="clear" w:color="auto" w:fill="DFD7E3"/>
             <w:vAlign w:val="top"/>
           </w:tcPr>
           <w:p>
@@ -44635,7 +47020,7 @@
         <w:tc>
           <w:tcPr>
             <w:tcW w:w="1107" w:type="dxa"/>
-            <w:shd w:val="clear" w:color="auto" w:fill="E4E4E4"/>
+            <w:shd w:val="clear" w:color="auto" w:fill="DFD7E3"/>
             <w:vAlign w:val="top"/>
           </w:tcPr>
           <w:p>
@@ -44655,7 +47040,7 @@
         <w:tc>
           <w:tcPr>
             <w:tcW w:w="2215" w:type="dxa"/>
-            <w:shd w:val="clear" w:color="auto" w:fill="E4E4E4"/>
+            <w:shd w:val="clear" w:color="auto" w:fill="DFD7E3"/>
             <w:vAlign w:val="top"/>
           </w:tcPr>
           <w:p>
@@ -44675,7 +47060,7 @@
         <w:tc>
           <w:tcPr>
             <w:tcW w:w="1740" w:type="dxa"/>
-            <w:shd w:val="clear" w:color="auto" w:fill="E4E4E4"/>
+            <w:shd w:val="clear" w:color="auto" w:fill="DFD7E3"/>
             <w:vAlign w:val="top"/>
           </w:tcPr>
           <w:p>
@@ -44695,7 +47080,7 @@
         <w:tc>
           <w:tcPr>
             <w:tcW w:w="1898" w:type="dxa"/>
-            <w:shd w:val="clear" w:color="auto" w:fill="E4E4E4"/>
+            <w:shd w:val="clear" w:color="auto" w:fill="DFD7E3"/>
             <w:vAlign w:val="top"/>
           </w:tcPr>
           <w:p>
@@ -44866,6 +47251,17 @@
               </w:rPr>
               <w:t xml:space="preserve">TOEFL 87 / 4.5</w:t>
             </w:r>
+            <w:r>
+              <w:br/>
+            </w:r>
+            <w:r>
+              <w:rPr>
+                <w:color w:val="666666"/>
+                <w:sz w:val="13"/>
+                <w:szCs w:val="13"/>
+              </w:rPr>
+              <w:t xml:space="preserve">EFL 4/C · ESL 不接受</w:t>
+            </w:r>
           </w:p>
         </w:tc>
         <w:tc>
@@ -45059,6 +47455,17 @@
               </w:rPr>
               <w:t xml:space="preserve">TOEFL 87 / 4.5</w:t>
             </w:r>
+            <w:r>
+              <w:br/>
+            </w:r>
+            <w:r>
+              <w:rPr>
+                <w:color w:val="666666"/>
+                <w:sz w:val="13"/>
+                <w:szCs w:val="13"/>
+              </w:rPr>
+              <w:t xml:space="preserve">EFL 4/C · ESL 不接受</w:t>
+            </w:r>
           </w:p>
         </w:tc>
         <w:tc>
@@ -45252,6 +47659,17 @@
               </w:rPr>
               <w:t xml:space="preserve">TOEFL 87 / 4.5</w:t>
             </w:r>
+            <w:r>
+              <w:br/>
+            </w:r>
+            <w:r>
+              <w:rPr>
+                <w:color w:val="666666"/>
+                <w:sz w:val="13"/>
+                <w:szCs w:val="13"/>
+              </w:rPr>
+              <w:t xml:space="preserve">EFL 4/C · ESL 不接受</w:t>
+            </w:r>
           </w:p>
         </w:tc>
         <w:tc>
@@ -45445,6 +47863,17 @@
               </w:rPr>
               <w:t xml:space="preserve">TOEFL 87 / 4.5</w:t>
             </w:r>
+            <w:r>
+              <w:br/>
+            </w:r>
+            <w:r>
+              <w:rPr>
+                <w:color w:val="666666"/>
+                <w:sz w:val="13"/>
+                <w:szCs w:val="13"/>
+              </w:rPr>
+              <w:t xml:space="preserve">EFL 4/C · ESL 不接受</w:t>
+            </w:r>
           </w:p>
         </w:tc>
         <w:tc>
@@ -45638,6 +48067,17 @@
               </w:rPr>
               <w:t xml:space="preserve">TOEFL 87 / 4.5</w:t>
             </w:r>
+            <w:r>
+              <w:br/>
+            </w:r>
+            <w:r>
+              <w:rPr>
+                <w:color w:val="666666"/>
+                <w:sz w:val="13"/>
+                <w:szCs w:val="13"/>
+              </w:rPr>
+              <w:t xml:space="preserve">EFL 4/C · ESL 不接受</w:t>
+            </w:r>
           </w:p>
         </w:tc>
         <w:tc>
@@ -45831,6 +48271,17 @@
               </w:rPr>
               <w:t xml:space="preserve">TOEFL 100 / 5.0</w:t>
             </w:r>
+            <w:r>
+              <w:br/>
+            </w:r>
+            <w:r>
+              <w:rPr>
+                <w:color w:val="666666"/>
+                <w:sz w:val="13"/>
+                <w:szCs w:val="13"/>
+              </w:rPr>
+              <w:t xml:space="preserve">EFL 4/C · ESL 不接受</w:t>
+            </w:r>
           </w:p>
         </w:tc>
         <w:tc>
@@ -46023,6 +48474,17 @@
               </w:rPr>
               <w:t xml:space="preserve">TOEFL 100 / 5.0</w:t>
             </w:r>
+            <w:r>
+              <w:br/>
+            </w:r>
+            <w:r>
+              <w:rPr>
+                <w:color w:val="666666"/>
+                <w:sz w:val="13"/>
+                <w:szCs w:val="13"/>
+              </w:rPr>
+              <w:t xml:space="preserve">EFL 4/C · ESL 不接受</w:t>
+            </w:r>
           </w:p>
         </w:tc>
         <w:tc>
@@ -46216,6 +48678,17 @@
               </w:rPr>
               <w:t xml:space="preserve">TOEFL 100 / 5.0</w:t>
             </w:r>
+            <w:r>
+              <w:br/>
+            </w:r>
+            <w:r>
+              <w:rPr>
+                <w:color w:val="666666"/>
+                <w:sz w:val="13"/>
+                <w:szCs w:val="13"/>
+              </w:rPr>
+              <w:t xml:space="preserve">EFL 4/C · ESL 不接受</w:t>
+            </w:r>
           </w:p>
         </w:tc>
         <w:tc>
@@ -46408,6 +48881,17 @@
               </w:rPr>
               <w:t xml:space="preserve">TOEFL 100 / 5.0</w:t>
             </w:r>
+            <w:r>
+              <w:br/>
+            </w:r>
+            <w:r>
+              <w:rPr>
+                <w:color w:val="666666"/>
+                <w:sz w:val="13"/>
+                <w:szCs w:val="13"/>
+              </w:rPr>
+              <w:t xml:space="preserve">EFL 4/C · ESL 不接受</w:t>
+            </w:r>
           </w:p>
         </w:tc>
         <w:tc>
@@ -46600,6 +49084,17 @@
               </w:rPr>
               <w:t xml:space="preserve">TOEFL 87 / 4.5</w:t>
             </w:r>
+            <w:r>
+              <w:br/>
+            </w:r>
+            <w:r>
+              <w:rPr>
+                <w:color w:val="666666"/>
+                <w:sz w:val="13"/>
+                <w:szCs w:val="13"/>
+              </w:rPr>
+              <w:t xml:space="preserve">EFL 4/C · ESL 不接受</w:t>
+            </w:r>
           </w:p>
         </w:tc>
         <w:tc>
@@ -46793,6 +49288,17 @@
               </w:rPr>
               <w:t xml:space="preserve">TOEFL 87 / 4.5</w:t>
             </w:r>
+            <w:r>
+              <w:br/>
+            </w:r>
+            <w:r>
+              <w:rPr>
+                <w:color w:val="666666"/>
+                <w:sz w:val="13"/>
+                <w:szCs w:val="13"/>
+              </w:rPr>
+              <w:t xml:space="preserve">EFL 4/C · ESL 不接受</w:t>
+            </w:r>
           </w:p>
         </w:tc>
         <w:tc>
@@ -46985,6 +49491,17 @@
               </w:rPr>
               <w:t xml:space="preserve">TOEFL 92 / 4.5</w:t>
             </w:r>
+            <w:r>
+              <w:br/>
+            </w:r>
+            <w:r>
+              <w:rPr>
+                <w:color w:val="666666"/>
+                <w:sz w:val="13"/>
+                <w:szCs w:val="13"/>
+              </w:rPr>
+              <w:t xml:space="preserve">EFL 4/C · ESL 不接受</w:t>
+            </w:r>
           </w:p>
         </w:tc>
         <w:tc>
@@ -47177,6 +49694,17 @@
               </w:rPr>
               <w:t xml:space="preserve">TOEFL 87 / 4.5</w:t>
             </w:r>
+            <w:r>
+              <w:br/>
+            </w:r>
+            <w:r>
+              <w:rPr>
+                <w:color w:val="666666"/>
+                <w:sz w:val="13"/>
+                <w:szCs w:val="13"/>
+              </w:rPr>
+              <w:t xml:space="preserve">EFL 4/C · ESL 不接受</w:t>
+            </w:r>
           </w:p>
         </w:tc>
         <w:tc>
@@ -47369,6 +49897,17 @@
               </w:rPr>
               <w:t xml:space="preserve">TOEFL 92 / 4.5</w:t>
             </w:r>
+            <w:r>
+              <w:br/>
+            </w:r>
+            <w:r>
+              <w:rPr>
+                <w:color w:val="666666"/>
+                <w:sz w:val="13"/>
+                <w:szCs w:val="13"/>
+              </w:rPr>
+              <w:t xml:space="preserve">EFL 6/B · ESL 不接受</w:t>
+            </w:r>
           </w:p>
         </w:tc>
         <w:tc>
@@ -47561,6 +50100,17 @@
               </w:rPr>
               <w:t xml:space="preserve">TOEFL 92 / 4.5</w:t>
             </w:r>
+            <w:r>
+              <w:br/>
+            </w:r>
+            <w:r>
+              <w:rPr>
+                <w:color w:val="666666"/>
+                <w:sz w:val="13"/>
+                <w:szCs w:val="13"/>
+              </w:rPr>
+              <w:t xml:space="preserve">EFL 4/C · ESL 不接受</w:t>
+            </w:r>
           </w:p>
         </w:tc>
         <w:tc>
@@ -47753,6 +50303,17 @@
               </w:rPr>
               <w:t xml:space="preserve">TOEFL 92 / 4.5</w:t>
             </w:r>
+            <w:r>
+              <w:br/>
+            </w:r>
+            <w:r>
+              <w:rPr>
+                <w:color w:val="666666"/>
+                <w:sz w:val="13"/>
+                <w:szCs w:val="13"/>
+              </w:rPr>
+              <w:t xml:space="preserve">EFL 4/C · ESL 不接受</w:t>
+            </w:r>
           </w:p>
         </w:tc>
         <w:tc>
@@ -47945,6 +50506,17 @@
               </w:rPr>
               <w:t xml:space="preserve">TOEFL 100 / 5.0</w:t>
             </w:r>
+            <w:r>
+              <w:br/>
+            </w:r>
+            <w:r>
+              <w:rPr>
+                <w:color w:val="666666"/>
+                <w:sz w:val="13"/>
+                <w:szCs w:val="13"/>
+              </w:rPr>
+              <w:t xml:space="preserve">EFL 6/B · ESL 不接受</w:t>
+            </w:r>
           </w:p>
         </w:tc>
         <w:tc>
@@ -48137,6 +50709,17 @@
               </w:rPr>
               <w:t xml:space="preserve">TOEFL 92 / 4.5</w:t>
             </w:r>
+            <w:r>
+              <w:br/>
+            </w:r>
+            <w:r>
+              <w:rPr>
+                <w:color w:val="666666"/>
+                <w:sz w:val="13"/>
+                <w:szCs w:val="13"/>
+              </w:rPr>
+              <w:t xml:space="preserve">EFL 4/C · ESL 不接受</w:t>
+            </w:r>
           </w:p>
         </w:tc>
         <w:tc>
@@ -48329,6 +50912,17 @@
               </w:rPr>
               <w:t xml:space="preserve">TOEFL 100 / 5.0</w:t>
             </w:r>
+            <w:r>
+              <w:br/>
+            </w:r>
+            <w:r>
+              <w:rPr>
+                <w:color w:val="666666"/>
+                <w:sz w:val="13"/>
+                <w:szCs w:val="13"/>
+              </w:rPr>
+              <w:t xml:space="preserve">EFL 6/B · ESL 不接受</w:t>
+            </w:r>
           </w:p>
         </w:tc>
         <w:tc>
@@ -48521,6 +51115,17 @@
               </w:rPr>
               <w:t xml:space="preserve">TOEFL 92 / 4.5</w:t>
             </w:r>
+            <w:r>
+              <w:br/>
+            </w:r>
+            <w:r>
+              <w:rPr>
+                <w:color w:val="666666"/>
+                <w:sz w:val="13"/>
+                <w:szCs w:val="13"/>
+              </w:rPr>
+              <w:t xml:space="preserve">EFL 4/C · ESL 不接受</w:t>
+            </w:r>
           </w:p>
         </w:tc>
         <w:tc>
@@ -48713,6 +51318,17 @@
               </w:rPr>
               <w:t xml:space="preserve">TOEFL 92 / 4.5</w:t>
             </w:r>
+            <w:r>
+              <w:br/>
+            </w:r>
+            <w:r>
+              <w:rPr>
+                <w:color w:val="666666"/>
+                <w:sz w:val="13"/>
+                <w:szCs w:val="13"/>
+              </w:rPr>
+              <w:t xml:space="preserve">EFL 4/C · ESL 不接受</w:t>
+            </w:r>
           </w:p>
         </w:tc>
         <w:tc>
@@ -48905,6 +51521,17 @@
               </w:rPr>
               <w:t xml:space="preserve">TOEFL 92 / 4.5</w:t>
             </w:r>
+            <w:r>
+              <w:br/>
+            </w:r>
+            <w:r>
+              <w:rPr>
+                <w:color w:val="666666"/>
+                <w:sz w:val="13"/>
+                <w:szCs w:val="13"/>
+              </w:rPr>
+              <w:t xml:space="preserve">EFL 4/C · ESL 不接受</w:t>
+            </w:r>
           </w:p>
         </w:tc>
         <w:tc>
@@ -49096,6 +51723,17 @@
                 <w:szCs w:val="14"/>
               </w:rPr>
               <w:t xml:space="preserve">TOEFL 92 / 4.5</w:t>
+            </w:r>
+            <w:r>
+              <w:br/>
+            </w:r>
+            <w:r>
+              <w:rPr>
+                <w:color w:val="666666"/>
+                <w:sz w:val="13"/>
+                <w:szCs w:val="13"/>
+              </w:rPr>
+              <w:t xml:space="preserve">EFL 4/C · ESL 不接受</w:t>
             </w:r>
           </w:p>
         </w:tc>

--- a/print/uk.docx
+++ b/print/uk.docx
@@ -25,7 +25,7 @@
           <w:sz w:val="18"/>
           <w:szCs w:val="18"/>
         </w:rPr>
-        <w:t xml:space="preserve">2027 年 9 月入学　·　收录 239 个专业　·　9 所学校　·　数据核对 2026-09　·　完整可搜索版 https://mtennnn.cn</w:t>
+        <w:t xml:space="preserve">2027 年 9 月入学　·　收录 240 个专业　·　9 所学校　·　数据核对 2026-09　·　完整可搜索版 https://mtennnn.cn</w:t>
       </w:r>
     </w:p>
     <w:p>
@@ -19585,7 +19585,7 @@
           <w:sz w:val="18"/>
           <w:szCs w:val="18"/>
         </w:rPr>
-        <w:t xml:space="preserve"> 6 / 33 项需要</w:t>
+        <w:t xml:space="preserve"> 6 / 34 项需要</w:t>
       </w:r>
       <w:r>
         <w:rPr>
@@ -19673,7 +19673,7 @@
                 <w:sz w:val="15"/>
                 <w:szCs w:val="15"/>
               </w:rPr>
-              <w:t xml:space="preserve">UCL · 收录 33 项 · 第 5 / 9 所学校　|　来源 mtennnn.cn　|　数据核对 2026-09</w:t>
+              <w:t xml:space="preserve">UCL · 收录 34 项 · 第 5 / 9 所学校　|　来源 mtennnn.cn　|　数据核对 2026-09</w:t>
             </w:r>
           </w:p>
         </w:tc>
@@ -21279,6 +21279,209 @@
                 <w:szCs w:val="15"/>
               </w:rPr>
               <w:t xml:space="preserve">IET 认证；ESAT</w:t>
+            </w:r>
+          </w:p>
+        </w:tc>
+      </w:tr>
+      <w:tr>
+        <w:trPr>
+          <w:cantSplit/>
+        </w:trPr>
+        <w:tc>
+          <w:tcPr>
+            <w:tcW w:w="3164" w:type="dxa"/>
+            <w:vAlign w:val="top"/>
+          </w:tcPr>
+          <w:p>
+            <w:pPr>
+              <w:spacing w:before="0" w:after="0"/>
+            </w:pPr>
+            <w:r>
+              <w:rPr>
+                <w:b/>
+                <w:sz w:val="16"/>
+                <w:szCs w:val="16"/>
+              </w:rPr>
+              <w:t xml:space="preserve">生物医学工程</w:t>
+            </w:r>
+            <w:r>
+              <w:br/>
+            </w:r>
+            <w:r>
+              <w:rPr>
+                <w:i/>
+                <w:color w:val="666666"/>
+                <w:sz w:val="13"/>
+                <w:szCs w:val="13"/>
+              </w:rPr>
+              <w:t xml:space="preserve">Biomedical Engineering</w:t>
+            </w:r>
+          </w:p>
+        </w:tc>
+        <w:tc>
+          <w:tcPr>
+            <w:tcW w:w="1265" w:type="dxa"/>
+            <w:vAlign w:val="top"/>
+          </w:tcPr>
+          <w:p>
+            <w:pPr>
+              <w:spacing w:before="0" w:after="0"/>
+            </w:pPr>
+            <w:r>
+              <w:rPr>
+                <w:sz w:val="16"/>
+                <w:szCs w:val="16"/>
+              </w:rPr>
+              <w:t xml:space="preserve">BEng · 3 年（另 4 年 MEng）</w:t>
+            </w:r>
+          </w:p>
+        </w:tc>
+        <w:tc>
+          <w:tcPr>
+            <w:tcW w:w="1107" w:type="dxa"/>
+            <w:vAlign w:val="top"/>
+          </w:tcPr>
+          <w:p>
+            <w:pPr>
+              <w:spacing w:before="0" w:after="0"/>
+            </w:pPr>
+            <w:r>
+              <w:rPr>
+                <w:sz w:val="16"/>
+                <w:szCs w:val="16"/>
+              </w:rPr>
+              <w:t xml:space="preserve">A*AA</w:t>
+            </w:r>
+          </w:p>
+        </w:tc>
+        <w:tc>
+          <w:tcPr>
+            <w:tcW w:w="2373" w:type="dxa"/>
+            <w:vAlign w:val="top"/>
+          </w:tcPr>
+          <w:p>
+            <w:pPr>
+              <w:spacing w:before="0" w:after="0"/>
+            </w:pPr>
+            <w:r>
+              <w:rPr>
+                <w:sz w:val="15"/>
+                <w:szCs w:val="15"/>
+              </w:rPr>
+              <w:t xml:space="preserve">数学与物理必修，A* 落其一；生物可替代物理，但须 GCSE 物理 A/7；第三门建议生物/化学/计算机/工程</w:t>
+            </w:r>
+          </w:p>
+        </w:tc>
+        <w:tc>
+          <w:tcPr>
+            <w:tcW w:w="949" w:type="dxa"/>
+            <w:vAlign w:val="top"/>
+          </w:tcPr>
+          <w:p>
+            <w:pPr>
+              <w:spacing w:before="0" w:after="0"/>
+            </w:pPr>
+            <w:r>
+              <w:rPr>
+                <w:sz w:val="16"/>
+                <w:szCs w:val="16"/>
+              </w:rPr>
+              <w:t xml:space="preserve">39（HL 19、数学+物理 7,6）</w:t>
+            </w:r>
+          </w:p>
+        </w:tc>
+        <w:tc>
+          <w:tcPr>
+            <w:tcW w:w="1107" w:type="dxa"/>
+            <w:vAlign w:val="top"/>
+          </w:tcPr>
+          <w:p>
+            <w:pPr>
+              <w:spacing w:before="0" w:after="0"/>
+            </w:pPr>
+            <w:r>
+              <w:rPr>
+                <w:color w:val="999999"/>
+                <w:sz w:val="16"/>
+                <w:szCs w:val="16"/>
+              </w:rPr>
+              <w:t xml:space="preserve">—</w:t>
+            </w:r>
+          </w:p>
+        </w:tc>
+        <w:tc>
+          <w:tcPr>
+            <w:tcW w:w="2215" w:type="dxa"/>
+            <w:vAlign w:val="top"/>
+          </w:tcPr>
+          <w:p>
+            <w:pPr>
+              <w:spacing w:before="0" w:after="0"/>
+            </w:pPr>
+            <w:r>
+              <w:rPr>
+                <w:sz w:val="16"/>
+                <w:szCs w:val="16"/>
+              </w:rPr>
+              <w:t xml:space="preserve">IELTS —</w:t>
+            </w:r>
+            <w:r>
+              <w:br/>
+            </w:r>
+            <w:r>
+              <w:rPr>
+                <w:color w:val="555555"/>
+                <w:sz w:val="14"/>
+                <w:szCs w:val="14"/>
+              </w:rPr>
+              <w:t xml:space="preserve">TOEFL — / —</w:t>
+            </w:r>
+            <w:r>
+              <w:br/>
+            </w:r>
+            <w:r>
+              <w:rPr>
+                <w:color w:val="666666"/>
+                <w:sz w:val="13"/>
+                <w:szCs w:val="13"/>
+              </w:rPr>
+              <w:t xml:space="preserve">EFL 未列 · ESL 有条件</w:t>
+            </w:r>
+          </w:p>
+        </w:tc>
+        <w:tc>
+          <w:tcPr>
+            <w:tcW w:w="1740" w:type="dxa"/>
+            <w:vAlign w:val="top"/>
+          </w:tcPr>
+          <w:p>
+            <w:pPr>
+              <w:spacing w:before="0" w:after="0"/>
+            </w:pPr>
+            <w:r>
+              <w:rPr>
+                <w:sz w:val="16"/>
+                <w:szCs w:val="16"/>
+              </w:rPr>
+              <w:t xml:space="preserve">电子电气工程 #39；机械/航空/制造工程 #=57</w:t>
+            </w:r>
+          </w:p>
+        </w:tc>
+        <w:tc>
+          <w:tcPr>
+            <w:tcW w:w="1898" w:type="dxa"/>
+            <w:vAlign w:val="top"/>
+          </w:tcPr>
+          <w:p>
+            <w:pPr>
+              <w:spacing w:before="0" w:after="0"/>
+            </w:pPr>
+            <w:r>
+              <w:rPr>
+                <w:sz w:val="15"/>
+                <w:szCs w:val="15"/>
+              </w:rPr>
+              <w:t xml:space="preserve">无笔试；GCSE 英语+数学 C/4；UCAS HC60（MEng 为 H160）</w:t>
             </w:r>
           </w:p>
         </w:tc>

--- a/print/uk.docx
+++ b/print/uk.docx
@@ -21423,7 +21423,7 @@
                 <w:sz w:val="16"/>
                 <w:szCs w:val="16"/>
               </w:rPr>
-              <w:t xml:space="preserve">IELTS —</w:t>
+              <w:t xml:space="preserve">IELTS 6.5</w:t>
             </w:r>
             <w:r>
               <w:br/>
@@ -21434,7 +21434,7 @@
                 <w:sz w:val="14"/>
                 <w:szCs w:val="14"/>
               </w:rPr>
-              <w:t xml:space="preserve">TOEFL — / —</w:t>
+              <w:t xml:space="preserve">TOEFL 92 / 4.5</w:t>
             </w:r>
             <w:r>
               <w:br/>
@@ -21445,7 +21445,7 @@
                 <w:sz w:val="13"/>
                 <w:szCs w:val="13"/>
               </w:rPr>
-              <w:t xml:space="preserve">EFL 未列 · ESL 有条件</w:t>
+              <w:t xml:space="preserve">EFL 4+Merit · ESL 4+Merit</w:t>
             </w:r>
           </w:p>
         </w:tc>

--- a/print/uk.docx
+++ b/print/uk.docx
@@ -12,7 +12,7 @@
           <w:sz w:val="34"/>
           <w:szCs w:val="34"/>
         </w:rPr>
-        <w:t xml:space="preserve">英国九校 · 本科录取要求</w:t>
+        <w:t xml:space="preserve">英国十校 · 本科录取要求</w:t>
       </w:r>
     </w:p>
     <w:p>
@@ -25,7 +25,7 @@
           <w:sz w:val="18"/>
           <w:szCs w:val="18"/>
         </w:rPr>
-        <w:t xml:space="preserve">2027 年 9 月入学　·　收录 240 个专业　·　9 所学校　·　数据核对 2026-09　·　完整可搜索版 https://mtennnn.cn</w:t>
+        <w:t xml:space="preserve">2027 年 9 月入学　·　收录 274 个专业　·　10 所学校　·　数据核对 2026-09　·　完整可搜索版 https://mtennnn.cn</w:t>
       </w:r>
     </w:p>
     <w:p>
@@ -207,7 +207,7 @@
                 <w:sz w:val="15"/>
                 <w:szCs w:val="15"/>
               </w:rPr>
-              <w:t xml:space="preserve">牛津 · 收录 25 项 · 第 1 / 9 所学校　|　来源 mtennnn.cn　|　数据核对 2026-09</w:t>
+              <w:t xml:space="preserve">牛津 · 收录 25 项 · 第 1 / 10 所学校　|　来源 mtennnn.cn　|　数据核对 2026-09</w:t>
             </w:r>
           </w:p>
         </w:tc>
@@ -5629,7 +5629,7 @@
                 <w:sz w:val="15"/>
                 <w:szCs w:val="15"/>
               </w:rPr>
-              <w:t xml:space="preserve">剑桥 · 收录 25 项 · 第 2 / 9 所学校　|　来源 mtennnn.cn　|　数据核对 2026-09</w:t>
+              <w:t xml:space="preserve">剑桥 · 收录 25 项 · 第 2 / 10 所学校　|　来源 mtennnn.cn　|　数据核对 2026-09</w:t>
             </w:r>
           </w:p>
         </w:tc>
@@ -11055,7 +11055,7 @@
                 <w:sz w:val="15"/>
                 <w:szCs w:val="15"/>
               </w:rPr>
-              <w:t xml:space="preserve">帝国理工 · 收录 16 项 · 第 3 / 9 所学校　|　来源 mtennnn.cn　|　数据核对 2026-09</w:t>
+              <w:t xml:space="preserve">帝国理工 · 收录 16 项 · 第 3 / 10 所学校　|　来源 mtennnn.cn　|　数据核对 2026-09</w:t>
             </w:r>
           </w:p>
         </w:tc>
@@ -14647,7 +14647,7 @@
                 <w:sz w:val="15"/>
                 <w:szCs w:val="15"/>
               </w:rPr>
-              <w:t xml:space="preserve">LSE · 收录 23 项 · 第 4 / 9 所学校　|　来源 mtennnn.cn　|　数据核对 2026-09</w:t>
+              <w:t xml:space="preserve">LSE · 收录 23 项 · 第 4 / 10 所学校　|　来源 mtennnn.cn　|　数据核对 2026-09</w:t>
             </w:r>
           </w:p>
         </w:tc>
@@ -19673,7 +19673,7 @@
                 <w:sz w:val="15"/>
                 <w:szCs w:val="15"/>
               </w:rPr>
-              <w:t xml:space="preserve">UCL · 收录 34 项 · 第 5 / 9 所学校　|　来源 mtennnn.cn　|　数据核对 2026-09</w:t>
+              <w:t xml:space="preserve">UCL · 收录 34 项 · 第 5 / 10 所学校　|　来源 mtennnn.cn　|　数据核对 2026-09</w:t>
             </w:r>
           </w:p>
         </w:tc>
@@ -26927,7 +26927,7 @@
                 <w:sz w:val="15"/>
                 <w:szCs w:val="15"/>
               </w:rPr>
-              <w:t xml:space="preserve">KCL · 收录 32 项 · 第 6 / 9 所学校　|　来源 mtennnn.cn　|　数据核对 2026-09</w:t>
+              <w:t xml:space="preserve">KCL · 收录 32 项 · 第 6 / 10 所学校　|　来源 mtennnn.cn　|　数据核对 2026-09</w:t>
             </w:r>
           </w:p>
         </w:tc>
@@ -33789,7 +33789,7 @@
                 <w:sz w:val="15"/>
                 <w:szCs w:val="15"/>
               </w:rPr>
-              <w:t xml:space="preserve">曼大 · 收录 25 项 · 第 7 / 9 所学校　|　来源 mtennnn.cn　|　数据核对 2026-09</w:t>
+              <w:t xml:space="preserve">曼大 · 收录 25 项 · 第 7 / 10 所学校　|　来源 mtennnn.cn　|　数据核对 2026-09</w:t>
             </w:r>
           </w:p>
         </w:tc>
@@ -39233,7 +39233,7 @@
                 <w:sz w:val="15"/>
                 <w:szCs w:val="15"/>
               </w:rPr>
-              <w:t xml:space="preserve">爱丁堡 · 收录 37 项 · 第 8 / 9 所学校　|　来源 mtennnn.cn　|　数据核对 2026-09</w:t>
+              <w:t xml:space="preserve">爱丁堡 · 收录 37 项 · 第 8 / 10 所学校　|　来源 mtennnn.cn　|　数据核对 2026-09</w:t>
             </w:r>
           </w:p>
         </w:tc>
@@ -47111,7 +47111,7 @@
                 <w:sz w:val="15"/>
                 <w:szCs w:val="15"/>
               </w:rPr>
-              <w:t xml:space="preserve">华威 · 收录 23 项 · 第 9 / 9 所学校　|　来源 mtennnn.cn　|　数据核对 2026-09</w:t>
+              <w:t xml:space="preserve">华威 · 收录 23 项 · 第 9 / 10 所学校　|　来源 mtennnn.cn　|　数据核对 2026-09</w:t>
             </w:r>
           </w:p>
         </w:tc>
@@ -51973,6 +51973,7283 @@
                 <w:szCs w:val="15"/>
               </w:rPr>
               <w:t xml:space="preserve">UCAS QW26；由 Film &amp; Television Studies 与 English and Comparative Literary Studies 合办；可选与 London Film School 合作的电影制作模块或毕业论文</w:t>
+            </w:r>
+          </w:p>
+        </w:tc>
+      </w:tr>
+    </w:tbl>
+    <w:p>
+      <w:pPr>
+        <w:keepNext/>
+        <w:spacing w:before="0" w:after="30"/>
+      </w:pPr>
+      <w:r>
+        <w:br w:type="page"/>
+      </w:r>
+      <w:r>
+        <w:rPr>
+          <w:b/>
+          <w:color w:val="B01C2E"/>
+          <w:sz w:val="30"/>
+          <w:szCs w:val="30"/>
+        </w:rPr>
+        <w:t xml:space="preserve">布里斯托</w:t>
+      </w:r>
+      <w:r>
+        <w:rPr>
+          <w:i/>
+          <w:color w:val="555555"/>
+          <w:sz w:val="19"/>
+          <w:szCs w:val="19"/>
+        </w:rPr>
+        <w:t xml:space="preserve">  University of Bristol</w:t>
+      </w:r>
+    </w:p>
+    <w:p>
+      <w:pPr>
+        <w:keepNext/>
+        <w:spacing w:before="0" w:after="60"/>
+      </w:pPr>
+      <w:r>
+        <w:rPr>
+          <w:color w:val="666666"/>
+          <w:sz w:val="16"/>
+          <w:szCs w:val="16"/>
+        </w:rPr>
+        <w:t xml:space="preserve">A-Level </w:t>
+      </w:r>
+      <w:r>
+        <w:rPr>
+          <w:b/>
+          <w:sz w:val="18"/>
+          <w:szCs w:val="18"/>
+        </w:rPr>
+        <w:t xml:space="preserve">ABB – A*A*A</w:t>
+      </w:r>
+      <w:r>
+        <w:rPr>
+          <w:color w:val="666666"/>
+          <w:sz w:val="16"/>
+          <w:szCs w:val="16"/>
+        </w:rPr>
+        <w:t xml:space="preserve">　·　IB </w:t>
+      </w:r>
+      <w:r>
+        <w:rPr>
+          <w:b/>
+          <w:sz w:val="18"/>
+          <w:szCs w:val="18"/>
+        </w:rPr>
+        <w:t xml:space="preserve">32（HL 16） – 40（HL 18，数学 7 + 另一门 6）</w:t>
+      </w:r>
+      <w:r>
+        <w:rPr>
+          <w:color w:val="666666"/>
+          <w:sz w:val="16"/>
+          <w:szCs w:val="16"/>
+        </w:rPr>
+        <w:t xml:space="preserve">　·　入学笔试</w:t>
+      </w:r>
+      <w:r>
+        <w:rPr>
+          <w:b/>
+          <w:sz w:val="18"/>
+          <w:szCs w:val="18"/>
+        </w:rPr>
+        <w:t xml:space="preserve"> 均不需要</w:t>
+      </w:r>
+      <w:r>
+        <w:rPr>
+          <w:color w:val="666666"/>
+          <w:sz w:val="16"/>
+          <w:szCs w:val="16"/>
+        </w:rPr>
+        <w:t xml:space="preserve">　·　国际生学费 </w:t>
+      </w:r>
+      <w:r>
+        <w:rPr>
+          <w:b/>
+          <w:sz w:val="18"/>
+          <w:szCs w:val="18"/>
+        </w:rPr>
+        <w:t xml:space="preserve">£26,500–34,700 / 年（2027 口径）</w:t>
+      </w:r>
+      <w:r>
+        <w:rPr>
+          <w:color w:val="666666"/>
+          <w:sz w:val="16"/>
+          <w:szCs w:val="16"/>
+        </w:rPr>
+        <w:t xml:space="preserve">　·　最好学科名次 </w:t>
+      </w:r>
+      <w:r>
+        <w:rPr>
+          <w:b/>
+          <w:sz w:val="18"/>
+          <w:szCs w:val="18"/>
+        </w:rPr>
+        <w:t xml:space="preserve">地理 #15</w:t>
+      </w:r>
+      <w:r>
+        <w:rPr>
+          <w:color w:val="666666"/>
+          <w:sz w:val="16"/>
+          <w:szCs w:val="16"/>
+        </w:rPr>
+        <w:t xml:space="preserve">　·　数据核对 2026-10</w:t>
+      </w:r>
+    </w:p>
+    <w:tbl>
+      <w:tblPr>
+        <w:tblW w:w="15818" w:type="dxa"/>
+        <w:tblBorders>
+          <w:top w:val="single" w:sz="4" w:color="BFBFBF"/>
+          <w:left w:val="single" w:sz="4" w:color="BFBFBF"/>
+          <w:bottom w:val="single" w:sz="4" w:color="BFBFBF"/>
+          <w:right w:val="single" w:sz="4" w:color="BFBFBF"/>
+          <w:insideH w:val="single" w:sz="4" w:color="BFBFBF"/>
+          <w:insideV w:val="single" w:sz="4" w:color="BFBFBF"/>
+        </w:tblBorders>
+        <w:tblLayout w:type="fixed"/>
+      </w:tblPr>
+      <w:tblGrid>
+        <w:gridCol w:w="3164"/>
+        <w:gridCol w:w="1265"/>
+        <w:gridCol w:w="1107"/>
+        <w:gridCol w:w="2373"/>
+        <w:gridCol w:w="949"/>
+        <w:gridCol w:w="1107"/>
+        <w:gridCol w:w="2215"/>
+        <w:gridCol w:w="1740"/>
+        <w:gridCol w:w="1898"/>
+      </w:tblGrid>
+      <w:tr>
+        <w:trPr>
+          <w:tblHeader/>
+        </w:trPr>
+        <w:tc>
+          <w:tcPr>
+            <w:tcW w:w="15818" w:type="dxa"/>
+            <w:gridSpan w:val="9"/>
+            <w:shd w:val="clear" w:color="auto" w:fill="F8EBEC"/>
+            <w:vAlign w:val="top"/>
+          </w:tcPr>
+          <w:p>
+            <w:pPr>
+              <w:spacing w:before="0" w:after="0"/>
+            </w:pPr>
+            <w:r>
+              <w:rPr>
+                <w:color w:val="444444"/>
+                <w:sz w:val="15"/>
+                <w:szCs w:val="15"/>
+              </w:rPr>
+              <w:t xml:space="preserve">布里斯托 · 收录 34 项 · 第 10 / 10 所学校　|　来源 mtennnn.cn　|　数据核对 2026-10</w:t>
+            </w:r>
+          </w:p>
+        </w:tc>
+      </w:tr>
+      <w:tr>
+        <w:trPr>
+          <w:tblHeader/>
+        </w:trPr>
+        <w:tc>
+          <w:tcPr>
+            <w:tcW w:w="3164" w:type="dxa"/>
+            <w:shd w:val="clear" w:color="auto" w:fill="F1D6D9"/>
+            <w:vAlign w:val="top"/>
+          </w:tcPr>
+          <w:p>
+            <w:pPr>
+              <w:spacing w:before="0" w:after="0"/>
+            </w:pPr>
+            <w:r>
+              <w:rPr>
+                <w:b/>
+                <w:sz w:val="15"/>
+                <w:szCs w:val="15"/>
+              </w:rPr>
+              <w:t xml:space="preserve">专业</w:t>
+            </w:r>
+          </w:p>
+        </w:tc>
+        <w:tc>
+          <w:tcPr>
+            <w:tcW w:w="1265" w:type="dxa"/>
+            <w:shd w:val="clear" w:color="auto" w:fill="F1D6D9"/>
+            <w:vAlign w:val="top"/>
+          </w:tcPr>
+          <w:p>
+            <w:pPr>
+              <w:spacing w:before="0" w:after="0"/>
+            </w:pPr>
+            <w:r>
+              <w:rPr>
+                <w:b/>
+                <w:sz w:val="15"/>
+                <w:szCs w:val="15"/>
+              </w:rPr>
+              <w:t xml:space="preserve">代码 / 学制</w:t>
+            </w:r>
+          </w:p>
+        </w:tc>
+        <w:tc>
+          <w:tcPr>
+            <w:tcW w:w="1107" w:type="dxa"/>
+            <w:shd w:val="clear" w:color="auto" w:fill="F1D6D9"/>
+            <w:vAlign w:val="top"/>
+          </w:tcPr>
+          <w:p>
+            <w:pPr>
+              <w:spacing w:before="0" w:after="0"/>
+            </w:pPr>
+            <w:r>
+              <w:rPr>
+                <w:b/>
+                <w:sz w:val="15"/>
+                <w:szCs w:val="15"/>
+              </w:rPr>
+              <w:t xml:space="preserve">A-Level</w:t>
+            </w:r>
+          </w:p>
+        </w:tc>
+        <w:tc>
+          <w:tcPr>
+            <w:tcW w:w="2373" w:type="dxa"/>
+            <w:shd w:val="clear" w:color="auto" w:fill="F1D6D9"/>
+            <w:vAlign w:val="top"/>
+          </w:tcPr>
+          <w:p>
+            <w:pPr>
+              <w:spacing w:before="0" w:after="0"/>
+            </w:pPr>
+            <w:r>
+              <w:rPr>
+                <w:b/>
+                <w:sz w:val="15"/>
+                <w:szCs w:val="15"/>
+              </w:rPr>
+              <w:t xml:space="preserve">科目 / 要求</w:t>
+            </w:r>
+          </w:p>
+        </w:tc>
+        <w:tc>
+          <w:tcPr>
+            <w:tcW w:w="949" w:type="dxa"/>
+            <w:shd w:val="clear" w:color="auto" w:fill="F1D6D9"/>
+            <w:vAlign w:val="top"/>
+          </w:tcPr>
+          <w:p>
+            <w:pPr>
+              <w:spacing w:before="0" w:after="0"/>
+            </w:pPr>
+            <w:r>
+              <w:rPr>
+                <w:b/>
+                <w:sz w:val="15"/>
+                <w:szCs w:val="15"/>
+              </w:rPr>
+              <w:t xml:space="preserve">IB</w:t>
+            </w:r>
+          </w:p>
+        </w:tc>
+        <w:tc>
+          <w:tcPr>
+            <w:tcW w:w="1107" w:type="dxa"/>
+            <w:shd w:val="clear" w:color="auto" w:fill="F1D6D9"/>
+            <w:vAlign w:val="top"/>
+          </w:tcPr>
+          <w:p>
+            <w:pPr>
+              <w:spacing w:before="0" w:after="0"/>
+            </w:pPr>
+            <w:r>
+              <w:rPr>
+                <w:b/>
+                <w:sz w:val="15"/>
+                <w:szCs w:val="15"/>
+              </w:rPr>
+              <w:t xml:space="preserve">笔试 / 面试</w:t>
+            </w:r>
+          </w:p>
+        </w:tc>
+        <w:tc>
+          <w:tcPr>
+            <w:tcW w:w="2215" w:type="dxa"/>
+            <w:shd w:val="clear" w:color="auto" w:fill="F1D6D9"/>
+            <w:vAlign w:val="top"/>
+          </w:tcPr>
+          <w:p>
+            <w:pPr>
+              <w:spacing w:before="0" w:after="0"/>
+            </w:pPr>
+            <w:r>
+              <w:rPr>
+                <w:b/>
+                <w:sz w:val="15"/>
+                <w:szCs w:val="15"/>
+              </w:rPr>
+              <w:t xml:space="preserve">英语要求</w:t>
+            </w:r>
+          </w:p>
+        </w:tc>
+        <w:tc>
+          <w:tcPr>
+            <w:tcW w:w="1740" w:type="dxa"/>
+            <w:shd w:val="clear" w:color="auto" w:fill="F1D6D9"/>
+            <w:vAlign w:val="top"/>
+          </w:tcPr>
+          <w:p>
+            <w:pPr>
+              <w:spacing w:before="0" w:after="0"/>
+            </w:pPr>
+            <w:r>
+              <w:rPr>
+                <w:b/>
+                <w:sz w:val="15"/>
+                <w:szCs w:val="15"/>
+              </w:rPr>
+              <w:t xml:space="preserve">QS2026 学科</w:t>
+            </w:r>
+          </w:p>
+        </w:tc>
+        <w:tc>
+          <w:tcPr>
+            <w:tcW w:w="1898" w:type="dxa"/>
+            <w:shd w:val="clear" w:color="auto" w:fill="F1D6D9"/>
+            <w:vAlign w:val="top"/>
+          </w:tcPr>
+          <w:p>
+            <w:pPr>
+              <w:spacing w:before="0" w:after="0"/>
+            </w:pPr>
+            <w:r>
+              <w:rPr>
+                <w:b/>
+                <w:sz w:val="15"/>
+                <w:szCs w:val="15"/>
+              </w:rPr>
+              <w:t xml:space="preserve">备注</w:t>
+            </w:r>
+          </w:p>
+        </w:tc>
+      </w:tr>
+      <w:tr>
+        <w:trPr>
+          <w:cantSplit/>
+        </w:trPr>
+        <w:tc>
+          <w:tcPr>
+            <w:tcW w:w="3164" w:type="dxa"/>
+            <w:vAlign w:val="top"/>
+          </w:tcPr>
+          <w:p>
+            <w:pPr>
+              <w:spacing w:before="0" w:after="0"/>
+            </w:pPr>
+            <w:r>
+              <w:rPr>
+                <w:b/>
+                <w:sz w:val="16"/>
+                <w:szCs w:val="16"/>
+              </w:rPr>
+              <w:t xml:space="preserve">生物化学</w:t>
+            </w:r>
+            <w:r>
+              <w:br/>
+            </w:r>
+            <w:r>
+              <w:rPr>
+                <w:i/>
+                <w:color w:val="666666"/>
+                <w:sz w:val="13"/>
+                <w:szCs w:val="13"/>
+              </w:rPr>
+              <w:t xml:space="preserve">Biochemistry</w:t>
+            </w:r>
+          </w:p>
+        </w:tc>
+        <w:tc>
+          <w:tcPr>
+            <w:tcW w:w="1265" w:type="dxa"/>
+            <w:vAlign w:val="top"/>
+          </w:tcPr>
+          <w:p>
+            <w:pPr>
+              <w:spacing w:before="0" w:after="0"/>
+            </w:pPr>
+            <w:r>
+              <w:rPr>
+                <w:sz w:val="16"/>
+                <w:szCs w:val="16"/>
+              </w:rPr>
+              <w:t xml:space="preserve">BSc · 3 年</w:t>
+            </w:r>
+          </w:p>
+        </w:tc>
+        <w:tc>
+          <w:tcPr>
+            <w:tcW w:w="1107" w:type="dxa"/>
+            <w:vAlign w:val="top"/>
+          </w:tcPr>
+          <w:p>
+            <w:pPr>
+              <w:spacing w:before="0" w:after="0"/>
+            </w:pPr>
+            <w:r>
+              <w:rPr>
+                <w:sz w:val="16"/>
+                <w:szCs w:val="16"/>
+              </w:rPr>
+              <w:t xml:space="preserve">AAA</w:t>
+            </w:r>
+          </w:p>
+        </w:tc>
+        <w:tc>
+          <w:tcPr>
+            <w:tcW w:w="2373" w:type="dxa"/>
+            <w:vAlign w:val="top"/>
+          </w:tcPr>
+          <w:p>
+            <w:pPr>
+              <w:spacing w:before="0" w:after="0"/>
+            </w:pPr>
+            <w:r>
+              <w:rPr>
+                <w:sz w:val="15"/>
+                <w:szCs w:val="15"/>
+              </w:rPr>
+              <w:t xml:space="preserve">化学必修 + 另一门核心科学/数学（生物、高数、人类生物、数学、物理）</w:t>
+            </w:r>
+          </w:p>
+        </w:tc>
+        <w:tc>
+          <w:tcPr>
+            <w:tcW w:w="949" w:type="dxa"/>
+            <w:vAlign w:val="top"/>
+          </w:tcPr>
+          <w:p>
+            <w:pPr>
+              <w:spacing w:before="0" w:after="0"/>
+            </w:pPr>
+            <w:r>
+              <w:rPr>
+                <w:sz w:val="16"/>
+                <w:szCs w:val="16"/>
+              </w:rPr>
+              <w:t xml:space="preserve">36（HL 18，化学 6 + 另一门 6）</w:t>
+            </w:r>
+          </w:p>
+        </w:tc>
+        <w:tc>
+          <w:tcPr>
+            <w:tcW w:w="1107" w:type="dxa"/>
+            <w:vAlign w:val="top"/>
+          </w:tcPr>
+          <w:p>
+            <w:pPr>
+              <w:spacing w:before="0" w:after="0"/>
+            </w:pPr>
+            <w:r>
+              <w:rPr>
+                <w:color w:val="999999"/>
+                <w:sz w:val="16"/>
+                <w:szCs w:val="16"/>
+              </w:rPr>
+              <w:t xml:space="preserve">—</w:t>
+            </w:r>
+          </w:p>
+        </w:tc>
+        <w:tc>
+          <w:tcPr>
+            <w:tcW w:w="2215" w:type="dxa"/>
+            <w:vAlign w:val="top"/>
+          </w:tcPr>
+          <w:p>
+            <w:pPr>
+              <w:spacing w:before="0" w:after="0"/>
+            </w:pPr>
+            <w:r>
+              <w:rPr>
+                <w:sz w:val="16"/>
+                <w:szCs w:val="16"/>
+              </w:rPr>
+              <w:t xml:space="preserve">IELTS 6.5</w:t>
+            </w:r>
+            <w:r>
+              <w:br/>
+            </w:r>
+            <w:r>
+              <w:rPr>
+                <w:color w:val="555555"/>
+                <w:sz w:val="14"/>
+                <w:szCs w:val="14"/>
+              </w:rPr>
+              <w:t xml:space="preserve">TOEFL 88 / 4.5</w:t>
+            </w:r>
+            <w:r>
+              <w:br/>
+            </w:r>
+            <w:r>
+              <w:rPr>
+                <w:color w:val="666666"/>
+                <w:sz w:val="13"/>
+                <w:szCs w:val="13"/>
+              </w:rPr>
+              <w:t xml:space="preserve">EFL C/4 · ESL B/6</w:t>
+            </w:r>
+          </w:p>
+        </w:tc>
+        <w:tc>
+          <w:tcPr>
+            <w:tcW w:w="1740" w:type="dxa"/>
+            <w:vAlign w:val="top"/>
+          </w:tcPr>
+          <w:p>
+            <w:pPr>
+              <w:spacing w:before="0" w:after="0"/>
+            </w:pPr>
+            <w:r>
+              <w:rPr>
+                <w:sz w:val="16"/>
+                <w:szCs w:val="16"/>
+              </w:rPr>
+              <w:t xml:space="preserve">化学 #=62；生物科学 #=84</w:t>
+            </w:r>
+          </w:p>
+        </w:tc>
+        <w:tc>
+          <w:tcPr>
+            <w:tcW w:w="1898" w:type="dxa"/>
+            <w:vAlign w:val="top"/>
+          </w:tcPr>
+          <w:p>
+            <w:pPr>
+              <w:spacing w:before="0" w:after="0"/>
+            </w:pPr>
+            <w:r>
+              <w:rPr>
+                <w:color w:val="999999"/>
+                <w:sz w:val="16"/>
+                <w:szCs w:val="16"/>
+              </w:rPr>
+              <w:t xml:space="preserve">—</w:t>
+            </w:r>
+          </w:p>
+        </w:tc>
+      </w:tr>
+      <w:tr>
+        <w:trPr>
+          <w:cantSplit/>
+        </w:trPr>
+        <w:tc>
+          <w:tcPr>
+            <w:tcW w:w="3164" w:type="dxa"/>
+            <w:vAlign w:val="top"/>
+          </w:tcPr>
+          <w:p>
+            <w:pPr>
+              <w:spacing w:before="0" w:after="0"/>
+            </w:pPr>
+            <w:r>
+              <w:rPr>
+                <w:b/>
+                <w:sz w:val="16"/>
+                <w:szCs w:val="16"/>
+              </w:rPr>
+              <w:t xml:space="preserve">生物学</w:t>
+            </w:r>
+            <w:r>
+              <w:br/>
+            </w:r>
+            <w:r>
+              <w:rPr>
+                <w:i/>
+                <w:color w:val="666666"/>
+                <w:sz w:val="13"/>
+                <w:szCs w:val="13"/>
+              </w:rPr>
+              <w:t xml:space="preserve">Biology</w:t>
+            </w:r>
+          </w:p>
+        </w:tc>
+        <w:tc>
+          <w:tcPr>
+            <w:tcW w:w="1265" w:type="dxa"/>
+            <w:vAlign w:val="top"/>
+          </w:tcPr>
+          <w:p>
+            <w:pPr>
+              <w:spacing w:before="0" w:after="0"/>
+            </w:pPr>
+            <w:r>
+              <w:rPr>
+                <w:sz w:val="16"/>
+                <w:szCs w:val="16"/>
+              </w:rPr>
+              <w:t xml:space="preserve">BSc · 3 年</w:t>
+            </w:r>
+          </w:p>
+        </w:tc>
+        <w:tc>
+          <w:tcPr>
+            <w:tcW w:w="1107" w:type="dxa"/>
+            <w:vAlign w:val="top"/>
+          </w:tcPr>
+          <w:p>
+            <w:pPr>
+              <w:spacing w:before="0" w:after="0"/>
+            </w:pPr>
+            <w:r>
+              <w:rPr>
+                <w:sz w:val="16"/>
+                <w:szCs w:val="16"/>
+              </w:rPr>
+              <w:t xml:space="preserve">AAA</w:t>
+            </w:r>
+          </w:p>
+        </w:tc>
+        <w:tc>
+          <w:tcPr>
+            <w:tcW w:w="2373" w:type="dxa"/>
+            <w:vAlign w:val="top"/>
+          </w:tcPr>
+          <w:p>
+            <w:pPr>
+              <w:spacing w:before="0" w:after="0"/>
+            </w:pPr>
+            <w:r>
+              <w:rPr>
+                <w:sz w:val="15"/>
+                <w:szCs w:val="15"/>
+              </w:rPr>
+              <w:t xml:space="preserve">生物必修 + 另一门科学相关科目（化学、CS、经济、环境科学、地理、地质、数学、物理、心理学、统计等）</w:t>
+            </w:r>
+          </w:p>
+        </w:tc>
+        <w:tc>
+          <w:tcPr>
+            <w:tcW w:w="949" w:type="dxa"/>
+            <w:vAlign w:val="top"/>
+          </w:tcPr>
+          <w:p>
+            <w:pPr>
+              <w:spacing w:before="0" w:after="0"/>
+            </w:pPr>
+            <w:r>
+              <w:rPr>
+                <w:sz w:val="16"/>
+                <w:szCs w:val="16"/>
+              </w:rPr>
+              <w:t xml:space="preserve">36（HL 18，生物 6 + 另一门 6）</w:t>
+            </w:r>
+          </w:p>
+        </w:tc>
+        <w:tc>
+          <w:tcPr>
+            <w:tcW w:w="1107" w:type="dxa"/>
+            <w:vAlign w:val="top"/>
+          </w:tcPr>
+          <w:p>
+            <w:pPr>
+              <w:spacing w:before="0" w:after="0"/>
+            </w:pPr>
+            <w:r>
+              <w:rPr>
+                <w:color w:val="999999"/>
+                <w:sz w:val="16"/>
+                <w:szCs w:val="16"/>
+              </w:rPr>
+              <w:t xml:space="preserve">—</w:t>
+            </w:r>
+          </w:p>
+        </w:tc>
+        <w:tc>
+          <w:tcPr>
+            <w:tcW w:w="2215" w:type="dxa"/>
+            <w:vAlign w:val="top"/>
+          </w:tcPr>
+          <w:p>
+            <w:pPr>
+              <w:spacing w:before="0" w:after="0"/>
+            </w:pPr>
+            <w:r>
+              <w:rPr>
+                <w:sz w:val="16"/>
+                <w:szCs w:val="16"/>
+              </w:rPr>
+              <w:t xml:space="preserve">IELTS 6.5</w:t>
+            </w:r>
+            <w:r>
+              <w:br/>
+            </w:r>
+            <w:r>
+              <w:rPr>
+                <w:color w:val="555555"/>
+                <w:sz w:val="14"/>
+                <w:szCs w:val="14"/>
+              </w:rPr>
+              <w:t xml:space="preserve">TOEFL 88 / 4.5</w:t>
+            </w:r>
+            <w:r>
+              <w:br/>
+            </w:r>
+            <w:r>
+              <w:rPr>
+                <w:color w:val="666666"/>
+                <w:sz w:val="13"/>
+                <w:szCs w:val="13"/>
+              </w:rPr>
+              <w:t xml:space="preserve">EFL C/4 · ESL B/6</w:t>
+            </w:r>
+          </w:p>
+        </w:tc>
+        <w:tc>
+          <w:tcPr>
+            <w:tcW w:w="1740" w:type="dxa"/>
+            <w:vAlign w:val="top"/>
+          </w:tcPr>
+          <w:p>
+            <w:pPr>
+              <w:spacing w:before="0" w:after="0"/>
+            </w:pPr>
+            <w:r>
+              <w:rPr>
+                <w:sz w:val="16"/>
+                <w:szCs w:val="16"/>
+              </w:rPr>
+              <w:t xml:space="preserve">生物科学 #=84</w:t>
+            </w:r>
+          </w:p>
+        </w:tc>
+        <w:tc>
+          <w:tcPr>
+            <w:tcW w:w="1898" w:type="dxa"/>
+            <w:vAlign w:val="top"/>
+          </w:tcPr>
+          <w:p>
+            <w:pPr>
+              <w:spacing w:before="0" w:after="0"/>
+            </w:pPr>
+            <w:r>
+              <w:rPr>
+                <w:color w:val="999999"/>
+                <w:sz w:val="16"/>
+                <w:szCs w:val="16"/>
+              </w:rPr>
+              <w:t xml:space="preserve">—</w:t>
+            </w:r>
+          </w:p>
+        </w:tc>
+      </w:tr>
+      <w:tr>
+        <w:trPr>
+          <w:cantSplit/>
+        </w:trPr>
+        <w:tc>
+          <w:tcPr>
+            <w:tcW w:w="3164" w:type="dxa"/>
+            <w:vAlign w:val="top"/>
+          </w:tcPr>
+          <w:p>
+            <w:pPr>
+              <w:spacing w:before="0" w:after="0"/>
+            </w:pPr>
+            <w:r>
+              <w:rPr>
+                <w:b/>
+                <w:sz w:val="16"/>
+                <w:szCs w:val="16"/>
+              </w:rPr>
+              <w:t xml:space="preserve">生物医学</w:t>
+            </w:r>
+            <w:r>
+              <w:br/>
+            </w:r>
+            <w:r>
+              <w:rPr>
+                <w:i/>
+                <w:color w:val="666666"/>
+                <w:sz w:val="13"/>
+                <w:szCs w:val="13"/>
+              </w:rPr>
+              <w:t xml:space="preserve">Biomedical Sciences</w:t>
+            </w:r>
+          </w:p>
+        </w:tc>
+        <w:tc>
+          <w:tcPr>
+            <w:tcW w:w="1265" w:type="dxa"/>
+            <w:vAlign w:val="top"/>
+          </w:tcPr>
+          <w:p>
+            <w:pPr>
+              <w:spacing w:before="0" w:after="0"/>
+            </w:pPr>
+            <w:r>
+              <w:rPr>
+                <w:sz w:val="16"/>
+                <w:szCs w:val="16"/>
+              </w:rPr>
+              <w:t xml:space="preserve">BSc · 3 年</w:t>
+            </w:r>
+          </w:p>
+        </w:tc>
+        <w:tc>
+          <w:tcPr>
+            <w:tcW w:w="1107" w:type="dxa"/>
+            <w:vAlign w:val="top"/>
+          </w:tcPr>
+          <w:p>
+            <w:pPr>
+              <w:spacing w:before="0" w:after="0"/>
+            </w:pPr>
+            <w:r>
+              <w:rPr>
+                <w:sz w:val="16"/>
+                <w:szCs w:val="16"/>
+              </w:rPr>
+              <w:t xml:space="preserve">AAA</w:t>
+            </w:r>
+          </w:p>
+        </w:tc>
+        <w:tc>
+          <w:tcPr>
+            <w:tcW w:w="2373" w:type="dxa"/>
+            <w:vAlign w:val="top"/>
+          </w:tcPr>
+          <w:p>
+            <w:pPr>
+              <w:spacing w:before="0" w:after="0"/>
+            </w:pPr>
+            <w:r>
+              <w:rPr>
+                <w:sz w:val="15"/>
+                <w:szCs w:val="15"/>
+              </w:rPr>
+              <w:t xml:space="preserve">化学必修 + 另一门核心科学/数学（生物、高数、人类生物、数学、物理）</w:t>
+            </w:r>
+          </w:p>
+        </w:tc>
+        <w:tc>
+          <w:tcPr>
+            <w:tcW w:w="949" w:type="dxa"/>
+            <w:vAlign w:val="top"/>
+          </w:tcPr>
+          <w:p>
+            <w:pPr>
+              <w:spacing w:before="0" w:after="0"/>
+            </w:pPr>
+            <w:r>
+              <w:rPr>
+                <w:sz w:val="16"/>
+                <w:szCs w:val="16"/>
+              </w:rPr>
+              <w:t xml:space="preserve">36（HL 18，化学 6 + 另一门 6）</w:t>
+            </w:r>
+          </w:p>
+        </w:tc>
+        <w:tc>
+          <w:tcPr>
+            <w:tcW w:w="1107" w:type="dxa"/>
+            <w:vAlign w:val="top"/>
+          </w:tcPr>
+          <w:p>
+            <w:pPr>
+              <w:spacing w:before="0" w:after="0"/>
+            </w:pPr>
+            <w:r>
+              <w:rPr>
+                <w:color w:val="999999"/>
+                <w:sz w:val="16"/>
+                <w:szCs w:val="16"/>
+              </w:rPr>
+              <w:t xml:space="preserve">—</w:t>
+            </w:r>
+          </w:p>
+        </w:tc>
+        <w:tc>
+          <w:tcPr>
+            <w:tcW w:w="2215" w:type="dxa"/>
+            <w:vAlign w:val="top"/>
+          </w:tcPr>
+          <w:p>
+            <w:pPr>
+              <w:spacing w:before="0" w:after="0"/>
+            </w:pPr>
+            <w:r>
+              <w:rPr>
+                <w:sz w:val="16"/>
+                <w:szCs w:val="16"/>
+              </w:rPr>
+              <w:t xml:space="preserve">IELTS 6.5</w:t>
+            </w:r>
+            <w:r>
+              <w:br/>
+            </w:r>
+            <w:r>
+              <w:rPr>
+                <w:color w:val="555555"/>
+                <w:sz w:val="14"/>
+                <w:szCs w:val="14"/>
+              </w:rPr>
+              <w:t xml:space="preserve">TOEFL 88 / 4.5</w:t>
+            </w:r>
+            <w:r>
+              <w:br/>
+            </w:r>
+            <w:r>
+              <w:rPr>
+                <w:color w:val="666666"/>
+                <w:sz w:val="13"/>
+                <w:szCs w:val="13"/>
+              </w:rPr>
+              <w:t xml:space="preserve">EFL C/4 · ESL B/6</w:t>
+            </w:r>
+          </w:p>
+        </w:tc>
+        <w:tc>
+          <w:tcPr>
+            <w:tcW w:w="1740" w:type="dxa"/>
+            <w:vAlign w:val="top"/>
+          </w:tcPr>
+          <w:p>
+            <w:pPr>
+              <w:spacing w:before="0" w:after="0"/>
+            </w:pPr>
+            <w:r>
+              <w:rPr>
+                <w:sz w:val="16"/>
+                <w:szCs w:val="16"/>
+              </w:rPr>
+              <w:t xml:space="preserve">生物科学 #=84</w:t>
+            </w:r>
+          </w:p>
+        </w:tc>
+        <w:tc>
+          <w:tcPr>
+            <w:tcW w:w="1898" w:type="dxa"/>
+            <w:vAlign w:val="top"/>
+          </w:tcPr>
+          <w:p>
+            <w:pPr>
+              <w:spacing w:before="0" w:after="0"/>
+            </w:pPr>
+            <w:r>
+              <w:rPr>
+                <w:color w:val="999999"/>
+                <w:sz w:val="16"/>
+                <w:szCs w:val="16"/>
+              </w:rPr>
+              <w:t xml:space="preserve">—</w:t>
+            </w:r>
+          </w:p>
+        </w:tc>
+      </w:tr>
+      <w:tr>
+        <w:trPr>
+          <w:cantSplit/>
+        </w:trPr>
+        <w:tc>
+          <w:tcPr>
+            <w:tcW w:w="3164" w:type="dxa"/>
+            <w:vAlign w:val="top"/>
+          </w:tcPr>
+          <w:p>
+            <w:pPr>
+              <w:spacing w:before="0" w:after="0"/>
+            </w:pPr>
+            <w:r>
+              <w:rPr>
+                <w:b/>
+                <w:sz w:val="16"/>
+                <w:szCs w:val="16"/>
+              </w:rPr>
+              <w:t xml:space="preserve">化学</w:t>
+            </w:r>
+            <w:r>
+              <w:br/>
+            </w:r>
+            <w:r>
+              <w:rPr>
+                <w:i/>
+                <w:color w:val="666666"/>
+                <w:sz w:val="13"/>
+                <w:szCs w:val="13"/>
+              </w:rPr>
+              <w:t xml:space="preserve">Chemistry</w:t>
+            </w:r>
+          </w:p>
+        </w:tc>
+        <w:tc>
+          <w:tcPr>
+            <w:tcW w:w="1265" w:type="dxa"/>
+            <w:vAlign w:val="top"/>
+          </w:tcPr>
+          <w:p>
+            <w:pPr>
+              <w:spacing w:before="0" w:after="0"/>
+            </w:pPr>
+            <w:r>
+              <w:rPr>
+                <w:sz w:val="16"/>
+                <w:szCs w:val="16"/>
+              </w:rPr>
+              <w:t xml:space="preserve">BSc · 3 年</w:t>
+            </w:r>
+          </w:p>
+        </w:tc>
+        <w:tc>
+          <w:tcPr>
+            <w:tcW w:w="1107" w:type="dxa"/>
+            <w:vAlign w:val="top"/>
+          </w:tcPr>
+          <w:p>
+            <w:pPr>
+              <w:spacing w:before="0" w:after="0"/>
+            </w:pPr>
+            <w:r>
+              <w:rPr>
+                <w:sz w:val="16"/>
+                <w:szCs w:val="16"/>
+              </w:rPr>
+              <w:t xml:space="preserve">AAA</w:t>
+            </w:r>
+          </w:p>
+        </w:tc>
+        <w:tc>
+          <w:tcPr>
+            <w:tcW w:w="2373" w:type="dxa"/>
+            <w:vAlign w:val="top"/>
+          </w:tcPr>
+          <w:p>
+            <w:pPr>
+              <w:spacing w:before="0" w:after="0"/>
+            </w:pPr>
+            <w:r>
+              <w:rPr>
+                <w:sz w:val="15"/>
+                <w:szCs w:val="15"/>
+              </w:rPr>
+              <w:t xml:space="preserve">化学必修</w:t>
+            </w:r>
+          </w:p>
+        </w:tc>
+        <w:tc>
+          <w:tcPr>
+            <w:tcW w:w="949" w:type="dxa"/>
+            <w:vAlign w:val="top"/>
+          </w:tcPr>
+          <w:p>
+            <w:pPr>
+              <w:spacing w:before="0" w:after="0"/>
+            </w:pPr>
+            <w:r>
+              <w:rPr>
+                <w:sz w:val="16"/>
+                <w:szCs w:val="16"/>
+              </w:rPr>
+              <w:t xml:space="preserve">36（HL 18，化学 6）</w:t>
+            </w:r>
+          </w:p>
+        </w:tc>
+        <w:tc>
+          <w:tcPr>
+            <w:tcW w:w="1107" w:type="dxa"/>
+            <w:vAlign w:val="top"/>
+          </w:tcPr>
+          <w:p>
+            <w:pPr>
+              <w:spacing w:before="0" w:after="0"/>
+            </w:pPr>
+            <w:r>
+              <w:rPr>
+                <w:color w:val="999999"/>
+                <w:sz w:val="16"/>
+                <w:szCs w:val="16"/>
+              </w:rPr>
+              <w:t xml:space="preserve">—</w:t>
+            </w:r>
+          </w:p>
+        </w:tc>
+        <w:tc>
+          <w:tcPr>
+            <w:tcW w:w="2215" w:type="dxa"/>
+            <w:vAlign w:val="top"/>
+          </w:tcPr>
+          <w:p>
+            <w:pPr>
+              <w:spacing w:before="0" w:after="0"/>
+            </w:pPr>
+            <w:r>
+              <w:rPr>
+                <w:sz w:val="16"/>
+                <w:szCs w:val="16"/>
+              </w:rPr>
+              <w:t xml:space="preserve">IELTS 6.5</w:t>
+            </w:r>
+            <w:r>
+              <w:br/>
+            </w:r>
+            <w:r>
+              <w:rPr>
+                <w:color w:val="555555"/>
+                <w:sz w:val="14"/>
+                <w:szCs w:val="14"/>
+              </w:rPr>
+              <w:t xml:space="preserve">TOEFL 88 / 4.5</w:t>
+            </w:r>
+            <w:r>
+              <w:br/>
+            </w:r>
+            <w:r>
+              <w:rPr>
+                <w:color w:val="666666"/>
+                <w:sz w:val="13"/>
+                <w:szCs w:val="13"/>
+              </w:rPr>
+              <w:t xml:space="preserve">EFL C/4 · ESL B/6</w:t>
+            </w:r>
+          </w:p>
+        </w:tc>
+        <w:tc>
+          <w:tcPr>
+            <w:tcW w:w="1740" w:type="dxa"/>
+            <w:vAlign w:val="top"/>
+          </w:tcPr>
+          <w:p>
+            <w:pPr>
+              <w:spacing w:before="0" w:after="0"/>
+            </w:pPr>
+            <w:r>
+              <w:rPr>
+                <w:sz w:val="16"/>
+                <w:szCs w:val="16"/>
+              </w:rPr>
+              <w:t xml:space="preserve">化学 #=62</w:t>
+            </w:r>
+          </w:p>
+        </w:tc>
+        <w:tc>
+          <w:tcPr>
+            <w:tcW w:w="1898" w:type="dxa"/>
+            <w:vAlign w:val="top"/>
+          </w:tcPr>
+          <w:p>
+            <w:pPr>
+              <w:spacing w:before="0" w:after="0"/>
+            </w:pPr>
+            <w:r>
+              <w:rPr>
+                <w:color w:val="999999"/>
+                <w:sz w:val="16"/>
+                <w:szCs w:val="16"/>
+              </w:rPr>
+              <w:t xml:space="preserve">—</w:t>
+            </w:r>
+          </w:p>
+        </w:tc>
+      </w:tr>
+      <w:tr>
+        <w:trPr>
+          <w:cantSplit/>
+        </w:trPr>
+        <w:tc>
+          <w:tcPr>
+            <w:tcW w:w="3164" w:type="dxa"/>
+            <w:vAlign w:val="top"/>
+          </w:tcPr>
+          <w:p>
+            <w:pPr>
+              <w:spacing w:before="0" w:after="0"/>
+            </w:pPr>
+            <w:r>
+              <w:rPr>
+                <w:b/>
+                <w:sz w:val="16"/>
+                <w:szCs w:val="16"/>
+              </w:rPr>
+              <w:t xml:space="preserve">药理学</w:t>
+            </w:r>
+            <w:r>
+              <w:br/>
+            </w:r>
+            <w:r>
+              <w:rPr>
+                <w:i/>
+                <w:color w:val="666666"/>
+                <w:sz w:val="13"/>
+                <w:szCs w:val="13"/>
+              </w:rPr>
+              <w:t xml:space="preserve">Pharmacology</w:t>
+            </w:r>
+          </w:p>
+        </w:tc>
+        <w:tc>
+          <w:tcPr>
+            <w:tcW w:w="1265" w:type="dxa"/>
+            <w:vAlign w:val="top"/>
+          </w:tcPr>
+          <w:p>
+            <w:pPr>
+              <w:spacing w:before="0" w:after="0"/>
+            </w:pPr>
+            <w:r>
+              <w:rPr>
+                <w:sz w:val="16"/>
+                <w:szCs w:val="16"/>
+              </w:rPr>
+              <w:t xml:space="preserve">BSc · 3 年</w:t>
+            </w:r>
+          </w:p>
+        </w:tc>
+        <w:tc>
+          <w:tcPr>
+            <w:tcW w:w="1107" w:type="dxa"/>
+            <w:vAlign w:val="top"/>
+          </w:tcPr>
+          <w:p>
+            <w:pPr>
+              <w:spacing w:before="0" w:after="0"/>
+            </w:pPr>
+            <w:r>
+              <w:rPr>
+                <w:sz w:val="16"/>
+                <w:szCs w:val="16"/>
+              </w:rPr>
+              <w:t xml:space="preserve">AAB</w:t>
+            </w:r>
+          </w:p>
+        </w:tc>
+        <w:tc>
+          <w:tcPr>
+            <w:tcW w:w="2373" w:type="dxa"/>
+            <w:vAlign w:val="top"/>
+          </w:tcPr>
+          <w:p>
+            <w:pPr>
+              <w:spacing w:before="0" w:after="0"/>
+            </w:pPr>
+            <w:r>
+              <w:rPr>
+                <w:sz w:val="15"/>
+                <w:szCs w:val="15"/>
+              </w:rPr>
+              <w:t xml:space="preserve">化学必修 + 生物（或人类生物）/物理/数学（或高数）之一</w:t>
+            </w:r>
+          </w:p>
+        </w:tc>
+        <w:tc>
+          <w:tcPr>
+            <w:tcW w:w="949" w:type="dxa"/>
+            <w:vAlign w:val="top"/>
+          </w:tcPr>
+          <w:p>
+            <w:pPr>
+              <w:spacing w:before="0" w:after="0"/>
+            </w:pPr>
+            <w:r>
+              <w:rPr>
+                <w:sz w:val="16"/>
+                <w:szCs w:val="16"/>
+              </w:rPr>
+              <w:t xml:space="preserve">34（HL 17，化学与另一门 6,5）</w:t>
+            </w:r>
+          </w:p>
+        </w:tc>
+        <w:tc>
+          <w:tcPr>
+            <w:tcW w:w="1107" w:type="dxa"/>
+            <w:vAlign w:val="top"/>
+          </w:tcPr>
+          <w:p>
+            <w:pPr>
+              <w:spacing w:before="0" w:after="0"/>
+            </w:pPr>
+            <w:r>
+              <w:rPr>
+                <w:color w:val="999999"/>
+                <w:sz w:val="16"/>
+                <w:szCs w:val="16"/>
+              </w:rPr>
+              <w:t xml:space="preserve">—</w:t>
+            </w:r>
+          </w:p>
+        </w:tc>
+        <w:tc>
+          <w:tcPr>
+            <w:tcW w:w="2215" w:type="dxa"/>
+            <w:vAlign w:val="top"/>
+          </w:tcPr>
+          <w:p>
+            <w:pPr>
+              <w:spacing w:before="0" w:after="0"/>
+            </w:pPr>
+            <w:r>
+              <w:rPr>
+                <w:sz w:val="16"/>
+                <w:szCs w:val="16"/>
+              </w:rPr>
+              <w:t xml:space="preserve">IELTS 6.5</w:t>
+            </w:r>
+            <w:r>
+              <w:br/>
+            </w:r>
+            <w:r>
+              <w:rPr>
+                <w:color w:val="555555"/>
+                <w:sz w:val="14"/>
+                <w:szCs w:val="14"/>
+              </w:rPr>
+              <w:t xml:space="preserve">TOEFL 88 / 4.5</w:t>
+            </w:r>
+            <w:r>
+              <w:br/>
+            </w:r>
+            <w:r>
+              <w:rPr>
+                <w:color w:val="666666"/>
+                <w:sz w:val="13"/>
+                <w:szCs w:val="13"/>
+              </w:rPr>
+              <w:t xml:space="preserve">EFL C/4 · ESL B/6</w:t>
+            </w:r>
+          </w:p>
+        </w:tc>
+        <w:tc>
+          <w:tcPr>
+            <w:tcW w:w="1740" w:type="dxa"/>
+            <w:vAlign w:val="top"/>
+          </w:tcPr>
+          <w:p>
+            <w:pPr>
+              <w:spacing w:before="0" w:after="0"/>
+            </w:pPr>
+            <w:r>
+              <w:rPr>
+                <w:sz w:val="16"/>
+                <w:szCs w:val="16"/>
+              </w:rPr>
+              <w:t xml:space="preserve">药学与药理 #=85</w:t>
+            </w:r>
+          </w:p>
+        </w:tc>
+        <w:tc>
+          <w:tcPr>
+            <w:tcW w:w="1898" w:type="dxa"/>
+            <w:vAlign w:val="top"/>
+          </w:tcPr>
+          <w:p>
+            <w:pPr>
+              <w:spacing w:before="0" w:after="0"/>
+            </w:pPr>
+            <w:r>
+              <w:rPr>
+                <w:color w:val="999999"/>
+                <w:sz w:val="16"/>
+                <w:szCs w:val="16"/>
+              </w:rPr>
+              <w:t xml:space="preserve">—</w:t>
+            </w:r>
+          </w:p>
+        </w:tc>
+      </w:tr>
+      <w:tr>
+        <w:trPr>
+          <w:cantSplit/>
+        </w:trPr>
+        <w:tc>
+          <w:tcPr>
+            <w:tcW w:w="3164" w:type="dxa"/>
+            <w:vAlign w:val="top"/>
+          </w:tcPr>
+          <w:p>
+            <w:pPr>
+              <w:spacing w:before="0" w:after="0"/>
+            </w:pPr>
+            <w:r>
+              <w:rPr>
+                <w:b/>
+                <w:sz w:val="16"/>
+                <w:szCs w:val="16"/>
+              </w:rPr>
+              <w:t xml:space="preserve">物理</w:t>
+            </w:r>
+            <w:r>
+              <w:br/>
+            </w:r>
+            <w:r>
+              <w:rPr>
+                <w:i/>
+                <w:color w:val="666666"/>
+                <w:sz w:val="13"/>
+                <w:szCs w:val="13"/>
+              </w:rPr>
+              <w:t xml:space="preserve">Physics</w:t>
+            </w:r>
+          </w:p>
+        </w:tc>
+        <w:tc>
+          <w:tcPr>
+            <w:tcW w:w="1265" w:type="dxa"/>
+            <w:vAlign w:val="top"/>
+          </w:tcPr>
+          <w:p>
+            <w:pPr>
+              <w:spacing w:before="0" w:after="0"/>
+            </w:pPr>
+            <w:r>
+              <w:rPr>
+                <w:sz w:val="16"/>
+                <w:szCs w:val="16"/>
+              </w:rPr>
+              <w:t xml:space="preserve">BSc · 3 年</w:t>
+            </w:r>
+          </w:p>
+        </w:tc>
+        <w:tc>
+          <w:tcPr>
+            <w:tcW w:w="1107" w:type="dxa"/>
+            <w:vAlign w:val="top"/>
+          </w:tcPr>
+          <w:p>
+            <w:pPr>
+              <w:spacing w:before="0" w:after="0"/>
+            </w:pPr>
+            <w:r>
+              <w:rPr>
+                <w:sz w:val="16"/>
+                <w:szCs w:val="16"/>
+              </w:rPr>
+              <w:t xml:space="preserve">A*AA</w:t>
+            </w:r>
+          </w:p>
+        </w:tc>
+        <w:tc>
+          <w:tcPr>
+            <w:tcW w:w="2373" w:type="dxa"/>
+            <w:vAlign w:val="top"/>
+          </w:tcPr>
+          <w:p>
+            <w:pPr>
+              <w:spacing w:before="0" w:after="0"/>
+            </w:pPr>
+            <w:r>
+              <w:rPr>
+                <w:sz w:val="15"/>
+                <w:szCs w:val="15"/>
+              </w:rPr>
+              <w:t xml:space="preserve">数学 + 物理必修；A* 须在数学与物理</w:t>
+            </w:r>
+          </w:p>
+        </w:tc>
+        <w:tc>
+          <w:tcPr>
+            <w:tcW w:w="949" w:type="dxa"/>
+            <w:vAlign w:val="top"/>
+          </w:tcPr>
+          <w:p>
+            <w:pPr>
+              <w:spacing w:before="0" w:after="0"/>
+            </w:pPr>
+            <w:r>
+              <w:rPr>
+                <w:sz w:val="16"/>
+                <w:szCs w:val="16"/>
+              </w:rPr>
+              <w:t xml:space="preserve">38（HL 18，数学与物理 7,6）</w:t>
+            </w:r>
+          </w:p>
+        </w:tc>
+        <w:tc>
+          <w:tcPr>
+            <w:tcW w:w="1107" w:type="dxa"/>
+            <w:vAlign w:val="top"/>
+          </w:tcPr>
+          <w:p>
+            <w:pPr>
+              <w:spacing w:before="0" w:after="0"/>
+            </w:pPr>
+            <w:r>
+              <w:rPr>
+                <w:color w:val="999999"/>
+                <w:sz w:val="16"/>
+                <w:szCs w:val="16"/>
+              </w:rPr>
+              <w:t xml:space="preserve">—</w:t>
+            </w:r>
+          </w:p>
+        </w:tc>
+        <w:tc>
+          <w:tcPr>
+            <w:tcW w:w="2215" w:type="dxa"/>
+            <w:vAlign w:val="top"/>
+          </w:tcPr>
+          <w:p>
+            <w:pPr>
+              <w:spacing w:before="0" w:after="0"/>
+            </w:pPr>
+            <w:r>
+              <w:rPr>
+                <w:sz w:val="16"/>
+                <w:szCs w:val="16"/>
+              </w:rPr>
+              <w:t xml:space="preserve">IELTS 6.5</w:t>
+            </w:r>
+            <w:r>
+              <w:br/>
+            </w:r>
+            <w:r>
+              <w:rPr>
+                <w:color w:val="555555"/>
+                <w:sz w:val="14"/>
+                <w:szCs w:val="14"/>
+              </w:rPr>
+              <w:t xml:space="preserve">TOEFL 88 / 4.5</w:t>
+            </w:r>
+            <w:r>
+              <w:br/>
+            </w:r>
+            <w:r>
+              <w:rPr>
+                <w:color w:val="666666"/>
+                <w:sz w:val="13"/>
+                <w:szCs w:val="13"/>
+              </w:rPr>
+              <w:t xml:space="preserve">EFL C/4 · ESL B/6</w:t>
+            </w:r>
+          </w:p>
+        </w:tc>
+        <w:tc>
+          <w:tcPr>
+            <w:tcW w:w="1740" w:type="dxa"/>
+            <w:vAlign w:val="top"/>
+          </w:tcPr>
+          <w:p>
+            <w:pPr>
+              <w:spacing w:before="0" w:after="0"/>
+            </w:pPr>
+            <w:r>
+              <w:rPr>
+                <w:sz w:val="16"/>
+                <w:szCs w:val="16"/>
+              </w:rPr>
+              <w:t xml:space="preserve">物理与天文 #=114</w:t>
+            </w:r>
+          </w:p>
+        </w:tc>
+        <w:tc>
+          <w:tcPr>
+            <w:tcW w:w="1898" w:type="dxa"/>
+            <w:vAlign w:val="top"/>
+          </w:tcPr>
+          <w:p>
+            <w:pPr>
+              <w:spacing w:before="0" w:after="0"/>
+            </w:pPr>
+            <w:r>
+              <w:rPr>
+                <w:color w:val="999999"/>
+                <w:sz w:val="16"/>
+                <w:szCs w:val="16"/>
+              </w:rPr>
+              <w:t xml:space="preserve">—</w:t>
+            </w:r>
+          </w:p>
+        </w:tc>
+      </w:tr>
+      <w:tr>
+        <w:trPr>
+          <w:cantSplit/>
+        </w:trPr>
+        <w:tc>
+          <w:tcPr>
+            <w:tcW w:w="3164" w:type="dxa"/>
+            <w:vAlign w:val="top"/>
+          </w:tcPr>
+          <w:p>
+            <w:pPr>
+              <w:spacing w:before="0" w:after="0"/>
+            </w:pPr>
+            <w:r>
+              <w:rPr>
+                <w:b/>
+                <w:sz w:val="16"/>
+                <w:szCs w:val="16"/>
+              </w:rPr>
+              <w:t xml:space="preserve">航空航天工程</w:t>
+            </w:r>
+            <w:r>
+              <w:br/>
+            </w:r>
+            <w:r>
+              <w:rPr>
+                <w:i/>
+                <w:color w:val="666666"/>
+                <w:sz w:val="13"/>
+                <w:szCs w:val="13"/>
+              </w:rPr>
+              <w:t xml:space="preserve">Aerospace Engineering</w:t>
+            </w:r>
+          </w:p>
+        </w:tc>
+        <w:tc>
+          <w:tcPr>
+            <w:tcW w:w="1265" w:type="dxa"/>
+            <w:vAlign w:val="top"/>
+          </w:tcPr>
+          <w:p>
+            <w:pPr>
+              <w:spacing w:before="0" w:after="0"/>
+            </w:pPr>
+            <w:r>
+              <w:rPr>
+                <w:sz w:val="16"/>
+                <w:szCs w:val="16"/>
+              </w:rPr>
+              <w:t xml:space="preserve">MEng · 4 年</w:t>
+            </w:r>
+          </w:p>
+        </w:tc>
+        <w:tc>
+          <w:tcPr>
+            <w:tcW w:w="1107" w:type="dxa"/>
+            <w:vAlign w:val="top"/>
+          </w:tcPr>
+          <w:p>
+            <w:pPr>
+              <w:spacing w:before="0" w:after="0"/>
+            </w:pPr>
+            <w:r>
+              <w:rPr>
+                <w:sz w:val="16"/>
+                <w:szCs w:val="16"/>
+              </w:rPr>
+              <w:t xml:space="preserve">A*AA</w:t>
+            </w:r>
+          </w:p>
+        </w:tc>
+        <w:tc>
+          <w:tcPr>
+            <w:tcW w:w="2373" w:type="dxa"/>
+            <w:vAlign w:val="top"/>
+          </w:tcPr>
+          <w:p>
+            <w:pPr>
+              <w:spacing w:before="0" w:after="0"/>
+            </w:pPr>
+            <w:r>
+              <w:rPr>
+                <w:sz w:val="15"/>
+                <w:szCs w:val="15"/>
+              </w:rPr>
+              <w:t xml:space="preserve">数学必修；优先考虑再修高数/物理/化学/生物/CS 中两门者</w:t>
+            </w:r>
+          </w:p>
+        </w:tc>
+        <w:tc>
+          <w:tcPr>
+            <w:tcW w:w="949" w:type="dxa"/>
+            <w:vAlign w:val="top"/>
+          </w:tcPr>
+          <w:p>
+            <w:pPr>
+              <w:spacing w:before="0" w:after="0"/>
+            </w:pPr>
+            <w:r>
+              <w:rPr>
+                <w:sz w:val="16"/>
+                <w:szCs w:val="16"/>
+              </w:rPr>
+              <w:t xml:space="preserve">38（HL 18，数学 6）</w:t>
+            </w:r>
+          </w:p>
+        </w:tc>
+        <w:tc>
+          <w:tcPr>
+            <w:tcW w:w="1107" w:type="dxa"/>
+            <w:vAlign w:val="top"/>
+          </w:tcPr>
+          <w:p>
+            <w:pPr>
+              <w:spacing w:before="0" w:after="0"/>
+            </w:pPr>
+            <w:r>
+              <w:rPr>
+                <w:color w:val="999999"/>
+                <w:sz w:val="16"/>
+                <w:szCs w:val="16"/>
+              </w:rPr>
+              <w:t xml:space="preserve">—</w:t>
+            </w:r>
+          </w:p>
+        </w:tc>
+        <w:tc>
+          <w:tcPr>
+            <w:tcW w:w="2215" w:type="dxa"/>
+            <w:vAlign w:val="top"/>
+          </w:tcPr>
+          <w:p>
+            <w:pPr>
+              <w:spacing w:before="0" w:after="0"/>
+            </w:pPr>
+            <w:r>
+              <w:rPr>
+                <w:sz w:val="16"/>
+                <w:szCs w:val="16"/>
+              </w:rPr>
+              <w:t xml:space="preserve">IELTS 6.5</w:t>
+            </w:r>
+            <w:r>
+              <w:br/>
+            </w:r>
+            <w:r>
+              <w:rPr>
+                <w:color w:val="555555"/>
+                <w:sz w:val="14"/>
+                <w:szCs w:val="14"/>
+              </w:rPr>
+              <w:t xml:space="preserve">TOEFL 88 / 4.5</w:t>
+            </w:r>
+            <w:r>
+              <w:br/>
+            </w:r>
+            <w:r>
+              <w:rPr>
+                <w:color w:val="666666"/>
+                <w:sz w:val="13"/>
+                <w:szCs w:val="13"/>
+              </w:rPr>
+              <w:t xml:space="preserve">EFL C/4 · ESL B/6</w:t>
+            </w:r>
+          </w:p>
+        </w:tc>
+        <w:tc>
+          <w:tcPr>
+            <w:tcW w:w="1740" w:type="dxa"/>
+            <w:vAlign w:val="top"/>
+          </w:tcPr>
+          <w:p>
+            <w:pPr>
+              <w:spacing w:before="0" w:after="0"/>
+            </w:pPr>
+            <w:r>
+              <w:rPr>
+                <w:sz w:val="16"/>
+                <w:szCs w:val="16"/>
+              </w:rPr>
+              <w:t xml:space="preserve">机械/航空/制造工程 #=66</w:t>
+            </w:r>
+          </w:p>
+        </w:tc>
+        <w:tc>
+          <w:tcPr>
+            <w:tcW w:w="1898" w:type="dxa"/>
+            <w:vAlign w:val="top"/>
+          </w:tcPr>
+          <w:p>
+            <w:pPr>
+              <w:spacing w:before="0" w:after="0"/>
+            </w:pPr>
+            <w:r>
+              <w:rPr>
+                <w:sz w:val="15"/>
+                <w:szCs w:val="15"/>
+              </w:rPr>
+              <w:t xml:space="preserve">BEng 3 年 / MEng 4 年，此处为 MEng（本硕连读）</w:t>
+            </w:r>
+          </w:p>
+        </w:tc>
+      </w:tr>
+      <w:tr>
+        <w:trPr>
+          <w:cantSplit/>
+        </w:trPr>
+        <w:tc>
+          <w:tcPr>
+            <w:tcW w:w="3164" w:type="dxa"/>
+            <w:vAlign w:val="top"/>
+          </w:tcPr>
+          <w:p>
+            <w:pPr>
+              <w:spacing w:before="0" w:after="0"/>
+            </w:pPr>
+            <w:r>
+              <w:rPr>
+                <w:b/>
+                <w:sz w:val="16"/>
+                <w:szCs w:val="16"/>
+              </w:rPr>
+              <w:t xml:space="preserve">机械工程</w:t>
+            </w:r>
+            <w:r>
+              <w:br/>
+            </w:r>
+            <w:r>
+              <w:rPr>
+                <w:i/>
+                <w:color w:val="666666"/>
+                <w:sz w:val="13"/>
+                <w:szCs w:val="13"/>
+              </w:rPr>
+              <w:t xml:space="preserve">Mechanical Engineering</w:t>
+            </w:r>
+          </w:p>
+        </w:tc>
+        <w:tc>
+          <w:tcPr>
+            <w:tcW w:w="1265" w:type="dxa"/>
+            <w:vAlign w:val="top"/>
+          </w:tcPr>
+          <w:p>
+            <w:pPr>
+              <w:spacing w:before="0" w:after="0"/>
+            </w:pPr>
+            <w:r>
+              <w:rPr>
+                <w:sz w:val="16"/>
+                <w:szCs w:val="16"/>
+              </w:rPr>
+              <w:t xml:space="preserve">MEng · 4 年</w:t>
+            </w:r>
+          </w:p>
+        </w:tc>
+        <w:tc>
+          <w:tcPr>
+            <w:tcW w:w="1107" w:type="dxa"/>
+            <w:vAlign w:val="top"/>
+          </w:tcPr>
+          <w:p>
+            <w:pPr>
+              <w:spacing w:before="0" w:after="0"/>
+            </w:pPr>
+            <w:r>
+              <w:rPr>
+                <w:sz w:val="16"/>
+                <w:szCs w:val="16"/>
+              </w:rPr>
+              <w:t xml:space="preserve">A*AA</w:t>
+            </w:r>
+          </w:p>
+        </w:tc>
+        <w:tc>
+          <w:tcPr>
+            <w:tcW w:w="2373" w:type="dxa"/>
+            <w:vAlign w:val="top"/>
+          </w:tcPr>
+          <w:p>
+            <w:pPr>
+              <w:spacing w:before="0" w:after="0"/>
+            </w:pPr>
+            <w:r>
+              <w:rPr>
+                <w:sz w:val="15"/>
+                <w:szCs w:val="15"/>
+              </w:rPr>
+              <w:t xml:space="preserve">数学 + 高数/物理/化学/生物/CS 之一（两门 A* 任序）；申请量大时优先考虑含数学修满三门者</w:t>
+            </w:r>
+          </w:p>
+        </w:tc>
+        <w:tc>
+          <w:tcPr>
+            <w:tcW w:w="949" w:type="dxa"/>
+            <w:vAlign w:val="top"/>
+          </w:tcPr>
+          <w:p>
+            <w:pPr>
+              <w:spacing w:before="0" w:after="0"/>
+            </w:pPr>
+            <w:r>
+              <w:rPr>
+                <w:sz w:val="16"/>
+                <w:szCs w:val="16"/>
+              </w:rPr>
+              <w:t xml:space="preserve">38（HL 18，数学与一门 7,6）</w:t>
+            </w:r>
+          </w:p>
+        </w:tc>
+        <w:tc>
+          <w:tcPr>
+            <w:tcW w:w="1107" w:type="dxa"/>
+            <w:vAlign w:val="top"/>
+          </w:tcPr>
+          <w:p>
+            <w:pPr>
+              <w:spacing w:before="0" w:after="0"/>
+            </w:pPr>
+            <w:r>
+              <w:rPr>
+                <w:color w:val="999999"/>
+                <w:sz w:val="16"/>
+                <w:szCs w:val="16"/>
+              </w:rPr>
+              <w:t xml:space="preserve">—</w:t>
+            </w:r>
+          </w:p>
+        </w:tc>
+        <w:tc>
+          <w:tcPr>
+            <w:tcW w:w="2215" w:type="dxa"/>
+            <w:vAlign w:val="top"/>
+          </w:tcPr>
+          <w:p>
+            <w:pPr>
+              <w:spacing w:before="0" w:after="0"/>
+            </w:pPr>
+            <w:r>
+              <w:rPr>
+                <w:sz w:val="16"/>
+                <w:szCs w:val="16"/>
+              </w:rPr>
+              <w:t xml:space="preserve">IELTS 6.5</w:t>
+            </w:r>
+            <w:r>
+              <w:br/>
+            </w:r>
+            <w:r>
+              <w:rPr>
+                <w:color w:val="555555"/>
+                <w:sz w:val="14"/>
+                <w:szCs w:val="14"/>
+              </w:rPr>
+              <w:t xml:space="preserve">TOEFL 88 / 4.5</w:t>
+            </w:r>
+            <w:r>
+              <w:br/>
+            </w:r>
+            <w:r>
+              <w:rPr>
+                <w:color w:val="666666"/>
+                <w:sz w:val="13"/>
+                <w:szCs w:val="13"/>
+              </w:rPr>
+              <w:t xml:space="preserve">EFL C/4 · ESL B/6</w:t>
+            </w:r>
+          </w:p>
+        </w:tc>
+        <w:tc>
+          <w:tcPr>
+            <w:tcW w:w="1740" w:type="dxa"/>
+            <w:vAlign w:val="top"/>
+          </w:tcPr>
+          <w:p>
+            <w:pPr>
+              <w:spacing w:before="0" w:after="0"/>
+            </w:pPr>
+            <w:r>
+              <w:rPr>
+                <w:sz w:val="16"/>
+                <w:szCs w:val="16"/>
+              </w:rPr>
+              <w:t xml:space="preserve">机械/航空/制造工程 #=66</w:t>
+            </w:r>
+          </w:p>
+        </w:tc>
+        <w:tc>
+          <w:tcPr>
+            <w:tcW w:w="1898" w:type="dxa"/>
+            <w:vAlign w:val="top"/>
+          </w:tcPr>
+          <w:p>
+            <w:pPr>
+              <w:spacing w:before="0" w:after="0"/>
+            </w:pPr>
+            <w:r>
+              <w:rPr>
+                <w:sz w:val="15"/>
+                <w:szCs w:val="15"/>
+              </w:rPr>
+              <w:t xml:space="preserve">BEng 3 年 / MEng 4 年，此处为 MEng</w:t>
+            </w:r>
+          </w:p>
+        </w:tc>
+      </w:tr>
+      <w:tr>
+        <w:trPr>
+          <w:cantSplit/>
+        </w:trPr>
+        <w:tc>
+          <w:tcPr>
+            <w:tcW w:w="3164" w:type="dxa"/>
+            <w:vAlign w:val="top"/>
+          </w:tcPr>
+          <w:p>
+            <w:pPr>
+              <w:spacing w:before="0" w:after="0"/>
+            </w:pPr>
+            <w:r>
+              <w:rPr>
+                <w:b/>
+                <w:sz w:val="16"/>
+                <w:szCs w:val="16"/>
+              </w:rPr>
+              <w:t xml:space="preserve">电子与电气工程</w:t>
+            </w:r>
+            <w:r>
+              <w:br/>
+            </w:r>
+            <w:r>
+              <w:rPr>
+                <w:i/>
+                <w:color w:val="666666"/>
+                <w:sz w:val="13"/>
+                <w:szCs w:val="13"/>
+              </w:rPr>
+              <w:t xml:space="preserve">Electrical and Electronic Engineering</w:t>
+            </w:r>
+          </w:p>
+        </w:tc>
+        <w:tc>
+          <w:tcPr>
+            <w:tcW w:w="1265" w:type="dxa"/>
+            <w:vAlign w:val="top"/>
+          </w:tcPr>
+          <w:p>
+            <w:pPr>
+              <w:spacing w:before="0" w:after="0"/>
+            </w:pPr>
+            <w:r>
+              <w:rPr>
+                <w:sz w:val="16"/>
+                <w:szCs w:val="16"/>
+              </w:rPr>
+              <w:t xml:space="preserve">MEng · 4 年</w:t>
+            </w:r>
+          </w:p>
+        </w:tc>
+        <w:tc>
+          <w:tcPr>
+            <w:tcW w:w="1107" w:type="dxa"/>
+            <w:vAlign w:val="top"/>
+          </w:tcPr>
+          <w:p>
+            <w:pPr>
+              <w:spacing w:before="0" w:after="0"/>
+            </w:pPr>
+            <w:r>
+              <w:rPr>
+                <w:sz w:val="16"/>
+                <w:szCs w:val="16"/>
+              </w:rPr>
+              <w:t xml:space="preserve">AAA</w:t>
+            </w:r>
+          </w:p>
+        </w:tc>
+        <w:tc>
+          <w:tcPr>
+            <w:tcW w:w="2373" w:type="dxa"/>
+            <w:vAlign w:val="top"/>
+          </w:tcPr>
+          <w:p>
+            <w:pPr>
+              <w:spacing w:before="0" w:after="0"/>
+            </w:pPr>
+            <w:r>
+              <w:rPr>
+                <w:sz w:val="15"/>
+                <w:szCs w:val="15"/>
+              </w:rPr>
+              <w:t xml:space="preserve">数学必修</w:t>
+            </w:r>
+          </w:p>
+        </w:tc>
+        <w:tc>
+          <w:tcPr>
+            <w:tcW w:w="949" w:type="dxa"/>
+            <w:vAlign w:val="top"/>
+          </w:tcPr>
+          <w:p>
+            <w:pPr>
+              <w:spacing w:before="0" w:after="0"/>
+            </w:pPr>
+            <w:r>
+              <w:rPr>
+                <w:sz w:val="16"/>
+                <w:szCs w:val="16"/>
+              </w:rPr>
+              <w:t xml:space="preserve">36（HL 18，数学 6）</w:t>
+            </w:r>
+          </w:p>
+        </w:tc>
+        <w:tc>
+          <w:tcPr>
+            <w:tcW w:w="1107" w:type="dxa"/>
+            <w:vAlign w:val="top"/>
+          </w:tcPr>
+          <w:p>
+            <w:pPr>
+              <w:spacing w:before="0" w:after="0"/>
+            </w:pPr>
+            <w:r>
+              <w:rPr>
+                <w:color w:val="999999"/>
+                <w:sz w:val="16"/>
+                <w:szCs w:val="16"/>
+              </w:rPr>
+              <w:t xml:space="preserve">—</w:t>
+            </w:r>
+          </w:p>
+        </w:tc>
+        <w:tc>
+          <w:tcPr>
+            <w:tcW w:w="2215" w:type="dxa"/>
+            <w:vAlign w:val="top"/>
+          </w:tcPr>
+          <w:p>
+            <w:pPr>
+              <w:spacing w:before="0" w:after="0"/>
+            </w:pPr>
+            <w:r>
+              <w:rPr>
+                <w:sz w:val="16"/>
+                <w:szCs w:val="16"/>
+              </w:rPr>
+              <w:t xml:space="preserve">IELTS 6.5</w:t>
+            </w:r>
+            <w:r>
+              <w:br/>
+            </w:r>
+            <w:r>
+              <w:rPr>
+                <w:color w:val="555555"/>
+                <w:sz w:val="14"/>
+                <w:szCs w:val="14"/>
+              </w:rPr>
+              <w:t xml:space="preserve">TOEFL 88 / 4.5</w:t>
+            </w:r>
+            <w:r>
+              <w:br/>
+            </w:r>
+            <w:r>
+              <w:rPr>
+                <w:color w:val="666666"/>
+                <w:sz w:val="13"/>
+                <w:szCs w:val="13"/>
+              </w:rPr>
+              <w:t xml:space="preserve">EFL C/4 · ESL B/6</w:t>
+            </w:r>
+          </w:p>
+        </w:tc>
+        <w:tc>
+          <w:tcPr>
+            <w:tcW w:w="1740" w:type="dxa"/>
+            <w:vAlign w:val="top"/>
+          </w:tcPr>
+          <w:p>
+            <w:pPr>
+              <w:spacing w:before="0" w:after="0"/>
+            </w:pPr>
+            <w:r>
+              <w:rPr>
+                <w:sz w:val="16"/>
+                <w:szCs w:val="16"/>
+              </w:rPr>
+              <w:t xml:space="preserve">电子电气工程 #151–200</w:t>
+            </w:r>
+          </w:p>
+        </w:tc>
+        <w:tc>
+          <w:tcPr>
+            <w:tcW w:w="1898" w:type="dxa"/>
+            <w:vAlign w:val="top"/>
+          </w:tcPr>
+          <w:p>
+            <w:pPr>
+              <w:spacing w:before="0" w:after="0"/>
+            </w:pPr>
+            <w:r>
+              <w:rPr>
+                <w:sz w:val="15"/>
+                <w:szCs w:val="15"/>
+              </w:rPr>
+              <w:t xml:space="preserve">BEng 3 年 / MEng 4 年，此处为 MEng</w:t>
+            </w:r>
+          </w:p>
+        </w:tc>
+      </w:tr>
+      <w:tr>
+        <w:trPr>
+          <w:cantSplit/>
+        </w:trPr>
+        <w:tc>
+          <w:tcPr>
+            <w:tcW w:w="3164" w:type="dxa"/>
+            <w:vAlign w:val="top"/>
+          </w:tcPr>
+          <w:p>
+            <w:pPr>
+              <w:spacing w:before="0" w:after="0"/>
+            </w:pPr>
+            <w:r>
+              <w:rPr>
+                <w:b/>
+                <w:sz w:val="16"/>
+                <w:szCs w:val="16"/>
+              </w:rPr>
+              <w:t xml:space="preserve">土木工程</w:t>
+            </w:r>
+            <w:r>
+              <w:br/>
+            </w:r>
+            <w:r>
+              <w:rPr>
+                <w:i/>
+                <w:color w:val="666666"/>
+                <w:sz w:val="13"/>
+                <w:szCs w:val="13"/>
+              </w:rPr>
+              <w:t xml:space="preserve">Civil Engineering</w:t>
+            </w:r>
+          </w:p>
+        </w:tc>
+        <w:tc>
+          <w:tcPr>
+            <w:tcW w:w="1265" w:type="dxa"/>
+            <w:vAlign w:val="top"/>
+          </w:tcPr>
+          <w:p>
+            <w:pPr>
+              <w:spacing w:before="0" w:after="0"/>
+            </w:pPr>
+            <w:r>
+              <w:rPr>
+                <w:sz w:val="16"/>
+                <w:szCs w:val="16"/>
+              </w:rPr>
+              <w:t xml:space="preserve">MEng · 4 年</w:t>
+            </w:r>
+          </w:p>
+        </w:tc>
+        <w:tc>
+          <w:tcPr>
+            <w:tcW w:w="1107" w:type="dxa"/>
+            <w:vAlign w:val="top"/>
+          </w:tcPr>
+          <w:p>
+            <w:pPr>
+              <w:spacing w:before="0" w:after="0"/>
+            </w:pPr>
+            <w:r>
+              <w:rPr>
+                <w:sz w:val="16"/>
+                <w:szCs w:val="16"/>
+              </w:rPr>
+              <w:t xml:space="preserve">A*AA</w:t>
+            </w:r>
+          </w:p>
+        </w:tc>
+        <w:tc>
+          <w:tcPr>
+            <w:tcW w:w="2373" w:type="dxa"/>
+            <w:vAlign w:val="top"/>
+          </w:tcPr>
+          <w:p>
+            <w:pPr>
+              <w:spacing w:before="0" w:after="0"/>
+            </w:pPr>
+            <w:r>
+              <w:rPr>
+                <w:sz w:val="15"/>
+                <w:szCs w:val="15"/>
+              </w:rPr>
+              <w:t xml:space="preserve">数学 + 一门科学相关科目（生物、化学、CS、高数、地理、地质、物理、电子、设计与技术）</w:t>
+            </w:r>
+          </w:p>
+        </w:tc>
+        <w:tc>
+          <w:tcPr>
+            <w:tcW w:w="949" w:type="dxa"/>
+            <w:vAlign w:val="top"/>
+          </w:tcPr>
+          <w:p>
+            <w:pPr>
+              <w:spacing w:before="0" w:after="0"/>
+            </w:pPr>
+            <w:r>
+              <w:rPr>
+                <w:sz w:val="16"/>
+                <w:szCs w:val="16"/>
+              </w:rPr>
+              <w:t xml:space="preserve">38（HL 18，数学与科学相关 7,6）</w:t>
+            </w:r>
+          </w:p>
+        </w:tc>
+        <w:tc>
+          <w:tcPr>
+            <w:tcW w:w="1107" w:type="dxa"/>
+            <w:vAlign w:val="top"/>
+          </w:tcPr>
+          <w:p>
+            <w:pPr>
+              <w:spacing w:before="0" w:after="0"/>
+            </w:pPr>
+            <w:r>
+              <w:rPr>
+                <w:color w:val="999999"/>
+                <w:sz w:val="16"/>
+                <w:szCs w:val="16"/>
+              </w:rPr>
+              <w:t xml:space="preserve">—</w:t>
+            </w:r>
+          </w:p>
+        </w:tc>
+        <w:tc>
+          <w:tcPr>
+            <w:tcW w:w="2215" w:type="dxa"/>
+            <w:vAlign w:val="top"/>
+          </w:tcPr>
+          <w:p>
+            <w:pPr>
+              <w:spacing w:before="0" w:after="0"/>
+            </w:pPr>
+            <w:r>
+              <w:rPr>
+                <w:sz w:val="16"/>
+                <w:szCs w:val="16"/>
+              </w:rPr>
+              <w:t xml:space="preserve">IELTS 6.5</w:t>
+            </w:r>
+            <w:r>
+              <w:br/>
+            </w:r>
+            <w:r>
+              <w:rPr>
+                <w:color w:val="555555"/>
+                <w:sz w:val="14"/>
+                <w:szCs w:val="14"/>
+              </w:rPr>
+              <w:t xml:space="preserve">TOEFL 88 / 4.5</w:t>
+            </w:r>
+            <w:r>
+              <w:br/>
+            </w:r>
+            <w:r>
+              <w:rPr>
+                <w:color w:val="666666"/>
+                <w:sz w:val="13"/>
+                <w:szCs w:val="13"/>
+              </w:rPr>
+              <w:t xml:space="preserve">EFL C/4 · ESL B/6</w:t>
+            </w:r>
+          </w:p>
+        </w:tc>
+        <w:tc>
+          <w:tcPr>
+            <w:tcW w:w="1740" w:type="dxa"/>
+            <w:vAlign w:val="top"/>
+          </w:tcPr>
+          <w:p>
+            <w:pPr>
+              <w:spacing w:before="0" w:after="0"/>
+            </w:pPr>
+            <w:r>
+              <w:rPr>
+                <w:sz w:val="16"/>
+                <w:szCs w:val="16"/>
+              </w:rPr>
+              <w:t xml:space="preserve">土木与结构工程 #51–100</w:t>
+            </w:r>
+          </w:p>
+        </w:tc>
+        <w:tc>
+          <w:tcPr>
+            <w:tcW w:w="1898" w:type="dxa"/>
+            <w:vAlign w:val="top"/>
+          </w:tcPr>
+          <w:p>
+            <w:pPr>
+              <w:spacing w:before="0" w:after="0"/>
+            </w:pPr>
+            <w:r>
+              <w:rPr>
+                <w:sz w:val="15"/>
+                <w:szCs w:val="15"/>
+              </w:rPr>
+              <w:t xml:space="preserve">BEng 3 年 / MEng 4 年，此处为 MEng</w:t>
+            </w:r>
+          </w:p>
+        </w:tc>
+      </w:tr>
+      <w:tr>
+        <w:trPr>
+          <w:cantSplit/>
+        </w:trPr>
+        <w:tc>
+          <w:tcPr>
+            <w:tcW w:w="3164" w:type="dxa"/>
+            <w:vAlign w:val="top"/>
+          </w:tcPr>
+          <w:p>
+            <w:pPr>
+              <w:spacing w:before="0" w:after="0"/>
+            </w:pPr>
+            <w:r>
+              <w:rPr>
+                <w:b/>
+                <w:sz w:val="16"/>
+                <w:szCs w:val="16"/>
+              </w:rPr>
+              <w:t xml:space="preserve">工程数学</w:t>
+            </w:r>
+            <w:r>
+              <w:br/>
+            </w:r>
+            <w:r>
+              <w:rPr>
+                <w:i/>
+                <w:color w:val="666666"/>
+                <w:sz w:val="13"/>
+                <w:szCs w:val="13"/>
+              </w:rPr>
+              <w:t xml:space="preserve">Engineering Mathematics</w:t>
+            </w:r>
+          </w:p>
+        </w:tc>
+        <w:tc>
+          <w:tcPr>
+            <w:tcW w:w="1265" w:type="dxa"/>
+            <w:vAlign w:val="top"/>
+          </w:tcPr>
+          <w:p>
+            <w:pPr>
+              <w:spacing w:before="0" w:after="0"/>
+            </w:pPr>
+            <w:r>
+              <w:rPr>
+                <w:sz w:val="16"/>
+                <w:szCs w:val="16"/>
+              </w:rPr>
+              <w:t xml:space="preserve">MEng · 4 年</w:t>
+            </w:r>
+          </w:p>
+        </w:tc>
+        <w:tc>
+          <w:tcPr>
+            <w:tcW w:w="1107" w:type="dxa"/>
+            <w:vAlign w:val="top"/>
+          </w:tcPr>
+          <w:p>
+            <w:pPr>
+              <w:spacing w:before="0" w:after="0"/>
+            </w:pPr>
+            <w:r>
+              <w:rPr>
+                <w:sz w:val="16"/>
+                <w:szCs w:val="16"/>
+              </w:rPr>
+              <w:t xml:space="preserve">AAA</w:t>
+            </w:r>
+          </w:p>
+        </w:tc>
+        <w:tc>
+          <w:tcPr>
+            <w:tcW w:w="2373" w:type="dxa"/>
+            <w:vAlign w:val="top"/>
+          </w:tcPr>
+          <w:p>
+            <w:pPr>
+              <w:spacing w:before="0" w:after="0"/>
+            </w:pPr>
+            <w:r>
+              <w:rPr>
+                <w:sz w:val="15"/>
+                <w:szCs w:val="15"/>
+              </w:rPr>
+              <w:t xml:space="preserve">数学必修</w:t>
+            </w:r>
+          </w:p>
+        </w:tc>
+        <w:tc>
+          <w:tcPr>
+            <w:tcW w:w="949" w:type="dxa"/>
+            <w:vAlign w:val="top"/>
+          </w:tcPr>
+          <w:p>
+            <w:pPr>
+              <w:spacing w:before="0" w:after="0"/>
+            </w:pPr>
+            <w:r>
+              <w:rPr>
+                <w:sz w:val="16"/>
+                <w:szCs w:val="16"/>
+              </w:rPr>
+              <w:t xml:space="preserve">36（HL 18，数学 6）</w:t>
+            </w:r>
+          </w:p>
+        </w:tc>
+        <w:tc>
+          <w:tcPr>
+            <w:tcW w:w="1107" w:type="dxa"/>
+            <w:vAlign w:val="top"/>
+          </w:tcPr>
+          <w:p>
+            <w:pPr>
+              <w:spacing w:before="0" w:after="0"/>
+            </w:pPr>
+            <w:r>
+              <w:rPr>
+                <w:color w:val="999999"/>
+                <w:sz w:val="16"/>
+                <w:szCs w:val="16"/>
+              </w:rPr>
+              <w:t xml:space="preserve">—</w:t>
+            </w:r>
+          </w:p>
+        </w:tc>
+        <w:tc>
+          <w:tcPr>
+            <w:tcW w:w="2215" w:type="dxa"/>
+            <w:vAlign w:val="top"/>
+          </w:tcPr>
+          <w:p>
+            <w:pPr>
+              <w:spacing w:before="0" w:after="0"/>
+            </w:pPr>
+            <w:r>
+              <w:rPr>
+                <w:sz w:val="16"/>
+                <w:szCs w:val="16"/>
+              </w:rPr>
+              <w:t xml:space="preserve">IELTS 6.5</w:t>
+            </w:r>
+            <w:r>
+              <w:br/>
+            </w:r>
+            <w:r>
+              <w:rPr>
+                <w:color w:val="555555"/>
+                <w:sz w:val="14"/>
+                <w:szCs w:val="14"/>
+              </w:rPr>
+              <w:t xml:space="preserve">TOEFL 88 / 4.5</w:t>
+            </w:r>
+            <w:r>
+              <w:br/>
+            </w:r>
+            <w:r>
+              <w:rPr>
+                <w:color w:val="666666"/>
+                <w:sz w:val="13"/>
+                <w:szCs w:val="13"/>
+              </w:rPr>
+              <w:t xml:space="preserve">EFL C/4 · ESL B/6</w:t>
+            </w:r>
+          </w:p>
+        </w:tc>
+        <w:tc>
+          <w:tcPr>
+            <w:tcW w:w="1740" w:type="dxa"/>
+            <w:vAlign w:val="top"/>
+          </w:tcPr>
+          <w:p>
+            <w:pPr>
+              <w:spacing w:before="0" w:after="0"/>
+            </w:pPr>
+            <w:r>
+              <w:rPr>
+                <w:sz w:val="16"/>
+                <w:szCs w:val="16"/>
+              </w:rPr>
+              <w:t xml:space="preserve">土木与结构工程 #51–100；机械/航空/制造工程 #=66；电子电气工程 #151–200</w:t>
+            </w:r>
+          </w:p>
+        </w:tc>
+        <w:tc>
+          <w:tcPr>
+            <w:tcW w:w="1898" w:type="dxa"/>
+            <w:vAlign w:val="top"/>
+          </w:tcPr>
+          <w:p>
+            <w:pPr>
+              <w:spacing w:before="0" w:after="0"/>
+            </w:pPr>
+            <w:r>
+              <w:rPr>
+                <w:sz w:val="15"/>
+                <w:szCs w:val="15"/>
+              </w:rPr>
+              <w:t xml:space="preserve">BEng 3 年 / MEng 4 年，此处为 MEng；布里斯托的工程与应用数学系</w:t>
+            </w:r>
+          </w:p>
+        </w:tc>
+      </w:tr>
+      <w:tr>
+        <w:trPr>
+          <w:cantSplit/>
+        </w:trPr>
+        <w:tc>
+          <w:tcPr>
+            <w:tcW w:w="3164" w:type="dxa"/>
+            <w:vAlign w:val="top"/>
+          </w:tcPr>
+          <w:p>
+            <w:pPr>
+              <w:spacing w:before="0" w:after="0"/>
+            </w:pPr>
+            <w:r>
+              <w:rPr>
+                <w:b/>
+                <w:sz w:val="16"/>
+                <w:szCs w:val="16"/>
+              </w:rPr>
+              <w:t xml:space="preserve">经济学</w:t>
+            </w:r>
+            <w:r>
+              <w:br/>
+            </w:r>
+            <w:r>
+              <w:rPr>
+                <w:i/>
+                <w:color w:val="666666"/>
+                <w:sz w:val="13"/>
+                <w:szCs w:val="13"/>
+              </w:rPr>
+              <w:t xml:space="preserve">Economics</w:t>
+            </w:r>
+          </w:p>
+        </w:tc>
+        <w:tc>
+          <w:tcPr>
+            <w:tcW w:w="1265" w:type="dxa"/>
+            <w:vAlign w:val="top"/>
+          </w:tcPr>
+          <w:p>
+            <w:pPr>
+              <w:spacing w:before="0" w:after="0"/>
+            </w:pPr>
+            <w:r>
+              <w:rPr>
+                <w:sz w:val="16"/>
+                <w:szCs w:val="16"/>
+              </w:rPr>
+              <w:t xml:space="preserve">BSc · 3 年</w:t>
+            </w:r>
+          </w:p>
+        </w:tc>
+        <w:tc>
+          <w:tcPr>
+            <w:tcW w:w="1107" w:type="dxa"/>
+            <w:vAlign w:val="top"/>
+          </w:tcPr>
+          <w:p>
+            <w:pPr>
+              <w:spacing w:before="0" w:after="0"/>
+            </w:pPr>
+            <w:r>
+              <w:rPr>
+                <w:sz w:val="16"/>
+                <w:szCs w:val="16"/>
+              </w:rPr>
+              <w:t xml:space="preserve">A*AA</w:t>
+            </w:r>
+          </w:p>
+        </w:tc>
+        <w:tc>
+          <w:tcPr>
+            <w:tcW w:w="2373" w:type="dxa"/>
+            <w:vAlign w:val="top"/>
+          </w:tcPr>
+          <w:p>
+            <w:pPr>
+              <w:spacing w:before="0" w:after="0"/>
+            </w:pPr>
+            <w:r>
+              <w:rPr>
+                <w:sz w:val="15"/>
+                <w:szCs w:val="15"/>
+              </w:rPr>
+              <w:t xml:space="preserve">数学必修</w:t>
+            </w:r>
+          </w:p>
+        </w:tc>
+        <w:tc>
+          <w:tcPr>
+            <w:tcW w:w="949" w:type="dxa"/>
+            <w:vAlign w:val="top"/>
+          </w:tcPr>
+          <w:p>
+            <w:pPr>
+              <w:spacing w:before="0" w:after="0"/>
+            </w:pPr>
+            <w:r>
+              <w:rPr>
+                <w:sz w:val="16"/>
+                <w:szCs w:val="16"/>
+              </w:rPr>
+              <w:t xml:space="preserve">38（HL 18，数学 6 HL 或 7 SL）</w:t>
+            </w:r>
+          </w:p>
+        </w:tc>
+        <w:tc>
+          <w:tcPr>
+            <w:tcW w:w="1107" w:type="dxa"/>
+            <w:vAlign w:val="top"/>
+          </w:tcPr>
+          <w:p>
+            <w:pPr>
+              <w:spacing w:before="0" w:after="0"/>
+            </w:pPr>
+            <w:r>
+              <w:rPr>
+                <w:color w:val="999999"/>
+                <w:sz w:val="16"/>
+                <w:szCs w:val="16"/>
+              </w:rPr>
+              <w:t xml:space="preserve">—</w:t>
+            </w:r>
+          </w:p>
+        </w:tc>
+        <w:tc>
+          <w:tcPr>
+            <w:tcW w:w="2215" w:type="dxa"/>
+            <w:vAlign w:val="top"/>
+          </w:tcPr>
+          <w:p>
+            <w:pPr>
+              <w:spacing w:before="0" w:after="0"/>
+            </w:pPr>
+            <w:r>
+              <w:rPr>
+                <w:sz w:val="16"/>
+                <w:szCs w:val="16"/>
+              </w:rPr>
+              <w:t xml:space="preserve">IELTS 6.5</w:t>
+            </w:r>
+            <w:r>
+              <w:br/>
+            </w:r>
+            <w:r>
+              <w:rPr>
+                <w:color w:val="555555"/>
+                <w:sz w:val="14"/>
+                <w:szCs w:val="14"/>
+              </w:rPr>
+              <w:t xml:space="preserve">TOEFL 88 / 4.5</w:t>
+            </w:r>
+            <w:r>
+              <w:br/>
+            </w:r>
+            <w:r>
+              <w:rPr>
+                <w:color w:val="666666"/>
+                <w:sz w:val="13"/>
+                <w:szCs w:val="13"/>
+              </w:rPr>
+              <w:t xml:space="preserve">EFL B/6 · ESL A/7</w:t>
+            </w:r>
+          </w:p>
+        </w:tc>
+        <w:tc>
+          <w:tcPr>
+            <w:tcW w:w="1740" w:type="dxa"/>
+            <w:vAlign w:val="top"/>
+          </w:tcPr>
+          <w:p>
+            <w:pPr>
+              <w:spacing w:before="0" w:after="0"/>
+            </w:pPr>
+            <w:r>
+              <w:rPr>
+                <w:sz w:val="16"/>
+                <w:szCs w:val="16"/>
+              </w:rPr>
+              <w:t xml:space="preserve">经济与计量经济 #108</w:t>
+            </w:r>
+          </w:p>
+        </w:tc>
+        <w:tc>
+          <w:tcPr>
+            <w:tcW w:w="1898" w:type="dxa"/>
+            <w:vAlign w:val="top"/>
+          </w:tcPr>
+          <w:p>
+            <w:pPr>
+              <w:spacing w:before="0" w:after="0"/>
+            </w:pPr>
+            <w:r>
+              <w:rPr>
+                <w:sz w:val="15"/>
+                <w:szCs w:val="15"/>
+              </w:rPr>
+              <w:t xml:space="preserve">另有 BA Economics，数学要求较低</w:t>
+            </w:r>
+          </w:p>
+        </w:tc>
+      </w:tr>
+      <w:tr>
+        <w:trPr>
+          <w:cantSplit/>
+        </w:trPr>
+        <w:tc>
+          <w:tcPr>
+            <w:tcW w:w="3164" w:type="dxa"/>
+            <w:vAlign w:val="top"/>
+          </w:tcPr>
+          <w:p>
+            <w:pPr>
+              <w:spacing w:before="0" w:after="0"/>
+            </w:pPr>
+            <w:r>
+              <w:rPr>
+                <w:b/>
+                <w:sz w:val="16"/>
+                <w:szCs w:val="16"/>
+              </w:rPr>
+              <w:t xml:space="preserve">经济与金融</w:t>
+            </w:r>
+            <w:r>
+              <w:br/>
+            </w:r>
+            <w:r>
+              <w:rPr>
+                <w:i/>
+                <w:color w:val="666666"/>
+                <w:sz w:val="13"/>
+                <w:szCs w:val="13"/>
+              </w:rPr>
+              <w:t xml:space="preserve">Economics and Finance</w:t>
+            </w:r>
+          </w:p>
+        </w:tc>
+        <w:tc>
+          <w:tcPr>
+            <w:tcW w:w="1265" w:type="dxa"/>
+            <w:vAlign w:val="top"/>
+          </w:tcPr>
+          <w:p>
+            <w:pPr>
+              <w:spacing w:before="0" w:after="0"/>
+            </w:pPr>
+            <w:r>
+              <w:rPr>
+                <w:sz w:val="16"/>
+                <w:szCs w:val="16"/>
+              </w:rPr>
+              <w:t xml:space="preserve">BSc · 3 年</w:t>
+            </w:r>
+          </w:p>
+        </w:tc>
+        <w:tc>
+          <w:tcPr>
+            <w:tcW w:w="1107" w:type="dxa"/>
+            <w:vAlign w:val="top"/>
+          </w:tcPr>
+          <w:p>
+            <w:pPr>
+              <w:spacing w:before="0" w:after="0"/>
+            </w:pPr>
+            <w:r>
+              <w:rPr>
+                <w:sz w:val="16"/>
+                <w:szCs w:val="16"/>
+              </w:rPr>
+              <w:t xml:space="preserve">AAA</w:t>
+            </w:r>
+          </w:p>
+        </w:tc>
+        <w:tc>
+          <w:tcPr>
+            <w:tcW w:w="2373" w:type="dxa"/>
+            <w:vAlign w:val="top"/>
+          </w:tcPr>
+          <w:p>
+            <w:pPr>
+              <w:spacing w:before="0" w:after="0"/>
+            </w:pPr>
+            <w:r>
+              <w:rPr>
+                <w:sz w:val="15"/>
+                <w:szCs w:val="15"/>
+              </w:rPr>
+              <w:t xml:space="preserve">数学必修</w:t>
+            </w:r>
+          </w:p>
+        </w:tc>
+        <w:tc>
+          <w:tcPr>
+            <w:tcW w:w="949" w:type="dxa"/>
+            <w:vAlign w:val="top"/>
+          </w:tcPr>
+          <w:p>
+            <w:pPr>
+              <w:spacing w:before="0" w:after="0"/>
+            </w:pPr>
+            <w:r>
+              <w:rPr>
+                <w:sz w:val="16"/>
+                <w:szCs w:val="16"/>
+              </w:rPr>
+              <w:t xml:space="preserve">36（HL 18，数学 6 HL 或 7 SL）</w:t>
+            </w:r>
+          </w:p>
+        </w:tc>
+        <w:tc>
+          <w:tcPr>
+            <w:tcW w:w="1107" w:type="dxa"/>
+            <w:vAlign w:val="top"/>
+          </w:tcPr>
+          <w:p>
+            <w:pPr>
+              <w:spacing w:before="0" w:after="0"/>
+            </w:pPr>
+            <w:r>
+              <w:rPr>
+                <w:color w:val="999999"/>
+                <w:sz w:val="16"/>
+                <w:szCs w:val="16"/>
+              </w:rPr>
+              <w:t xml:space="preserve">—</w:t>
+            </w:r>
+          </w:p>
+        </w:tc>
+        <w:tc>
+          <w:tcPr>
+            <w:tcW w:w="2215" w:type="dxa"/>
+            <w:vAlign w:val="top"/>
+          </w:tcPr>
+          <w:p>
+            <w:pPr>
+              <w:spacing w:before="0" w:after="0"/>
+            </w:pPr>
+            <w:r>
+              <w:rPr>
+                <w:sz w:val="16"/>
+                <w:szCs w:val="16"/>
+              </w:rPr>
+              <w:t xml:space="preserve">IELTS 6.5</w:t>
+            </w:r>
+            <w:r>
+              <w:br/>
+            </w:r>
+            <w:r>
+              <w:rPr>
+                <w:color w:val="555555"/>
+                <w:sz w:val="14"/>
+                <w:szCs w:val="14"/>
+              </w:rPr>
+              <w:t xml:space="preserve">TOEFL 88 / 4.5</w:t>
+            </w:r>
+            <w:r>
+              <w:br/>
+            </w:r>
+            <w:r>
+              <w:rPr>
+                <w:color w:val="666666"/>
+                <w:sz w:val="13"/>
+                <w:szCs w:val="13"/>
+              </w:rPr>
+              <w:t xml:space="preserve">EFL B/6 · ESL A/7</w:t>
+            </w:r>
+          </w:p>
+        </w:tc>
+        <w:tc>
+          <w:tcPr>
+            <w:tcW w:w="1740" w:type="dxa"/>
+            <w:vAlign w:val="top"/>
+          </w:tcPr>
+          <w:p>
+            <w:pPr>
+              <w:spacing w:before="0" w:after="0"/>
+            </w:pPr>
+            <w:r>
+              <w:rPr>
+                <w:sz w:val="16"/>
+                <w:szCs w:val="16"/>
+              </w:rPr>
+              <w:t xml:space="preserve">经济与计量经济 #108</w:t>
+            </w:r>
+          </w:p>
+        </w:tc>
+        <w:tc>
+          <w:tcPr>
+            <w:tcW w:w="1898" w:type="dxa"/>
+            <w:vAlign w:val="top"/>
+          </w:tcPr>
+          <w:p>
+            <w:pPr>
+              <w:spacing w:before="0" w:after="0"/>
+            </w:pPr>
+            <w:r>
+              <w:rPr>
+                <w:color w:val="999999"/>
+                <w:sz w:val="16"/>
+                <w:szCs w:val="16"/>
+              </w:rPr>
+              <w:t xml:space="preserve">—</w:t>
+            </w:r>
+          </w:p>
+        </w:tc>
+      </w:tr>
+      <w:tr>
+        <w:trPr>
+          <w:cantSplit/>
+        </w:trPr>
+        <w:tc>
+          <w:tcPr>
+            <w:tcW w:w="3164" w:type="dxa"/>
+            <w:vAlign w:val="top"/>
+          </w:tcPr>
+          <w:p>
+            <w:pPr>
+              <w:spacing w:before="0" w:after="0"/>
+            </w:pPr>
+            <w:r>
+              <w:rPr>
+                <w:b/>
+                <w:sz w:val="16"/>
+                <w:szCs w:val="16"/>
+              </w:rPr>
+              <w:t xml:space="preserve">会计与金融</w:t>
+            </w:r>
+            <w:r>
+              <w:br/>
+            </w:r>
+            <w:r>
+              <w:rPr>
+                <w:i/>
+                <w:color w:val="666666"/>
+                <w:sz w:val="13"/>
+                <w:szCs w:val="13"/>
+              </w:rPr>
+              <w:t xml:space="preserve">Accounting and Finance</w:t>
+            </w:r>
+          </w:p>
+        </w:tc>
+        <w:tc>
+          <w:tcPr>
+            <w:tcW w:w="1265" w:type="dxa"/>
+            <w:vAlign w:val="top"/>
+          </w:tcPr>
+          <w:p>
+            <w:pPr>
+              <w:spacing w:before="0" w:after="0"/>
+            </w:pPr>
+            <w:r>
+              <w:rPr>
+                <w:sz w:val="16"/>
+                <w:szCs w:val="16"/>
+              </w:rPr>
+              <w:t xml:space="preserve">BSc · 3 年</w:t>
+            </w:r>
+          </w:p>
+        </w:tc>
+        <w:tc>
+          <w:tcPr>
+            <w:tcW w:w="1107" w:type="dxa"/>
+            <w:vAlign w:val="top"/>
+          </w:tcPr>
+          <w:p>
+            <w:pPr>
+              <w:spacing w:before="0" w:after="0"/>
+            </w:pPr>
+            <w:r>
+              <w:rPr>
+                <w:sz w:val="16"/>
+                <w:szCs w:val="16"/>
+              </w:rPr>
+              <w:t xml:space="preserve">AAA</w:t>
+            </w:r>
+          </w:p>
+        </w:tc>
+        <w:tc>
+          <w:tcPr>
+            <w:tcW w:w="2373" w:type="dxa"/>
+            <w:vAlign w:val="top"/>
+          </w:tcPr>
+          <w:p>
+            <w:pPr>
+              <w:spacing w:before="0" w:after="0"/>
+            </w:pPr>
+            <w:r>
+              <w:rPr>
+                <w:sz w:val="15"/>
+                <w:szCs w:val="15"/>
+              </w:rPr>
+              <w:t xml:space="preserve">数学必修</w:t>
+            </w:r>
+          </w:p>
+        </w:tc>
+        <w:tc>
+          <w:tcPr>
+            <w:tcW w:w="949" w:type="dxa"/>
+            <w:vAlign w:val="top"/>
+          </w:tcPr>
+          <w:p>
+            <w:pPr>
+              <w:spacing w:before="0" w:after="0"/>
+            </w:pPr>
+            <w:r>
+              <w:rPr>
+                <w:sz w:val="16"/>
+                <w:szCs w:val="16"/>
+              </w:rPr>
+              <w:t xml:space="preserve">36（HL 18，数学 6 HL 或 7 SL）</w:t>
+            </w:r>
+          </w:p>
+        </w:tc>
+        <w:tc>
+          <w:tcPr>
+            <w:tcW w:w="1107" w:type="dxa"/>
+            <w:vAlign w:val="top"/>
+          </w:tcPr>
+          <w:p>
+            <w:pPr>
+              <w:spacing w:before="0" w:after="0"/>
+            </w:pPr>
+            <w:r>
+              <w:rPr>
+                <w:color w:val="999999"/>
+                <w:sz w:val="16"/>
+                <w:szCs w:val="16"/>
+              </w:rPr>
+              <w:t xml:space="preserve">—</w:t>
+            </w:r>
+          </w:p>
+        </w:tc>
+        <w:tc>
+          <w:tcPr>
+            <w:tcW w:w="2215" w:type="dxa"/>
+            <w:vAlign w:val="top"/>
+          </w:tcPr>
+          <w:p>
+            <w:pPr>
+              <w:spacing w:before="0" w:after="0"/>
+            </w:pPr>
+            <w:r>
+              <w:rPr>
+                <w:sz w:val="16"/>
+                <w:szCs w:val="16"/>
+              </w:rPr>
+              <w:t xml:space="preserve">IELTS 6.5</w:t>
+            </w:r>
+            <w:r>
+              <w:br/>
+            </w:r>
+            <w:r>
+              <w:rPr>
+                <w:color w:val="555555"/>
+                <w:sz w:val="14"/>
+                <w:szCs w:val="14"/>
+              </w:rPr>
+              <w:t xml:space="preserve">TOEFL 88 / 4.5</w:t>
+            </w:r>
+            <w:r>
+              <w:br/>
+            </w:r>
+            <w:r>
+              <w:rPr>
+                <w:color w:val="666666"/>
+                <w:sz w:val="13"/>
+                <w:szCs w:val="13"/>
+              </w:rPr>
+              <w:t xml:space="preserve">EFL B/6 · ESL A/7</w:t>
+            </w:r>
+          </w:p>
+        </w:tc>
+        <w:tc>
+          <w:tcPr>
+            <w:tcW w:w="1740" w:type="dxa"/>
+            <w:vAlign w:val="top"/>
+          </w:tcPr>
+          <w:p>
+            <w:pPr>
+              <w:spacing w:before="0" w:after="0"/>
+            </w:pPr>
+            <w:r>
+              <w:rPr>
+                <w:sz w:val="16"/>
+                <w:szCs w:val="16"/>
+              </w:rPr>
+              <w:t xml:space="preserve">会计与金融 #=93</w:t>
+            </w:r>
+          </w:p>
+        </w:tc>
+        <w:tc>
+          <w:tcPr>
+            <w:tcW w:w="1898" w:type="dxa"/>
+            <w:vAlign w:val="top"/>
+          </w:tcPr>
+          <w:p>
+            <w:pPr>
+              <w:spacing w:before="0" w:after="0"/>
+            </w:pPr>
+            <w:r>
+              <w:rPr>
+                <w:sz w:val="15"/>
+                <w:szCs w:val="15"/>
+              </w:rPr>
+              <w:t xml:space="preserve">另有 4 年含实习 / 海外交换版</w:t>
+            </w:r>
+          </w:p>
+        </w:tc>
+      </w:tr>
+      <w:tr>
+        <w:trPr>
+          <w:cantSplit/>
+        </w:trPr>
+        <w:tc>
+          <w:tcPr>
+            <w:tcW w:w="3164" w:type="dxa"/>
+            <w:vAlign w:val="top"/>
+          </w:tcPr>
+          <w:p>
+            <w:pPr>
+              <w:spacing w:before="0" w:after="0"/>
+            </w:pPr>
+            <w:r>
+              <w:rPr>
+                <w:b/>
+                <w:sz w:val="16"/>
+                <w:szCs w:val="16"/>
+              </w:rPr>
+              <w:t xml:space="preserve">商业与管理</w:t>
+            </w:r>
+            <w:r>
+              <w:br/>
+            </w:r>
+            <w:r>
+              <w:rPr>
+                <w:i/>
+                <w:color w:val="666666"/>
+                <w:sz w:val="13"/>
+                <w:szCs w:val="13"/>
+              </w:rPr>
+              <w:t xml:space="preserve">Business and Management</w:t>
+            </w:r>
+          </w:p>
+        </w:tc>
+        <w:tc>
+          <w:tcPr>
+            <w:tcW w:w="1265" w:type="dxa"/>
+            <w:vAlign w:val="top"/>
+          </w:tcPr>
+          <w:p>
+            <w:pPr>
+              <w:spacing w:before="0" w:after="0"/>
+            </w:pPr>
+            <w:r>
+              <w:rPr>
+                <w:sz w:val="16"/>
+                <w:szCs w:val="16"/>
+              </w:rPr>
+              <w:t xml:space="preserve">BSc · 3 年</w:t>
+            </w:r>
+          </w:p>
+        </w:tc>
+        <w:tc>
+          <w:tcPr>
+            <w:tcW w:w="1107" w:type="dxa"/>
+            <w:vAlign w:val="top"/>
+          </w:tcPr>
+          <w:p>
+            <w:pPr>
+              <w:spacing w:before="0" w:after="0"/>
+            </w:pPr>
+            <w:r>
+              <w:rPr>
+                <w:sz w:val="16"/>
+                <w:szCs w:val="16"/>
+              </w:rPr>
+              <w:t xml:space="preserve">AAA / A*AB</w:t>
+            </w:r>
+          </w:p>
+        </w:tc>
+        <w:tc>
+          <w:tcPr>
+            <w:tcW w:w="2373" w:type="dxa"/>
+            <w:vAlign w:val="top"/>
+          </w:tcPr>
+          <w:p>
+            <w:pPr>
+              <w:spacing w:before="0" w:after="0"/>
+            </w:pPr>
+            <w:r>
+              <w:rPr>
+                <w:sz w:val="15"/>
+                <w:szCs w:val="15"/>
+              </w:rPr>
+              <w:t xml:space="preserve">无必修科目</w:t>
+            </w:r>
+          </w:p>
+        </w:tc>
+        <w:tc>
+          <w:tcPr>
+            <w:tcW w:w="949" w:type="dxa"/>
+            <w:vAlign w:val="top"/>
+          </w:tcPr>
+          <w:p>
+            <w:pPr>
+              <w:spacing w:before="0" w:after="0"/>
+            </w:pPr>
+            <w:r>
+              <w:rPr>
+                <w:sz w:val="16"/>
+                <w:szCs w:val="16"/>
+              </w:rPr>
+              <w:t xml:space="preserve">36（HL 18）</w:t>
+            </w:r>
+          </w:p>
+        </w:tc>
+        <w:tc>
+          <w:tcPr>
+            <w:tcW w:w="1107" w:type="dxa"/>
+            <w:vAlign w:val="top"/>
+          </w:tcPr>
+          <w:p>
+            <w:pPr>
+              <w:spacing w:before="0" w:after="0"/>
+            </w:pPr>
+            <w:r>
+              <w:rPr>
+                <w:color w:val="999999"/>
+                <w:sz w:val="16"/>
+                <w:szCs w:val="16"/>
+              </w:rPr>
+              <w:t xml:space="preserve">—</w:t>
+            </w:r>
+          </w:p>
+        </w:tc>
+        <w:tc>
+          <w:tcPr>
+            <w:tcW w:w="2215" w:type="dxa"/>
+            <w:vAlign w:val="top"/>
+          </w:tcPr>
+          <w:p>
+            <w:pPr>
+              <w:spacing w:before="0" w:after="0"/>
+            </w:pPr>
+            <w:r>
+              <w:rPr>
+                <w:sz w:val="16"/>
+                <w:szCs w:val="16"/>
+              </w:rPr>
+              <w:t xml:space="preserve">IELTS 6.5</w:t>
+            </w:r>
+            <w:r>
+              <w:br/>
+            </w:r>
+            <w:r>
+              <w:rPr>
+                <w:color w:val="555555"/>
+                <w:sz w:val="14"/>
+                <w:szCs w:val="14"/>
+              </w:rPr>
+              <w:t xml:space="preserve">TOEFL 88 / 4.5</w:t>
+            </w:r>
+            <w:r>
+              <w:br/>
+            </w:r>
+            <w:r>
+              <w:rPr>
+                <w:color w:val="666666"/>
+                <w:sz w:val="13"/>
+                <w:szCs w:val="13"/>
+              </w:rPr>
+              <w:t xml:space="preserve">EFL B/6 · ESL A/7</w:t>
+            </w:r>
+          </w:p>
+        </w:tc>
+        <w:tc>
+          <w:tcPr>
+            <w:tcW w:w="1740" w:type="dxa"/>
+            <w:vAlign w:val="top"/>
+          </w:tcPr>
+          <w:p>
+            <w:pPr>
+              <w:spacing w:before="0" w:after="0"/>
+            </w:pPr>
+            <w:r>
+              <w:rPr>
+                <w:sz w:val="16"/>
+                <w:szCs w:val="16"/>
+              </w:rPr>
+              <w:t xml:space="preserve">商业与管理 #151–200</w:t>
+            </w:r>
+          </w:p>
+        </w:tc>
+        <w:tc>
+          <w:tcPr>
+            <w:tcW w:w="1898" w:type="dxa"/>
+            <w:vAlign w:val="top"/>
+          </w:tcPr>
+          <w:p>
+            <w:pPr>
+              <w:spacing w:before="0" w:after="0"/>
+            </w:pPr>
+            <w:r>
+              <w:rPr>
+                <w:color w:val="999999"/>
+                <w:sz w:val="16"/>
+                <w:szCs w:val="16"/>
+              </w:rPr>
+              <w:t xml:space="preserve">—</w:t>
+            </w:r>
+          </w:p>
+        </w:tc>
+      </w:tr>
+      <w:tr>
+        <w:trPr>
+          <w:cantSplit/>
+        </w:trPr>
+        <w:tc>
+          <w:tcPr>
+            <w:tcW w:w="3164" w:type="dxa"/>
+            <w:vAlign w:val="top"/>
+          </w:tcPr>
+          <w:p>
+            <w:pPr>
+              <w:spacing w:before="0" w:after="0"/>
+            </w:pPr>
+            <w:r>
+              <w:rPr>
+                <w:b/>
+                <w:sz w:val="16"/>
+                <w:szCs w:val="16"/>
+              </w:rPr>
+              <w:t xml:space="preserve">商业分析</w:t>
+            </w:r>
+            <w:r>
+              <w:br/>
+            </w:r>
+            <w:r>
+              <w:rPr>
+                <w:i/>
+                <w:color w:val="666666"/>
+                <w:sz w:val="13"/>
+                <w:szCs w:val="13"/>
+              </w:rPr>
+              <w:t xml:space="preserve">Business Analytics</w:t>
+            </w:r>
+          </w:p>
+        </w:tc>
+        <w:tc>
+          <w:tcPr>
+            <w:tcW w:w="1265" w:type="dxa"/>
+            <w:vAlign w:val="top"/>
+          </w:tcPr>
+          <w:p>
+            <w:pPr>
+              <w:spacing w:before="0" w:after="0"/>
+            </w:pPr>
+            <w:r>
+              <w:rPr>
+                <w:sz w:val="16"/>
+                <w:szCs w:val="16"/>
+              </w:rPr>
+              <w:t xml:space="preserve">BSc · 3 年</w:t>
+            </w:r>
+          </w:p>
+        </w:tc>
+        <w:tc>
+          <w:tcPr>
+            <w:tcW w:w="1107" w:type="dxa"/>
+            <w:vAlign w:val="top"/>
+          </w:tcPr>
+          <w:p>
+            <w:pPr>
+              <w:spacing w:before="0" w:after="0"/>
+            </w:pPr>
+            <w:r>
+              <w:rPr>
+                <w:sz w:val="16"/>
+                <w:szCs w:val="16"/>
+              </w:rPr>
+              <w:t xml:space="preserve">AAA / A*AB</w:t>
+            </w:r>
+          </w:p>
+        </w:tc>
+        <w:tc>
+          <w:tcPr>
+            <w:tcW w:w="2373" w:type="dxa"/>
+            <w:vAlign w:val="top"/>
+          </w:tcPr>
+          <w:p>
+            <w:pPr>
+              <w:spacing w:before="0" w:after="0"/>
+            </w:pPr>
+            <w:r>
+              <w:rPr>
+                <w:sz w:val="15"/>
+                <w:szCs w:val="15"/>
+              </w:rPr>
+              <w:t xml:space="preserve">无必修科目；官网建议有数学基础</w:t>
+            </w:r>
+          </w:p>
+        </w:tc>
+        <w:tc>
+          <w:tcPr>
+            <w:tcW w:w="949" w:type="dxa"/>
+            <w:vAlign w:val="top"/>
+          </w:tcPr>
+          <w:p>
+            <w:pPr>
+              <w:spacing w:before="0" w:after="0"/>
+            </w:pPr>
+            <w:r>
+              <w:rPr>
+                <w:sz w:val="16"/>
+                <w:szCs w:val="16"/>
+              </w:rPr>
+              <w:t xml:space="preserve">36（HL 18）</w:t>
+            </w:r>
+          </w:p>
+        </w:tc>
+        <w:tc>
+          <w:tcPr>
+            <w:tcW w:w="1107" w:type="dxa"/>
+            <w:vAlign w:val="top"/>
+          </w:tcPr>
+          <w:p>
+            <w:pPr>
+              <w:spacing w:before="0" w:after="0"/>
+            </w:pPr>
+            <w:r>
+              <w:rPr>
+                <w:color w:val="999999"/>
+                <w:sz w:val="16"/>
+                <w:szCs w:val="16"/>
+              </w:rPr>
+              <w:t xml:space="preserve">—</w:t>
+            </w:r>
+          </w:p>
+        </w:tc>
+        <w:tc>
+          <w:tcPr>
+            <w:tcW w:w="2215" w:type="dxa"/>
+            <w:vAlign w:val="top"/>
+          </w:tcPr>
+          <w:p>
+            <w:pPr>
+              <w:spacing w:before="0" w:after="0"/>
+            </w:pPr>
+            <w:r>
+              <w:rPr>
+                <w:sz w:val="16"/>
+                <w:szCs w:val="16"/>
+              </w:rPr>
+              <w:t xml:space="preserve">IELTS 6.5</w:t>
+            </w:r>
+            <w:r>
+              <w:br/>
+            </w:r>
+            <w:r>
+              <w:rPr>
+                <w:color w:val="555555"/>
+                <w:sz w:val="14"/>
+                <w:szCs w:val="14"/>
+              </w:rPr>
+              <w:t xml:space="preserve">TOEFL 88 / 4.5</w:t>
+            </w:r>
+            <w:r>
+              <w:br/>
+            </w:r>
+            <w:r>
+              <w:rPr>
+                <w:color w:val="666666"/>
+                <w:sz w:val="13"/>
+                <w:szCs w:val="13"/>
+              </w:rPr>
+              <w:t xml:space="preserve">EFL B/6 · ESL A/7</w:t>
+            </w:r>
+          </w:p>
+        </w:tc>
+        <w:tc>
+          <w:tcPr>
+            <w:tcW w:w="1740" w:type="dxa"/>
+            <w:vAlign w:val="top"/>
+          </w:tcPr>
+          <w:p>
+            <w:pPr>
+              <w:spacing w:before="0" w:after="0"/>
+            </w:pPr>
+            <w:r>
+              <w:rPr>
+                <w:sz w:val="16"/>
+                <w:szCs w:val="16"/>
+              </w:rPr>
+              <w:t xml:space="preserve">商业与管理 #151–200</w:t>
+            </w:r>
+          </w:p>
+        </w:tc>
+        <w:tc>
+          <w:tcPr>
+            <w:tcW w:w="1898" w:type="dxa"/>
+            <w:vAlign w:val="top"/>
+          </w:tcPr>
+          <w:p>
+            <w:pPr>
+              <w:spacing w:before="0" w:after="0"/>
+            </w:pPr>
+            <w:r>
+              <w:rPr>
+                <w:sz w:val="15"/>
+                <w:szCs w:val="15"/>
+              </w:rPr>
+              <w:t xml:space="preserve">商学院数据方向</w:t>
+            </w:r>
+          </w:p>
+        </w:tc>
+      </w:tr>
+      <w:tr>
+        <w:trPr>
+          <w:cantSplit/>
+        </w:trPr>
+        <w:tc>
+          <w:tcPr>
+            <w:tcW w:w="3164" w:type="dxa"/>
+            <w:vAlign w:val="top"/>
+          </w:tcPr>
+          <w:p>
+            <w:pPr>
+              <w:spacing w:before="0" w:after="0"/>
+            </w:pPr>
+            <w:r>
+              <w:rPr>
+                <w:b/>
+                <w:sz w:val="16"/>
+                <w:szCs w:val="16"/>
+              </w:rPr>
+              <w:t xml:space="preserve">计算机科学</w:t>
+            </w:r>
+            <w:r>
+              <w:br/>
+            </w:r>
+            <w:r>
+              <w:rPr>
+                <w:i/>
+                <w:color w:val="666666"/>
+                <w:sz w:val="13"/>
+                <w:szCs w:val="13"/>
+              </w:rPr>
+              <w:t xml:space="preserve">Computer Science</w:t>
+            </w:r>
+          </w:p>
+        </w:tc>
+        <w:tc>
+          <w:tcPr>
+            <w:tcW w:w="1265" w:type="dxa"/>
+            <w:vAlign w:val="top"/>
+          </w:tcPr>
+          <w:p>
+            <w:pPr>
+              <w:spacing w:before="0" w:after="0"/>
+            </w:pPr>
+            <w:r>
+              <w:rPr>
+                <w:sz w:val="16"/>
+                <w:szCs w:val="16"/>
+              </w:rPr>
+              <w:t xml:space="preserve">BSc · 3 年</w:t>
+            </w:r>
+          </w:p>
+        </w:tc>
+        <w:tc>
+          <w:tcPr>
+            <w:tcW w:w="1107" w:type="dxa"/>
+            <w:vAlign w:val="top"/>
+          </w:tcPr>
+          <w:p>
+            <w:pPr>
+              <w:spacing w:before="0" w:after="0"/>
+            </w:pPr>
+            <w:r>
+              <w:rPr>
+                <w:sz w:val="16"/>
+                <w:szCs w:val="16"/>
+              </w:rPr>
+              <w:t xml:space="preserve">A*AA</w:t>
+            </w:r>
+          </w:p>
+        </w:tc>
+        <w:tc>
+          <w:tcPr>
+            <w:tcW w:w="2373" w:type="dxa"/>
+            <w:vAlign w:val="top"/>
+          </w:tcPr>
+          <w:p>
+            <w:pPr>
+              <w:spacing w:before="0" w:after="0"/>
+            </w:pPr>
+            <w:r>
+              <w:rPr>
+                <w:sz w:val="15"/>
+                <w:szCs w:val="15"/>
+              </w:rPr>
+              <w:t xml:space="preserve">数学必修，须 A*</w:t>
+            </w:r>
+          </w:p>
+        </w:tc>
+        <w:tc>
+          <w:tcPr>
+            <w:tcW w:w="949" w:type="dxa"/>
+            <w:vAlign w:val="top"/>
+          </w:tcPr>
+          <w:p>
+            <w:pPr>
+              <w:spacing w:before="0" w:after="0"/>
+            </w:pPr>
+            <w:r>
+              <w:rPr>
+                <w:sz w:val="16"/>
+                <w:szCs w:val="16"/>
+              </w:rPr>
+              <w:t xml:space="preserve">38（HL 18，数学 7）</w:t>
+            </w:r>
+          </w:p>
+        </w:tc>
+        <w:tc>
+          <w:tcPr>
+            <w:tcW w:w="1107" w:type="dxa"/>
+            <w:vAlign w:val="top"/>
+          </w:tcPr>
+          <w:p>
+            <w:pPr>
+              <w:spacing w:before="0" w:after="0"/>
+            </w:pPr>
+            <w:r>
+              <w:rPr>
+                <w:color w:val="999999"/>
+                <w:sz w:val="16"/>
+                <w:szCs w:val="16"/>
+              </w:rPr>
+              <w:t xml:space="preserve">—</w:t>
+            </w:r>
+          </w:p>
+        </w:tc>
+        <w:tc>
+          <w:tcPr>
+            <w:tcW w:w="2215" w:type="dxa"/>
+            <w:vAlign w:val="top"/>
+          </w:tcPr>
+          <w:p>
+            <w:pPr>
+              <w:spacing w:before="0" w:after="0"/>
+            </w:pPr>
+            <w:r>
+              <w:rPr>
+                <w:sz w:val="16"/>
+                <w:szCs w:val="16"/>
+              </w:rPr>
+              <w:t xml:space="preserve">IELTS 6.5</w:t>
+            </w:r>
+            <w:r>
+              <w:br/>
+            </w:r>
+            <w:r>
+              <w:rPr>
+                <w:color w:val="555555"/>
+                <w:sz w:val="14"/>
+                <w:szCs w:val="14"/>
+              </w:rPr>
+              <w:t xml:space="preserve">TOEFL 88 / 4.5</w:t>
+            </w:r>
+            <w:r>
+              <w:br/>
+            </w:r>
+            <w:r>
+              <w:rPr>
+                <w:color w:val="666666"/>
+                <w:sz w:val="13"/>
+                <w:szCs w:val="13"/>
+              </w:rPr>
+              <w:t xml:space="preserve">EFL C/4 · ESL B/6</w:t>
+            </w:r>
+          </w:p>
+        </w:tc>
+        <w:tc>
+          <w:tcPr>
+            <w:tcW w:w="1740" w:type="dxa"/>
+            <w:vAlign w:val="top"/>
+          </w:tcPr>
+          <w:p>
+            <w:pPr>
+              <w:spacing w:before="0" w:after="0"/>
+            </w:pPr>
+            <w:r>
+              <w:rPr>
+                <w:sz w:val="16"/>
+                <w:szCs w:val="16"/>
+              </w:rPr>
+              <w:t xml:space="preserve">计算机与信息系统 #=111</w:t>
+            </w:r>
+          </w:p>
+        </w:tc>
+        <w:tc>
+          <w:tcPr>
+            <w:tcW w:w="1898" w:type="dxa"/>
+            <w:vAlign w:val="top"/>
+          </w:tcPr>
+          <w:p>
+            <w:pPr>
+              <w:spacing w:before="0" w:after="0"/>
+            </w:pPr>
+            <w:r>
+              <w:rPr>
+                <w:sz w:val="15"/>
+                <w:szCs w:val="15"/>
+              </w:rPr>
+              <w:t xml:space="preserve">BSc 3 年 / MEng 4 年</w:t>
+            </w:r>
+          </w:p>
+        </w:tc>
+      </w:tr>
+      <w:tr>
+        <w:trPr>
+          <w:cantSplit/>
+        </w:trPr>
+        <w:tc>
+          <w:tcPr>
+            <w:tcW w:w="3164" w:type="dxa"/>
+            <w:vAlign w:val="top"/>
+          </w:tcPr>
+          <w:p>
+            <w:pPr>
+              <w:spacing w:before="0" w:after="0"/>
+            </w:pPr>
+            <w:r>
+              <w:rPr>
+                <w:b/>
+                <w:sz w:val="16"/>
+                <w:szCs w:val="16"/>
+              </w:rPr>
+              <w:t xml:space="preserve">计算机科学与人工智能</w:t>
+            </w:r>
+            <w:r>
+              <w:br/>
+            </w:r>
+            <w:r>
+              <w:rPr>
+                <w:i/>
+                <w:color w:val="666666"/>
+                <w:sz w:val="13"/>
+                <w:szCs w:val="13"/>
+              </w:rPr>
+              <w:t xml:space="preserve">Computer Science with Artificial Intelligence</w:t>
+            </w:r>
+          </w:p>
+        </w:tc>
+        <w:tc>
+          <w:tcPr>
+            <w:tcW w:w="1265" w:type="dxa"/>
+            <w:vAlign w:val="top"/>
+          </w:tcPr>
+          <w:p>
+            <w:pPr>
+              <w:spacing w:before="0" w:after="0"/>
+            </w:pPr>
+            <w:r>
+              <w:rPr>
+                <w:sz w:val="16"/>
+                <w:szCs w:val="16"/>
+              </w:rPr>
+              <w:t xml:space="preserve">BSc · 3 年</w:t>
+            </w:r>
+          </w:p>
+        </w:tc>
+        <w:tc>
+          <w:tcPr>
+            <w:tcW w:w="1107" w:type="dxa"/>
+            <w:vAlign w:val="top"/>
+          </w:tcPr>
+          <w:p>
+            <w:pPr>
+              <w:spacing w:before="0" w:after="0"/>
+            </w:pPr>
+            <w:r>
+              <w:rPr>
+                <w:sz w:val="16"/>
+                <w:szCs w:val="16"/>
+              </w:rPr>
+              <w:t xml:space="preserve">A*AA</w:t>
+            </w:r>
+          </w:p>
+        </w:tc>
+        <w:tc>
+          <w:tcPr>
+            <w:tcW w:w="2373" w:type="dxa"/>
+            <w:vAlign w:val="top"/>
+          </w:tcPr>
+          <w:p>
+            <w:pPr>
+              <w:spacing w:before="0" w:after="0"/>
+            </w:pPr>
+            <w:r>
+              <w:rPr>
+                <w:sz w:val="15"/>
+                <w:szCs w:val="15"/>
+              </w:rPr>
+              <w:t xml:space="preserve">数学必修，须 A*</w:t>
+            </w:r>
+          </w:p>
+        </w:tc>
+        <w:tc>
+          <w:tcPr>
+            <w:tcW w:w="949" w:type="dxa"/>
+            <w:vAlign w:val="top"/>
+          </w:tcPr>
+          <w:p>
+            <w:pPr>
+              <w:spacing w:before="0" w:after="0"/>
+            </w:pPr>
+            <w:r>
+              <w:rPr>
+                <w:sz w:val="16"/>
+                <w:szCs w:val="16"/>
+              </w:rPr>
+              <w:t xml:space="preserve">38（HL 18，数学 7）</w:t>
+            </w:r>
+          </w:p>
+        </w:tc>
+        <w:tc>
+          <w:tcPr>
+            <w:tcW w:w="1107" w:type="dxa"/>
+            <w:vAlign w:val="top"/>
+          </w:tcPr>
+          <w:p>
+            <w:pPr>
+              <w:spacing w:before="0" w:after="0"/>
+            </w:pPr>
+            <w:r>
+              <w:rPr>
+                <w:color w:val="999999"/>
+                <w:sz w:val="16"/>
+                <w:szCs w:val="16"/>
+              </w:rPr>
+              <w:t xml:space="preserve">—</w:t>
+            </w:r>
+          </w:p>
+        </w:tc>
+        <w:tc>
+          <w:tcPr>
+            <w:tcW w:w="2215" w:type="dxa"/>
+            <w:vAlign w:val="top"/>
+          </w:tcPr>
+          <w:p>
+            <w:pPr>
+              <w:spacing w:before="0" w:after="0"/>
+            </w:pPr>
+            <w:r>
+              <w:rPr>
+                <w:sz w:val="16"/>
+                <w:szCs w:val="16"/>
+              </w:rPr>
+              <w:t xml:space="preserve">IELTS 6.5</w:t>
+            </w:r>
+            <w:r>
+              <w:br/>
+            </w:r>
+            <w:r>
+              <w:rPr>
+                <w:color w:val="555555"/>
+                <w:sz w:val="14"/>
+                <w:szCs w:val="14"/>
+              </w:rPr>
+              <w:t xml:space="preserve">TOEFL 88 / 4.5</w:t>
+            </w:r>
+            <w:r>
+              <w:br/>
+            </w:r>
+            <w:r>
+              <w:rPr>
+                <w:color w:val="666666"/>
+                <w:sz w:val="13"/>
+                <w:szCs w:val="13"/>
+              </w:rPr>
+              <w:t xml:space="preserve">EFL C/4 · ESL B/6</w:t>
+            </w:r>
+          </w:p>
+        </w:tc>
+        <w:tc>
+          <w:tcPr>
+            <w:tcW w:w="1740" w:type="dxa"/>
+            <w:vAlign w:val="top"/>
+          </w:tcPr>
+          <w:p>
+            <w:pPr>
+              <w:spacing w:before="0" w:after="0"/>
+            </w:pPr>
+            <w:r>
+              <w:rPr>
+                <w:sz w:val="16"/>
+                <w:szCs w:val="16"/>
+              </w:rPr>
+              <w:t xml:space="preserve">数据科学与AI #101–200；计算机与信息系统 #=111</w:t>
+            </w:r>
+          </w:p>
+        </w:tc>
+        <w:tc>
+          <w:tcPr>
+            <w:tcW w:w="1898" w:type="dxa"/>
+            <w:vAlign w:val="top"/>
+          </w:tcPr>
+          <w:p>
+            <w:pPr>
+              <w:spacing w:before="0" w:after="0"/>
+            </w:pPr>
+            <w:r>
+              <w:rPr>
+                <w:sz w:val="15"/>
+                <w:szCs w:val="15"/>
+              </w:rPr>
+              <w:t xml:space="preserve">BSc 3 年 / MEng 4 年</w:t>
+            </w:r>
+          </w:p>
+        </w:tc>
+      </w:tr>
+      <w:tr>
+        <w:trPr>
+          <w:cantSplit/>
+        </w:trPr>
+        <w:tc>
+          <w:tcPr>
+            <w:tcW w:w="3164" w:type="dxa"/>
+            <w:vAlign w:val="top"/>
+          </w:tcPr>
+          <w:p>
+            <w:pPr>
+              <w:spacing w:before="0" w:after="0"/>
+            </w:pPr>
+            <w:r>
+              <w:rPr>
+                <w:b/>
+                <w:sz w:val="16"/>
+                <w:szCs w:val="16"/>
+              </w:rPr>
+              <w:t xml:space="preserve">数学</w:t>
+            </w:r>
+            <w:r>
+              <w:br/>
+            </w:r>
+            <w:r>
+              <w:rPr>
+                <w:i/>
+                <w:color w:val="666666"/>
+                <w:sz w:val="13"/>
+                <w:szCs w:val="13"/>
+              </w:rPr>
+              <w:t xml:space="preserve">Mathematics</w:t>
+            </w:r>
+          </w:p>
+        </w:tc>
+        <w:tc>
+          <w:tcPr>
+            <w:tcW w:w="1265" w:type="dxa"/>
+            <w:vAlign w:val="top"/>
+          </w:tcPr>
+          <w:p>
+            <w:pPr>
+              <w:spacing w:before="0" w:after="0"/>
+            </w:pPr>
+            <w:r>
+              <w:rPr>
+                <w:sz w:val="16"/>
+                <w:szCs w:val="16"/>
+              </w:rPr>
+              <w:t xml:space="preserve">BSc · 3 年</w:t>
+            </w:r>
+          </w:p>
+        </w:tc>
+        <w:tc>
+          <w:tcPr>
+            <w:tcW w:w="1107" w:type="dxa"/>
+            <w:vAlign w:val="top"/>
+          </w:tcPr>
+          <w:p>
+            <w:pPr>
+              <w:spacing w:before="0" w:after="0"/>
+            </w:pPr>
+            <w:r>
+              <w:rPr>
+                <w:sz w:val="16"/>
+                <w:szCs w:val="16"/>
+              </w:rPr>
+              <w:t xml:space="preserve">A*A*A</w:t>
+            </w:r>
+          </w:p>
+        </w:tc>
+        <w:tc>
+          <w:tcPr>
+            <w:tcW w:w="2373" w:type="dxa"/>
+            <w:vAlign w:val="top"/>
+          </w:tcPr>
+          <w:p>
+            <w:pPr>
+              <w:spacing w:before="0" w:after="0"/>
+            </w:pPr>
+            <w:r>
+              <w:rPr>
+                <w:sz w:val="15"/>
+                <w:szCs w:val="15"/>
+              </w:rPr>
+              <w:t xml:space="preserve">数学 A* + 另一门数学相关科目 A；或数学与高数两个 A*（任序）</w:t>
+            </w:r>
+          </w:p>
+        </w:tc>
+        <w:tc>
+          <w:tcPr>
+            <w:tcW w:w="949" w:type="dxa"/>
+            <w:vAlign w:val="top"/>
+          </w:tcPr>
+          <w:p>
+            <w:pPr>
+              <w:spacing w:before="0" w:after="0"/>
+            </w:pPr>
+            <w:r>
+              <w:rPr>
+                <w:sz w:val="16"/>
+                <w:szCs w:val="16"/>
+              </w:rPr>
+              <w:t xml:space="preserve">40（HL 18，数学 7 + 另一门 6）</w:t>
+            </w:r>
+          </w:p>
+        </w:tc>
+        <w:tc>
+          <w:tcPr>
+            <w:tcW w:w="1107" w:type="dxa"/>
+            <w:vAlign w:val="top"/>
+          </w:tcPr>
+          <w:p>
+            <w:pPr>
+              <w:spacing w:before="0" w:after="0"/>
+            </w:pPr>
+            <w:r>
+              <w:rPr>
+                <w:color w:val="999999"/>
+                <w:sz w:val="16"/>
+                <w:szCs w:val="16"/>
+              </w:rPr>
+              <w:t xml:space="preserve">—</w:t>
+            </w:r>
+          </w:p>
+        </w:tc>
+        <w:tc>
+          <w:tcPr>
+            <w:tcW w:w="2215" w:type="dxa"/>
+            <w:vAlign w:val="top"/>
+          </w:tcPr>
+          <w:p>
+            <w:pPr>
+              <w:spacing w:before="0" w:after="0"/>
+            </w:pPr>
+            <w:r>
+              <w:rPr>
+                <w:sz w:val="16"/>
+                <w:szCs w:val="16"/>
+              </w:rPr>
+              <w:t xml:space="preserve">IELTS 6.5</w:t>
+            </w:r>
+            <w:r>
+              <w:br/>
+            </w:r>
+            <w:r>
+              <w:rPr>
+                <w:color w:val="555555"/>
+                <w:sz w:val="14"/>
+                <w:szCs w:val="14"/>
+              </w:rPr>
+              <w:t xml:space="preserve">TOEFL 88 / 4.5</w:t>
+            </w:r>
+            <w:r>
+              <w:br/>
+            </w:r>
+            <w:r>
+              <w:rPr>
+                <w:color w:val="666666"/>
+                <w:sz w:val="13"/>
+                <w:szCs w:val="13"/>
+              </w:rPr>
+              <w:t xml:space="preserve">EFL C/4 · ESL B/6</w:t>
+            </w:r>
+          </w:p>
+        </w:tc>
+        <w:tc>
+          <w:tcPr>
+            <w:tcW w:w="1740" w:type="dxa"/>
+            <w:vAlign w:val="top"/>
+          </w:tcPr>
+          <w:p>
+            <w:pPr>
+              <w:spacing w:before="0" w:after="0"/>
+            </w:pPr>
+            <w:r>
+              <w:rPr>
+                <w:sz w:val="16"/>
+                <w:szCs w:val="16"/>
+              </w:rPr>
+              <w:t xml:space="preserve">统计与运筹 #51–100；数学 #83</w:t>
+            </w:r>
+          </w:p>
+        </w:tc>
+        <w:tc>
+          <w:tcPr>
+            <w:tcW w:w="1898" w:type="dxa"/>
+            <w:vAlign w:val="top"/>
+          </w:tcPr>
+          <w:p>
+            <w:pPr>
+              <w:spacing w:before="0" w:after="0"/>
+            </w:pPr>
+            <w:r>
+              <w:rPr>
+                <w:sz w:val="15"/>
+                <w:szCs w:val="15"/>
+              </w:rPr>
+              <w:t xml:space="preserve">STEP 成绩可计入替代 offer；另有 MSci 4 年</w:t>
+            </w:r>
+          </w:p>
+        </w:tc>
+      </w:tr>
+      <w:tr>
+        <w:trPr>
+          <w:cantSplit/>
+        </w:trPr>
+        <w:tc>
+          <w:tcPr>
+            <w:tcW w:w="3164" w:type="dxa"/>
+            <w:vAlign w:val="top"/>
+          </w:tcPr>
+          <w:p>
+            <w:pPr>
+              <w:spacing w:before="0" w:after="0"/>
+            </w:pPr>
+            <w:r>
+              <w:rPr>
+                <w:b/>
+                <w:sz w:val="16"/>
+                <w:szCs w:val="16"/>
+              </w:rPr>
+              <w:t xml:space="preserve">数学与统计</w:t>
+            </w:r>
+            <w:r>
+              <w:br/>
+            </w:r>
+            <w:r>
+              <w:rPr>
+                <w:i/>
+                <w:color w:val="666666"/>
+                <w:sz w:val="13"/>
+                <w:szCs w:val="13"/>
+              </w:rPr>
+              <w:t xml:space="preserve">Mathematics with Statistics</w:t>
+            </w:r>
+          </w:p>
+        </w:tc>
+        <w:tc>
+          <w:tcPr>
+            <w:tcW w:w="1265" w:type="dxa"/>
+            <w:vAlign w:val="top"/>
+          </w:tcPr>
+          <w:p>
+            <w:pPr>
+              <w:spacing w:before="0" w:after="0"/>
+            </w:pPr>
+            <w:r>
+              <w:rPr>
+                <w:sz w:val="16"/>
+                <w:szCs w:val="16"/>
+              </w:rPr>
+              <w:t xml:space="preserve">BSc · 3 年</w:t>
+            </w:r>
+          </w:p>
+        </w:tc>
+        <w:tc>
+          <w:tcPr>
+            <w:tcW w:w="1107" w:type="dxa"/>
+            <w:vAlign w:val="top"/>
+          </w:tcPr>
+          <w:p>
+            <w:pPr>
+              <w:spacing w:before="0" w:after="0"/>
+            </w:pPr>
+            <w:r>
+              <w:rPr>
+                <w:sz w:val="16"/>
+                <w:szCs w:val="16"/>
+              </w:rPr>
+              <w:t xml:space="preserve">A*A*A</w:t>
+            </w:r>
+          </w:p>
+        </w:tc>
+        <w:tc>
+          <w:tcPr>
+            <w:tcW w:w="2373" w:type="dxa"/>
+            <w:vAlign w:val="top"/>
+          </w:tcPr>
+          <w:p>
+            <w:pPr>
+              <w:spacing w:before="0" w:after="0"/>
+            </w:pPr>
+            <w:r>
+              <w:rPr>
+                <w:sz w:val="15"/>
+                <w:szCs w:val="15"/>
+              </w:rPr>
+              <w:t xml:space="preserve">数学 A* + 另一门数学相关科目 A；或数学与高数两个 A*（任序）</w:t>
+            </w:r>
+          </w:p>
+        </w:tc>
+        <w:tc>
+          <w:tcPr>
+            <w:tcW w:w="949" w:type="dxa"/>
+            <w:vAlign w:val="top"/>
+          </w:tcPr>
+          <w:p>
+            <w:pPr>
+              <w:spacing w:before="0" w:after="0"/>
+            </w:pPr>
+            <w:r>
+              <w:rPr>
+                <w:sz w:val="16"/>
+                <w:szCs w:val="16"/>
+              </w:rPr>
+              <w:t xml:space="preserve">40（HL 18，数学 7 + 另一门 6）</w:t>
+            </w:r>
+          </w:p>
+        </w:tc>
+        <w:tc>
+          <w:tcPr>
+            <w:tcW w:w="1107" w:type="dxa"/>
+            <w:vAlign w:val="top"/>
+          </w:tcPr>
+          <w:p>
+            <w:pPr>
+              <w:spacing w:before="0" w:after="0"/>
+            </w:pPr>
+            <w:r>
+              <w:rPr>
+                <w:color w:val="999999"/>
+                <w:sz w:val="16"/>
+                <w:szCs w:val="16"/>
+              </w:rPr>
+              <w:t xml:space="preserve">—</w:t>
+            </w:r>
+          </w:p>
+        </w:tc>
+        <w:tc>
+          <w:tcPr>
+            <w:tcW w:w="2215" w:type="dxa"/>
+            <w:vAlign w:val="top"/>
+          </w:tcPr>
+          <w:p>
+            <w:pPr>
+              <w:spacing w:before="0" w:after="0"/>
+            </w:pPr>
+            <w:r>
+              <w:rPr>
+                <w:sz w:val="16"/>
+                <w:szCs w:val="16"/>
+              </w:rPr>
+              <w:t xml:space="preserve">IELTS 6.5</w:t>
+            </w:r>
+            <w:r>
+              <w:br/>
+            </w:r>
+            <w:r>
+              <w:rPr>
+                <w:color w:val="555555"/>
+                <w:sz w:val="14"/>
+                <w:szCs w:val="14"/>
+              </w:rPr>
+              <w:t xml:space="preserve">TOEFL 88 / 4.5</w:t>
+            </w:r>
+            <w:r>
+              <w:br/>
+            </w:r>
+            <w:r>
+              <w:rPr>
+                <w:color w:val="666666"/>
+                <w:sz w:val="13"/>
+                <w:szCs w:val="13"/>
+              </w:rPr>
+              <w:t xml:space="preserve">EFL C/4 · ESL B/6</w:t>
+            </w:r>
+          </w:p>
+        </w:tc>
+        <w:tc>
+          <w:tcPr>
+            <w:tcW w:w="1740" w:type="dxa"/>
+            <w:vAlign w:val="top"/>
+          </w:tcPr>
+          <w:p>
+            <w:pPr>
+              <w:spacing w:before="0" w:after="0"/>
+            </w:pPr>
+            <w:r>
+              <w:rPr>
+                <w:sz w:val="16"/>
+                <w:szCs w:val="16"/>
+              </w:rPr>
+              <w:t xml:space="preserve">统计与运筹 #51–100；数学 #83</w:t>
+            </w:r>
+          </w:p>
+        </w:tc>
+        <w:tc>
+          <w:tcPr>
+            <w:tcW w:w="1898" w:type="dxa"/>
+            <w:vAlign w:val="top"/>
+          </w:tcPr>
+          <w:p>
+            <w:pPr>
+              <w:spacing w:before="0" w:after="0"/>
+            </w:pPr>
+            <w:r>
+              <w:rPr>
+                <w:sz w:val="15"/>
+                <w:szCs w:val="15"/>
+              </w:rPr>
+              <w:t xml:space="preserve">STEP 成绩可计入替代 offer</w:t>
+            </w:r>
+          </w:p>
+        </w:tc>
+      </w:tr>
+      <w:tr>
+        <w:trPr>
+          <w:cantSplit/>
+        </w:trPr>
+        <w:tc>
+          <w:tcPr>
+            <w:tcW w:w="3164" w:type="dxa"/>
+            <w:vAlign w:val="top"/>
+          </w:tcPr>
+          <w:p>
+            <w:pPr>
+              <w:spacing w:before="0" w:after="0"/>
+            </w:pPr>
+            <w:r>
+              <w:rPr>
+                <w:b/>
+                <w:sz w:val="16"/>
+                <w:szCs w:val="16"/>
+              </w:rPr>
+              <w:t xml:space="preserve">数据科学</w:t>
+            </w:r>
+            <w:r>
+              <w:br/>
+            </w:r>
+            <w:r>
+              <w:rPr>
+                <w:i/>
+                <w:color w:val="666666"/>
+                <w:sz w:val="13"/>
+                <w:szCs w:val="13"/>
+              </w:rPr>
+              <w:t xml:space="preserve">Data Science</w:t>
+            </w:r>
+          </w:p>
+        </w:tc>
+        <w:tc>
+          <w:tcPr>
+            <w:tcW w:w="1265" w:type="dxa"/>
+            <w:vAlign w:val="top"/>
+          </w:tcPr>
+          <w:p>
+            <w:pPr>
+              <w:spacing w:before="0" w:after="0"/>
+            </w:pPr>
+            <w:r>
+              <w:rPr>
+                <w:sz w:val="16"/>
+                <w:szCs w:val="16"/>
+              </w:rPr>
+              <w:t xml:space="preserve">BSc · 3 年</w:t>
+            </w:r>
+          </w:p>
+        </w:tc>
+        <w:tc>
+          <w:tcPr>
+            <w:tcW w:w="1107" w:type="dxa"/>
+            <w:vAlign w:val="top"/>
+          </w:tcPr>
+          <w:p>
+            <w:pPr>
+              <w:spacing w:before="0" w:after="0"/>
+            </w:pPr>
+            <w:r>
+              <w:rPr>
+                <w:sz w:val="16"/>
+                <w:szCs w:val="16"/>
+              </w:rPr>
+              <w:t xml:space="preserve">A*AA</w:t>
+            </w:r>
+          </w:p>
+        </w:tc>
+        <w:tc>
+          <w:tcPr>
+            <w:tcW w:w="2373" w:type="dxa"/>
+            <w:vAlign w:val="top"/>
+          </w:tcPr>
+          <w:p>
+            <w:pPr>
+              <w:spacing w:before="0" w:after="0"/>
+            </w:pPr>
+            <w:r>
+              <w:rPr>
+                <w:sz w:val="15"/>
+                <w:szCs w:val="15"/>
+              </w:rPr>
+              <w:t xml:space="preserve">数学 A* + 另一门数学相关科目 A；或数学与高数两个 A*（任序）</w:t>
+            </w:r>
+          </w:p>
+        </w:tc>
+        <w:tc>
+          <w:tcPr>
+            <w:tcW w:w="949" w:type="dxa"/>
+            <w:vAlign w:val="top"/>
+          </w:tcPr>
+          <w:p>
+            <w:pPr>
+              <w:spacing w:before="0" w:after="0"/>
+            </w:pPr>
+            <w:r>
+              <w:rPr>
+                <w:sz w:val="16"/>
+                <w:szCs w:val="16"/>
+              </w:rPr>
+              <w:t xml:space="preserve">38（HL 18，数学 7 + 另一门 6）</w:t>
+            </w:r>
+          </w:p>
+        </w:tc>
+        <w:tc>
+          <w:tcPr>
+            <w:tcW w:w="1107" w:type="dxa"/>
+            <w:vAlign w:val="top"/>
+          </w:tcPr>
+          <w:p>
+            <w:pPr>
+              <w:spacing w:before="0" w:after="0"/>
+            </w:pPr>
+            <w:r>
+              <w:rPr>
+                <w:color w:val="999999"/>
+                <w:sz w:val="16"/>
+                <w:szCs w:val="16"/>
+              </w:rPr>
+              <w:t xml:space="preserve">—</w:t>
+            </w:r>
+          </w:p>
+        </w:tc>
+        <w:tc>
+          <w:tcPr>
+            <w:tcW w:w="2215" w:type="dxa"/>
+            <w:vAlign w:val="top"/>
+          </w:tcPr>
+          <w:p>
+            <w:pPr>
+              <w:spacing w:before="0" w:after="0"/>
+            </w:pPr>
+            <w:r>
+              <w:rPr>
+                <w:sz w:val="16"/>
+                <w:szCs w:val="16"/>
+              </w:rPr>
+              <w:t xml:space="preserve">IELTS 6.5</w:t>
+            </w:r>
+            <w:r>
+              <w:br/>
+            </w:r>
+            <w:r>
+              <w:rPr>
+                <w:color w:val="555555"/>
+                <w:sz w:val="14"/>
+                <w:szCs w:val="14"/>
+              </w:rPr>
+              <w:t xml:space="preserve">TOEFL 88 / 4.5</w:t>
+            </w:r>
+            <w:r>
+              <w:br/>
+            </w:r>
+            <w:r>
+              <w:rPr>
+                <w:color w:val="666666"/>
+                <w:sz w:val="13"/>
+                <w:szCs w:val="13"/>
+              </w:rPr>
+              <w:t xml:space="preserve">EFL C/4 · ESL B/6</w:t>
+            </w:r>
+          </w:p>
+        </w:tc>
+        <w:tc>
+          <w:tcPr>
+            <w:tcW w:w="1740" w:type="dxa"/>
+            <w:vAlign w:val="top"/>
+          </w:tcPr>
+          <w:p>
+            <w:pPr>
+              <w:spacing w:before="0" w:after="0"/>
+            </w:pPr>
+            <w:r>
+              <w:rPr>
+                <w:sz w:val="16"/>
+                <w:szCs w:val="16"/>
+              </w:rPr>
+              <w:t xml:space="preserve">数据科学与AI #101–200；计算机与信息系统 #=111</w:t>
+            </w:r>
+          </w:p>
+        </w:tc>
+        <w:tc>
+          <w:tcPr>
+            <w:tcW w:w="1898" w:type="dxa"/>
+            <w:vAlign w:val="top"/>
+          </w:tcPr>
+          <w:p>
+            <w:pPr>
+              <w:spacing w:before="0" w:after="0"/>
+            </w:pPr>
+            <w:r>
+              <w:rPr>
+                <w:sz w:val="15"/>
+                <w:szCs w:val="15"/>
+              </w:rPr>
+              <w:t xml:space="preserve">STEP 成绩可计入替代 offer</w:t>
+            </w:r>
+          </w:p>
+        </w:tc>
+      </w:tr>
+      <w:tr>
+        <w:trPr>
+          <w:cantSplit/>
+        </w:trPr>
+        <w:tc>
+          <w:tcPr>
+            <w:tcW w:w="3164" w:type="dxa"/>
+            <w:vAlign w:val="top"/>
+          </w:tcPr>
+          <w:p>
+            <w:pPr>
+              <w:spacing w:before="0" w:after="0"/>
+            </w:pPr>
+            <w:r>
+              <w:rPr>
+                <w:b/>
+                <w:sz w:val="16"/>
+                <w:szCs w:val="16"/>
+              </w:rPr>
+              <w:t xml:space="preserve">教育学</w:t>
+            </w:r>
+            <w:r>
+              <w:br/>
+            </w:r>
+            <w:r>
+              <w:rPr>
+                <w:i/>
+                <w:color w:val="666666"/>
+                <w:sz w:val="13"/>
+                <w:szCs w:val="13"/>
+              </w:rPr>
+              <w:t xml:space="preserve">Education Studies</w:t>
+            </w:r>
+          </w:p>
+        </w:tc>
+        <w:tc>
+          <w:tcPr>
+            <w:tcW w:w="1265" w:type="dxa"/>
+            <w:vAlign w:val="top"/>
+          </w:tcPr>
+          <w:p>
+            <w:pPr>
+              <w:spacing w:before="0" w:after="0"/>
+            </w:pPr>
+            <w:r>
+              <w:rPr>
+                <w:sz w:val="16"/>
+                <w:szCs w:val="16"/>
+              </w:rPr>
+              <w:t xml:space="preserve">BSc · 3 年</w:t>
+            </w:r>
+          </w:p>
+        </w:tc>
+        <w:tc>
+          <w:tcPr>
+            <w:tcW w:w="1107" w:type="dxa"/>
+            <w:vAlign w:val="top"/>
+          </w:tcPr>
+          <w:p>
+            <w:pPr>
+              <w:spacing w:before="0" w:after="0"/>
+            </w:pPr>
+            <w:r>
+              <w:rPr>
+                <w:sz w:val="16"/>
+                <w:szCs w:val="16"/>
+              </w:rPr>
+              <w:t xml:space="preserve">ABB</w:t>
+            </w:r>
+          </w:p>
+        </w:tc>
+        <w:tc>
+          <w:tcPr>
+            <w:tcW w:w="2373" w:type="dxa"/>
+            <w:vAlign w:val="top"/>
+          </w:tcPr>
+          <w:p>
+            <w:pPr>
+              <w:spacing w:before="0" w:after="0"/>
+            </w:pPr>
+            <w:r>
+              <w:rPr>
+                <w:sz w:val="15"/>
+                <w:szCs w:val="15"/>
+              </w:rPr>
+              <w:t xml:space="preserve">无必修科目</w:t>
+            </w:r>
+          </w:p>
+        </w:tc>
+        <w:tc>
+          <w:tcPr>
+            <w:tcW w:w="949" w:type="dxa"/>
+            <w:vAlign w:val="top"/>
+          </w:tcPr>
+          <w:p>
+            <w:pPr>
+              <w:spacing w:before="0" w:after="0"/>
+            </w:pPr>
+            <w:r>
+              <w:rPr>
+                <w:sz w:val="16"/>
+                <w:szCs w:val="16"/>
+              </w:rPr>
+              <w:t xml:space="preserve">32（HL 16）</w:t>
+            </w:r>
+          </w:p>
+        </w:tc>
+        <w:tc>
+          <w:tcPr>
+            <w:tcW w:w="1107" w:type="dxa"/>
+            <w:vAlign w:val="top"/>
+          </w:tcPr>
+          <w:p>
+            <w:pPr>
+              <w:spacing w:before="0" w:after="0"/>
+            </w:pPr>
+            <w:r>
+              <w:rPr>
+                <w:color w:val="999999"/>
+                <w:sz w:val="16"/>
+                <w:szCs w:val="16"/>
+              </w:rPr>
+              <w:t xml:space="preserve">—</w:t>
+            </w:r>
+          </w:p>
+        </w:tc>
+        <w:tc>
+          <w:tcPr>
+            <w:tcW w:w="2215" w:type="dxa"/>
+            <w:vAlign w:val="top"/>
+          </w:tcPr>
+          <w:p>
+            <w:pPr>
+              <w:spacing w:before="0" w:after="0"/>
+            </w:pPr>
+            <w:r>
+              <w:rPr>
+                <w:sz w:val="16"/>
+                <w:szCs w:val="16"/>
+              </w:rPr>
+              <w:t xml:space="preserve">IELTS 7.0</w:t>
+            </w:r>
+            <w:r>
+              <w:br/>
+            </w:r>
+            <w:r>
+              <w:rPr>
+                <w:color w:val="555555"/>
+                <w:sz w:val="14"/>
+                <w:szCs w:val="14"/>
+              </w:rPr>
+              <w:t xml:space="preserve">TOEFL 95 / 5.0</w:t>
+            </w:r>
+            <w:r>
+              <w:br/>
+            </w:r>
+            <w:r>
+              <w:rPr>
+                <w:color w:val="666666"/>
+                <w:sz w:val="13"/>
+                <w:szCs w:val="13"/>
+              </w:rPr>
+              <w:t xml:space="preserve">EFL A/7 · ESL A*/9</w:t>
+            </w:r>
+          </w:p>
+        </w:tc>
+        <w:tc>
+          <w:tcPr>
+            <w:tcW w:w="1740" w:type="dxa"/>
+            <w:vAlign w:val="top"/>
+          </w:tcPr>
+          <w:p>
+            <w:pPr>
+              <w:spacing w:before="0" w:after="0"/>
+            </w:pPr>
+            <w:r>
+              <w:rPr>
+                <w:sz w:val="16"/>
+                <w:szCs w:val="16"/>
+              </w:rPr>
+              <w:t xml:space="preserve">教育与培训 #=44</w:t>
+            </w:r>
+          </w:p>
+        </w:tc>
+        <w:tc>
+          <w:tcPr>
+            <w:tcW w:w="1898" w:type="dxa"/>
+            <w:vAlign w:val="top"/>
+          </w:tcPr>
+          <w:p>
+            <w:pPr>
+              <w:spacing w:before="0" w:after="0"/>
+            </w:pPr>
+            <w:r>
+              <w:rPr>
+                <w:color w:val="999999"/>
+                <w:sz w:val="16"/>
+                <w:szCs w:val="16"/>
+              </w:rPr>
+              <w:t xml:space="preserve">—</w:t>
+            </w:r>
+          </w:p>
+        </w:tc>
+      </w:tr>
+      <w:tr>
+        <w:trPr>
+          <w:cantSplit/>
+        </w:trPr>
+        <w:tc>
+          <w:tcPr>
+            <w:tcW w:w="3164" w:type="dxa"/>
+            <w:vAlign w:val="top"/>
+          </w:tcPr>
+          <w:p>
+            <w:pPr>
+              <w:spacing w:before="0" w:after="0"/>
+            </w:pPr>
+            <w:r>
+              <w:rPr>
+                <w:b/>
+                <w:sz w:val="16"/>
+                <w:szCs w:val="16"/>
+              </w:rPr>
+              <w:t xml:space="preserve">法律</w:t>
+            </w:r>
+            <w:r>
+              <w:br/>
+            </w:r>
+            <w:r>
+              <w:rPr>
+                <w:i/>
+                <w:color w:val="666666"/>
+                <w:sz w:val="13"/>
+                <w:szCs w:val="13"/>
+              </w:rPr>
+              <w:t xml:space="preserve">Law</w:t>
+            </w:r>
+          </w:p>
+        </w:tc>
+        <w:tc>
+          <w:tcPr>
+            <w:tcW w:w="1265" w:type="dxa"/>
+            <w:vAlign w:val="top"/>
+          </w:tcPr>
+          <w:p>
+            <w:pPr>
+              <w:spacing w:before="0" w:after="0"/>
+            </w:pPr>
+            <w:r>
+              <w:rPr>
+                <w:sz w:val="16"/>
+                <w:szCs w:val="16"/>
+              </w:rPr>
+              <w:t xml:space="preserve">LLB · 3 年</w:t>
+            </w:r>
+          </w:p>
+        </w:tc>
+        <w:tc>
+          <w:tcPr>
+            <w:tcW w:w="1107" w:type="dxa"/>
+            <w:vAlign w:val="top"/>
+          </w:tcPr>
+          <w:p>
+            <w:pPr>
+              <w:spacing w:before="0" w:after="0"/>
+            </w:pPr>
+            <w:r>
+              <w:rPr>
+                <w:sz w:val="16"/>
+                <w:szCs w:val="16"/>
+              </w:rPr>
+              <w:t xml:space="preserve">A*AA / A*A*B</w:t>
+            </w:r>
+          </w:p>
+        </w:tc>
+        <w:tc>
+          <w:tcPr>
+            <w:tcW w:w="2373" w:type="dxa"/>
+            <w:vAlign w:val="top"/>
+          </w:tcPr>
+          <w:p>
+            <w:pPr>
+              <w:spacing w:before="0" w:after="0"/>
+            </w:pPr>
+            <w:r>
+              <w:rPr>
+                <w:sz w:val="15"/>
+                <w:szCs w:val="15"/>
+              </w:rPr>
+              <w:t xml:space="preserve">无必修科目；官网看重论文类科目</w:t>
+            </w:r>
+          </w:p>
+        </w:tc>
+        <w:tc>
+          <w:tcPr>
+            <w:tcW w:w="949" w:type="dxa"/>
+            <w:vAlign w:val="top"/>
+          </w:tcPr>
+          <w:p>
+            <w:pPr>
+              <w:spacing w:before="0" w:after="0"/>
+            </w:pPr>
+            <w:r>
+              <w:rPr>
+                <w:sz w:val="16"/>
+                <w:szCs w:val="16"/>
+              </w:rPr>
+              <w:t xml:space="preserve">38（HL 18）</w:t>
+            </w:r>
+          </w:p>
+        </w:tc>
+        <w:tc>
+          <w:tcPr>
+            <w:tcW w:w="1107" w:type="dxa"/>
+            <w:vAlign w:val="top"/>
+          </w:tcPr>
+          <w:p>
+            <w:pPr>
+              <w:spacing w:before="0" w:after="0"/>
+            </w:pPr>
+            <w:r>
+              <w:rPr>
+                <w:color w:val="999999"/>
+                <w:sz w:val="16"/>
+                <w:szCs w:val="16"/>
+              </w:rPr>
+              <w:t xml:space="preserve">—</w:t>
+            </w:r>
+          </w:p>
+        </w:tc>
+        <w:tc>
+          <w:tcPr>
+            <w:tcW w:w="2215" w:type="dxa"/>
+            <w:vAlign w:val="top"/>
+          </w:tcPr>
+          <w:p>
+            <w:pPr>
+              <w:spacing w:before="0" w:after="0"/>
+            </w:pPr>
+            <w:r>
+              <w:rPr>
+                <w:sz w:val="16"/>
+                <w:szCs w:val="16"/>
+              </w:rPr>
+              <w:t xml:space="preserve">IELTS 7.0</w:t>
+            </w:r>
+            <w:r>
+              <w:br/>
+            </w:r>
+            <w:r>
+              <w:rPr>
+                <w:color w:val="555555"/>
+                <w:sz w:val="14"/>
+                <w:szCs w:val="14"/>
+              </w:rPr>
+              <w:t xml:space="preserve">TOEFL 95 / 5.0</w:t>
+            </w:r>
+            <w:r>
+              <w:br/>
+            </w:r>
+            <w:r>
+              <w:rPr>
+                <w:color w:val="666666"/>
+                <w:sz w:val="13"/>
+                <w:szCs w:val="13"/>
+              </w:rPr>
+              <w:t xml:space="preserve">EFL A/7 · ESL A*/9</w:t>
+            </w:r>
+          </w:p>
+        </w:tc>
+        <w:tc>
+          <w:tcPr>
+            <w:tcW w:w="1740" w:type="dxa"/>
+            <w:vAlign w:val="top"/>
+          </w:tcPr>
+          <w:p>
+            <w:pPr>
+              <w:spacing w:before="0" w:after="0"/>
+            </w:pPr>
+            <w:r>
+              <w:rPr>
+                <w:sz w:val="16"/>
+                <w:szCs w:val="16"/>
+              </w:rPr>
+              <w:t xml:space="preserve">法学 #=54</w:t>
+            </w:r>
+          </w:p>
+        </w:tc>
+        <w:tc>
+          <w:tcPr>
+            <w:tcW w:w="1898" w:type="dxa"/>
+            <w:vAlign w:val="top"/>
+          </w:tcPr>
+          <w:p>
+            <w:pPr>
+              <w:spacing w:before="0" w:after="0"/>
+            </w:pPr>
+            <w:r>
+              <w:rPr>
+                <w:color w:val="999999"/>
+                <w:sz w:val="16"/>
+                <w:szCs w:val="16"/>
+              </w:rPr>
+              <w:t xml:space="preserve">—</w:t>
+            </w:r>
+          </w:p>
+        </w:tc>
+      </w:tr>
+      <w:tr>
+        <w:trPr>
+          <w:cantSplit/>
+        </w:trPr>
+        <w:tc>
+          <w:tcPr>
+            <w:tcW w:w="3164" w:type="dxa"/>
+            <w:vAlign w:val="top"/>
+          </w:tcPr>
+          <w:p>
+            <w:pPr>
+              <w:spacing w:before="0" w:after="0"/>
+            </w:pPr>
+            <w:r>
+              <w:rPr>
+                <w:b/>
+                <w:sz w:val="16"/>
+                <w:szCs w:val="16"/>
+              </w:rPr>
+              <w:t xml:space="preserve">政治与国际关系</w:t>
+            </w:r>
+            <w:r>
+              <w:br/>
+            </w:r>
+            <w:r>
+              <w:rPr>
+                <w:i/>
+                <w:color w:val="666666"/>
+                <w:sz w:val="13"/>
+                <w:szCs w:val="13"/>
+              </w:rPr>
+              <w:t xml:space="preserve">Politics and International Relations</w:t>
+            </w:r>
+          </w:p>
+        </w:tc>
+        <w:tc>
+          <w:tcPr>
+            <w:tcW w:w="1265" w:type="dxa"/>
+            <w:vAlign w:val="top"/>
+          </w:tcPr>
+          <w:p>
+            <w:pPr>
+              <w:spacing w:before="0" w:after="0"/>
+            </w:pPr>
+            <w:r>
+              <w:rPr>
+                <w:sz w:val="16"/>
+                <w:szCs w:val="16"/>
+              </w:rPr>
+              <w:t xml:space="preserve">BSc · 3 年</w:t>
+            </w:r>
+          </w:p>
+        </w:tc>
+        <w:tc>
+          <w:tcPr>
+            <w:tcW w:w="1107" w:type="dxa"/>
+            <w:vAlign w:val="top"/>
+          </w:tcPr>
+          <w:p>
+            <w:pPr>
+              <w:spacing w:before="0" w:after="0"/>
+            </w:pPr>
+            <w:r>
+              <w:rPr>
+                <w:sz w:val="16"/>
+                <w:szCs w:val="16"/>
+              </w:rPr>
+              <w:t xml:space="preserve">AAA</w:t>
+            </w:r>
+          </w:p>
+        </w:tc>
+        <w:tc>
+          <w:tcPr>
+            <w:tcW w:w="2373" w:type="dxa"/>
+            <w:vAlign w:val="top"/>
+          </w:tcPr>
+          <w:p>
+            <w:pPr>
+              <w:spacing w:before="0" w:after="0"/>
+            </w:pPr>
+            <w:r>
+              <w:rPr>
+                <w:sz w:val="15"/>
+                <w:szCs w:val="15"/>
+              </w:rPr>
+              <w:t xml:space="preserve">一门论文类科目必修</w:t>
+            </w:r>
+          </w:p>
+        </w:tc>
+        <w:tc>
+          <w:tcPr>
+            <w:tcW w:w="949" w:type="dxa"/>
+            <w:vAlign w:val="top"/>
+          </w:tcPr>
+          <w:p>
+            <w:pPr>
+              <w:spacing w:before="0" w:after="0"/>
+            </w:pPr>
+            <w:r>
+              <w:rPr>
+                <w:sz w:val="16"/>
+                <w:szCs w:val="16"/>
+              </w:rPr>
+              <w:t xml:space="preserve">36（HL 18，论文类科目 6）</w:t>
+            </w:r>
+          </w:p>
+        </w:tc>
+        <w:tc>
+          <w:tcPr>
+            <w:tcW w:w="1107" w:type="dxa"/>
+            <w:vAlign w:val="top"/>
+          </w:tcPr>
+          <w:p>
+            <w:pPr>
+              <w:spacing w:before="0" w:after="0"/>
+            </w:pPr>
+            <w:r>
+              <w:rPr>
+                <w:color w:val="999999"/>
+                <w:sz w:val="16"/>
+                <w:szCs w:val="16"/>
+              </w:rPr>
+              <w:t xml:space="preserve">—</w:t>
+            </w:r>
+          </w:p>
+        </w:tc>
+        <w:tc>
+          <w:tcPr>
+            <w:tcW w:w="2215" w:type="dxa"/>
+            <w:vAlign w:val="top"/>
+          </w:tcPr>
+          <w:p>
+            <w:pPr>
+              <w:spacing w:before="0" w:after="0"/>
+            </w:pPr>
+            <w:r>
+              <w:rPr>
+                <w:sz w:val="16"/>
+                <w:szCs w:val="16"/>
+              </w:rPr>
+              <w:t xml:space="preserve">IELTS 6.5</w:t>
+            </w:r>
+            <w:r>
+              <w:br/>
+            </w:r>
+            <w:r>
+              <w:rPr>
+                <w:color w:val="555555"/>
+                <w:sz w:val="14"/>
+                <w:szCs w:val="14"/>
+              </w:rPr>
+              <w:t xml:space="preserve">TOEFL 88 / 4.5</w:t>
+            </w:r>
+            <w:r>
+              <w:br/>
+            </w:r>
+            <w:r>
+              <w:rPr>
+                <w:color w:val="666666"/>
+                <w:sz w:val="13"/>
+                <w:szCs w:val="13"/>
+              </w:rPr>
+              <w:t xml:space="preserve">EFL B/6 · ESL A/7</w:t>
+            </w:r>
+          </w:p>
+        </w:tc>
+        <w:tc>
+          <w:tcPr>
+            <w:tcW w:w="1740" w:type="dxa"/>
+            <w:vAlign w:val="top"/>
+          </w:tcPr>
+          <w:p>
+            <w:pPr>
+              <w:spacing w:before="0" w:after="0"/>
+            </w:pPr>
+            <w:r>
+              <w:rPr>
+                <w:sz w:val="16"/>
+                <w:szCs w:val="16"/>
+              </w:rPr>
+              <w:t xml:space="preserve">社会政策与行政 #18；政治学 #82</w:t>
+            </w:r>
+          </w:p>
+        </w:tc>
+        <w:tc>
+          <w:tcPr>
+            <w:tcW w:w="1898" w:type="dxa"/>
+            <w:vAlign w:val="top"/>
+          </w:tcPr>
+          <w:p>
+            <w:pPr>
+              <w:spacing w:before="0" w:after="0"/>
+            </w:pPr>
+            <w:r>
+              <w:rPr>
+                <w:color w:val="999999"/>
+                <w:sz w:val="16"/>
+                <w:szCs w:val="16"/>
+              </w:rPr>
+              <w:t xml:space="preserve">—</w:t>
+            </w:r>
+          </w:p>
+        </w:tc>
+      </w:tr>
+      <w:tr>
+        <w:trPr>
+          <w:cantSplit/>
+        </w:trPr>
+        <w:tc>
+          <w:tcPr>
+            <w:tcW w:w="3164" w:type="dxa"/>
+            <w:vAlign w:val="top"/>
+          </w:tcPr>
+          <w:p>
+            <w:pPr>
+              <w:spacing w:before="0" w:after="0"/>
+            </w:pPr>
+            <w:r>
+              <w:rPr>
+                <w:b/>
+                <w:sz w:val="16"/>
+                <w:szCs w:val="16"/>
+              </w:rPr>
+              <w:t xml:space="preserve">社会学</w:t>
+            </w:r>
+            <w:r>
+              <w:br/>
+            </w:r>
+            <w:r>
+              <w:rPr>
+                <w:i/>
+                <w:color w:val="666666"/>
+                <w:sz w:val="13"/>
+                <w:szCs w:val="13"/>
+              </w:rPr>
+              <w:t xml:space="preserve">Sociology</w:t>
+            </w:r>
+          </w:p>
+        </w:tc>
+        <w:tc>
+          <w:tcPr>
+            <w:tcW w:w="1265" w:type="dxa"/>
+            <w:vAlign w:val="top"/>
+          </w:tcPr>
+          <w:p>
+            <w:pPr>
+              <w:spacing w:before="0" w:after="0"/>
+            </w:pPr>
+            <w:r>
+              <w:rPr>
+                <w:sz w:val="16"/>
+                <w:szCs w:val="16"/>
+              </w:rPr>
+              <w:t xml:space="preserve">BSc · 3 年</w:t>
+            </w:r>
+          </w:p>
+        </w:tc>
+        <w:tc>
+          <w:tcPr>
+            <w:tcW w:w="1107" w:type="dxa"/>
+            <w:vAlign w:val="top"/>
+          </w:tcPr>
+          <w:p>
+            <w:pPr>
+              <w:spacing w:before="0" w:after="0"/>
+            </w:pPr>
+            <w:r>
+              <w:rPr>
+                <w:sz w:val="16"/>
+                <w:szCs w:val="16"/>
+              </w:rPr>
+              <w:t xml:space="preserve">ABB</w:t>
+            </w:r>
+          </w:p>
+        </w:tc>
+        <w:tc>
+          <w:tcPr>
+            <w:tcW w:w="2373" w:type="dxa"/>
+            <w:vAlign w:val="top"/>
+          </w:tcPr>
+          <w:p>
+            <w:pPr>
+              <w:spacing w:before="0" w:after="0"/>
+            </w:pPr>
+            <w:r>
+              <w:rPr>
+                <w:sz w:val="15"/>
+                <w:szCs w:val="15"/>
+              </w:rPr>
+              <w:t xml:space="preserve">一门论文类科目必修</w:t>
+            </w:r>
+          </w:p>
+        </w:tc>
+        <w:tc>
+          <w:tcPr>
+            <w:tcW w:w="949" w:type="dxa"/>
+            <w:vAlign w:val="top"/>
+          </w:tcPr>
+          <w:p>
+            <w:pPr>
+              <w:spacing w:before="0" w:after="0"/>
+            </w:pPr>
+            <w:r>
+              <w:rPr>
+                <w:sz w:val="16"/>
+                <w:szCs w:val="16"/>
+              </w:rPr>
+              <w:t xml:space="preserve">32（HL 16，论文类科目 5）</w:t>
+            </w:r>
+          </w:p>
+        </w:tc>
+        <w:tc>
+          <w:tcPr>
+            <w:tcW w:w="1107" w:type="dxa"/>
+            <w:vAlign w:val="top"/>
+          </w:tcPr>
+          <w:p>
+            <w:pPr>
+              <w:spacing w:before="0" w:after="0"/>
+            </w:pPr>
+            <w:r>
+              <w:rPr>
+                <w:color w:val="999999"/>
+                <w:sz w:val="16"/>
+                <w:szCs w:val="16"/>
+              </w:rPr>
+              <w:t xml:space="preserve">—</w:t>
+            </w:r>
+          </w:p>
+        </w:tc>
+        <w:tc>
+          <w:tcPr>
+            <w:tcW w:w="2215" w:type="dxa"/>
+            <w:vAlign w:val="top"/>
+          </w:tcPr>
+          <w:p>
+            <w:pPr>
+              <w:spacing w:before="0" w:after="0"/>
+            </w:pPr>
+            <w:r>
+              <w:rPr>
+                <w:sz w:val="16"/>
+                <w:szCs w:val="16"/>
+              </w:rPr>
+              <w:t xml:space="preserve">IELTS 6.5</w:t>
+            </w:r>
+            <w:r>
+              <w:br/>
+            </w:r>
+            <w:r>
+              <w:rPr>
+                <w:color w:val="555555"/>
+                <w:sz w:val="14"/>
+                <w:szCs w:val="14"/>
+              </w:rPr>
+              <w:t xml:space="preserve">TOEFL 88 / 4.5</w:t>
+            </w:r>
+            <w:r>
+              <w:br/>
+            </w:r>
+            <w:r>
+              <w:rPr>
+                <w:color w:val="666666"/>
+                <w:sz w:val="13"/>
+                <w:szCs w:val="13"/>
+              </w:rPr>
+              <w:t xml:space="preserve">EFL B/6 · ESL A/7</w:t>
+            </w:r>
+          </w:p>
+        </w:tc>
+        <w:tc>
+          <w:tcPr>
+            <w:tcW w:w="1740" w:type="dxa"/>
+            <w:vAlign w:val="top"/>
+          </w:tcPr>
+          <w:p>
+            <w:pPr>
+              <w:spacing w:before="0" w:after="0"/>
+            </w:pPr>
+            <w:r>
+              <w:rPr>
+                <w:sz w:val="16"/>
+                <w:szCs w:val="16"/>
+              </w:rPr>
+              <w:t xml:space="preserve">社会学 #=67</w:t>
+            </w:r>
+          </w:p>
+        </w:tc>
+        <w:tc>
+          <w:tcPr>
+            <w:tcW w:w="1898" w:type="dxa"/>
+            <w:vAlign w:val="top"/>
+          </w:tcPr>
+          <w:p>
+            <w:pPr>
+              <w:spacing w:before="0" w:after="0"/>
+            </w:pPr>
+            <w:r>
+              <w:rPr>
+                <w:color w:val="999999"/>
+                <w:sz w:val="16"/>
+                <w:szCs w:val="16"/>
+              </w:rPr>
+              <w:t xml:space="preserve">—</w:t>
+            </w:r>
+          </w:p>
+        </w:tc>
+      </w:tr>
+      <w:tr>
+        <w:trPr>
+          <w:cantSplit/>
+        </w:trPr>
+        <w:tc>
+          <w:tcPr>
+            <w:tcW w:w="3164" w:type="dxa"/>
+            <w:vAlign w:val="top"/>
+          </w:tcPr>
+          <w:p>
+            <w:pPr>
+              <w:spacing w:before="0" w:after="0"/>
+            </w:pPr>
+            <w:r>
+              <w:rPr>
+                <w:b/>
+                <w:sz w:val="16"/>
+                <w:szCs w:val="16"/>
+              </w:rPr>
+              <w:t xml:space="preserve">犯罪学</w:t>
+            </w:r>
+            <w:r>
+              <w:br/>
+            </w:r>
+            <w:r>
+              <w:rPr>
+                <w:i/>
+                <w:color w:val="666666"/>
+                <w:sz w:val="13"/>
+                <w:szCs w:val="13"/>
+              </w:rPr>
+              <w:t xml:space="preserve">Criminology</w:t>
+            </w:r>
+          </w:p>
+        </w:tc>
+        <w:tc>
+          <w:tcPr>
+            <w:tcW w:w="1265" w:type="dxa"/>
+            <w:vAlign w:val="top"/>
+          </w:tcPr>
+          <w:p>
+            <w:pPr>
+              <w:spacing w:before="0" w:after="0"/>
+            </w:pPr>
+            <w:r>
+              <w:rPr>
+                <w:sz w:val="16"/>
+                <w:szCs w:val="16"/>
+              </w:rPr>
+              <w:t xml:space="preserve">BSc · 3 年（6 年非全日制）</w:t>
+            </w:r>
+          </w:p>
+        </w:tc>
+        <w:tc>
+          <w:tcPr>
+            <w:tcW w:w="1107" w:type="dxa"/>
+            <w:vAlign w:val="top"/>
+          </w:tcPr>
+          <w:p>
+            <w:pPr>
+              <w:spacing w:before="0" w:after="0"/>
+            </w:pPr>
+            <w:r>
+              <w:rPr>
+                <w:sz w:val="16"/>
+                <w:szCs w:val="16"/>
+              </w:rPr>
+              <w:t xml:space="preserve">AAB</w:t>
+            </w:r>
+          </w:p>
+        </w:tc>
+        <w:tc>
+          <w:tcPr>
+            <w:tcW w:w="2373" w:type="dxa"/>
+            <w:vAlign w:val="top"/>
+          </w:tcPr>
+          <w:p>
+            <w:pPr>
+              <w:spacing w:before="0" w:after="0"/>
+            </w:pPr>
+            <w:r>
+              <w:rPr>
+                <w:sz w:val="15"/>
+                <w:szCs w:val="15"/>
+              </w:rPr>
+              <w:t xml:space="preserve">无必修科目</w:t>
+            </w:r>
+          </w:p>
+        </w:tc>
+        <w:tc>
+          <w:tcPr>
+            <w:tcW w:w="949" w:type="dxa"/>
+            <w:vAlign w:val="top"/>
+          </w:tcPr>
+          <w:p>
+            <w:pPr>
+              <w:spacing w:before="0" w:after="0"/>
+            </w:pPr>
+            <w:r>
+              <w:rPr>
+                <w:sz w:val="16"/>
+                <w:szCs w:val="16"/>
+              </w:rPr>
+              <w:t xml:space="preserve">34（HL 17）</w:t>
+            </w:r>
+          </w:p>
+        </w:tc>
+        <w:tc>
+          <w:tcPr>
+            <w:tcW w:w="1107" w:type="dxa"/>
+            <w:vAlign w:val="top"/>
+          </w:tcPr>
+          <w:p>
+            <w:pPr>
+              <w:spacing w:before="0" w:after="0"/>
+            </w:pPr>
+            <w:r>
+              <w:rPr>
+                <w:color w:val="999999"/>
+                <w:sz w:val="16"/>
+                <w:szCs w:val="16"/>
+              </w:rPr>
+              <w:t xml:space="preserve">—</w:t>
+            </w:r>
+          </w:p>
+        </w:tc>
+        <w:tc>
+          <w:tcPr>
+            <w:tcW w:w="2215" w:type="dxa"/>
+            <w:vAlign w:val="top"/>
+          </w:tcPr>
+          <w:p>
+            <w:pPr>
+              <w:spacing w:before="0" w:after="0"/>
+            </w:pPr>
+            <w:r>
+              <w:rPr>
+                <w:sz w:val="16"/>
+                <w:szCs w:val="16"/>
+              </w:rPr>
+              <w:t xml:space="preserve">IELTS 6.5</w:t>
+            </w:r>
+            <w:r>
+              <w:br/>
+            </w:r>
+            <w:r>
+              <w:rPr>
+                <w:color w:val="555555"/>
+                <w:sz w:val="14"/>
+                <w:szCs w:val="14"/>
+              </w:rPr>
+              <w:t xml:space="preserve">TOEFL 88 / 4.5</w:t>
+            </w:r>
+            <w:r>
+              <w:br/>
+            </w:r>
+            <w:r>
+              <w:rPr>
+                <w:color w:val="666666"/>
+                <w:sz w:val="13"/>
+                <w:szCs w:val="13"/>
+              </w:rPr>
+              <w:t xml:space="preserve">EFL B/6 · ESL A/7</w:t>
+            </w:r>
+          </w:p>
+        </w:tc>
+        <w:tc>
+          <w:tcPr>
+            <w:tcW w:w="1740" w:type="dxa"/>
+            <w:vAlign w:val="top"/>
+          </w:tcPr>
+          <w:p>
+            <w:pPr>
+              <w:spacing w:before="0" w:after="0"/>
+            </w:pPr>
+            <w:r>
+              <w:rPr>
+                <w:sz w:val="16"/>
+                <w:szCs w:val="16"/>
+              </w:rPr>
+              <w:t xml:space="preserve">社会政策与行政 #18；法学 #=54</w:t>
+            </w:r>
+          </w:p>
+        </w:tc>
+        <w:tc>
+          <w:tcPr>
+            <w:tcW w:w="1898" w:type="dxa"/>
+            <w:vAlign w:val="top"/>
+          </w:tcPr>
+          <w:p>
+            <w:pPr>
+              <w:spacing w:before="0" w:after="0"/>
+            </w:pPr>
+            <w:r>
+              <w:rPr>
+                <w:sz w:val="15"/>
+                <w:szCs w:val="15"/>
+              </w:rPr>
+              <w:t xml:space="preserve">3 年全日制 / 6 年非全日制</w:t>
+            </w:r>
+          </w:p>
+        </w:tc>
+      </w:tr>
+      <w:tr>
+        <w:trPr>
+          <w:cantSplit/>
+        </w:trPr>
+        <w:tc>
+          <w:tcPr>
+            <w:tcW w:w="3164" w:type="dxa"/>
+            <w:vAlign w:val="top"/>
+          </w:tcPr>
+          <w:p>
+            <w:pPr>
+              <w:spacing w:before="0" w:after="0"/>
+            </w:pPr>
+            <w:r>
+              <w:rPr>
+                <w:b/>
+                <w:sz w:val="16"/>
+                <w:szCs w:val="16"/>
+              </w:rPr>
+              <w:t xml:space="preserve">心理学</w:t>
+            </w:r>
+            <w:r>
+              <w:br/>
+            </w:r>
+            <w:r>
+              <w:rPr>
+                <w:i/>
+                <w:color w:val="666666"/>
+                <w:sz w:val="13"/>
+                <w:szCs w:val="13"/>
+              </w:rPr>
+              <w:t xml:space="preserve">Psychology</w:t>
+            </w:r>
+          </w:p>
+        </w:tc>
+        <w:tc>
+          <w:tcPr>
+            <w:tcW w:w="1265" w:type="dxa"/>
+            <w:vAlign w:val="top"/>
+          </w:tcPr>
+          <w:p>
+            <w:pPr>
+              <w:spacing w:before="0" w:after="0"/>
+            </w:pPr>
+            <w:r>
+              <w:rPr>
+                <w:sz w:val="16"/>
+                <w:szCs w:val="16"/>
+              </w:rPr>
+              <w:t xml:space="preserve">BSc · 3 年</w:t>
+            </w:r>
+          </w:p>
+        </w:tc>
+        <w:tc>
+          <w:tcPr>
+            <w:tcW w:w="1107" w:type="dxa"/>
+            <w:vAlign w:val="top"/>
+          </w:tcPr>
+          <w:p>
+            <w:pPr>
+              <w:spacing w:before="0" w:after="0"/>
+            </w:pPr>
+            <w:r>
+              <w:rPr>
+                <w:sz w:val="16"/>
+                <w:szCs w:val="16"/>
+              </w:rPr>
+              <w:t xml:space="preserve">A*AA</w:t>
+            </w:r>
+          </w:p>
+        </w:tc>
+        <w:tc>
+          <w:tcPr>
+            <w:tcW w:w="2373" w:type="dxa"/>
+            <w:vAlign w:val="top"/>
+          </w:tcPr>
+          <w:p>
+            <w:pPr>
+              <w:spacing w:before="0" w:after="0"/>
+            </w:pPr>
+            <w:r>
+              <w:rPr>
+                <w:sz w:val="15"/>
+                <w:szCs w:val="15"/>
+              </w:rPr>
+              <w:t xml:space="preserve">一门科学相关科目必修（生物、化学、CS、高数、地理、数学、物理、心理学、统计）</w:t>
+            </w:r>
+          </w:p>
+        </w:tc>
+        <w:tc>
+          <w:tcPr>
+            <w:tcW w:w="949" w:type="dxa"/>
+            <w:vAlign w:val="top"/>
+          </w:tcPr>
+          <w:p>
+            <w:pPr>
+              <w:spacing w:before="0" w:after="0"/>
+            </w:pPr>
+            <w:r>
+              <w:rPr>
+                <w:sz w:val="16"/>
+                <w:szCs w:val="16"/>
+              </w:rPr>
+              <w:t xml:space="preserve">38（HL 18，科学相关科目 6）</w:t>
+            </w:r>
+          </w:p>
+        </w:tc>
+        <w:tc>
+          <w:tcPr>
+            <w:tcW w:w="1107" w:type="dxa"/>
+            <w:vAlign w:val="top"/>
+          </w:tcPr>
+          <w:p>
+            <w:pPr>
+              <w:spacing w:before="0" w:after="0"/>
+            </w:pPr>
+            <w:r>
+              <w:rPr>
+                <w:color w:val="999999"/>
+                <w:sz w:val="16"/>
+                <w:szCs w:val="16"/>
+              </w:rPr>
+              <w:t xml:space="preserve">—</w:t>
+            </w:r>
+          </w:p>
+        </w:tc>
+        <w:tc>
+          <w:tcPr>
+            <w:tcW w:w="2215" w:type="dxa"/>
+            <w:vAlign w:val="top"/>
+          </w:tcPr>
+          <w:p>
+            <w:pPr>
+              <w:spacing w:before="0" w:after="0"/>
+            </w:pPr>
+            <w:r>
+              <w:rPr>
+                <w:sz w:val="16"/>
+                <w:szCs w:val="16"/>
+              </w:rPr>
+              <w:t xml:space="preserve">IELTS 7.0</w:t>
+            </w:r>
+            <w:r>
+              <w:br/>
+            </w:r>
+            <w:r>
+              <w:rPr>
+                <w:color w:val="555555"/>
+                <w:sz w:val="14"/>
+                <w:szCs w:val="14"/>
+              </w:rPr>
+              <w:t xml:space="preserve">TOEFL 95 / 5.0</w:t>
+            </w:r>
+            <w:r>
+              <w:br/>
+            </w:r>
+            <w:r>
+              <w:rPr>
+                <w:color w:val="666666"/>
+                <w:sz w:val="13"/>
+                <w:szCs w:val="13"/>
+              </w:rPr>
+              <w:t xml:space="preserve">EFL A/7 · ESL A*/9</w:t>
+            </w:r>
+          </w:p>
+        </w:tc>
+        <w:tc>
+          <w:tcPr>
+            <w:tcW w:w="1740" w:type="dxa"/>
+            <w:vAlign w:val="top"/>
+          </w:tcPr>
+          <w:p>
+            <w:pPr>
+              <w:spacing w:before="0" w:after="0"/>
+            </w:pPr>
+            <w:r>
+              <w:rPr>
+                <w:sz w:val="16"/>
+                <w:szCs w:val="16"/>
+              </w:rPr>
+              <w:t xml:space="preserve">心理学 #=55</w:t>
+            </w:r>
+          </w:p>
+        </w:tc>
+        <w:tc>
+          <w:tcPr>
+            <w:tcW w:w="1898" w:type="dxa"/>
+            <w:vAlign w:val="top"/>
+          </w:tcPr>
+          <w:p>
+            <w:pPr>
+              <w:spacing w:before="0" w:after="0"/>
+            </w:pPr>
+            <w:r>
+              <w:rPr>
+                <w:sz w:val="15"/>
+                <w:szCs w:val="15"/>
+              </w:rPr>
+              <w:t xml:space="preserve">英国心理学会（BPS）认证</w:t>
+            </w:r>
+          </w:p>
+        </w:tc>
+      </w:tr>
+      <w:tr>
+        <w:trPr>
+          <w:cantSplit/>
+        </w:trPr>
+        <w:tc>
+          <w:tcPr>
+            <w:tcW w:w="3164" w:type="dxa"/>
+            <w:vAlign w:val="top"/>
+          </w:tcPr>
+          <w:p>
+            <w:pPr>
+              <w:spacing w:before="0" w:after="0"/>
+            </w:pPr>
+            <w:r>
+              <w:rPr>
+                <w:b/>
+                <w:sz w:val="16"/>
+                <w:szCs w:val="16"/>
+              </w:rPr>
+              <w:t xml:space="preserve">地理</w:t>
+            </w:r>
+            <w:r>
+              <w:br/>
+            </w:r>
+            <w:r>
+              <w:rPr>
+                <w:i/>
+                <w:color w:val="666666"/>
+                <w:sz w:val="13"/>
+                <w:szCs w:val="13"/>
+              </w:rPr>
+              <w:t xml:space="preserve">Geography</w:t>
+            </w:r>
+          </w:p>
+        </w:tc>
+        <w:tc>
+          <w:tcPr>
+            <w:tcW w:w="1265" w:type="dxa"/>
+            <w:vAlign w:val="top"/>
+          </w:tcPr>
+          <w:p>
+            <w:pPr>
+              <w:spacing w:before="0" w:after="0"/>
+            </w:pPr>
+            <w:r>
+              <w:rPr>
+                <w:sz w:val="16"/>
+                <w:szCs w:val="16"/>
+              </w:rPr>
+              <w:t xml:space="preserve">BSc · 3 年</w:t>
+            </w:r>
+          </w:p>
+        </w:tc>
+        <w:tc>
+          <w:tcPr>
+            <w:tcW w:w="1107" w:type="dxa"/>
+            <w:vAlign w:val="top"/>
+          </w:tcPr>
+          <w:p>
+            <w:pPr>
+              <w:spacing w:before="0" w:after="0"/>
+            </w:pPr>
+            <w:r>
+              <w:rPr>
+                <w:sz w:val="16"/>
+                <w:szCs w:val="16"/>
+              </w:rPr>
+              <w:t xml:space="preserve">AAB</w:t>
+            </w:r>
+          </w:p>
+        </w:tc>
+        <w:tc>
+          <w:tcPr>
+            <w:tcW w:w="2373" w:type="dxa"/>
+            <w:vAlign w:val="top"/>
+          </w:tcPr>
+          <w:p>
+            <w:pPr>
+              <w:spacing w:before="0" w:after="0"/>
+            </w:pPr>
+            <w:r>
+              <w:rPr>
+                <w:sz w:val="15"/>
+                <w:szCs w:val="15"/>
+              </w:rPr>
+              <w:t xml:space="preserve">无必修科目</w:t>
+            </w:r>
+          </w:p>
+        </w:tc>
+        <w:tc>
+          <w:tcPr>
+            <w:tcW w:w="949" w:type="dxa"/>
+            <w:vAlign w:val="top"/>
+          </w:tcPr>
+          <w:p>
+            <w:pPr>
+              <w:spacing w:before="0" w:after="0"/>
+            </w:pPr>
+            <w:r>
+              <w:rPr>
+                <w:sz w:val="16"/>
+                <w:szCs w:val="16"/>
+              </w:rPr>
+              <w:t xml:space="preserve">34（HL 17）</w:t>
+            </w:r>
+          </w:p>
+        </w:tc>
+        <w:tc>
+          <w:tcPr>
+            <w:tcW w:w="1107" w:type="dxa"/>
+            <w:vAlign w:val="top"/>
+          </w:tcPr>
+          <w:p>
+            <w:pPr>
+              <w:spacing w:before="0" w:after="0"/>
+            </w:pPr>
+            <w:r>
+              <w:rPr>
+                <w:color w:val="999999"/>
+                <w:sz w:val="16"/>
+                <w:szCs w:val="16"/>
+              </w:rPr>
+              <w:t xml:space="preserve">—</w:t>
+            </w:r>
+          </w:p>
+        </w:tc>
+        <w:tc>
+          <w:tcPr>
+            <w:tcW w:w="2215" w:type="dxa"/>
+            <w:vAlign w:val="top"/>
+          </w:tcPr>
+          <w:p>
+            <w:pPr>
+              <w:spacing w:before="0" w:after="0"/>
+            </w:pPr>
+            <w:r>
+              <w:rPr>
+                <w:sz w:val="16"/>
+                <w:szCs w:val="16"/>
+              </w:rPr>
+              <w:t xml:space="preserve">IELTS 6.5</w:t>
+            </w:r>
+            <w:r>
+              <w:br/>
+            </w:r>
+            <w:r>
+              <w:rPr>
+                <w:color w:val="555555"/>
+                <w:sz w:val="14"/>
+                <w:szCs w:val="14"/>
+              </w:rPr>
+              <w:t xml:space="preserve">TOEFL 88 / 4.5</w:t>
+            </w:r>
+            <w:r>
+              <w:br/>
+            </w:r>
+            <w:r>
+              <w:rPr>
+                <w:color w:val="666666"/>
+                <w:sz w:val="13"/>
+                <w:szCs w:val="13"/>
+              </w:rPr>
+              <w:t xml:space="preserve">EFL C/4 · ESL B/6</w:t>
+            </w:r>
+          </w:p>
+        </w:tc>
+        <w:tc>
+          <w:tcPr>
+            <w:tcW w:w="1740" w:type="dxa"/>
+            <w:vAlign w:val="top"/>
+          </w:tcPr>
+          <w:p>
+            <w:pPr>
+              <w:spacing w:before="0" w:after="0"/>
+            </w:pPr>
+            <w:r>
+              <w:rPr>
+                <w:sz w:val="16"/>
+                <w:szCs w:val="16"/>
+              </w:rPr>
+              <w:t xml:space="preserve">地理 #15</w:t>
+            </w:r>
+          </w:p>
+        </w:tc>
+        <w:tc>
+          <w:tcPr>
+            <w:tcW w:w="1898" w:type="dxa"/>
+            <w:vAlign w:val="top"/>
+          </w:tcPr>
+          <w:p>
+            <w:pPr>
+              <w:spacing w:before="0" w:after="0"/>
+            </w:pPr>
+            <w:r>
+              <w:rPr>
+                <w:color w:val="999999"/>
+                <w:sz w:val="16"/>
+                <w:szCs w:val="16"/>
+              </w:rPr>
+              <w:t xml:space="preserve">—</w:t>
+            </w:r>
+          </w:p>
+        </w:tc>
+      </w:tr>
+      <w:tr>
+        <w:trPr>
+          <w:cantSplit/>
+        </w:trPr>
+        <w:tc>
+          <w:tcPr>
+            <w:tcW w:w="3164" w:type="dxa"/>
+            <w:vAlign w:val="top"/>
+          </w:tcPr>
+          <w:p>
+            <w:pPr>
+              <w:spacing w:before="0" w:after="0"/>
+            </w:pPr>
+            <w:r>
+              <w:rPr>
+                <w:b/>
+                <w:sz w:val="16"/>
+                <w:szCs w:val="16"/>
+              </w:rPr>
+              <w:t xml:space="preserve">英语</w:t>
+            </w:r>
+            <w:r>
+              <w:br/>
+            </w:r>
+            <w:r>
+              <w:rPr>
+                <w:i/>
+                <w:color w:val="666666"/>
+                <w:sz w:val="13"/>
+                <w:szCs w:val="13"/>
+              </w:rPr>
+              <w:t xml:space="preserve">English</w:t>
+            </w:r>
+          </w:p>
+        </w:tc>
+        <w:tc>
+          <w:tcPr>
+            <w:tcW w:w="1265" w:type="dxa"/>
+            <w:vAlign w:val="top"/>
+          </w:tcPr>
+          <w:p>
+            <w:pPr>
+              <w:spacing w:before="0" w:after="0"/>
+            </w:pPr>
+            <w:r>
+              <w:rPr>
+                <w:sz w:val="16"/>
+                <w:szCs w:val="16"/>
+              </w:rPr>
+              <w:t xml:space="preserve">BA · 3 年</w:t>
+            </w:r>
+          </w:p>
+        </w:tc>
+        <w:tc>
+          <w:tcPr>
+            <w:tcW w:w="1107" w:type="dxa"/>
+            <w:vAlign w:val="top"/>
+          </w:tcPr>
+          <w:p>
+            <w:pPr>
+              <w:spacing w:before="0" w:after="0"/>
+            </w:pPr>
+            <w:r>
+              <w:rPr>
+                <w:sz w:val="16"/>
+                <w:szCs w:val="16"/>
+              </w:rPr>
+              <w:t xml:space="preserve">AAB</w:t>
+            </w:r>
+          </w:p>
+        </w:tc>
+        <w:tc>
+          <w:tcPr>
+            <w:tcW w:w="2373" w:type="dxa"/>
+            <w:vAlign w:val="top"/>
+          </w:tcPr>
+          <w:p>
+            <w:pPr>
+              <w:spacing w:before="0" w:after="0"/>
+            </w:pPr>
+            <w:r>
+              <w:rPr>
+                <w:sz w:val="15"/>
+                <w:szCs w:val="15"/>
+              </w:rPr>
+              <w:t xml:space="preserve">无必修科目</w:t>
+            </w:r>
+          </w:p>
+        </w:tc>
+        <w:tc>
+          <w:tcPr>
+            <w:tcW w:w="949" w:type="dxa"/>
+            <w:vAlign w:val="top"/>
+          </w:tcPr>
+          <w:p>
+            <w:pPr>
+              <w:spacing w:before="0" w:after="0"/>
+            </w:pPr>
+            <w:r>
+              <w:rPr>
+                <w:sz w:val="16"/>
+                <w:szCs w:val="16"/>
+              </w:rPr>
+              <w:t xml:space="preserve">34（HL 17）</w:t>
+            </w:r>
+          </w:p>
+        </w:tc>
+        <w:tc>
+          <w:tcPr>
+            <w:tcW w:w="1107" w:type="dxa"/>
+            <w:vAlign w:val="top"/>
+          </w:tcPr>
+          <w:p>
+            <w:pPr>
+              <w:spacing w:before="0" w:after="0"/>
+            </w:pPr>
+            <w:r>
+              <w:rPr>
+                <w:color w:val="999999"/>
+                <w:sz w:val="16"/>
+                <w:szCs w:val="16"/>
+              </w:rPr>
+              <w:t xml:space="preserve">—</w:t>
+            </w:r>
+          </w:p>
+        </w:tc>
+        <w:tc>
+          <w:tcPr>
+            <w:tcW w:w="2215" w:type="dxa"/>
+            <w:vAlign w:val="top"/>
+          </w:tcPr>
+          <w:p>
+            <w:pPr>
+              <w:spacing w:before="0" w:after="0"/>
+            </w:pPr>
+            <w:r>
+              <w:rPr>
+                <w:sz w:val="16"/>
+                <w:szCs w:val="16"/>
+              </w:rPr>
+              <w:t xml:space="preserve">IELTS 7.5</w:t>
+            </w:r>
+            <w:r>
+              <w:br/>
+            </w:r>
+            <w:r>
+              <w:rPr>
+                <w:color w:val="555555"/>
+                <w:sz w:val="14"/>
+                <w:szCs w:val="14"/>
+              </w:rPr>
+              <w:t xml:space="preserve">TOEFL 103 / 5.5</w:t>
+            </w:r>
+            <w:r>
+              <w:br/>
+            </w:r>
+            <w:r>
+              <w:rPr>
+                <w:color w:val="666666"/>
+                <w:sz w:val="13"/>
+                <w:szCs w:val="13"/>
+              </w:rPr>
+              <w:t xml:space="preserve">EFL A/7 · ESL 不接受</w:t>
+            </w:r>
+          </w:p>
+        </w:tc>
+        <w:tc>
+          <w:tcPr>
+            <w:tcW w:w="1740" w:type="dxa"/>
+            <w:vAlign w:val="top"/>
+          </w:tcPr>
+          <w:p>
+            <w:pPr>
+              <w:spacing w:before="0" w:after="0"/>
+            </w:pPr>
+            <w:r>
+              <w:rPr>
+                <w:sz w:val="16"/>
+                <w:szCs w:val="16"/>
+              </w:rPr>
+              <w:t xml:space="preserve">英语语言与文学 #42</w:t>
+            </w:r>
+          </w:p>
+        </w:tc>
+        <w:tc>
+          <w:tcPr>
+            <w:tcW w:w="1898" w:type="dxa"/>
+            <w:vAlign w:val="top"/>
+          </w:tcPr>
+          <w:p>
+            <w:pPr>
+              <w:spacing w:before="0" w:after="0"/>
+            </w:pPr>
+            <w:r>
+              <w:rPr>
+                <w:color w:val="999999"/>
+                <w:sz w:val="16"/>
+                <w:szCs w:val="16"/>
+              </w:rPr>
+              <w:t xml:space="preserve">—</w:t>
+            </w:r>
+          </w:p>
+        </w:tc>
+      </w:tr>
+      <w:tr>
+        <w:trPr>
+          <w:cantSplit/>
+        </w:trPr>
+        <w:tc>
+          <w:tcPr>
+            <w:tcW w:w="3164" w:type="dxa"/>
+            <w:vAlign w:val="top"/>
+          </w:tcPr>
+          <w:p>
+            <w:pPr>
+              <w:spacing w:before="0" w:after="0"/>
+            </w:pPr>
+            <w:r>
+              <w:rPr>
+                <w:b/>
+                <w:sz w:val="16"/>
+                <w:szCs w:val="16"/>
+              </w:rPr>
+              <w:t xml:space="preserve">历史</w:t>
+            </w:r>
+            <w:r>
+              <w:br/>
+            </w:r>
+            <w:r>
+              <w:rPr>
+                <w:i/>
+                <w:color w:val="666666"/>
+                <w:sz w:val="13"/>
+                <w:szCs w:val="13"/>
+              </w:rPr>
+              <w:t xml:space="preserve">History</w:t>
+            </w:r>
+          </w:p>
+        </w:tc>
+        <w:tc>
+          <w:tcPr>
+            <w:tcW w:w="1265" w:type="dxa"/>
+            <w:vAlign w:val="top"/>
+          </w:tcPr>
+          <w:p>
+            <w:pPr>
+              <w:spacing w:before="0" w:after="0"/>
+            </w:pPr>
+            <w:r>
+              <w:rPr>
+                <w:sz w:val="16"/>
+                <w:szCs w:val="16"/>
+              </w:rPr>
+              <w:t xml:space="preserve">BA · 3 年</w:t>
+            </w:r>
+          </w:p>
+        </w:tc>
+        <w:tc>
+          <w:tcPr>
+            <w:tcW w:w="1107" w:type="dxa"/>
+            <w:vAlign w:val="top"/>
+          </w:tcPr>
+          <w:p>
+            <w:pPr>
+              <w:spacing w:before="0" w:after="0"/>
+            </w:pPr>
+            <w:r>
+              <w:rPr>
+                <w:sz w:val="16"/>
+                <w:szCs w:val="16"/>
+              </w:rPr>
+              <w:t xml:space="preserve">AAA</w:t>
+            </w:r>
+          </w:p>
+        </w:tc>
+        <w:tc>
+          <w:tcPr>
+            <w:tcW w:w="2373" w:type="dxa"/>
+            <w:vAlign w:val="top"/>
+          </w:tcPr>
+          <w:p>
+            <w:pPr>
+              <w:spacing w:before="0" w:after="0"/>
+            </w:pPr>
+            <w:r>
+              <w:rPr>
+                <w:sz w:val="15"/>
+                <w:szCs w:val="15"/>
+              </w:rPr>
+              <w:t xml:space="preserve">无必修科目</w:t>
+            </w:r>
+          </w:p>
+        </w:tc>
+        <w:tc>
+          <w:tcPr>
+            <w:tcW w:w="949" w:type="dxa"/>
+            <w:vAlign w:val="top"/>
+          </w:tcPr>
+          <w:p>
+            <w:pPr>
+              <w:spacing w:before="0" w:after="0"/>
+            </w:pPr>
+            <w:r>
+              <w:rPr>
+                <w:sz w:val="16"/>
+                <w:szCs w:val="16"/>
+              </w:rPr>
+              <w:t xml:space="preserve">36（HL 18）</w:t>
+            </w:r>
+          </w:p>
+        </w:tc>
+        <w:tc>
+          <w:tcPr>
+            <w:tcW w:w="1107" w:type="dxa"/>
+            <w:vAlign w:val="top"/>
+          </w:tcPr>
+          <w:p>
+            <w:pPr>
+              <w:spacing w:before="0" w:after="0"/>
+            </w:pPr>
+            <w:r>
+              <w:rPr>
+                <w:color w:val="999999"/>
+                <w:sz w:val="16"/>
+                <w:szCs w:val="16"/>
+              </w:rPr>
+              <w:t xml:space="preserve">—</w:t>
+            </w:r>
+          </w:p>
+        </w:tc>
+        <w:tc>
+          <w:tcPr>
+            <w:tcW w:w="2215" w:type="dxa"/>
+            <w:vAlign w:val="top"/>
+          </w:tcPr>
+          <w:p>
+            <w:pPr>
+              <w:spacing w:before="0" w:after="0"/>
+            </w:pPr>
+            <w:r>
+              <w:rPr>
+                <w:sz w:val="16"/>
+                <w:szCs w:val="16"/>
+              </w:rPr>
+              <w:t xml:space="preserve">IELTS 7.0</w:t>
+            </w:r>
+            <w:r>
+              <w:br/>
+            </w:r>
+            <w:r>
+              <w:rPr>
+                <w:color w:val="555555"/>
+                <w:sz w:val="14"/>
+                <w:szCs w:val="14"/>
+              </w:rPr>
+              <w:t xml:space="preserve">TOEFL 95 / 5.0</w:t>
+            </w:r>
+            <w:r>
+              <w:br/>
+            </w:r>
+            <w:r>
+              <w:rPr>
+                <w:color w:val="666666"/>
+                <w:sz w:val="13"/>
+                <w:szCs w:val="13"/>
+              </w:rPr>
+              <w:t xml:space="preserve">EFL A/7 · ESL A*/9</w:t>
+            </w:r>
+          </w:p>
+        </w:tc>
+        <w:tc>
+          <w:tcPr>
+            <w:tcW w:w="1740" w:type="dxa"/>
+            <w:vAlign w:val="top"/>
+          </w:tcPr>
+          <w:p>
+            <w:pPr>
+              <w:spacing w:before="0" w:after="0"/>
+            </w:pPr>
+            <w:r>
+              <w:rPr>
+                <w:sz w:val="16"/>
+                <w:szCs w:val="16"/>
+              </w:rPr>
+              <w:t xml:space="preserve">历史 #51–100</w:t>
+            </w:r>
+          </w:p>
+        </w:tc>
+        <w:tc>
+          <w:tcPr>
+            <w:tcW w:w="1898" w:type="dxa"/>
+            <w:vAlign w:val="top"/>
+          </w:tcPr>
+          <w:p>
+            <w:pPr>
+              <w:spacing w:before="0" w:after="0"/>
+            </w:pPr>
+            <w:r>
+              <w:rPr>
+                <w:color w:val="999999"/>
+                <w:sz w:val="16"/>
+                <w:szCs w:val="16"/>
+              </w:rPr>
+              <w:t xml:space="preserve">—</w:t>
+            </w:r>
+          </w:p>
+        </w:tc>
+      </w:tr>
+      <w:tr>
+        <w:trPr>
+          <w:cantSplit/>
+        </w:trPr>
+        <w:tc>
+          <w:tcPr>
+            <w:tcW w:w="3164" w:type="dxa"/>
+            <w:vAlign w:val="top"/>
+          </w:tcPr>
+          <w:p>
+            <w:pPr>
+              <w:spacing w:before="0" w:after="0"/>
+            </w:pPr>
+            <w:r>
+              <w:rPr>
+                <w:b/>
+                <w:sz w:val="16"/>
+                <w:szCs w:val="16"/>
+              </w:rPr>
+              <w:t xml:space="preserve">现代语言</w:t>
+            </w:r>
+            <w:r>
+              <w:br/>
+            </w:r>
+            <w:r>
+              <w:rPr>
+                <w:i/>
+                <w:color w:val="666666"/>
+                <w:sz w:val="13"/>
+                <w:szCs w:val="13"/>
+              </w:rPr>
+              <w:t xml:space="preserve">Modern Languages</w:t>
+            </w:r>
+          </w:p>
+        </w:tc>
+        <w:tc>
+          <w:tcPr>
+            <w:tcW w:w="1265" w:type="dxa"/>
+            <w:vAlign w:val="top"/>
+          </w:tcPr>
+          <w:p>
+            <w:pPr>
+              <w:spacing w:before="0" w:after="0"/>
+            </w:pPr>
+            <w:r>
+              <w:rPr>
+                <w:sz w:val="16"/>
+                <w:szCs w:val="16"/>
+              </w:rPr>
+              <w:t xml:space="preserve">BA · 4 年</w:t>
+            </w:r>
+          </w:p>
+        </w:tc>
+        <w:tc>
+          <w:tcPr>
+            <w:tcW w:w="1107" w:type="dxa"/>
+            <w:vAlign w:val="top"/>
+          </w:tcPr>
+          <w:p>
+            <w:pPr>
+              <w:spacing w:before="0" w:after="0"/>
+            </w:pPr>
+            <w:r>
+              <w:rPr>
+                <w:sz w:val="16"/>
+                <w:szCs w:val="16"/>
+              </w:rPr>
+              <w:t xml:space="preserve">ABB</w:t>
+            </w:r>
+          </w:p>
+        </w:tc>
+        <w:tc>
+          <w:tcPr>
+            <w:tcW w:w="2373" w:type="dxa"/>
+            <w:vAlign w:val="top"/>
+          </w:tcPr>
+          <w:p>
+            <w:pPr>
+              <w:spacing w:before="0" w:after="0"/>
+            </w:pPr>
+            <w:r>
+              <w:rPr>
+                <w:sz w:val="15"/>
+                <w:szCs w:val="15"/>
+              </w:rPr>
+              <w:t xml:space="preserve">一门现代语言必修；未修 A-level 现代语言者，可用 CEFR B1 的独立语言资格替代</w:t>
+            </w:r>
+          </w:p>
+        </w:tc>
+        <w:tc>
+          <w:tcPr>
+            <w:tcW w:w="949" w:type="dxa"/>
+            <w:vAlign w:val="top"/>
+          </w:tcPr>
+          <w:p>
+            <w:pPr>
+              <w:spacing w:before="0" w:after="0"/>
+            </w:pPr>
+            <w:r>
+              <w:rPr>
+                <w:sz w:val="16"/>
+                <w:szCs w:val="16"/>
+              </w:rPr>
+              <w:t xml:space="preserve">32（HL 16，现代语言 5）</w:t>
+            </w:r>
+          </w:p>
+        </w:tc>
+        <w:tc>
+          <w:tcPr>
+            <w:tcW w:w="1107" w:type="dxa"/>
+            <w:vAlign w:val="top"/>
+          </w:tcPr>
+          <w:p>
+            <w:pPr>
+              <w:spacing w:before="0" w:after="0"/>
+            </w:pPr>
+            <w:r>
+              <w:rPr>
+                <w:color w:val="999999"/>
+                <w:sz w:val="16"/>
+                <w:szCs w:val="16"/>
+              </w:rPr>
+              <w:t xml:space="preserve">—</w:t>
+            </w:r>
+          </w:p>
+        </w:tc>
+        <w:tc>
+          <w:tcPr>
+            <w:tcW w:w="2215" w:type="dxa"/>
+            <w:vAlign w:val="top"/>
+          </w:tcPr>
+          <w:p>
+            <w:pPr>
+              <w:spacing w:before="0" w:after="0"/>
+            </w:pPr>
+            <w:r>
+              <w:rPr>
+                <w:sz w:val="16"/>
+                <w:szCs w:val="16"/>
+              </w:rPr>
+              <w:t xml:space="preserve">IELTS 7.0</w:t>
+            </w:r>
+            <w:r>
+              <w:br/>
+            </w:r>
+            <w:r>
+              <w:rPr>
+                <w:color w:val="555555"/>
+                <w:sz w:val="14"/>
+                <w:szCs w:val="14"/>
+              </w:rPr>
+              <w:t xml:space="preserve">TOEFL 95 / 5.0</w:t>
+            </w:r>
+            <w:r>
+              <w:br/>
+            </w:r>
+            <w:r>
+              <w:rPr>
+                <w:color w:val="666666"/>
+                <w:sz w:val="13"/>
+                <w:szCs w:val="13"/>
+              </w:rPr>
+              <w:t xml:space="preserve">EFL A/7 · ESL A*/9</w:t>
+            </w:r>
+          </w:p>
+        </w:tc>
+        <w:tc>
+          <w:tcPr>
+            <w:tcW w:w="1740" w:type="dxa"/>
+            <w:vAlign w:val="top"/>
+          </w:tcPr>
+          <w:p>
+            <w:pPr>
+              <w:spacing w:before="0" w:after="0"/>
+            </w:pPr>
+            <w:r>
+              <w:rPr>
+                <w:sz w:val="16"/>
+                <w:szCs w:val="16"/>
+              </w:rPr>
+              <w:t xml:space="preserve">现代语言 #59</w:t>
+            </w:r>
+          </w:p>
+        </w:tc>
+        <w:tc>
+          <w:tcPr>
+            <w:tcW w:w="1898" w:type="dxa"/>
+            <w:vAlign w:val="top"/>
+          </w:tcPr>
+          <w:p>
+            <w:pPr>
+              <w:spacing w:before="0" w:after="0"/>
+            </w:pPr>
+            <w:r>
+              <w:rPr>
+                <w:sz w:val="15"/>
+                <w:szCs w:val="15"/>
+              </w:rPr>
+              <w:t xml:space="preserve">4 年（含一年海外）</w:t>
+            </w:r>
+          </w:p>
+        </w:tc>
+      </w:tr>
+      <w:tr>
+        <w:trPr>
+          <w:cantSplit/>
+        </w:trPr>
+        <w:tc>
+          <w:tcPr>
+            <w:tcW w:w="3164" w:type="dxa"/>
+            <w:vAlign w:val="top"/>
+          </w:tcPr>
+          <w:p>
+            <w:pPr>
+              <w:spacing w:before="0" w:after="0"/>
+            </w:pPr>
+            <w:r>
+              <w:rPr>
+                <w:b/>
+                <w:sz w:val="16"/>
+                <w:szCs w:val="16"/>
+              </w:rPr>
+              <w:t xml:space="preserve">哲学</w:t>
+            </w:r>
+            <w:r>
+              <w:br/>
+            </w:r>
+            <w:r>
+              <w:rPr>
+                <w:i/>
+                <w:color w:val="666666"/>
+                <w:sz w:val="13"/>
+                <w:szCs w:val="13"/>
+              </w:rPr>
+              <w:t xml:space="preserve">Philosophy</w:t>
+            </w:r>
+          </w:p>
+        </w:tc>
+        <w:tc>
+          <w:tcPr>
+            <w:tcW w:w="1265" w:type="dxa"/>
+            <w:vAlign w:val="top"/>
+          </w:tcPr>
+          <w:p>
+            <w:pPr>
+              <w:spacing w:before="0" w:after="0"/>
+            </w:pPr>
+            <w:r>
+              <w:rPr>
+                <w:sz w:val="16"/>
+                <w:szCs w:val="16"/>
+              </w:rPr>
+              <w:t xml:space="preserve">BA · 3 年（6 年非全日制）</w:t>
+            </w:r>
+          </w:p>
+        </w:tc>
+        <w:tc>
+          <w:tcPr>
+            <w:tcW w:w="1107" w:type="dxa"/>
+            <w:vAlign w:val="top"/>
+          </w:tcPr>
+          <w:p>
+            <w:pPr>
+              <w:spacing w:before="0" w:after="0"/>
+            </w:pPr>
+            <w:r>
+              <w:rPr>
+                <w:sz w:val="16"/>
+                <w:szCs w:val="16"/>
+              </w:rPr>
+              <w:t xml:space="preserve">AAA</w:t>
+            </w:r>
+          </w:p>
+        </w:tc>
+        <w:tc>
+          <w:tcPr>
+            <w:tcW w:w="2373" w:type="dxa"/>
+            <w:vAlign w:val="top"/>
+          </w:tcPr>
+          <w:p>
+            <w:pPr>
+              <w:spacing w:before="0" w:after="0"/>
+            </w:pPr>
+            <w:r>
+              <w:rPr>
+                <w:sz w:val="15"/>
+                <w:szCs w:val="15"/>
+              </w:rPr>
+              <w:t xml:space="preserve">无必修科目</w:t>
+            </w:r>
+          </w:p>
+        </w:tc>
+        <w:tc>
+          <w:tcPr>
+            <w:tcW w:w="949" w:type="dxa"/>
+            <w:vAlign w:val="top"/>
+          </w:tcPr>
+          <w:p>
+            <w:pPr>
+              <w:spacing w:before="0" w:after="0"/>
+            </w:pPr>
+            <w:r>
+              <w:rPr>
+                <w:sz w:val="16"/>
+                <w:szCs w:val="16"/>
+              </w:rPr>
+              <w:t xml:space="preserve">36（HL 18）</w:t>
+            </w:r>
+          </w:p>
+        </w:tc>
+        <w:tc>
+          <w:tcPr>
+            <w:tcW w:w="1107" w:type="dxa"/>
+            <w:vAlign w:val="top"/>
+          </w:tcPr>
+          <w:p>
+            <w:pPr>
+              <w:spacing w:before="0" w:after="0"/>
+            </w:pPr>
+            <w:r>
+              <w:rPr>
+                <w:color w:val="999999"/>
+                <w:sz w:val="16"/>
+                <w:szCs w:val="16"/>
+              </w:rPr>
+              <w:t xml:space="preserve">—</w:t>
+            </w:r>
+          </w:p>
+        </w:tc>
+        <w:tc>
+          <w:tcPr>
+            <w:tcW w:w="2215" w:type="dxa"/>
+            <w:vAlign w:val="top"/>
+          </w:tcPr>
+          <w:p>
+            <w:pPr>
+              <w:spacing w:before="0" w:after="0"/>
+            </w:pPr>
+            <w:r>
+              <w:rPr>
+                <w:sz w:val="16"/>
+                <w:szCs w:val="16"/>
+              </w:rPr>
+              <w:t xml:space="preserve">IELTS 7.0</w:t>
+            </w:r>
+            <w:r>
+              <w:br/>
+            </w:r>
+            <w:r>
+              <w:rPr>
+                <w:color w:val="555555"/>
+                <w:sz w:val="14"/>
+                <w:szCs w:val="14"/>
+              </w:rPr>
+              <w:t xml:space="preserve">TOEFL 95 / 5.0</w:t>
+            </w:r>
+            <w:r>
+              <w:br/>
+            </w:r>
+            <w:r>
+              <w:rPr>
+                <w:color w:val="666666"/>
+                <w:sz w:val="13"/>
+                <w:szCs w:val="13"/>
+              </w:rPr>
+              <w:t xml:space="preserve">EFL A/7 · ESL A*/9</w:t>
+            </w:r>
+          </w:p>
+        </w:tc>
+        <w:tc>
+          <w:tcPr>
+            <w:tcW w:w="1740" w:type="dxa"/>
+            <w:vAlign w:val="top"/>
+          </w:tcPr>
+          <w:p>
+            <w:pPr>
+              <w:spacing w:before="0" w:after="0"/>
+            </w:pPr>
+            <w:r>
+              <w:rPr>
+                <w:sz w:val="16"/>
+                <w:szCs w:val="16"/>
+              </w:rPr>
+              <w:t xml:space="preserve">哲学 #41</w:t>
+            </w:r>
+          </w:p>
+        </w:tc>
+        <w:tc>
+          <w:tcPr>
+            <w:tcW w:w="1898" w:type="dxa"/>
+            <w:vAlign w:val="top"/>
+          </w:tcPr>
+          <w:p>
+            <w:pPr>
+              <w:spacing w:before="0" w:after="0"/>
+            </w:pPr>
+            <w:r>
+              <w:rPr>
+                <w:color w:val="999999"/>
+                <w:sz w:val="16"/>
+                <w:szCs w:val="16"/>
+              </w:rPr>
+              <w:t xml:space="preserve">—</w:t>
+            </w:r>
+          </w:p>
+        </w:tc>
+      </w:tr>
+      <w:tr>
+        <w:trPr>
+          <w:cantSplit/>
+        </w:trPr>
+        <w:tc>
+          <w:tcPr>
+            <w:tcW w:w="3164" w:type="dxa"/>
+            <w:vAlign w:val="top"/>
+          </w:tcPr>
+          <w:p>
+            <w:pPr>
+              <w:spacing w:before="0" w:after="0"/>
+            </w:pPr>
+            <w:r>
+              <w:rPr>
+                <w:b/>
+                <w:sz w:val="16"/>
+                <w:szCs w:val="16"/>
+              </w:rPr>
+              <w:t xml:space="preserve">音乐</w:t>
+            </w:r>
+            <w:r>
+              <w:br/>
+            </w:r>
+            <w:r>
+              <w:rPr>
+                <w:i/>
+                <w:color w:val="666666"/>
+                <w:sz w:val="13"/>
+                <w:szCs w:val="13"/>
+              </w:rPr>
+              <w:t xml:space="preserve">Music</w:t>
+            </w:r>
+          </w:p>
+        </w:tc>
+        <w:tc>
+          <w:tcPr>
+            <w:tcW w:w="1265" w:type="dxa"/>
+            <w:vAlign w:val="top"/>
+          </w:tcPr>
+          <w:p>
+            <w:pPr>
+              <w:spacing w:before="0" w:after="0"/>
+            </w:pPr>
+            <w:r>
+              <w:rPr>
+                <w:sz w:val="16"/>
+                <w:szCs w:val="16"/>
+              </w:rPr>
+              <w:t xml:space="preserve">BA · 3 年（6 年非全日制）</w:t>
+            </w:r>
+          </w:p>
+        </w:tc>
+        <w:tc>
+          <w:tcPr>
+            <w:tcW w:w="1107" w:type="dxa"/>
+            <w:vAlign w:val="top"/>
+          </w:tcPr>
+          <w:p>
+            <w:pPr>
+              <w:spacing w:before="0" w:after="0"/>
+            </w:pPr>
+            <w:r>
+              <w:rPr>
+                <w:sz w:val="16"/>
+                <w:szCs w:val="16"/>
+              </w:rPr>
+              <w:t xml:space="preserve">AAB</w:t>
+            </w:r>
+          </w:p>
+        </w:tc>
+        <w:tc>
+          <w:tcPr>
+            <w:tcW w:w="2373" w:type="dxa"/>
+            <w:vAlign w:val="top"/>
+          </w:tcPr>
+          <w:p>
+            <w:pPr>
+              <w:spacing w:before="0" w:after="0"/>
+            </w:pPr>
+            <w:r>
+              <w:rPr>
+                <w:sz w:val="15"/>
+                <w:szCs w:val="15"/>
+              </w:rPr>
+              <w:t xml:space="preserve">音乐必修；未修 A-level 音乐者可用乐理 / 演奏 6 级（Pass）替代</w:t>
+            </w:r>
+          </w:p>
+        </w:tc>
+        <w:tc>
+          <w:tcPr>
+            <w:tcW w:w="949" w:type="dxa"/>
+            <w:vAlign w:val="top"/>
+          </w:tcPr>
+          <w:p>
+            <w:pPr>
+              <w:spacing w:before="0" w:after="0"/>
+            </w:pPr>
+            <w:r>
+              <w:rPr>
+                <w:sz w:val="16"/>
+                <w:szCs w:val="16"/>
+              </w:rPr>
+              <w:t xml:space="preserve">34（HL 17，音乐 5）</w:t>
+            </w:r>
+          </w:p>
+        </w:tc>
+        <w:tc>
+          <w:tcPr>
+            <w:tcW w:w="1107" w:type="dxa"/>
+            <w:vAlign w:val="top"/>
+          </w:tcPr>
+          <w:p>
+            <w:pPr>
+              <w:spacing w:before="0" w:after="0"/>
+            </w:pPr>
+            <w:r>
+              <w:rPr>
+                <w:color w:val="999999"/>
+                <w:sz w:val="16"/>
+                <w:szCs w:val="16"/>
+              </w:rPr>
+              <w:t xml:space="preserve">—</w:t>
+            </w:r>
+          </w:p>
+        </w:tc>
+        <w:tc>
+          <w:tcPr>
+            <w:tcW w:w="2215" w:type="dxa"/>
+            <w:vAlign w:val="top"/>
+          </w:tcPr>
+          <w:p>
+            <w:pPr>
+              <w:spacing w:before="0" w:after="0"/>
+            </w:pPr>
+            <w:r>
+              <w:rPr>
+                <w:sz w:val="16"/>
+                <w:szCs w:val="16"/>
+              </w:rPr>
+              <w:t xml:space="preserve">IELTS 7.0</w:t>
+            </w:r>
+            <w:r>
+              <w:br/>
+            </w:r>
+            <w:r>
+              <w:rPr>
+                <w:color w:val="555555"/>
+                <w:sz w:val="14"/>
+                <w:szCs w:val="14"/>
+              </w:rPr>
+              <w:t xml:space="preserve">TOEFL 95 / 5.0</w:t>
+            </w:r>
+            <w:r>
+              <w:br/>
+            </w:r>
+            <w:r>
+              <w:rPr>
+                <w:color w:val="666666"/>
+                <w:sz w:val="13"/>
+                <w:szCs w:val="13"/>
+              </w:rPr>
+              <w:t xml:space="preserve">EFL A/7 · ESL A*/9</w:t>
+            </w:r>
+          </w:p>
+        </w:tc>
+        <w:tc>
+          <w:tcPr>
+            <w:tcW w:w="1740" w:type="dxa"/>
+            <w:vAlign w:val="top"/>
+          </w:tcPr>
+          <w:p>
+            <w:pPr>
+              <w:spacing w:before="0" w:after="0"/>
+            </w:pPr>
+            <w:r>
+              <w:rPr>
+                <w:sz w:val="16"/>
+                <w:szCs w:val="16"/>
+              </w:rPr>
+              <w:t xml:space="preserve">表演艺术 #51–100</w:t>
+            </w:r>
+          </w:p>
+        </w:tc>
+        <w:tc>
+          <w:tcPr>
+            <w:tcW w:w="1898" w:type="dxa"/>
+            <w:vAlign w:val="top"/>
+          </w:tcPr>
+          <w:p>
+            <w:pPr>
+              <w:spacing w:before="0" w:after="0"/>
+            </w:pPr>
+            <w:r>
+              <w:rPr>
+                <w:color w:val="999999"/>
+                <w:sz w:val="16"/>
+                <w:szCs w:val="16"/>
+              </w:rPr>
+              <w:t xml:space="preserve">—</w:t>
+            </w:r>
+          </w:p>
+        </w:tc>
+      </w:tr>
+      <w:tr>
+        <w:trPr>
+          <w:cantSplit/>
+        </w:trPr>
+        <w:tc>
+          <w:tcPr>
+            <w:tcW w:w="3164" w:type="dxa"/>
+            <w:vAlign w:val="top"/>
+          </w:tcPr>
+          <w:p>
+            <w:pPr>
+              <w:spacing w:before="0" w:after="0"/>
+            </w:pPr>
+            <w:r>
+              <w:rPr>
+                <w:b/>
+                <w:sz w:val="16"/>
+                <w:szCs w:val="16"/>
+              </w:rPr>
+              <w:t xml:space="preserve">电影与电视</w:t>
+            </w:r>
+            <w:r>
+              <w:br/>
+            </w:r>
+            <w:r>
+              <w:rPr>
+                <w:i/>
+                <w:color w:val="666666"/>
+                <w:sz w:val="13"/>
+                <w:szCs w:val="13"/>
+              </w:rPr>
+              <w:t xml:space="preserve">Film and Television</w:t>
+            </w:r>
+          </w:p>
+        </w:tc>
+        <w:tc>
+          <w:tcPr>
+            <w:tcW w:w="1265" w:type="dxa"/>
+            <w:vAlign w:val="top"/>
+          </w:tcPr>
+          <w:p>
+            <w:pPr>
+              <w:spacing w:before="0" w:after="0"/>
+            </w:pPr>
+            <w:r>
+              <w:rPr>
+                <w:sz w:val="16"/>
+                <w:szCs w:val="16"/>
+              </w:rPr>
+              <w:t xml:space="preserve">BA · 3 年</w:t>
+            </w:r>
+          </w:p>
+        </w:tc>
+        <w:tc>
+          <w:tcPr>
+            <w:tcW w:w="1107" w:type="dxa"/>
+            <w:vAlign w:val="top"/>
+          </w:tcPr>
+          <w:p>
+            <w:pPr>
+              <w:spacing w:before="0" w:after="0"/>
+            </w:pPr>
+            <w:r>
+              <w:rPr>
+                <w:sz w:val="16"/>
+                <w:szCs w:val="16"/>
+              </w:rPr>
+              <w:t xml:space="preserve">AAB</w:t>
+            </w:r>
+          </w:p>
+        </w:tc>
+        <w:tc>
+          <w:tcPr>
+            <w:tcW w:w="2373" w:type="dxa"/>
+            <w:vAlign w:val="top"/>
+          </w:tcPr>
+          <w:p>
+            <w:pPr>
+              <w:spacing w:before="0" w:after="0"/>
+            </w:pPr>
+            <w:r>
+              <w:rPr>
+                <w:sz w:val="15"/>
+                <w:szCs w:val="15"/>
+              </w:rPr>
+              <w:t xml:space="preserve">无必修科目</w:t>
+            </w:r>
+          </w:p>
+        </w:tc>
+        <w:tc>
+          <w:tcPr>
+            <w:tcW w:w="949" w:type="dxa"/>
+            <w:vAlign w:val="top"/>
+          </w:tcPr>
+          <w:p>
+            <w:pPr>
+              <w:spacing w:before="0" w:after="0"/>
+            </w:pPr>
+            <w:r>
+              <w:rPr>
+                <w:sz w:val="16"/>
+                <w:szCs w:val="16"/>
+              </w:rPr>
+              <w:t xml:space="preserve">34（HL 17）</w:t>
+            </w:r>
+          </w:p>
+        </w:tc>
+        <w:tc>
+          <w:tcPr>
+            <w:tcW w:w="1107" w:type="dxa"/>
+            <w:vAlign w:val="top"/>
+          </w:tcPr>
+          <w:p>
+            <w:pPr>
+              <w:spacing w:before="0" w:after="0"/>
+            </w:pPr>
+            <w:r>
+              <w:rPr>
+                <w:color w:val="999999"/>
+                <w:sz w:val="16"/>
+                <w:szCs w:val="16"/>
+              </w:rPr>
+              <w:t xml:space="preserve">—</w:t>
+            </w:r>
+          </w:p>
+        </w:tc>
+        <w:tc>
+          <w:tcPr>
+            <w:tcW w:w="2215" w:type="dxa"/>
+            <w:vAlign w:val="top"/>
+          </w:tcPr>
+          <w:p>
+            <w:pPr>
+              <w:spacing w:before="0" w:after="0"/>
+            </w:pPr>
+            <w:r>
+              <w:rPr>
+                <w:sz w:val="16"/>
+                <w:szCs w:val="16"/>
+              </w:rPr>
+              <w:t xml:space="preserve">IELTS 7.0</w:t>
+            </w:r>
+            <w:r>
+              <w:br/>
+            </w:r>
+            <w:r>
+              <w:rPr>
+                <w:color w:val="555555"/>
+                <w:sz w:val="14"/>
+                <w:szCs w:val="14"/>
+              </w:rPr>
+              <w:t xml:space="preserve">TOEFL 95 / 5.0</w:t>
+            </w:r>
+            <w:r>
+              <w:br/>
+            </w:r>
+            <w:r>
+              <w:rPr>
+                <w:color w:val="666666"/>
+                <w:sz w:val="13"/>
+                <w:szCs w:val="13"/>
+              </w:rPr>
+              <w:t xml:space="preserve">EFL A/7 · ESL A*/9</w:t>
+            </w:r>
+          </w:p>
+        </w:tc>
+        <w:tc>
+          <w:tcPr>
+            <w:tcW w:w="1740" w:type="dxa"/>
+            <w:vAlign w:val="top"/>
+          </w:tcPr>
+          <w:p>
+            <w:pPr>
+              <w:spacing w:before="0" w:after="0"/>
+            </w:pPr>
+            <w:r>
+              <w:rPr>
+                <w:sz w:val="16"/>
+                <w:szCs w:val="16"/>
+              </w:rPr>
+              <w:t xml:space="preserve">传媒与媒体研究 #101–150</w:t>
+            </w:r>
+          </w:p>
+        </w:tc>
+        <w:tc>
+          <w:tcPr>
+            <w:tcW w:w="1898" w:type="dxa"/>
+            <w:vAlign w:val="top"/>
+          </w:tcPr>
+          <w:p>
+            <w:pPr>
+              <w:spacing w:before="0" w:after="0"/>
+            </w:pPr>
+            <w:r>
+              <w:rPr>
+                <w:color w:val="999999"/>
+                <w:sz w:val="16"/>
+                <w:szCs w:val="16"/>
+              </w:rPr>
+              <w:t xml:space="preserve">—</w:t>
             </w:r>
           </w:p>
         </w:tc>

--- a/print/uk.docx
+++ b/print/uk.docx
@@ -559,7 +559,7 @@
                 <w:sz w:val="13"/>
                 <w:szCs w:val="13"/>
               </w:rPr>
-              <w:t xml:space="preserve">EFL B/6 · ESL 不接受</w:t>
+              <w:t xml:space="preserve">EFL B · ESL 不接受</w:t>
             </w:r>
           </w:p>
         </w:tc>
@@ -762,7 +762,7 @@
                 <w:sz w:val="13"/>
                 <w:szCs w:val="13"/>
               </w:rPr>
-              <w:t xml:space="preserve">EFL B/6 · ESL 不接受</w:t>
+              <w:t xml:space="preserve">EFL B · ESL 不接受</w:t>
             </w:r>
           </w:p>
         </w:tc>
@@ -964,7 +964,7 @@
                 <w:sz w:val="13"/>
                 <w:szCs w:val="13"/>
               </w:rPr>
-              <w:t xml:space="preserve">EFL B/6 · ESL 不接受</w:t>
+              <w:t xml:space="preserve">EFL B · ESL 不接受</w:t>
             </w:r>
           </w:p>
         </w:tc>
@@ -1167,7 +1167,7 @@
                 <w:sz w:val="13"/>
                 <w:szCs w:val="13"/>
               </w:rPr>
-              <w:t xml:space="preserve">EFL B/6 · ESL 不接受</w:t>
+              <w:t xml:space="preserve">EFL B · ESL 不接受</w:t>
             </w:r>
           </w:p>
         </w:tc>
@@ -1369,7 +1369,7 @@
                 <w:sz w:val="13"/>
                 <w:szCs w:val="13"/>
               </w:rPr>
-              <w:t xml:space="preserve">EFL B/6 · ESL 不接受</w:t>
+              <w:t xml:space="preserve">EFL B · ESL 不接受</w:t>
             </w:r>
           </w:p>
         </w:tc>
@@ -1571,7 +1571,7 @@
                 <w:sz w:val="13"/>
                 <w:szCs w:val="13"/>
               </w:rPr>
-              <w:t xml:space="preserve">EFL B/6 · ESL 不接受</w:t>
+              <w:t xml:space="preserve">EFL B · ESL 不接受</w:t>
             </w:r>
           </w:p>
         </w:tc>
@@ -1773,7 +1773,7 @@
                 <w:sz w:val="13"/>
                 <w:szCs w:val="13"/>
               </w:rPr>
-              <w:t xml:space="preserve">EFL B/6 · ESL 不接受</w:t>
+              <w:t xml:space="preserve">EFL B · ESL 不接受</w:t>
             </w:r>
           </w:p>
         </w:tc>
@@ -1975,7 +1975,7 @@
                 <w:sz w:val="13"/>
                 <w:szCs w:val="13"/>
               </w:rPr>
-              <w:t xml:space="preserve">EFL B/6 · ESL 不接受</w:t>
+              <w:t xml:space="preserve">EFL B · ESL 不接受</w:t>
             </w:r>
           </w:p>
         </w:tc>
@@ -2177,7 +2177,7 @@
                 <w:sz w:val="13"/>
                 <w:szCs w:val="13"/>
               </w:rPr>
-              <w:t xml:space="preserve">EFL B/6 · ESL 不接受</w:t>
+              <w:t xml:space="preserve">EFL B · ESL 不接受</w:t>
             </w:r>
           </w:p>
         </w:tc>
@@ -2379,7 +2379,7 @@
                 <w:sz w:val="13"/>
                 <w:szCs w:val="13"/>
               </w:rPr>
-              <w:t xml:space="preserve">EFL B/6 · ESL 不接受</w:t>
+              <w:t xml:space="preserve">EFL B · ESL 不接受</w:t>
             </w:r>
           </w:p>
         </w:tc>
@@ -2581,7 +2581,7 @@
                 <w:sz w:val="13"/>
                 <w:szCs w:val="13"/>
               </w:rPr>
-              <w:t xml:space="preserve">EFL B/6 · ESL 不接受</w:t>
+              <w:t xml:space="preserve">EFL B · ESL 不接受</w:t>
             </w:r>
           </w:p>
         </w:tc>
@@ -2783,7 +2783,7 @@
                 <w:sz w:val="13"/>
                 <w:szCs w:val="13"/>
               </w:rPr>
-              <w:t xml:space="preserve">EFL B/6 · ESL 不接受</w:t>
+              <w:t xml:space="preserve">EFL B · ESL 不接受</w:t>
             </w:r>
           </w:p>
         </w:tc>
@@ -2985,7 +2985,7 @@
                 <w:sz w:val="13"/>
                 <w:szCs w:val="13"/>
               </w:rPr>
-              <w:t xml:space="preserve">EFL B/6 · ESL 不接受</w:t>
+              <w:t xml:space="preserve">EFL B · ESL 不接受</w:t>
             </w:r>
           </w:p>
         </w:tc>
@@ -3188,7 +3188,7 @@
                 <w:sz w:val="13"/>
                 <w:szCs w:val="13"/>
               </w:rPr>
-              <w:t xml:space="preserve">EFL B/6 · ESL 不接受</w:t>
+              <w:t xml:space="preserve">EFL B · ESL 不接受</w:t>
             </w:r>
           </w:p>
         </w:tc>
@@ -3390,7 +3390,7 @@
                 <w:sz w:val="13"/>
                 <w:szCs w:val="13"/>
               </w:rPr>
-              <w:t xml:space="preserve">EFL B/6 · ESL 不接受</w:t>
+              <w:t xml:space="preserve">EFL B · ESL 不接受</w:t>
             </w:r>
           </w:p>
         </w:tc>
@@ -3593,7 +3593,7 @@
                 <w:sz w:val="13"/>
                 <w:szCs w:val="13"/>
               </w:rPr>
-              <w:t xml:space="preserve">EFL B/6 · ESL 不接受</w:t>
+              <w:t xml:space="preserve">EFL B · ESL 不接受</w:t>
             </w:r>
           </w:p>
         </w:tc>
@@ -3796,7 +3796,7 @@
                 <w:sz w:val="13"/>
                 <w:szCs w:val="13"/>
               </w:rPr>
-              <w:t xml:space="preserve">EFL B/6 · ESL 不接受</w:t>
+              <w:t xml:space="preserve">EFL B · ESL 不接受</w:t>
             </w:r>
           </w:p>
         </w:tc>
@@ -3999,7 +3999,7 @@
                 <w:sz w:val="13"/>
                 <w:szCs w:val="13"/>
               </w:rPr>
-              <w:t xml:space="preserve">EFL B/6 · ESL 不接受</w:t>
+              <w:t xml:space="preserve">EFL B · ESL 不接受</w:t>
             </w:r>
           </w:p>
         </w:tc>
@@ -4203,7 +4203,7 @@
                 <w:sz w:val="13"/>
                 <w:szCs w:val="13"/>
               </w:rPr>
-              <w:t xml:space="preserve">EFL B/6 · ESL 不接受</w:t>
+              <w:t xml:space="preserve">EFL B · ESL 不接受</w:t>
             </w:r>
           </w:p>
         </w:tc>
@@ -4406,7 +4406,7 @@
                 <w:sz w:val="13"/>
                 <w:szCs w:val="13"/>
               </w:rPr>
-              <w:t xml:space="preserve">EFL B/6 · ESL 不接受</w:t>
+              <w:t xml:space="preserve">EFL B · ESL 不接受</w:t>
             </w:r>
           </w:p>
         </w:tc>
@@ -4609,7 +4609,7 @@
                 <w:sz w:val="13"/>
                 <w:szCs w:val="13"/>
               </w:rPr>
-              <w:t xml:space="preserve">EFL B/6 · ESL 不接受</w:t>
+              <w:t xml:space="preserve">EFL B · ESL 不接受</w:t>
             </w:r>
           </w:p>
         </w:tc>
@@ -4812,7 +4812,7 @@
                 <w:sz w:val="13"/>
                 <w:szCs w:val="13"/>
               </w:rPr>
-              <w:t xml:space="preserve">EFL B/6 · ESL 不接受</w:t>
+              <w:t xml:space="preserve">EFL B · ESL 不接受</w:t>
             </w:r>
           </w:p>
         </w:tc>
@@ -5015,7 +5015,7 @@
                 <w:sz w:val="13"/>
                 <w:szCs w:val="13"/>
               </w:rPr>
-              <w:t xml:space="preserve">EFL B/6 · ESL 不接受</w:t>
+              <w:t xml:space="preserve">EFL B · ESL 不接受</w:t>
             </w:r>
           </w:p>
         </w:tc>
@@ -5219,7 +5219,7 @@
                 <w:sz w:val="13"/>
                 <w:szCs w:val="13"/>
               </w:rPr>
-              <w:t xml:space="preserve">EFL B/6 · ESL 不接受</w:t>
+              <w:t xml:space="preserve">EFL B · ESL 不接受</w:t>
             </w:r>
           </w:p>
         </w:tc>
@@ -5421,7 +5421,7 @@
                 <w:sz w:val="13"/>
                 <w:szCs w:val="13"/>
               </w:rPr>
-              <w:t xml:space="preserve">EFL B/6 · ESL 不接受</w:t>
+              <w:t xml:space="preserve">EFL B · ESL 不接受</w:t>
             </w:r>
           </w:p>
         </w:tc>
@@ -11407,7 +11407,7 @@
                 <w:sz w:val="13"/>
                 <w:szCs w:val="13"/>
               </w:rPr>
-              <w:t xml:space="preserve">EFL 6 · ESL 不接受</w:t>
+              <w:t xml:space="preserve">EFL B · ESL 不接受</w:t>
             </w:r>
           </w:p>
         </w:tc>
@@ -11609,7 +11609,7 @@
                 <w:sz w:val="13"/>
                 <w:szCs w:val="13"/>
               </w:rPr>
-              <w:t xml:space="preserve">EFL 6 · ESL 不接受</w:t>
+              <w:t xml:space="preserve">EFL B · ESL 不接受</w:t>
             </w:r>
           </w:p>
         </w:tc>
@@ -11811,7 +11811,7 @@
                 <w:sz w:val="13"/>
                 <w:szCs w:val="13"/>
               </w:rPr>
-              <w:t xml:space="preserve">EFL 6 · ESL 不接受</w:t>
+              <w:t xml:space="preserve">EFL B · ESL 不接受</w:t>
             </w:r>
           </w:p>
         </w:tc>
@@ -12014,7 +12014,7 @@
                 <w:sz w:val="13"/>
                 <w:szCs w:val="13"/>
               </w:rPr>
-              <w:t xml:space="preserve">EFL 6 · ESL 不接受</w:t>
+              <w:t xml:space="preserve">EFL B · ESL 不接受</w:t>
             </w:r>
           </w:p>
         </w:tc>
@@ -12216,7 +12216,7 @@
                 <w:sz w:val="13"/>
                 <w:szCs w:val="13"/>
               </w:rPr>
-              <w:t xml:space="preserve">EFL 6 · ESL 不接受</w:t>
+              <w:t xml:space="preserve">EFL B · ESL 不接受</w:t>
             </w:r>
           </w:p>
         </w:tc>
@@ -12418,7 +12418,7 @@
                 <w:sz w:val="13"/>
                 <w:szCs w:val="13"/>
               </w:rPr>
-              <w:t xml:space="preserve">EFL 6 · ESL 不接受</w:t>
+              <w:t xml:space="preserve">EFL B · ESL 不接受</w:t>
             </w:r>
           </w:p>
         </w:tc>
@@ -12620,7 +12620,7 @@
                 <w:sz w:val="13"/>
                 <w:szCs w:val="13"/>
               </w:rPr>
-              <w:t xml:space="preserve">EFL 6 · ESL 不接受</w:t>
+              <w:t xml:space="preserve">EFL B · ESL 不接受</w:t>
             </w:r>
           </w:p>
         </w:tc>
@@ -12822,7 +12822,7 @@
                 <w:sz w:val="13"/>
                 <w:szCs w:val="13"/>
               </w:rPr>
-              <w:t xml:space="preserve">EFL 6 · ESL 不接受</w:t>
+              <w:t xml:space="preserve">EFL B · ESL 不接受</w:t>
             </w:r>
           </w:p>
         </w:tc>
@@ -13024,7 +13024,7 @@
                 <w:sz w:val="13"/>
                 <w:szCs w:val="13"/>
               </w:rPr>
-              <w:t xml:space="preserve">EFL 6 · ESL 不接受</w:t>
+              <w:t xml:space="preserve">EFL B · ESL 不接受</w:t>
             </w:r>
           </w:p>
         </w:tc>
@@ -13226,7 +13226,7 @@
                 <w:sz w:val="13"/>
                 <w:szCs w:val="13"/>
               </w:rPr>
-              <w:t xml:space="preserve">EFL 6 · ESL 不接受</w:t>
+              <w:t xml:space="preserve">EFL B · ESL 不接受</w:t>
             </w:r>
           </w:p>
         </w:tc>
@@ -13428,7 +13428,7 @@
                 <w:sz w:val="13"/>
                 <w:szCs w:val="13"/>
               </w:rPr>
-              <w:t xml:space="preserve">EFL 6 · ESL 不接受</w:t>
+              <w:t xml:space="preserve">EFL B · ESL 不接受</w:t>
             </w:r>
           </w:p>
         </w:tc>
@@ -13631,7 +13631,7 @@
                 <w:sz w:val="13"/>
                 <w:szCs w:val="13"/>
               </w:rPr>
-              <w:t xml:space="preserve">EFL 6 · ESL 不接受</w:t>
+              <w:t xml:space="preserve">EFL B · ESL 不接受</w:t>
             </w:r>
           </w:p>
         </w:tc>
@@ -13833,7 +13833,7 @@
                 <w:sz w:val="13"/>
                 <w:szCs w:val="13"/>
               </w:rPr>
-              <w:t xml:space="preserve">EFL 6 · ESL 不接受</w:t>
+              <w:t xml:space="preserve">EFL B · ESL 不接受</w:t>
             </w:r>
           </w:p>
         </w:tc>
@@ -14035,7 +14035,7 @@
                 <w:sz w:val="13"/>
                 <w:szCs w:val="13"/>
               </w:rPr>
-              <w:t xml:space="preserve">EFL 6 · ESL 不接受</w:t>
+              <w:t xml:space="preserve">EFL B · ESL 不接受</w:t>
             </w:r>
           </w:p>
         </w:tc>
@@ -14237,7 +14237,7 @@
                 <w:sz w:val="13"/>
                 <w:szCs w:val="13"/>
               </w:rPr>
-              <w:t xml:space="preserve">EFL 6 · ESL 不接受</w:t>
+              <w:t xml:space="preserve">EFL B · ESL 不接受</w:t>
             </w:r>
           </w:p>
         </w:tc>
@@ -14439,7 +14439,7 @@
                 <w:sz w:val="13"/>
                 <w:szCs w:val="13"/>
               </w:rPr>
-              <w:t xml:space="preserve">EFL 6 · ESL 不接受</w:t>
+              <w:t xml:space="preserve">EFL B · ESL 不接受</w:t>
             </w:r>
           </w:p>
         </w:tc>
@@ -14998,7 +14998,7 @@
                 <w:sz w:val="13"/>
                 <w:szCs w:val="13"/>
               </w:rPr>
-              <w:t xml:space="preserve">EFL B/6 · ESL 不接受</w:t>
+              <w:t xml:space="preserve">EFL B · ESL 不接受</w:t>
             </w:r>
           </w:p>
         </w:tc>
@@ -15200,7 +15200,7 @@
                 <w:sz w:val="13"/>
                 <w:szCs w:val="13"/>
               </w:rPr>
-              <w:t xml:space="preserve">EFL B/6 · ESL 不接受</w:t>
+              <w:t xml:space="preserve">EFL B · ESL 不接受</w:t>
             </w:r>
           </w:p>
         </w:tc>
@@ -15403,7 +15403,7 @@
                 <w:sz w:val="13"/>
                 <w:szCs w:val="13"/>
               </w:rPr>
-              <w:t xml:space="preserve">EFL B/6 · ESL 不接受</w:t>
+              <w:t xml:space="preserve">EFL B · ESL 不接受</w:t>
             </w:r>
           </w:p>
         </w:tc>
@@ -15607,7 +15607,7 @@
                 <w:sz w:val="13"/>
                 <w:szCs w:val="13"/>
               </w:rPr>
-              <w:t xml:space="preserve">EFL B/6 · ESL 不接受</w:t>
+              <w:t xml:space="preserve">EFL B · ESL 不接受</w:t>
             </w:r>
           </w:p>
         </w:tc>
@@ -15809,7 +15809,7 @@
                 <w:sz w:val="13"/>
                 <w:szCs w:val="13"/>
               </w:rPr>
-              <w:t xml:space="preserve">EFL B/6 · ESL 不接受</w:t>
+              <w:t xml:space="preserve">EFL B · ESL 不接受</w:t>
             </w:r>
           </w:p>
         </w:tc>
@@ -16012,7 +16012,7 @@
                 <w:sz w:val="13"/>
                 <w:szCs w:val="13"/>
               </w:rPr>
-              <w:t xml:space="preserve">EFL B/6 · ESL 不接受</w:t>
+              <w:t xml:space="preserve">EFL B · ESL 不接受</w:t>
             </w:r>
           </w:p>
         </w:tc>
@@ -16214,7 +16214,7 @@
                 <w:sz w:val="13"/>
                 <w:szCs w:val="13"/>
               </w:rPr>
-              <w:t xml:space="preserve">EFL B/6 · ESL 不接受</w:t>
+              <w:t xml:space="preserve">EFL B · ESL 不接受</w:t>
             </w:r>
           </w:p>
         </w:tc>
@@ -16416,7 +16416,7 @@
                 <w:sz w:val="13"/>
                 <w:szCs w:val="13"/>
               </w:rPr>
-              <w:t xml:space="preserve">EFL B/6 · ESL 不接受</w:t>
+              <w:t xml:space="preserve">EFL B · ESL 不接受</w:t>
             </w:r>
           </w:p>
         </w:tc>
@@ -16618,7 +16618,7 @@
                 <w:sz w:val="13"/>
                 <w:szCs w:val="13"/>
               </w:rPr>
-              <w:t xml:space="preserve">EFL B/6 · ESL 不接受</w:t>
+              <w:t xml:space="preserve">EFL B · ESL 不接受</w:t>
             </w:r>
           </w:p>
         </w:tc>
@@ -16820,7 +16820,7 @@
                 <w:sz w:val="13"/>
                 <w:szCs w:val="13"/>
               </w:rPr>
-              <w:t xml:space="preserve">EFL B/6 · ESL 不接受</w:t>
+              <w:t xml:space="preserve">EFL B · ESL 不接受</w:t>
             </w:r>
           </w:p>
         </w:tc>
@@ -17022,7 +17022,7 @@
                 <w:sz w:val="13"/>
                 <w:szCs w:val="13"/>
               </w:rPr>
-              <w:t xml:space="preserve">EFL B/6 · ESL 不接受</w:t>
+              <w:t xml:space="preserve">EFL B · ESL 不接受</w:t>
             </w:r>
           </w:p>
         </w:tc>
@@ -17224,7 +17224,7 @@
                 <w:sz w:val="13"/>
                 <w:szCs w:val="13"/>
               </w:rPr>
-              <w:t xml:space="preserve">EFL B/6 · ESL 不接受</w:t>
+              <w:t xml:space="preserve">EFL B · ESL 不接受</w:t>
             </w:r>
           </w:p>
         </w:tc>
@@ -17427,7 +17427,7 @@
                 <w:sz w:val="13"/>
                 <w:szCs w:val="13"/>
               </w:rPr>
-              <w:t xml:space="preserve">EFL B/6 · ESL 不接受</w:t>
+              <w:t xml:space="preserve">EFL B · ESL 不接受</w:t>
             </w:r>
           </w:p>
         </w:tc>
@@ -17631,7 +17631,7 @@
                 <w:sz w:val="13"/>
                 <w:szCs w:val="13"/>
               </w:rPr>
-              <w:t xml:space="preserve">EFL B/6 · ESL 不接受</w:t>
+              <w:t xml:space="preserve">EFL B · ESL 不接受</w:t>
             </w:r>
           </w:p>
         </w:tc>
@@ -17835,7 +17835,7 @@
                 <w:sz w:val="13"/>
                 <w:szCs w:val="13"/>
               </w:rPr>
-              <w:t xml:space="preserve">EFL B/6 · ESL 不接受</w:t>
+              <w:t xml:space="preserve">EFL B · ESL 不接受</w:t>
             </w:r>
           </w:p>
         </w:tc>
@@ -18039,7 +18039,7 @@
                 <w:sz w:val="13"/>
                 <w:szCs w:val="13"/>
               </w:rPr>
-              <w:t xml:space="preserve">EFL B/6 · ESL 不接受</w:t>
+              <w:t xml:space="preserve">EFL B · ESL 不接受</w:t>
             </w:r>
           </w:p>
         </w:tc>
@@ -18243,7 +18243,7 @@
                 <w:sz w:val="13"/>
                 <w:szCs w:val="13"/>
               </w:rPr>
-              <w:t xml:space="preserve">EFL B/6 · ESL 不接受</w:t>
+              <w:t xml:space="preserve">EFL B · ESL 不接受</w:t>
             </w:r>
           </w:p>
         </w:tc>
@@ -18447,7 +18447,7 @@
                 <w:sz w:val="13"/>
                 <w:szCs w:val="13"/>
               </w:rPr>
-              <w:t xml:space="preserve">EFL B/6 · ESL 不接受</w:t>
+              <w:t xml:space="preserve">EFL B · ESL 不接受</w:t>
             </w:r>
           </w:p>
         </w:tc>
@@ -18651,7 +18651,7 @@
                 <w:sz w:val="13"/>
                 <w:szCs w:val="13"/>
               </w:rPr>
-              <w:t xml:space="preserve">EFL B/6 · ESL 不接受</w:t>
+              <w:t xml:space="preserve">EFL B · ESL 不接受</w:t>
             </w:r>
           </w:p>
         </w:tc>
@@ -18855,7 +18855,7 @@
                 <w:sz w:val="13"/>
                 <w:szCs w:val="13"/>
               </w:rPr>
-              <w:t xml:space="preserve">EFL B/6 · ESL 不接受</w:t>
+              <w:t xml:space="preserve">EFL B · ESL 不接受</w:t>
             </w:r>
           </w:p>
         </w:tc>
@@ -19059,7 +19059,7 @@
                 <w:sz w:val="13"/>
                 <w:szCs w:val="13"/>
               </w:rPr>
-              <w:t xml:space="preserve">EFL B/6 · ESL 不接受</w:t>
+              <w:t xml:space="preserve">EFL B · ESL 不接受</w:t>
             </w:r>
           </w:p>
         </w:tc>
@@ -19262,7 +19262,7 @@
                 <w:sz w:val="13"/>
                 <w:szCs w:val="13"/>
               </w:rPr>
-              <w:t xml:space="preserve">EFL B/6 · ESL 不接受</w:t>
+              <w:t xml:space="preserve">EFL B · ESL 不接受</w:t>
             </w:r>
           </w:p>
         </w:tc>
@@ -19465,7 +19465,7 @@
                 <w:sz w:val="13"/>
                 <w:szCs w:val="13"/>
               </w:rPr>
-              <w:t xml:space="preserve">EFL B/6 · ESL 不接受</w:t>
+              <w:t xml:space="preserve">EFL B · ESL 不接受</w:t>
             </w:r>
           </w:p>
         </w:tc>
@@ -20025,7 +20025,7 @@
                 <w:sz w:val="13"/>
                 <w:szCs w:val="13"/>
               </w:rPr>
-              <w:t xml:space="preserve">EFL 6+Dist · ESL 不接受</w:t>
+              <w:t xml:space="preserve">EFL B+口语Dist · ESL 不接受</w:t>
             </w:r>
           </w:p>
         </w:tc>
@@ -20228,7 +20228,7 @@
                 <w:sz w:val="13"/>
                 <w:szCs w:val="13"/>
               </w:rPr>
-              <w:t xml:space="preserve">EFL 6+Dist · ESL 不接受</w:t>
+              <w:t xml:space="preserve">EFL B+口语Dist · ESL 不接受</w:t>
             </w:r>
           </w:p>
         </w:tc>
@@ -20432,7 +20432,7 @@
                 <w:sz w:val="13"/>
                 <w:szCs w:val="13"/>
               </w:rPr>
-              <w:t xml:space="preserve">EFL 4+Merit · ESL 4+Merit</w:t>
+              <w:t xml:space="preserve">EFL C+口语Merit · ESL B+口语Merit</w:t>
             </w:r>
           </w:p>
         </w:tc>
@@ -20635,7 +20635,7 @@
                 <w:sz w:val="13"/>
                 <w:szCs w:val="13"/>
               </w:rPr>
-              <w:t xml:space="preserve">EFL 4+Merit · ESL 4+Merit</w:t>
+              <w:t xml:space="preserve">EFL C+口语Merit · ESL C+口语Merit</w:t>
             </w:r>
           </w:p>
         </w:tc>
@@ -20837,7 +20837,7 @@
                 <w:sz w:val="13"/>
                 <w:szCs w:val="13"/>
               </w:rPr>
-              <w:t xml:space="preserve">EFL 4+Merit · ESL 4+Merit</w:t>
+              <w:t xml:space="preserve">EFL C+口语Merit · ESL C+口语Merit</w:t>
             </w:r>
           </w:p>
         </w:tc>
@@ -21040,7 +21040,7 @@
                 <w:sz w:val="13"/>
                 <w:szCs w:val="13"/>
               </w:rPr>
-              <w:t xml:space="preserve">EFL 4+Merit · ESL 4+Merit</w:t>
+              <w:t xml:space="preserve">EFL C+口语Merit · ESL C+口语Merit</w:t>
             </w:r>
           </w:p>
         </w:tc>
@@ -21242,7 +21242,7 @@
                 <w:sz w:val="13"/>
                 <w:szCs w:val="13"/>
               </w:rPr>
-              <w:t xml:space="preserve">EFL 4+Merit · ESL 4+Merit</w:t>
+              <w:t xml:space="preserve">EFL C+口语Merit · ESL B+口语Merit</w:t>
             </w:r>
           </w:p>
         </w:tc>
@@ -21445,7 +21445,7 @@
                 <w:sz w:val="13"/>
                 <w:szCs w:val="13"/>
               </w:rPr>
-              <w:t xml:space="preserve">EFL 4+Merit · ESL 4+Merit</w:t>
+              <w:t xml:space="preserve">EFL C+口语Merit · ESL C+口语Merit</w:t>
             </w:r>
           </w:p>
         </w:tc>
@@ -21647,7 +21647,7 @@
                 <w:sz w:val="13"/>
                 <w:szCs w:val="13"/>
               </w:rPr>
-              <w:t xml:space="preserve">EFL 4+Merit · ESL 4+Merit</w:t>
+              <w:t xml:space="preserve">EFL C+口语Merit · ESL B+口语Merit</w:t>
             </w:r>
           </w:p>
         </w:tc>
@@ -21850,7 +21850,7 @@
                 <w:sz w:val="13"/>
                 <w:szCs w:val="13"/>
               </w:rPr>
-              <w:t xml:space="preserve">EFL 6+Dist · ESL 不接受</w:t>
+              <w:t xml:space="preserve">EFL B+口语Dist · ESL 不接受</w:t>
             </w:r>
           </w:p>
         </w:tc>
@@ -22052,7 +22052,7 @@
                 <w:sz w:val="13"/>
                 <w:szCs w:val="13"/>
               </w:rPr>
-              <w:t xml:space="preserve">EFL 4+Merit · ESL 4+Merit</w:t>
+              <w:t xml:space="preserve">EFL C+口语Merit · ESL C+口语Merit</w:t>
             </w:r>
           </w:p>
         </w:tc>
@@ -22254,7 +22254,7 @@
                 <w:sz w:val="13"/>
                 <w:szCs w:val="13"/>
               </w:rPr>
-              <w:t xml:space="preserve">EFL 4+Merit · ESL 4+Merit</w:t>
+              <w:t xml:space="preserve">EFL C+口语Merit · ESL C+口语Merit</w:t>
             </w:r>
           </w:p>
         </w:tc>
@@ -22457,7 +22457,7 @@
                 <w:sz w:val="13"/>
                 <w:szCs w:val="13"/>
               </w:rPr>
-              <w:t xml:space="preserve">EFL 4+Merit · ESL 4+Merit</w:t>
+              <w:t xml:space="preserve">EFL C+口语Merit · ESL B+口语Merit</w:t>
             </w:r>
           </w:p>
         </w:tc>
@@ -22660,7 +22660,7 @@
                 <w:sz w:val="13"/>
                 <w:szCs w:val="13"/>
               </w:rPr>
-              <w:t xml:space="preserve">EFL 4+Merit · ESL 4+Merit</w:t>
+              <w:t xml:space="preserve">EFL C+口语Merit · ESL B+口语Merit</w:t>
             </w:r>
           </w:p>
         </w:tc>
@@ -22863,7 +22863,7 @@
                 <w:sz w:val="13"/>
                 <w:szCs w:val="13"/>
               </w:rPr>
-              <w:t xml:space="preserve">EFL 4+Merit · ESL 4+Merit</w:t>
+              <w:t xml:space="preserve">EFL C+口语Merit · ESL B+口语Merit</w:t>
             </w:r>
           </w:p>
         </w:tc>
@@ -23066,7 +23066,7 @@
                 <w:sz w:val="13"/>
                 <w:szCs w:val="13"/>
               </w:rPr>
-              <w:t xml:space="preserve">EFL 6+Dist · ESL 不接受</w:t>
+              <w:t xml:space="preserve">EFL B+口语Dist · ESL 不接受</w:t>
             </w:r>
           </w:p>
         </w:tc>
@@ -23269,7 +23269,7 @@
                 <w:sz w:val="13"/>
                 <w:szCs w:val="13"/>
               </w:rPr>
-              <w:t xml:space="preserve">EFL 4+Merit · ESL 4+Merit</w:t>
+              <w:t xml:space="preserve">EFL C+口语Merit · ESL B+口语Merit</w:t>
             </w:r>
           </w:p>
         </w:tc>
@@ -23472,7 +23472,7 @@
                 <w:sz w:val="13"/>
                 <w:szCs w:val="13"/>
               </w:rPr>
-              <w:t xml:space="preserve">EFL 6+Dist · ESL 不接受</w:t>
+              <w:t xml:space="preserve">EFL B+口语Dist · ESL 不接受</w:t>
             </w:r>
           </w:p>
         </w:tc>
@@ -23675,7 +23675,7 @@
                 <w:sz w:val="13"/>
                 <w:szCs w:val="13"/>
               </w:rPr>
-              <w:t xml:space="preserve">EFL 6+Dist · ESL 不接受</w:t>
+              <w:t xml:space="preserve">EFL B+口语Dist · ESL 不接受</w:t>
             </w:r>
           </w:p>
         </w:tc>
@@ -23878,7 +23878,7 @@
                 <w:sz w:val="13"/>
                 <w:szCs w:val="13"/>
               </w:rPr>
-              <w:t xml:space="preserve">EFL 6+Dist · ESL 不接受</w:t>
+              <w:t xml:space="preserve">EFL B+口语Dist · ESL 不接受</w:t>
             </w:r>
           </w:p>
         </w:tc>
@@ -24080,7 +24080,7 @@
                 <w:sz w:val="13"/>
                 <w:szCs w:val="13"/>
               </w:rPr>
-              <w:t xml:space="preserve">EFL 6+Dist · ESL 不接受</w:t>
+              <w:t xml:space="preserve">EFL B+口语Dist · ESL 不接受</w:t>
             </w:r>
           </w:p>
         </w:tc>
@@ -24283,7 +24283,7 @@
                 <w:sz w:val="13"/>
                 <w:szCs w:val="13"/>
               </w:rPr>
-              <w:t xml:space="preserve">EFL 6+Dist · ESL 不接受</w:t>
+              <w:t xml:space="preserve">EFL B+口语Dist · ESL 不接受</w:t>
             </w:r>
           </w:p>
         </w:tc>
@@ -24486,7 +24486,7 @@
                 <w:sz w:val="13"/>
                 <w:szCs w:val="13"/>
               </w:rPr>
-              <w:t xml:space="preserve">EFL 4+Merit · ESL 4+Merit</w:t>
+              <w:t xml:space="preserve">EFL C+口语Merit · ESL B+口语Merit</w:t>
             </w:r>
           </w:p>
         </w:tc>
@@ -24689,7 +24689,7 @@
                 <w:sz w:val="13"/>
                 <w:szCs w:val="13"/>
               </w:rPr>
-              <w:t xml:space="preserve">EFL 4+Merit · ESL 4+Merit</w:t>
+              <w:t xml:space="preserve">EFL C+口语Merit · ESL B+口语Merit</w:t>
             </w:r>
           </w:p>
         </w:tc>
@@ -24892,7 +24892,7 @@
                 <w:sz w:val="13"/>
                 <w:szCs w:val="13"/>
               </w:rPr>
-              <w:t xml:space="preserve">EFL 6+Dist · ESL 不接受</w:t>
+              <w:t xml:space="preserve">EFL B+口语Dist · ESL 不接受</w:t>
             </w:r>
           </w:p>
         </w:tc>
@@ -25095,7 +25095,7 @@
                 <w:sz w:val="13"/>
                 <w:szCs w:val="13"/>
               </w:rPr>
-              <w:t xml:space="preserve">EFL 6+Dist · ESL 不接受</w:t>
+              <w:t xml:space="preserve">EFL B+口语Dist · ESL 不接受</w:t>
             </w:r>
           </w:p>
         </w:tc>
@@ -25298,7 +25298,7 @@
                 <w:sz w:val="13"/>
                 <w:szCs w:val="13"/>
               </w:rPr>
-              <w:t xml:space="preserve">EFL 6+Dist · ESL 不接受</w:t>
+              <w:t xml:space="preserve">EFL B+口语Dist · ESL 不接受</w:t>
             </w:r>
           </w:p>
         </w:tc>
@@ -25501,7 +25501,7 @@
                 <w:sz w:val="13"/>
                 <w:szCs w:val="13"/>
               </w:rPr>
-              <w:t xml:space="preserve">EFL 4+Merit · ESL 4+Merit</w:t>
+              <w:t xml:space="preserve">EFL C+口语Merit · ESL B+口语Merit</w:t>
             </w:r>
           </w:p>
         </w:tc>
@@ -25704,7 +25704,7 @@
                 <w:sz w:val="13"/>
                 <w:szCs w:val="13"/>
               </w:rPr>
-              <w:t xml:space="preserve">EFL 6+Dist · ESL 不接受</w:t>
+              <w:t xml:space="preserve">EFL B+口语Dist · ESL 不接受</w:t>
             </w:r>
           </w:p>
         </w:tc>
@@ -25907,7 +25907,7 @@
                 <w:sz w:val="13"/>
                 <w:szCs w:val="13"/>
               </w:rPr>
-              <w:t xml:space="preserve">EFL 4+Merit · ESL 4+Merit</w:t>
+              <w:t xml:space="preserve">EFL C+口语Merit · ESL B+口语Merit</w:t>
             </w:r>
           </w:p>
         </w:tc>
@@ -26110,7 +26110,7 @@
                 <w:sz w:val="13"/>
                 <w:szCs w:val="13"/>
               </w:rPr>
-              <w:t xml:space="preserve">EFL 6+Dist · ESL 不接受</w:t>
+              <w:t xml:space="preserve">EFL B+口语Dist · ESL 不接受</w:t>
             </w:r>
           </w:p>
         </w:tc>
@@ -26313,7 +26313,7 @@
                 <w:sz w:val="13"/>
                 <w:szCs w:val="13"/>
               </w:rPr>
-              <w:t xml:space="preserve">EFL 6+Dist · ESL 不接受</w:t>
+              <w:t xml:space="preserve">EFL B+口语Dist · ESL 不接受</w:t>
             </w:r>
           </w:p>
         </w:tc>
@@ -26516,7 +26516,7 @@
                 <w:sz w:val="13"/>
                 <w:szCs w:val="13"/>
               </w:rPr>
-              <w:t xml:space="preserve">EFL 6+Dist · ESL 不接受</w:t>
+              <w:t xml:space="preserve">EFL B+口语Dist · ESL 不接受</w:t>
             </w:r>
           </w:p>
         </w:tc>
@@ -26719,7 +26719,7 @@
                 <w:sz w:val="13"/>
                 <w:szCs w:val="13"/>
               </w:rPr>
-              <w:t xml:space="preserve">EFL 4+Merit · ESL 4+Merit</w:t>
+              <w:t xml:space="preserve">EFL C+口语Merit · ESL B+口语Merit</w:t>
             </w:r>
           </w:p>
         </w:tc>
@@ -27279,7 +27279,7 @@
                 <w:sz w:val="13"/>
                 <w:szCs w:val="13"/>
               </w:rPr>
-              <w:t xml:space="preserve">EFL B/6 · ESL A/7</w:t>
+              <w:t xml:space="preserve">EFL B · ESL A</w:t>
             </w:r>
           </w:p>
         </w:tc>
@@ -27483,7 +27483,7 @@
                 <w:sz w:val="13"/>
                 <w:szCs w:val="13"/>
               </w:rPr>
-              <w:t xml:space="preserve">EFL B/6 · ESL A/7</w:t>
+              <w:t xml:space="preserve">EFL B · ESL A</w:t>
             </w:r>
           </w:p>
         </w:tc>
@@ -27686,7 +27686,7 @@
                 <w:sz w:val="13"/>
                 <w:szCs w:val="13"/>
               </w:rPr>
-              <w:t xml:space="preserve">EFL B/6 · ESL A/7</w:t>
+              <w:t xml:space="preserve">EFL B · ESL A</w:t>
             </w:r>
           </w:p>
         </w:tc>
@@ -27890,7 +27890,7 @@
                 <w:sz w:val="13"/>
                 <w:szCs w:val="13"/>
               </w:rPr>
-              <w:t xml:space="preserve">EFL B/6 · ESL A/7</w:t>
+              <w:t xml:space="preserve">EFL B · ESL A</w:t>
             </w:r>
           </w:p>
         </w:tc>
@@ -28094,7 +28094,7 @@
                 <w:sz w:val="13"/>
                 <w:szCs w:val="13"/>
               </w:rPr>
-              <w:t xml:space="preserve">EFL B/6 · ESL A/7</w:t>
+              <w:t xml:space="preserve">EFL B · ESL A</w:t>
             </w:r>
           </w:p>
         </w:tc>
@@ -28297,7 +28297,7 @@
                 <w:sz w:val="13"/>
                 <w:szCs w:val="13"/>
               </w:rPr>
-              <w:t xml:space="preserve">EFL B/6 · ESL A/7</w:t>
+              <w:t xml:space="preserve">EFL B · ESL A</w:t>
             </w:r>
           </w:p>
         </w:tc>
@@ -28501,7 +28501,7 @@
                 <w:sz w:val="13"/>
                 <w:szCs w:val="13"/>
               </w:rPr>
-              <w:t xml:space="preserve">EFL B/6 · ESL A/7</w:t>
+              <w:t xml:space="preserve">EFL B · ESL A</w:t>
             </w:r>
           </w:p>
         </w:tc>
@@ -28705,7 +28705,7 @@
                 <w:sz w:val="13"/>
                 <w:szCs w:val="13"/>
               </w:rPr>
-              <w:t xml:space="preserve">EFL B/6 · ESL A/7</w:t>
+              <w:t xml:space="preserve">EFL B · ESL A</w:t>
             </w:r>
           </w:p>
         </w:tc>
@@ -28909,7 +28909,7 @@
                 <w:sz w:val="13"/>
                 <w:szCs w:val="13"/>
               </w:rPr>
-              <w:t xml:space="preserve">EFL B/6 · ESL A/7</w:t>
+              <w:t xml:space="preserve">EFL B · ESL A</w:t>
             </w:r>
           </w:p>
         </w:tc>
@@ -29113,7 +29113,7 @@
                 <w:sz w:val="13"/>
                 <w:szCs w:val="13"/>
               </w:rPr>
-              <w:t xml:space="preserve">EFL B/6 · ESL A/7</w:t>
+              <w:t xml:space="preserve">EFL B · ESL A</w:t>
             </w:r>
           </w:p>
         </w:tc>
@@ -29317,7 +29317,7 @@
                 <w:sz w:val="13"/>
                 <w:szCs w:val="13"/>
               </w:rPr>
-              <w:t xml:space="preserve">EFL B/6 · ESL A/7</w:t>
+              <w:t xml:space="preserve">EFL B · ESL A</w:t>
             </w:r>
           </w:p>
         </w:tc>
@@ -29521,7 +29521,7 @@
                 <w:sz w:val="13"/>
                 <w:szCs w:val="13"/>
               </w:rPr>
-              <w:t xml:space="preserve">EFL B/6 · ESL A/7</w:t>
+              <w:t xml:space="preserve">EFL B · ESL A</w:t>
             </w:r>
           </w:p>
         </w:tc>
@@ -29724,7 +29724,7 @@
                 <w:sz w:val="13"/>
                 <w:szCs w:val="13"/>
               </w:rPr>
-              <w:t xml:space="preserve">EFL B/6 · ESL A/7</w:t>
+              <w:t xml:space="preserve">EFL B · ESL A</w:t>
             </w:r>
           </w:p>
         </w:tc>
@@ -29928,7 +29928,7 @@
                 <w:sz w:val="13"/>
                 <w:szCs w:val="13"/>
               </w:rPr>
-              <w:t xml:space="preserve">EFL B/6 · ESL A/7</w:t>
+              <w:t xml:space="preserve">EFL B · ESL A</w:t>
             </w:r>
           </w:p>
         </w:tc>
@@ -30131,7 +30131,7 @@
                 <w:sz w:val="13"/>
                 <w:szCs w:val="13"/>
               </w:rPr>
-              <w:t xml:space="preserve">EFL B/6 · ESL A/7</w:t>
+              <w:t xml:space="preserve">EFL B · ESL A</w:t>
             </w:r>
           </w:p>
         </w:tc>
@@ -30334,7 +30334,7 @@
                 <w:sz w:val="13"/>
                 <w:szCs w:val="13"/>
               </w:rPr>
-              <w:t xml:space="preserve">EFL B/6 · ESL A/7</w:t>
+              <w:t xml:space="preserve">EFL B · ESL A</w:t>
             </w:r>
           </w:p>
         </w:tc>
@@ -30537,7 +30537,7 @@
                 <w:sz w:val="13"/>
                 <w:szCs w:val="13"/>
               </w:rPr>
-              <w:t xml:space="preserve">EFL B/6 · ESL A/7</w:t>
+              <w:t xml:space="preserve">EFL B · ESL A</w:t>
             </w:r>
           </w:p>
         </w:tc>
@@ -30740,7 +30740,7 @@
                 <w:sz w:val="13"/>
                 <w:szCs w:val="13"/>
               </w:rPr>
-              <w:t xml:space="preserve">EFL B/6 · ESL A/7</w:t>
+              <w:t xml:space="preserve">EFL B · ESL A</w:t>
             </w:r>
           </w:p>
         </w:tc>
@@ -30943,7 +30943,7 @@
                 <w:sz w:val="13"/>
                 <w:szCs w:val="13"/>
               </w:rPr>
-              <w:t xml:space="preserve">EFL B/6 · ESL A/7</w:t>
+              <w:t xml:space="preserve">EFL B · ESL A</w:t>
             </w:r>
           </w:p>
         </w:tc>
@@ -31146,7 +31146,7 @@
                 <w:sz w:val="13"/>
                 <w:szCs w:val="13"/>
               </w:rPr>
-              <w:t xml:space="preserve">EFL B/6 · ESL A/7</w:t>
+              <w:t xml:space="preserve">EFL B · ESL A</w:t>
             </w:r>
           </w:p>
         </w:tc>
@@ -31348,7 +31348,7 @@
                 <w:sz w:val="13"/>
                 <w:szCs w:val="13"/>
               </w:rPr>
-              <w:t xml:space="preserve">EFL B/6 · ESL A/7</w:t>
+              <w:t xml:space="preserve">EFL B · ESL A</w:t>
             </w:r>
           </w:p>
         </w:tc>
@@ -31551,7 +31551,7 @@
                 <w:sz w:val="13"/>
                 <w:szCs w:val="13"/>
               </w:rPr>
-              <w:t xml:space="preserve">EFL B/6 · ESL A/7</w:t>
+              <w:t xml:space="preserve">EFL B · ESL A</w:t>
             </w:r>
           </w:p>
         </w:tc>
@@ -31754,7 +31754,7 @@
                 <w:sz w:val="13"/>
                 <w:szCs w:val="13"/>
               </w:rPr>
-              <w:t xml:space="preserve">EFL B/6 · ESL A/7</w:t>
+              <w:t xml:space="preserve">EFL B · ESL A</w:t>
             </w:r>
           </w:p>
         </w:tc>
@@ -31957,7 +31957,7 @@
                 <w:sz w:val="13"/>
                 <w:szCs w:val="13"/>
               </w:rPr>
-              <w:t xml:space="preserve">EFL B/6 · ESL A/7</w:t>
+              <w:t xml:space="preserve">EFL B · ESL A</w:t>
             </w:r>
           </w:p>
         </w:tc>
@@ -32160,7 +32160,7 @@
                 <w:sz w:val="13"/>
                 <w:szCs w:val="13"/>
               </w:rPr>
-              <w:t xml:space="preserve">EFL B/6 · ESL A/7</w:t>
+              <w:t xml:space="preserve">EFL B · ESL A</w:t>
             </w:r>
           </w:p>
         </w:tc>
@@ -32363,7 +32363,7 @@
                 <w:sz w:val="13"/>
                 <w:szCs w:val="13"/>
               </w:rPr>
-              <w:t xml:space="preserve">EFL B/6 · ESL A/7</w:t>
+              <w:t xml:space="preserve">EFL B · ESL A</w:t>
             </w:r>
           </w:p>
         </w:tc>
@@ -32566,7 +32566,7 @@
                 <w:sz w:val="13"/>
                 <w:szCs w:val="13"/>
               </w:rPr>
-              <w:t xml:space="preserve">EFL B/6 · ESL A/7</w:t>
+              <w:t xml:space="preserve">EFL B · ESL A</w:t>
             </w:r>
           </w:p>
         </w:tc>
@@ -32769,7 +32769,7 @@
                 <w:sz w:val="13"/>
                 <w:szCs w:val="13"/>
               </w:rPr>
-              <w:t xml:space="preserve">EFL B/6 · ESL A/7</w:t>
+              <w:t xml:space="preserve">EFL B · ESL A</w:t>
             </w:r>
           </w:p>
         </w:tc>
@@ -32972,7 +32972,7 @@
                 <w:sz w:val="13"/>
                 <w:szCs w:val="13"/>
               </w:rPr>
-              <w:t xml:space="preserve">EFL B/6 · ESL A/7</w:t>
+              <w:t xml:space="preserve">EFL B · ESL A</w:t>
             </w:r>
           </w:p>
         </w:tc>
@@ -33175,7 +33175,7 @@
                 <w:sz w:val="13"/>
                 <w:szCs w:val="13"/>
               </w:rPr>
-              <w:t xml:space="preserve">EFL B/6 · ESL A/7</w:t>
+              <w:t xml:space="preserve">EFL B · ESL A</w:t>
             </w:r>
           </w:p>
         </w:tc>
@@ -33378,7 +33378,7 @@
                 <w:sz w:val="13"/>
                 <w:szCs w:val="13"/>
               </w:rPr>
-              <w:t xml:space="preserve">EFL B/6 · ESL A/7</w:t>
+              <w:t xml:space="preserve">EFL B · ESL A</w:t>
             </w:r>
           </w:p>
         </w:tc>
@@ -33581,7 +33581,7 @@
                 <w:sz w:val="13"/>
                 <w:szCs w:val="13"/>
               </w:rPr>
-              <w:t xml:space="preserve">EFL B/6 · ESL A/7</w:t>
+              <w:t xml:space="preserve">EFL B · ESL A</w:t>
             </w:r>
           </w:p>
         </w:tc>
@@ -34141,7 +34141,7 @@
                 <w:sz w:val="13"/>
                 <w:szCs w:val="13"/>
               </w:rPr>
-              <w:t xml:space="preserve">EFL 4/C · ESL 未列</w:t>
+              <w:t xml:space="preserve">EFL C · ESL 8</w:t>
             </w:r>
           </w:p>
         </w:tc>
@@ -34345,7 +34345,7 @@
                 <w:sz w:val="13"/>
                 <w:szCs w:val="13"/>
               </w:rPr>
-              <w:t xml:space="preserve">EFL 4/C · ESL 未列</w:t>
+              <w:t xml:space="preserve">EFL C · ESL 7</w:t>
             </w:r>
           </w:p>
         </w:tc>
@@ -34549,7 +34549,7 @@
                 <w:sz w:val="13"/>
                 <w:szCs w:val="13"/>
               </w:rPr>
-              <w:t xml:space="preserve">EFL 4/C · ESL 8</w:t>
+              <w:t xml:space="preserve">EFL C · ESL 8</w:t>
             </w:r>
           </w:p>
         </w:tc>
@@ -34753,7 +34753,7 @@
                 <w:sz w:val="13"/>
                 <w:szCs w:val="13"/>
               </w:rPr>
-              <w:t xml:space="preserve">EFL B/6 · ESL 不接受</w:t>
+              <w:t xml:space="preserve">EFL C · ESL 不接受</w:t>
             </w:r>
           </w:p>
         </w:tc>
@@ -34956,7 +34956,7 @@
                 <w:sz w:val="13"/>
                 <w:szCs w:val="13"/>
               </w:rPr>
-              <w:t xml:space="preserve">EFL 4/C · ESL 8</w:t>
+              <w:t xml:space="preserve">EFL C · ESL 8</w:t>
             </w:r>
           </w:p>
         </w:tc>
@@ -35160,7 +35160,7 @@
                 <w:sz w:val="13"/>
                 <w:szCs w:val="13"/>
               </w:rPr>
-              <w:t xml:space="preserve">EFL 4/C · ESL 8</w:t>
+              <w:t xml:space="preserve">EFL C · ESL 8</w:t>
             </w:r>
           </w:p>
         </w:tc>
@@ -35364,7 +35364,7 @@
                 <w:sz w:val="13"/>
                 <w:szCs w:val="13"/>
               </w:rPr>
-              <w:t xml:space="preserve">EFL 4/C · ESL 8</w:t>
+              <w:t xml:space="preserve">EFL C · ESL 8</w:t>
             </w:r>
           </w:p>
         </w:tc>
@@ -35568,7 +35568,7 @@
                 <w:sz w:val="13"/>
                 <w:szCs w:val="13"/>
               </w:rPr>
-              <w:t xml:space="preserve">EFL C · ESL B</w:t>
+              <w:t xml:space="preserve">EFL C · ESL 8</w:t>
             </w:r>
           </w:p>
         </w:tc>
@@ -35771,7 +35771,7 @@
                 <w:sz w:val="13"/>
                 <w:szCs w:val="13"/>
               </w:rPr>
-              <w:t xml:space="preserve">EFL C · ESL B</w:t>
+              <w:t xml:space="preserve">EFL C · ESL 8</w:t>
             </w:r>
           </w:p>
         </w:tc>
@@ -35974,7 +35974,7 @@
                 <w:sz w:val="13"/>
                 <w:szCs w:val="13"/>
               </w:rPr>
-              <w:t xml:space="preserve">EFL B/6 · ESL 未列</w:t>
+              <w:t xml:space="preserve">EFL C · ESL 8</w:t>
             </w:r>
           </w:p>
         </w:tc>
@@ -36179,7 +36179,7 @@
                 <w:sz w:val="13"/>
                 <w:szCs w:val="13"/>
               </w:rPr>
-              <w:t xml:space="preserve">EFL B/6 · ESL 未列</w:t>
+              <w:t xml:space="preserve">EFL C · ESL 8</w:t>
             </w:r>
           </w:p>
         </w:tc>
@@ -36383,7 +36383,7 @@
                 <w:sz w:val="13"/>
                 <w:szCs w:val="13"/>
               </w:rPr>
-              <w:t xml:space="preserve">EFL C/4 · ESL 8</w:t>
+              <w:t xml:space="preserve">EFL C · ESL 8</w:t>
             </w:r>
           </w:p>
         </w:tc>
@@ -36586,7 +36586,7 @@
                 <w:sz w:val="13"/>
                 <w:szCs w:val="13"/>
               </w:rPr>
-              <w:t xml:space="preserve">EFL C · ESL B</w:t>
+              <w:t xml:space="preserve">EFL C · ESL 8</w:t>
             </w:r>
           </w:p>
         </w:tc>
@@ -36790,7 +36790,7 @@
                 <w:sz w:val="13"/>
                 <w:szCs w:val="13"/>
               </w:rPr>
-              <w:t xml:space="preserve">EFL C/4 · ESL 8</w:t>
+              <w:t xml:space="preserve">EFL C · ESL 8</w:t>
             </w:r>
           </w:p>
         </w:tc>
@@ -36994,7 +36994,7 @@
                 <w:sz w:val="13"/>
                 <w:szCs w:val="13"/>
               </w:rPr>
-              <w:t xml:space="preserve">EFL C/4 · ESL 8</w:t>
+              <w:t xml:space="preserve">EFL C · ESL 8</w:t>
             </w:r>
           </w:p>
         </w:tc>
@@ -37198,7 +37198,7 @@
                 <w:sz w:val="13"/>
                 <w:szCs w:val="13"/>
               </w:rPr>
-              <w:t xml:space="preserve">EFL C/4 · ESL 见详情</w:t>
+              <w:t xml:space="preserve">EFL C · ESL 8</w:t>
             </w:r>
           </w:p>
         </w:tc>
@@ -37401,7 +37401,7 @@
                 <w:sz w:val="13"/>
                 <w:szCs w:val="13"/>
               </w:rPr>
-              <w:t xml:space="preserve">EFL C/4 · ESL 见详情</w:t>
+              <w:t xml:space="preserve">EFL C · ESL 8</w:t>
             </w:r>
           </w:p>
         </w:tc>
@@ -37604,7 +37604,7 @@
                 <w:sz w:val="13"/>
                 <w:szCs w:val="13"/>
               </w:rPr>
-              <w:t xml:space="preserve">EFL C/4 · ESL 见详情</w:t>
+              <w:t xml:space="preserve">EFL C · ESL 8</w:t>
             </w:r>
           </w:p>
         </w:tc>
@@ -37807,7 +37807,7 @@
                 <w:sz w:val="13"/>
                 <w:szCs w:val="13"/>
               </w:rPr>
-              <w:t xml:space="preserve">EFL C/4 · ESL C/4</w:t>
+              <w:t xml:space="preserve">EFL C · ESL 不接受</w:t>
             </w:r>
           </w:p>
         </w:tc>
@@ -38010,7 +38010,7 @@
                 <w:sz w:val="13"/>
                 <w:szCs w:val="13"/>
               </w:rPr>
-              <w:t xml:space="preserve">EFL B/6 · ESL B/6</w:t>
+              <w:t xml:space="preserve">EFL C · ESL 不接受</w:t>
             </w:r>
           </w:p>
         </w:tc>
@@ -38213,7 +38213,7 @@
                 <w:sz w:val="13"/>
                 <w:szCs w:val="13"/>
               </w:rPr>
-              <w:t xml:space="preserve">EFL C/4 · ESL C/4</w:t>
+              <w:t xml:space="preserve">EFL C · ESL 8</w:t>
             </w:r>
           </w:p>
         </w:tc>
@@ -38416,7 +38416,7 @@
                 <w:sz w:val="13"/>
                 <w:szCs w:val="13"/>
               </w:rPr>
-              <w:t xml:space="preserve">EFL C/4 · ESL 见详情</w:t>
+              <w:t xml:space="preserve">EFL C · ESL 8</w:t>
             </w:r>
           </w:p>
         </w:tc>
@@ -38619,7 +38619,7 @@
                 <w:sz w:val="13"/>
                 <w:szCs w:val="13"/>
               </w:rPr>
-              <w:t xml:space="preserve">EFL C/4 · ESL C/4</w:t>
+              <w:t xml:space="preserve">EFL C · ESL 不接受</w:t>
             </w:r>
           </w:p>
         </w:tc>
@@ -38822,7 +38822,7 @@
                 <w:sz w:val="13"/>
                 <w:szCs w:val="13"/>
               </w:rPr>
-              <w:t xml:space="preserve">EFL B/6 · ESL B/6</w:t>
+              <w:t xml:space="preserve">EFL C · ESL 不接受</w:t>
             </w:r>
           </w:p>
         </w:tc>
@@ -39025,7 +39025,7 @@
                 <w:sz w:val="13"/>
                 <w:szCs w:val="13"/>
               </w:rPr>
-              <w:t xml:space="preserve">EFL B/6 · ESL B/6</w:t>
+              <w:t xml:space="preserve">EFL C · ESL 不接受</w:t>
             </w:r>
           </w:p>
         </w:tc>
@@ -39585,7 +39585,7 @@
                 <w:sz w:val="13"/>
                 <w:szCs w:val="13"/>
               </w:rPr>
-              <w:t xml:space="preserve">EFL C/4 · ESL C/4</w:t>
+              <w:t xml:space="preserve">EFL C · ESL C</w:t>
             </w:r>
           </w:p>
         </w:tc>
@@ -39789,7 +39789,7 @@
                 <w:sz w:val="13"/>
                 <w:szCs w:val="13"/>
               </w:rPr>
-              <w:t xml:space="preserve">EFL C/4 · ESL C/4</w:t>
+              <w:t xml:space="preserve">EFL C · ESL C</w:t>
             </w:r>
           </w:p>
         </w:tc>
@@ -39992,7 +39992,7 @@
                 <w:sz w:val="13"/>
                 <w:szCs w:val="13"/>
               </w:rPr>
-              <w:t xml:space="preserve">EFL C/4 · ESL C/4</w:t>
+              <w:t xml:space="preserve">EFL C · ESL C</w:t>
             </w:r>
           </w:p>
         </w:tc>
@@ -40196,7 +40196,7 @@
                 <w:sz w:val="13"/>
                 <w:szCs w:val="13"/>
               </w:rPr>
-              <w:t xml:space="preserve">EFL C/4 · ESL C/4</w:t>
+              <w:t xml:space="preserve">EFL C · ESL C</w:t>
             </w:r>
           </w:p>
         </w:tc>
@@ -40400,7 +40400,7 @@
                 <w:sz w:val="13"/>
                 <w:szCs w:val="13"/>
               </w:rPr>
-              <w:t xml:space="preserve">EFL C/4 · ESL C/4</w:t>
+              <w:t xml:space="preserve">EFL C · ESL C</w:t>
             </w:r>
           </w:p>
         </w:tc>
@@ -40604,7 +40604,7 @@
                 <w:sz w:val="13"/>
                 <w:szCs w:val="13"/>
               </w:rPr>
-              <w:t xml:space="preserve">EFL C/4 · ESL C/4</w:t>
+              <w:t xml:space="preserve">EFL C · ESL C</w:t>
             </w:r>
           </w:p>
         </w:tc>
@@ -40808,7 +40808,7 @@
                 <w:sz w:val="13"/>
                 <w:szCs w:val="13"/>
               </w:rPr>
-              <w:t xml:space="preserve">EFL C/4 · ESL C/4</w:t>
+              <w:t xml:space="preserve">EFL C · ESL C</w:t>
             </w:r>
           </w:p>
         </w:tc>
@@ -41011,7 +41011,7 @@
                 <w:sz w:val="13"/>
                 <w:szCs w:val="13"/>
               </w:rPr>
-              <w:t xml:space="preserve">EFL C/4 · ESL C/4</w:t>
+              <w:t xml:space="preserve">EFL C · ESL C</w:t>
             </w:r>
           </w:p>
         </w:tc>
@@ -41214,7 +41214,7 @@
                 <w:sz w:val="13"/>
                 <w:szCs w:val="13"/>
               </w:rPr>
-              <w:t xml:space="preserve">EFL C/4 · ESL C/4</w:t>
+              <w:t xml:space="preserve">EFL C · ESL C</w:t>
             </w:r>
           </w:p>
         </w:tc>
@@ -41417,7 +41417,7 @@
                 <w:sz w:val="13"/>
                 <w:szCs w:val="13"/>
               </w:rPr>
-              <w:t xml:space="preserve">EFL C/4 · ESL C/4</w:t>
+              <w:t xml:space="preserve">EFL C · ESL C</w:t>
             </w:r>
           </w:p>
         </w:tc>
@@ -41621,7 +41621,7 @@
                 <w:sz w:val="13"/>
                 <w:szCs w:val="13"/>
               </w:rPr>
-              <w:t xml:space="preserve">EFL C/4 · ESL C/4</w:t>
+              <w:t xml:space="preserve">EFL C · ESL C</w:t>
             </w:r>
           </w:p>
         </w:tc>
@@ -41824,7 +41824,7 @@
                 <w:sz w:val="13"/>
                 <w:szCs w:val="13"/>
               </w:rPr>
-              <w:t xml:space="preserve">EFL C/4 · ESL C/4</w:t>
+              <w:t xml:space="preserve">EFL C · ESL C</w:t>
             </w:r>
           </w:p>
         </w:tc>
@@ -42028,7 +42028,7 @@
                 <w:sz w:val="13"/>
                 <w:szCs w:val="13"/>
               </w:rPr>
-              <w:t xml:space="preserve">EFL C/4 · ESL 不接受</w:t>
+              <w:t xml:space="preserve">EFL C · ESL C</w:t>
             </w:r>
           </w:p>
         </w:tc>
@@ -42231,7 +42231,7 @@
                 <w:sz w:val="13"/>
                 <w:szCs w:val="13"/>
               </w:rPr>
-              <w:t xml:space="preserve">EFL C/4 · ESL 不接受</w:t>
+              <w:t xml:space="preserve">EFL C · ESL C</w:t>
             </w:r>
           </w:p>
         </w:tc>
@@ -42434,7 +42434,7 @@
                 <w:sz w:val="13"/>
                 <w:szCs w:val="13"/>
               </w:rPr>
-              <w:t xml:space="preserve">EFL C/4 · ESL 不接受</w:t>
+              <w:t xml:space="preserve">EFL C · ESL C</w:t>
             </w:r>
           </w:p>
         </w:tc>
@@ -42637,7 +42637,7 @@
                 <w:sz w:val="13"/>
                 <w:szCs w:val="13"/>
               </w:rPr>
-              <w:t xml:space="preserve">EFL C/4 · ESL 不接受</w:t>
+              <w:t xml:space="preserve">EFL C · ESL C</w:t>
             </w:r>
           </w:p>
         </w:tc>
@@ -42840,7 +42840,7 @@
                 <w:sz w:val="13"/>
                 <w:szCs w:val="13"/>
               </w:rPr>
-              <w:t xml:space="preserve">EFL A/7 · ESL 不接受</w:t>
+              <w:t xml:space="preserve">EFL C · ESL C</w:t>
             </w:r>
           </w:p>
         </w:tc>
@@ -43043,7 +43043,7 @@
                 <w:sz w:val="13"/>
                 <w:szCs w:val="13"/>
               </w:rPr>
-              <w:t xml:space="preserve">EFL C/4 · ESL 不接受</w:t>
+              <w:t xml:space="preserve">EFL C · ESL C</w:t>
             </w:r>
           </w:p>
         </w:tc>
@@ -43246,7 +43246,7 @@
                 <w:sz w:val="13"/>
                 <w:szCs w:val="13"/>
               </w:rPr>
-              <w:t xml:space="preserve">EFL C/4 · ESL 不接受</w:t>
+              <w:t xml:space="preserve">EFL C · ESL C</w:t>
             </w:r>
           </w:p>
         </w:tc>
@@ -43449,7 +43449,7 @@
                 <w:sz w:val="13"/>
                 <w:szCs w:val="13"/>
               </w:rPr>
-              <w:t xml:space="preserve">EFL C/4 · ESL 不接受</w:t>
+              <w:t xml:space="preserve">EFL C · ESL C</w:t>
             </w:r>
           </w:p>
         </w:tc>
@@ -43652,7 +43652,7 @@
                 <w:sz w:val="13"/>
                 <w:szCs w:val="13"/>
               </w:rPr>
-              <w:t xml:space="preserve">EFL C/4 · ESL 不接受</w:t>
+              <w:t xml:space="preserve">EFL C · ESL C</w:t>
             </w:r>
           </w:p>
         </w:tc>
@@ -43855,7 +43855,7 @@
                 <w:sz w:val="13"/>
                 <w:szCs w:val="13"/>
               </w:rPr>
-              <w:t xml:space="preserve">EFL C/4 · ESL 不接受</w:t>
+              <w:t xml:space="preserve">EFL C · ESL C</w:t>
             </w:r>
           </w:p>
         </w:tc>
@@ -44058,7 +44058,7 @@
                 <w:sz w:val="13"/>
                 <w:szCs w:val="13"/>
               </w:rPr>
-              <w:t xml:space="preserve">EFL C/4 · ESL 不接受</w:t>
+              <w:t xml:space="preserve">EFL C · ESL C</w:t>
             </w:r>
           </w:p>
         </w:tc>
@@ -44261,7 +44261,7 @@
                 <w:sz w:val="13"/>
                 <w:szCs w:val="13"/>
               </w:rPr>
-              <w:t xml:space="preserve">EFL C/4 · ESL 不接受</w:t>
+              <w:t xml:space="preserve">EFL C · ESL C</w:t>
             </w:r>
           </w:p>
         </w:tc>
@@ -44464,7 +44464,7 @@
                 <w:sz w:val="13"/>
                 <w:szCs w:val="13"/>
               </w:rPr>
-              <w:t xml:space="preserve">EFL C/4 · ESL 不接受</w:t>
+              <w:t xml:space="preserve">EFL C · ESL C</w:t>
             </w:r>
           </w:p>
         </w:tc>
@@ -44667,7 +44667,7 @@
                 <w:sz w:val="13"/>
                 <w:szCs w:val="13"/>
               </w:rPr>
-              <w:t xml:space="preserve">EFL C/4 · ESL 不接受</w:t>
+              <w:t xml:space="preserve">EFL C · ESL C</w:t>
             </w:r>
           </w:p>
         </w:tc>
@@ -44870,7 +44870,7 @@
                 <w:sz w:val="13"/>
                 <w:szCs w:val="13"/>
               </w:rPr>
-              <w:t xml:space="preserve">EFL C/4 · ESL 不接受</w:t>
+              <w:t xml:space="preserve">EFL C · ESL C</w:t>
             </w:r>
           </w:p>
         </w:tc>
@@ -45073,7 +45073,7 @@
                 <w:sz w:val="13"/>
                 <w:szCs w:val="13"/>
               </w:rPr>
-              <w:t xml:space="preserve">EFL C/4 · ESL 不接受</w:t>
+              <w:t xml:space="preserve">EFL C · ESL C</w:t>
             </w:r>
           </w:p>
         </w:tc>
@@ -45276,7 +45276,7 @@
                 <w:sz w:val="13"/>
                 <w:szCs w:val="13"/>
               </w:rPr>
-              <w:t xml:space="preserve">EFL C/4 · ESL 不接受</w:t>
+              <w:t xml:space="preserve">EFL C · ESL C</w:t>
             </w:r>
           </w:p>
         </w:tc>
@@ -45479,7 +45479,7 @@
                 <w:sz w:val="13"/>
                 <w:szCs w:val="13"/>
               </w:rPr>
-              <w:t xml:space="preserve">EFL C/4 · ESL 不接受</w:t>
+              <w:t xml:space="preserve">EFL C · ESL C</w:t>
             </w:r>
           </w:p>
         </w:tc>
@@ -45682,7 +45682,7 @@
                 <w:sz w:val="13"/>
                 <w:szCs w:val="13"/>
               </w:rPr>
-              <w:t xml:space="preserve">EFL C/4 · ESL 不接受</w:t>
+              <w:t xml:space="preserve">EFL C · ESL C</w:t>
             </w:r>
           </w:p>
         </w:tc>
@@ -45885,7 +45885,7 @@
                 <w:sz w:val="13"/>
                 <w:szCs w:val="13"/>
               </w:rPr>
-              <w:t xml:space="preserve">EFL C/4 · ESL 不接受</w:t>
+              <w:t xml:space="preserve">EFL C · ESL C</w:t>
             </w:r>
           </w:p>
         </w:tc>
@@ -46089,7 +46089,7 @@
                 <w:sz w:val="13"/>
                 <w:szCs w:val="13"/>
               </w:rPr>
-              <w:t xml:space="preserve">EFL C/4 · ESL 不接受</w:t>
+              <w:t xml:space="preserve">EFL C · ESL C</w:t>
             </w:r>
           </w:p>
         </w:tc>
@@ -46292,7 +46292,7 @@
                 <w:sz w:val="13"/>
                 <w:szCs w:val="13"/>
               </w:rPr>
-              <w:t xml:space="preserve">EFL C/4 · ESL 不接受</w:t>
+              <w:t xml:space="preserve">EFL C · ESL C</w:t>
             </w:r>
           </w:p>
         </w:tc>
@@ -46496,7 +46496,7 @@
                 <w:sz w:val="13"/>
                 <w:szCs w:val="13"/>
               </w:rPr>
-              <w:t xml:space="preserve">EFL C/4 · ESL 不接受</w:t>
+              <w:t xml:space="preserve">EFL C · ESL C</w:t>
             </w:r>
           </w:p>
         </w:tc>
@@ -46699,7 +46699,7 @@
                 <w:sz w:val="13"/>
                 <w:szCs w:val="13"/>
               </w:rPr>
-              <w:t xml:space="preserve">EFL C/4 · ESL 不接受</w:t>
+              <w:t xml:space="preserve">EFL C · ESL C</w:t>
             </w:r>
           </w:p>
         </w:tc>
@@ -46903,7 +46903,7 @@
                 <w:sz w:val="13"/>
                 <w:szCs w:val="13"/>
               </w:rPr>
-              <w:t xml:space="preserve">EFL C/4 · ESL 不接受</w:t>
+              <w:t xml:space="preserve">EFL C · ESL C</w:t>
             </w:r>
           </w:p>
         </w:tc>
@@ -47463,7 +47463,7 @@
                 <w:sz w:val="13"/>
                 <w:szCs w:val="13"/>
               </w:rPr>
-              <w:t xml:space="preserve">EFL 4/C · ESL 不接受</w:t>
+              <w:t xml:space="preserve">EFL C · ESL 不接受</w:t>
             </w:r>
           </w:p>
         </w:tc>
@@ -47667,7 +47667,7 @@
                 <w:sz w:val="13"/>
                 <w:szCs w:val="13"/>
               </w:rPr>
-              <w:t xml:space="preserve">EFL 4/C · ESL 不接受</w:t>
+              <w:t xml:space="preserve">EFL C · ESL 不接受</w:t>
             </w:r>
           </w:p>
         </w:tc>
@@ -47871,7 +47871,7 @@
                 <w:sz w:val="13"/>
                 <w:szCs w:val="13"/>
               </w:rPr>
-              <w:t xml:space="preserve">EFL 4/C · ESL 不接受</w:t>
+              <w:t xml:space="preserve">EFL C · ESL 不接受</w:t>
             </w:r>
           </w:p>
         </w:tc>
@@ -48075,7 +48075,7 @@
                 <w:sz w:val="13"/>
                 <w:szCs w:val="13"/>
               </w:rPr>
-              <w:t xml:space="preserve">EFL 4/C · ESL 不接受</w:t>
+              <w:t xml:space="preserve">EFL C · ESL 不接受</w:t>
             </w:r>
           </w:p>
         </w:tc>
@@ -48279,7 +48279,7 @@
                 <w:sz w:val="13"/>
                 <w:szCs w:val="13"/>
               </w:rPr>
-              <w:t xml:space="preserve">EFL 4/C · ESL 不接受</w:t>
+              <w:t xml:space="preserve">EFL C · ESL 不接受</w:t>
             </w:r>
           </w:p>
         </w:tc>
@@ -48483,7 +48483,7 @@
                 <w:sz w:val="13"/>
                 <w:szCs w:val="13"/>
               </w:rPr>
-              <w:t xml:space="preserve">EFL 4/C · ESL 不接受</w:t>
+              <w:t xml:space="preserve">EFL B · ESL 不接受</w:t>
             </w:r>
           </w:p>
         </w:tc>
@@ -48686,7 +48686,7 @@
                 <w:sz w:val="13"/>
                 <w:szCs w:val="13"/>
               </w:rPr>
-              <w:t xml:space="preserve">EFL 4/C · ESL 不接受</w:t>
+              <w:t xml:space="preserve">EFL B · ESL 不接受</w:t>
             </w:r>
           </w:p>
         </w:tc>
@@ -48890,7 +48890,7 @@
                 <w:sz w:val="13"/>
                 <w:szCs w:val="13"/>
               </w:rPr>
-              <w:t xml:space="preserve">EFL 4/C · ESL 不接受</w:t>
+              <w:t xml:space="preserve">EFL B · ESL 不接受</w:t>
             </w:r>
           </w:p>
         </w:tc>
@@ -49093,7 +49093,7 @@
                 <w:sz w:val="13"/>
                 <w:szCs w:val="13"/>
               </w:rPr>
-              <w:t xml:space="preserve">EFL 4/C · ESL 不接受</w:t>
+              <w:t xml:space="preserve">EFL B · ESL 不接受</w:t>
             </w:r>
           </w:p>
         </w:tc>
@@ -49296,7 +49296,7 @@
                 <w:sz w:val="13"/>
                 <w:szCs w:val="13"/>
               </w:rPr>
-              <w:t xml:space="preserve">EFL 4/C · ESL 不接受</w:t>
+              <w:t xml:space="preserve">EFL C · ESL 不接受</w:t>
             </w:r>
           </w:p>
         </w:tc>
@@ -49500,7 +49500,7 @@
                 <w:sz w:val="13"/>
                 <w:szCs w:val="13"/>
               </w:rPr>
-              <w:t xml:space="preserve">EFL 4/C · ESL 不接受</w:t>
+              <w:t xml:space="preserve">EFL C · ESL 不接受</w:t>
             </w:r>
           </w:p>
         </w:tc>
@@ -49703,7 +49703,7 @@
                 <w:sz w:val="13"/>
                 <w:szCs w:val="13"/>
               </w:rPr>
-              <w:t xml:space="preserve">EFL 4/C · ESL 不接受</w:t>
+              <w:t xml:space="preserve">EFL C · ESL 不接受</w:t>
             </w:r>
           </w:p>
         </w:tc>
@@ -49906,7 +49906,7 @@
                 <w:sz w:val="13"/>
                 <w:szCs w:val="13"/>
               </w:rPr>
-              <w:t xml:space="preserve">EFL 4/C · ESL 不接受</w:t>
+              <w:t xml:space="preserve">EFL C · ESL 不接受</w:t>
             </w:r>
           </w:p>
         </w:tc>
@@ -50109,7 +50109,7 @@
                 <w:sz w:val="13"/>
                 <w:szCs w:val="13"/>
               </w:rPr>
-              <w:t xml:space="preserve">EFL 6/B · ESL 不接受</w:t>
+              <w:t xml:space="preserve">EFL C · ESL 不接受</w:t>
             </w:r>
           </w:p>
         </w:tc>
@@ -50312,7 +50312,7 @@
                 <w:sz w:val="13"/>
                 <w:szCs w:val="13"/>
               </w:rPr>
-              <w:t xml:space="preserve">EFL 4/C · ESL 不接受</w:t>
+              <w:t xml:space="preserve">EFL C · ESL 不接受</w:t>
             </w:r>
           </w:p>
         </w:tc>
@@ -50515,7 +50515,7 @@
                 <w:sz w:val="13"/>
                 <w:szCs w:val="13"/>
               </w:rPr>
-              <w:t xml:space="preserve">EFL 4/C · ESL 不接受</w:t>
+              <w:t xml:space="preserve">EFL C · ESL 不接受</w:t>
             </w:r>
           </w:p>
         </w:tc>
@@ -50718,7 +50718,7 @@
                 <w:sz w:val="13"/>
                 <w:szCs w:val="13"/>
               </w:rPr>
-              <w:t xml:space="preserve">EFL 6/B · ESL 不接受</w:t>
+              <w:t xml:space="preserve">EFL B · ESL 不接受</w:t>
             </w:r>
           </w:p>
         </w:tc>
@@ -50921,7 +50921,7 @@
                 <w:sz w:val="13"/>
                 <w:szCs w:val="13"/>
               </w:rPr>
-              <w:t xml:space="preserve">EFL 4/C · ESL 不接受</w:t>
+              <w:t xml:space="preserve">EFL C · ESL 不接受</w:t>
             </w:r>
           </w:p>
         </w:tc>
@@ -51124,7 +51124,7 @@
                 <w:sz w:val="13"/>
                 <w:szCs w:val="13"/>
               </w:rPr>
-              <w:t xml:space="preserve">EFL 6/B · ESL 不接受</w:t>
+              <w:t xml:space="preserve">EFL B · ESL 不接受</w:t>
             </w:r>
           </w:p>
         </w:tc>
@@ -51327,7 +51327,7 @@
                 <w:sz w:val="13"/>
                 <w:szCs w:val="13"/>
               </w:rPr>
-              <w:t xml:space="preserve">EFL 4/C · ESL 不接受</w:t>
+              <w:t xml:space="preserve">EFL C · ESL 不接受</w:t>
             </w:r>
           </w:p>
         </w:tc>
@@ -51530,7 +51530,7 @@
                 <w:sz w:val="13"/>
                 <w:szCs w:val="13"/>
               </w:rPr>
-              <w:t xml:space="preserve">EFL 4/C · ESL 不接受</w:t>
+              <w:t xml:space="preserve">EFL C · ESL 不接受</w:t>
             </w:r>
           </w:p>
         </w:tc>
@@ -51733,7 +51733,7 @@
                 <w:sz w:val="13"/>
                 <w:szCs w:val="13"/>
               </w:rPr>
-              <w:t xml:space="preserve">EFL 4/C · ESL 不接受</w:t>
+              <w:t xml:space="preserve">EFL C · ESL 不接受</w:t>
             </w:r>
           </w:p>
         </w:tc>
@@ -51936,7 +51936,7 @@
                 <w:sz w:val="13"/>
                 <w:szCs w:val="13"/>
               </w:rPr>
-              <w:t xml:space="preserve">EFL 4/C · ESL 不接受</w:t>
+              <w:t xml:space="preserve">EFL C · ESL 不接受</w:t>
             </w:r>
           </w:p>
         </w:tc>
@@ -52496,7 +52496,7 @@
                 <w:sz w:val="13"/>
                 <w:szCs w:val="13"/>
               </w:rPr>
-              <w:t xml:space="preserve">EFL C/4 · ESL B/6</w:t>
+              <w:t xml:space="preserve">EFL C · ESL B</w:t>
             </w:r>
           </w:p>
         </w:tc>
@@ -52700,7 +52700,7 @@
                 <w:sz w:val="13"/>
                 <w:szCs w:val="13"/>
               </w:rPr>
-              <w:t xml:space="preserve">EFL C/4 · ESL B/6</w:t>
+              <w:t xml:space="preserve">EFL C · ESL B</w:t>
             </w:r>
           </w:p>
         </w:tc>
@@ -52904,7 +52904,7 @@
                 <w:sz w:val="13"/>
                 <w:szCs w:val="13"/>
               </w:rPr>
-              <w:t xml:space="preserve">EFL C/4 · ESL B/6</w:t>
+              <w:t xml:space="preserve">EFL C · ESL B</w:t>
             </w:r>
           </w:p>
         </w:tc>
@@ -53108,7 +53108,7 @@
                 <w:sz w:val="13"/>
                 <w:szCs w:val="13"/>
               </w:rPr>
-              <w:t xml:space="preserve">EFL C/4 · ESL B/6</w:t>
+              <w:t xml:space="preserve">EFL C · ESL B</w:t>
             </w:r>
           </w:p>
         </w:tc>
@@ -53312,7 +53312,7 @@
                 <w:sz w:val="13"/>
                 <w:szCs w:val="13"/>
               </w:rPr>
-              <w:t xml:space="preserve">EFL C/4 · ESL B/6</w:t>
+              <w:t xml:space="preserve">EFL C · ESL B</w:t>
             </w:r>
           </w:p>
         </w:tc>
@@ -53516,7 +53516,7 @@
                 <w:sz w:val="13"/>
                 <w:szCs w:val="13"/>
               </w:rPr>
-              <w:t xml:space="preserve">EFL C/4 · ESL B/6</w:t>
+              <w:t xml:space="preserve">EFL C · ESL B</w:t>
             </w:r>
           </w:p>
         </w:tc>
@@ -53720,7 +53720,7 @@
                 <w:sz w:val="13"/>
                 <w:szCs w:val="13"/>
               </w:rPr>
-              <w:t xml:space="preserve">EFL C/4 · ESL B/6</w:t>
+              <w:t xml:space="preserve">EFL C · ESL B</w:t>
             </w:r>
           </w:p>
         </w:tc>
@@ -53923,7 +53923,7 @@
                 <w:sz w:val="13"/>
                 <w:szCs w:val="13"/>
               </w:rPr>
-              <w:t xml:space="preserve">EFL C/4 · ESL B/6</w:t>
+              <w:t xml:space="preserve">EFL C · ESL B</w:t>
             </w:r>
           </w:p>
         </w:tc>
@@ -54126,7 +54126,7 @@
                 <w:sz w:val="13"/>
                 <w:szCs w:val="13"/>
               </w:rPr>
-              <w:t xml:space="preserve">EFL C/4 · ESL B/6</w:t>
+              <w:t xml:space="preserve">EFL C · ESL B</w:t>
             </w:r>
           </w:p>
         </w:tc>
@@ -54329,7 +54329,7 @@
                 <w:sz w:val="13"/>
                 <w:szCs w:val="13"/>
               </w:rPr>
-              <w:t xml:space="preserve">EFL C/4 · ESL B/6</w:t>
+              <w:t xml:space="preserve">EFL C · ESL B</w:t>
             </w:r>
           </w:p>
         </w:tc>
@@ -54532,7 +54532,7 @@
                 <w:sz w:val="13"/>
                 <w:szCs w:val="13"/>
               </w:rPr>
-              <w:t xml:space="preserve">EFL C/4 · ESL B/6</w:t>
+              <w:t xml:space="preserve">EFL C · ESL B</w:t>
             </w:r>
           </w:p>
         </w:tc>
@@ -54735,7 +54735,7 @@
                 <w:sz w:val="13"/>
                 <w:szCs w:val="13"/>
               </w:rPr>
-              <w:t xml:space="preserve">EFL B/6 · ESL A/7</w:t>
+              <w:t xml:space="preserve">EFL B · ESL A</w:t>
             </w:r>
           </w:p>
         </w:tc>
@@ -54938,7 +54938,7 @@
                 <w:sz w:val="13"/>
                 <w:szCs w:val="13"/>
               </w:rPr>
-              <w:t xml:space="preserve">EFL B/6 · ESL A/7</w:t>
+              <w:t xml:space="preserve">EFL B · ESL A</w:t>
             </w:r>
           </w:p>
         </w:tc>
@@ -55142,7 +55142,7 @@
                 <w:sz w:val="13"/>
                 <w:szCs w:val="13"/>
               </w:rPr>
-              <w:t xml:space="preserve">EFL B/6 · ESL A/7</w:t>
+              <w:t xml:space="preserve">EFL B · ESL A</w:t>
             </w:r>
           </w:p>
         </w:tc>
@@ -55345,7 +55345,7 @@
                 <w:sz w:val="13"/>
                 <w:szCs w:val="13"/>
               </w:rPr>
-              <w:t xml:space="preserve">EFL B/6 · ESL A/7</w:t>
+              <w:t xml:space="preserve">EFL B · ESL A</w:t>
             </w:r>
           </w:p>
         </w:tc>
@@ -55549,7 +55549,7 @@
                 <w:sz w:val="13"/>
                 <w:szCs w:val="13"/>
               </w:rPr>
-              <w:t xml:space="preserve">EFL B/6 · ESL A/7</w:t>
+              <w:t xml:space="preserve">EFL B · ESL A</w:t>
             </w:r>
           </w:p>
         </w:tc>
@@ -55752,7 +55752,7 @@
                 <w:sz w:val="13"/>
                 <w:szCs w:val="13"/>
               </w:rPr>
-              <w:t xml:space="preserve">EFL C/4 · ESL B/6</w:t>
+              <w:t xml:space="preserve">EFL C · ESL B</w:t>
             </w:r>
           </w:p>
         </w:tc>
@@ -55955,7 +55955,7 @@
                 <w:sz w:val="13"/>
                 <w:szCs w:val="13"/>
               </w:rPr>
-              <w:t xml:space="preserve">EFL C/4 · ESL B/6</w:t>
+              <w:t xml:space="preserve">EFL C · ESL B</w:t>
             </w:r>
           </w:p>
         </w:tc>
@@ -56158,7 +56158,7 @@
                 <w:sz w:val="13"/>
                 <w:szCs w:val="13"/>
               </w:rPr>
-              <w:t xml:space="preserve">EFL C/4 · ESL B/6</w:t>
+              <w:t xml:space="preserve">EFL C · ESL B</w:t>
             </w:r>
           </w:p>
         </w:tc>
@@ -56361,7 +56361,7 @@
                 <w:sz w:val="13"/>
                 <w:szCs w:val="13"/>
               </w:rPr>
-              <w:t xml:space="preserve">EFL C/4 · ESL B/6</w:t>
+              <w:t xml:space="preserve">EFL C · ESL B</w:t>
             </w:r>
           </w:p>
         </w:tc>
@@ -56564,7 +56564,7 @@
                 <w:sz w:val="13"/>
                 <w:szCs w:val="13"/>
               </w:rPr>
-              <w:t xml:space="preserve">EFL C/4 · ESL B/6</w:t>
+              <w:t xml:space="preserve">EFL C · ESL B</w:t>
             </w:r>
           </w:p>
         </w:tc>
@@ -56767,7 +56767,7 @@
                 <w:sz w:val="13"/>
                 <w:szCs w:val="13"/>
               </w:rPr>
-              <w:t xml:space="preserve">EFL A/7 · ESL A*/9</w:t>
+              <w:t xml:space="preserve">EFL A · ESL A*</w:t>
             </w:r>
           </w:p>
         </w:tc>
@@ -56971,7 +56971,7 @@
                 <w:sz w:val="13"/>
                 <w:szCs w:val="13"/>
               </w:rPr>
-              <w:t xml:space="preserve">EFL A/7 · ESL A*/9</w:t>
+              <w:t xml:space="preserve">EFL A · ESL A*</w:t>
             </w:r>
           </w:p>
         </w:tc>
@@ -57175,7 +57175,7 @@
                 <w:sz w:val="13"/>
                 <w:szCs w:val="13"/>
               </w:rPr>
-              <w:t xml:space="preserve">EFL B/6 · ESL A/7</w:t>
+              <w:t xml:space="preserve">EFL B · ESL A</w:t>
             </w:r>
           </w:p>
         </w:tc>
@@ -57379,7 +57379,7 @@
                 <w:sz w:val="13"/>
                 <w:szCs w:val="13"/>
               </w:rPr>
-              <w:t xml:space="preserve">EFL B/6 · ESL A/7</w:t>
+              <w:t xml:space="preserve">EFL B · ESL A</w:t>
             </w:r>
           </w:p>
         </w:tc>
@@ -57583,7 +57583,7 @@
                 <w:sz w:val="13"/>
                 <w:szCs w:val="13"/>
               </w:rPr>
-              <w:t xml:space="preserve">EFL B/6 · ESL A/7</w:t>
+              <w:t xml:space="preserve">EFL B · ESL A</w:t>
             </w:r>
           </w:p>
         </w:tc>
@@ -57786,7 +57786,7 @@
                 <w:sz w:val="13"/>
                 <w:szCs w:val="13"/>
               </w:rPr>
-              <w:t xml:space="preserve">EFL A/7 · ESL A*/9</w:t>
+              <w:t xml:space="preserve">EFL A · ESL A*</w:t>
             </w:r>
           </w:p>
         </w:tc>
@@ -57989,7 +57989,7 @@
                 <w:sz w:val="13"/>
                 <w:szCs w:val="13"/>
               </w:rPr>
-              <w:t xml:space="preserve">EFL C/4 · ESL B/6</w:t>
+              <w:t xml:space="preserve">EFL C · ESL B</w:t>
             </w:r>
           </w:p>
         </w:tc>
@@ -58193,7 +58193,7 @@
                 <w:sz w:val="13"/>
                 <w:szCs w:val="13"/>
               </w:rPr>
-              <w:t xml:space="preserve">EFL A/7 · ESL 不接受</w:t>
+              <w:t xml:space="preserve">EFL A · ESL 不接受</w:t>
             </w:r>
           </w:p>
         </w:tc>
@@ -58397,7 +58397,7 @@
                 <w:sz w:val="13"/>
                 <w:szCs w:val="13"/>
               </w:rPr>
-              <w:t xml:space="preserve">EFL A/7 · ESL A*/9</w:t>
+              <w:t xml:space="preserve">EFL A · ESL A*</w:t>
             </w:r>
           </w:p>
         </w:tc>
@@ -58601,7 +58601,7 @@
                 <w:sz w:val="13"/>
                 <w:szCs w:val="13"/>
               </w:rPr>
-              <w:t xml:space="preserve">EFL A/7 · ESL A*/9</w:t>
+              <w:t xml:space="preserve">EFL A · ESL A*</w:t>
             </w:r>
           </w:p>
         </w:tc>
@@ -58804,7 +58804,7 @@
                 <w:sz w:val="13"/>
                 <w:szCs w:val="13"/>
               </w:rPr>
-              <w:t xml:space="preserve">EFL A/7 · ESL A*/9</w:t>
+              <w:t xml:space="preserve">EFL A · ESL A*</w:t>
             </w:r>
           </w:p>
         </w:tc>
@@ -59008,7 +59008,7 @@
                 <w:sz w:val="13"/>
                 <w:szCs w:val="13"/>
               </w:rPr>
-              <w:t xml:space="preserve">EFL A/7 · ESL A*/9</w:t>
+              <w:t xml:space="preserve">EFL A · ESL A*</w:t>
             </w:r>
           </w:p>
         </w:tc>
@@ -59212,7 +59212,7 @@
                 <w:sz w:val="13"/>
                 <w:szCs w:val="13"/>
               </w:rPr>
-              <w:t xml:space="preserve">EFL A/7 · ESL A*/9</w:t>
+              <w:t xml:space="preserve">EFL A · ESL A*</w:t>
             </w:r>
           </w:p>
         </w:tc>
